--- a/ACPOS_STR-01_WORKSPACE_MOTHER_BASIC_DESIGN_TECH_PURPLE_v1.0.docx
+++ b/ACPOS_STR-01_WORKSPACE_MOTHER_BASIC_DESIGN_TECH_PURPLE_v1.0.docx
@@ -23744,11 +23744,17 @@
     </w:p>
     <w:p>
       <w:pPr>
+        <w:pStyle w:val="Heading1"/>
+      </w:pPr>
+      <w:r>
+        <w:t>2026-09-21 Machine Authority Construction Closure / 機器權威施工綁定封板</w:t>
+      </w:r>
+    </w:p>
+    <w:p>
+      <w:pPr>
         <w:sectPr>
-          <w:headerReference w:type="default" r:id="rId9"/>
-          <w:footerReference w:type="default" r:id="rId10"/>
-          <w:pgSz w:w="12240" w:h="15840"/>
-          <w:pgMar w:top="720" w:right="792" w:bottom="720" w:left="792" w:header="259" w:footer="259" w:gutter="0"/>
+          <w:pgSz w:w="15840" w:h="12240" w:orient="landscape"/>
+          <w:pgMar w:top="576" w:right="504" w:bottom="576" w:left="504" w:header="259" w:footer="259" w:gutter="0"/>
           <w:cols w:space="720"/>
           <w:docGrid w:linePitch="360"/>
         </w:sectPr>
@@ -23767,7 +23773,7 @@
         <w:rPr>
           <w:b/>
         </w:rPr>
-        <w:t xml:space="preserve">[ACPOS-20260921-SOURCE-GROUNDED-CONSTRUCTION-CLOSURE-V1] </w:t>
+        <w:t xml:space="preserve">[ACPOS-20260921-SOURCE-GROUNDED-CONSTRUCTION-CLOSURE-V2] </w:t>
       </w:r>
       <w:r>
         <w:t>Source-grounded only. Existing Current source wins; missing source values remain blocked/decision-required. This closure supersedes the prior generic 2026-09-21 V1/V3 annex only, not the original domain logic or human visual review gates.</w:t>
@@ -23788,8 +23794,8 @@
         <w:tblLook w:firstColumn="1" w:firstRow="1" w:lastColumn="0" w:lastRow="0" w:noHBand="0" w:noVBand="1" w:val="04A0"/>
       </w:tblPr>
       <w:tblGrid>
-        <w:gridCol w:w="7416"/>
-        <w:gridCol w:w="7416"/>
+        <w:gridCol w:w="5616"/>
+        <w:gridCol w:w="5616"/>
       </w:tblGrid>
       <w:tr>
         <w:trPr>
@@ -23797,7 +23803,7 @@
         </w:trPr>
         <w:tc>
           <w:tcPr>
-            <w:tcW w:type="dxa" w:w="7416"/>
+            <w:tcW w:type="dxa" w:w="5616"/>
             <w:shd w:fill="EDE9FE"/>
           </w:tcPr>
           <w:p>
@@ -23811,7 +23817,7 @@
         </w:tc>
         <w:tc>
           <w:tcPr>
-            <w:tcW w:type="dxa" w:w="7416"/>
+            <w:tcW w:type="dxa" w:w="5616"/>
             <w:shd w:fill="EDE9FE"/>
           </w:tcPr>
           <w:p>
@@ -23827,7 +23833,7 @@
       <w:tr>
         <w:tc>
           <w:tcPr>
-            <w:tcW w:type="dxa" w:w="7416"/>
+            <w:tcW w:type="dxa" w:w="5616"/>
           </w:tcPr>
           <w:p>
             <w:r>
@@ -23840,7 +23846,7 @@
         </w:tc>
         <w:tc>
           <w:tcPr>
-            <w:tcW w:type="dxa" w:w="7416"/>
+            <w:tcW w:type="dxa" w:w="5616"/>
           </w:tcPr>
           <w:p>
             <w:r>
@@ -23855,7 +23861,7 @@
       <w:tr>
         <w:tc>
           <w:tcPr>
-            <w:tcW w:type="dxa" w:w="7416"/>
+            <w:tcW w:type="dxa" w:w="5616"/>
           </w:tcPr>
           <w:p>
             <w:r>
@@ -23868,7 +23874,7 @@
         </w:tc>
         <w:tc>
           <w:tcPr>
-            <w:tcW w:type="dxa" w:w="7416"/>
+            <w:tcW w:type="dxa" w:w="5616"/>
           </w:tcPr>
           <w:p>
             <w:r>
@@ -23883,7 +23889,7 @@
       <w:tr>
         <w:tc>
           <w:tcPr>
-            <w:tcW w:type="dxa" w:w="7416"/>
+            <w:tcW w:type="dxa" w:w="5616"/>
           </w:tcPr>
           <w:p>
             <w:r>
@@ -23896,7 +23902,7 @@
         </w:tc>
         <w:tc>
           <w:tcPr>
-            <w:tcW w:type="dxa" w:w="7416"/>
+            <w:tcW w:type="dxa" w:w="5616"/>
           </w:tcPr>
           <w:p>
             <w:r>
@@ -23911,7 +23917,7 @@
       <w:tr>
         <w:tc>
           <w:tcPr>
-            <w:tcW w:type="dxa" w:w="7416"/>
+            <w:tcW w:type="dxa" w:w="5616"/>
           </w:tcPr>
           <w:p>
             <w:r>
@@ -23924,7 +23930,7 @@
         </w:tc>
         <w:tc>
           <w:tcPr>
-            <w:tcW w:type="dxa" w:w="7416"/>
+            <w:tcW w:type="dxa" w:w="5616"/>
           </w:tcPr>
           <w:p>
             <w:r>
@@ -23939,7 +23945,7 @@
       <w:tr>
         <w:tc>
           <w:tcPr>
-            <w:tcW w:type="dxa" w:w="7416"/>
+            <w:tcW w:type="dxa" w:w="5616"/>
           </w:tcPr>
           <w:p>
             <w:r>
@@ -23952,7 +23958,7 @@
         </w:tc>
         <w:tc>
           <w:tcPr>
-            <w:tcW w:type="dxa" w:w="7416"/>
+            <w:tcW w:type="dxa" w:w="5616"/>
           </w:tcPr>
           <w:p>
             <w:r>
@@ -23967,7 +23973,7 @@
       <w:tr>
         <w:tc>
           <w:tcPr>
-            <w:tcW w:type="dxa" w:w="7416"/>
+            <w:tcW w:type="dxa" w:w="5616"/>
           </w:tcPr>
           <w:p>
             <w:r>
@@ -23980,7 +23986,7 @@
         </w:tc>
         <w:tc>
           <w:tcPr>
-            <w:tcW w:type="dxa" w:w="7416"/>
+            <w:tcW w:type="dxa" w:w="5616"/>
           </w:tcPr>
           <w:p>
             <w:r>
@@ -24000,19 +24006,19 @@
         <w:tblLook w:firstColumn="1" w:firstRow="1" w:lastColumn="0" w:lastRow="0" w:noHBand="0" w:noVBand="1" w:val="04A0"/>
       </w:tblPr>
       <w:tblGrid>
-        <w:gridCol w:w="1141"/>
-        <w:gridCol w:w="1141"/>
-        <w:gridCol w:w="1141"/>
-        <w:gridCol w:w="1141"/>
-        <w:gridCol w:w="1141"/>
-        <w:gridCol w:w="1141"/>
-        <w:gridCol w:w="1141"/>
-        <w:gridCol w:w="1141"/>
-        <w:gridCol w:w="1141"/>
-        <w:gridCol w:w="1141"/>
-        <w:gridCol w:w="1141"/>
-        <w:gridCol w:w="1141"/>
-        <w:gridCol w:w="1141"/>
+        <w:gridCol w:w="864"/>
+        <w:gridCol w:w="864"/>
+        <w:gridCol w:w="864"/>
+        <w:gridCol w:w="864"/>
+        <w:gridCol w:w="864"/>
+        <w:gridCol w:w="864"/>
+        <w:gridCol w:w="864"/>
+        <w:gridCol w:w="864"/>
+        <w:gridCol w:w="864"/>
+        <w:gridCol w:w="864"/>
+        <w:gridCol w:w="864"/>
+        <w:gridCol w:w="864"/>
+        <w:gridCol w:w="864"/>
       </w:tblGrid>
       <w:tr>
         <w:trPr>
@@ -24020,7 +24026,7 @@
         </w:trPr>
         <w:tc>
           <w:tcPr>
-            <w:tcW w:type="dxa" w:w="1141"/>
+            <w:tcW w:type="dxa" w:w="864"/>
             <w:shd w:fill="EDE9FE"/>
           </w:tcPr>
           <w:p>
@@ -24034,7 +24040,7 @@
         </w:tc>
         <w:tc>
           <w:tcPr>
-            <w:tcW w:type="dxa" w:w="1141"/>
+            <w:tcW w:type="dxa" w:w="864"/>
             <w:shd w:fill="EDE9FE"/>
           </w:tcPr>
           <w:p>
@@ -24048,7 +24054,7 @@
         </w:tc>
         <w:tc>
           <w:tcPr>
-            <w:tcW w:type="dxa" w:w="1141"/>
+            <w:tcW w:type="dxa" w:w="864"/>
             <w:shd w:fill="EDE9FE"/>
           </w:tcPr>
           <w:p>
@@ -24062,7 +24068,7 @@
         </w:tc>
         <w:tc>
           <w:tcPr>
-            <w:tcW w:type="dxa" w:w="1141"/>
+            <w:tcW w:type="dxa" w:w="864"/>
             <w:shd w:fill="EDE9FE"/>
           </w:tcPr>
           <w:p>
@@ -24076,7 +24082,7 @@
         </w:tc>
         <w:tc>
           <w:tcPr>
-            <w:tcW w:type="dxa" w:w="1141"/>
+            <w:tcW w:type="dxa" w:w="864"/>
             <w:shd w:fill="EDE9FE"/>
           </w:tcPr>
           <w:p>
@@ -24090,7 +24096,7 @@
         </w:tc>
         <w:tc>
           <w:tcPr>
-            <w:tcW w:type="dxa" w:w="1141"/>
+            <w:tcW w:type="dxa" w:w="864"/>
             <w:shd w:fill="EDE9FE"/>
           </w:tcPr>
           <w:p>
@@ -24104,7 +24110,7 @@
         </w:tc>
         <w:tc>
           <w:tcPr>
-            <w:tcW w:type="dxa" w:w="1141"/>
+            <w:tcW w:type="dxa" w:w="864"/>
             <w:shd w:fill="EDE9FE"/>
           </w:tcPr>
           <w:p>
@@ -24118,7 +24124,7 @@
         </w:tc>
         <w:tc>
           <w:tcPr>
-            <w:tcW w:type="dxa" w:w="1141"/>
+            <w:tcW w:type="dxa" w:w="864"/>
             <w:shd w:fill="EDE9FE"/>
           </w:tcPr>
           <w:p>
@@ -24132,7 +24138,7 @@
         </w:tc>
         <w:tc>
           <w:tcPr>
-            <w:tcW w:type="dxa" w:w="1141"/>
+            <w:tcW w:type="dxa" w:w="864"/>
             <w:shd w:fill="EDE9FE"/>
           </w:tcPr>
           <w:p>
@@ -24146,7 +24152,7 @@
         </w:tc>
         <w:tc>
           <w:tcPr>
-            <w:tcW w:type="dxa" w:w="1141"/>
+            <w:tcW w:type="dxa" w:w="864"/>
             <w:shd w:fill="EDE9FE"/>
           </w:tcPr>
           <w:p>
@@ -24160,7 +24166,7 @@
         </w:tc>
         <w:tc>
           <w:tcPr>
-            <w:tcW w:type="dxa" w:w="1141"/>
+            <w:tcW w:type="dxa" w:w="864"/>
             <w:shd w:fill="EDE9FE"/>
           </w:tcPr>
           <w:p>
@@ -24174,7 +24180,7 @@
         </w:tc>
         <w:tc>
           <w:tcPr>
-            <w:tcW w:type="dxa" w:w="1141"/>
+            <w:tcW w:type="dxa" w:w="864"/>
             <w:shd w:fill="EDE9FE"/>
           </w:tcPr>
           <w:p>
@@ -24188,7 +24194,7 @@
         </w:tc>
         <w:tc>
           <w:tcPr>
-            <w:tcW w:type="dxa" w:w="1141"/>
+            <w:tcW w:type="dxa" w:w="864"/>
             <w:shd w:fill="EDE9FE"/>
           </w:tcPr>
           <w:p>
@@ -24204,7 +24210,7 @@
       <w:tr>
         <w:tc>
           <w:tcPr>
-            <w:tcW w:type="dxa" w:w="1141"/>
+            <w:tcW w:type="dxa" w:w="864"/>
           </w:tcPr>
           <w:p>
             <w:r>
@@ -24217,7 +24223,7 @@
         </w:tc>
         <w:tc>
           <w:tcPr>
-            <w:tcW w:type="dxa" w:w="1141"/>
+            <w:tcW w:type="dxa" w:w="864"/>
           </w:tcPr>
           <w:p>
             <w:r>
@@ -24230,7 +24236,7 @@
         </w:tc>
         <w:tc>
           <w:tcPr>
-            <w:tcW w:type="dxa" w:w="1141"/>
+            <w:tcW w:type="dxa" w:w="864"/>
           </w:tcPr>
           <w:p>
             <w:r>
@@ -24243,7 +24249,7 @@
         </w:tc>
         <w:tc>
           <w:tcPr>
-            <w:tcW w:type="dxa" w:w="1141"/>
+            <w:tcW w:type="dxa" w:w="864"/>
           </w:tcPr>
           <w:p>
             <w:r>
@@ -24256,7 +24262,7 @@
         </w:tc>
         <w:tc>
           <w:tcPr>
-            <w:tcW w:type="dxa" w:w="1141"/>
+            <w:tcW w:type="dxa" w:w="864"/>
           </w:tcPr>
           <w:p>
             <w:r>
@@ -24269,7 +24275,7 @@
         </w:tc>
         <w:tc>
           <w:tcPr>
-            <w:tcW w:type="dxa" w:w="1141"/>
+            <w:tcW w:type="dxa" w:w="864"/>
           </w:tcPr>
           <w:p>
             <w:r>
@@ -24282,7 +24288,7 @@
         </w:tc>
         <w:tc>
           <w:tcPr>
-            <w:tcW w:type="dxa" w:w="1141"/>
+            <w:tcW w:type="dxa" w:w="864"/>
           </w:tcPr>
           <w:p>
             <w:r>
@@ -24295,7 +24301,7 @@
         </w:tc>
         <w:tc>
           <w:tcPr>
-            <w:tcW w:type="dxa" w:w="1141"/>
+            <w:tcW w:type="dxa" w:w="864"/>
           </w:tcPr>
           <w:p>
             <w:r>
@@ -24308,7 +24314,7 @@
         </w:tc>
         <w:tc>
           <w:tcPr>
-            <w:tcW w:type="dxa" w:w="1141"/>
+            <w:tcW w:type="dxa" w:w="864"/>
           </w:tcPr>
           <w:p>
             <w:r>
@@ -24321,7 +24327,7 @@
         </w:tc>
         <w:tc>
           <w:tcPr>
-            <w:tcW w:type="dxa" w:w="1141"/>
+            <w:tcW w:type="dxa" w:w="864"/>
           </w:tcPr>
           <w:p>
             <w:r>
@@ -24334,7 +24340,7 @@
         </w:tc>
         <w:tc>
           <w:tcPr>
-            <w:tcW w:type="dxa" w:w="1141"/>
+            <w:tcW w:type="dxa" w:w="864"/>
           </w:tcPr>
           <w:p>
             <w:r>
@@ -24347,7 +24353,7 @@
         </w:tc>
         <w:tc>
           <w:tcPr>
-            <w:tcW w:type="dxa" w:w="1141"/>
+            <w:tcW w:type="dxa" w:w="864"/>
           </w:tcPr>
           <w:p>
             <w:r>
@@ -24360,7 +24366,7 @@
         </w:tc>
         <w:tc>
           <w:tcPr>
-            <w:tcW w:type="dxa" w:w="1141"/>
+            <w:tcW w:type="dxa" w:w="864"/>
           </w:tcPr>
           <w:p>
             <w:r>
@@ -24375,7 +24381,7 @@
       <w:tr>
         <w:tc>
           <w:tcPr>
-            <w:tcW w:type="dxa" w:w="1141"/>
+            <w:tcW w:type="dxa" w:w="864"/>
           </w:tcPr>
           <w:p>
             <w:r>
@@ -24388,7 +24394,7 @@
         </w:tc>
         <w:tc>
           <w:tcPr>
-            <w:tcW w:type="dxa" w:w="1141"/>
+            <w:tcW w:type="dxa" w:w="864"/>
           </w:tcPr>
           <w:p>
             <w:r>
@@ -24401,7 +24407,7 @@
         </w:tc>
         <w:tc>
           <w:tcPr>
-            <w:tcW w:type="dxa" w:w="1141"/>
+            <w:tcW w:type="dxa" w:w="864"/>
           </w:tcPr>
           <w:p>
             <w:r>
@@ -24414,7 +24420,7 @@
         </w:tc>
         <w:tc>
           <w:tcPr>
-            <w:tcW w:type="dxa" w:w="1141"/>
+            <w:tcW w:type="dxa" w:w="864"/>
           </w:tcPr>
           <w:p>
             <w:r>
@@ -24427,7 +24433,7 @@
         </w:tc>
         <w:tc>
           <w:tcPr>
-            <w:tcW w:type="dxa" w:w="1141"/>
+            <w:tcW w:type="dxa" w:w="864"/>
           </w:tcPr>
           <w:p>
             <w:r>
@@ -24440,7 +24446,7 @@
         </w:tc>
         <w:tc>
           <w:tcPr>
-            <w:tcW w:type="dxa" w:w="1141"/>
+            <w:tcW w:type="dxa" w:w="864"/>
           </w:tcPr>
           <w:p>
             <w:r>
@@ -24453,7 +24459,7 @@
         </w:tc>
         <w:tc>
           <w:tcPr>
-            <w:tcW w:type="dxa" w:w="1141"/>
+            <w:tcW w:type="dxa" w:w="864"/>
           </w:tcPr>
           <w:p>
             <w:r>
@@ -24466,7 +24472,7 @@
         </w:tc>
         <w:tc>
           <w:tcPr>
-            <w:tcW w:type="dxa" w:w="1141"/>
+            <w:tcW w:type="dxa" w:w="864"/>
           </w:tcPr>
           <w:p>
             <w:r>
@@ -24479,7 +24485,7 @@
         </w:tc>
         <w:tc>
           <w:tcPr>
-            <w:tcW w:type="dxa" w:w="1141"/>
+            <w:tcW w:type="dxa" w:w="864"/>
           </w:tcPr>
           <w:p>
             <w:r>
@@ -24492,7 +24498,7 @@
         </w:tc>
         <w:tc>
           <w:tcPr>
-            <w:tcW w:type="dxa" w:w="1141"/>
+            <w:tcW w:type="dxa" w:w="864"/>
           </w:tcPr>
           <w:p>
             <w:r>
@@ -24505,7 +24511,7 @@
         </w:tc>
         <w:tc>
           <w:tcPr>
-            <w:tcW w:type="dxa" w:w="1141"/>
+            <w:tcW w:type="dxa" w:w="864"/>
           </w:tcPr>
           <w:p>
             <w:r>
@@ -24518,7 +24524,7 @@
         </w:tc>
         <w:tc>
           <w:tcPr>
-            <w:tcW w:type="dxa" w:w="1141"/>
+            <w:tcW w:type="dxa" w:w="864"/>
           </w:tcPr>
           <w:p>
             <w:r>
@@ -24531,7 +24537,7 @@
         </w:tc>
         <w:tc>
           <w:tcPr>
-            <w:tcW w:type="dxa" w:w="1141"/>
+            <w:tcW w:type="dxa" w:w="864"/>
           </w:tcPr>
           <w:p>
             <w:r>
@@ -24546,7 +24552,7 @@
       <w:tr>
         <w:tc>
           <w:tcPr>
-            <w:tcW w:type="dxa" w:w="1141"/>
+            <w:tcW w:type="dxa" w:w="864"/>
           </w:tcPr>
           <w:p>
             <w:r>
@@ -24559,7 +24565,7 @@
         </w:tc>
         <w:tc>
           <w:tcPr>
-            <w:tcW w:type="dxa" w:w="1141"/>
+            <w:tcW w:type="dxa" w:w="864"/>
           </w:tcPr>
           <w:p>
             <w:r>
@@ -24572,7 +24578,7 @@
         </w:tc>
         <w:tc>
           <w:tcPr>
-            <w:tcW w:type="dxa" w:w="1141"/>
+            <w:tcW w:type="dxa" w:w="864"/>
           </w:tcPr>
           <w:p>
             <w:r>
@@ -24585,7 +24591,7 @@
         </w:tc>
         <w:tc>
           <w:tcPr>
-            <w:tcW w:type="dxa" w:w="1141"/>
+            <w:tcW w:type="dxa" w:w="864"/>
           </w:tcPr>
           <w:p>
             <w:r>
@@ -24598,7 +24604,7 @@
         </w:tc>
         <w:tc>
           <w:tcPr>
-            <w:tcW w:type="dxa" w:w="1141"/>
+            <w:tcW w:type="dxa" w:w="864"/>
           </w:tcPr>
           <w:p>
             <w:r>
@@ -24611,7 +24617,7 @@
         </w:tc>
         <w:tc>
           <w:tcPr>
-            <w:tcW w:type="dxa" w:w="1141"/>
+            <w:tcW w:type="dxa" w:w="864"/>
           </w:tcPr>
           <w:p>
             <w:r>
@@ -24624,7 +24630,7 @@
         </w:tc>
         <w:tc>
           <w:tcPr>
-            <w:tcW w:type="dxa" w:w="1141"/>
+            <w:tcW w:type="dxa" w:w="864"/>
           </w:tcPr>
           <w:p>
             <w:r>
@@ -24637,7 +24643,7 @@
         </w:tc>
         <w:tc>
           <w:tcPr>
-            <w:tcW w:type="dxa" w:w="1141"/>
+            <w:tcW w:type="dxa" w:w="864"/>
           </w:tcPr>
           <w:p>
             <w:r>
@@ -24650,7 +24656,7 @@
         </w:tc>
         <w:tc>
           <w:tcPr>
-            <w:tcW w:type="dxa" w:w="1141"/>
+            <w:tcW w:type="dxa" w:w="864"/>
           </w:tcPr>
           <w:p>
             <w:r>
@@ -24663,7 +24669,7 @@
         </w:tc>
         <w:tc>
           <w:tcPr>
-            <w:tcW w:type="dxa" w:w="1141"/>
+            <w:tcW w:type="dxa" w:w="864"/>
           </w:tcPr>
           <w:p>
             <w:r>
@@ -24676,7 +24682,7 @@
         </w:tc>
         <w:tc>
           <w:tcPr>
-            <w:tcW w:type="dxa" w:w="1141"/>
+            <w:tcW w:type="dxa" w:w="864"/>
           </w:tcPr>
           <w:p>
             <w:r>
@@ -24689,7 +24695,7 @@
         </w:tc>
         <w:tc>
           <w:tcPr>
-            <w:tcW w:type="dxa" w:w="1141"/>
+            <w:tcW w:type="dxa" w:w="864"/>
           </w:tcPr>
           <w:p>
             <w:r>
@@ -24702,7 +24708,7 @@
         </w:tc>
         <w:tc>
           <w:tcPr>
-            <w:tcW w:type="dxa" w:w="1141"/>
+            <w:tcW w:type="dxa" w:w="864"/>
           </w:tcPr>
           <w:p>
             <w:r>
@@ -24717,7 +24723,7 @@
       <w:tr>
         <w:tc>
           <w:tcPr>
-            <w:tcW w:type="dxa" w:w="1141"/>
+            <w:tcW w:type="dxa" w:w="864"/>
           </w:tcPr>
           <w:p>
             <w:r>
@@ -24730,7 +24736,7 @@
         </w:tc>
         <w:tc>
           <w:tcPr>
-            <w:tcW w:type="dxa" w:w="1141"/>
+            <w:tcW w:type="dxa" w:w="864"/>
           </w:tcPr>
           <w:p>
             <w:r>
@@ -24743,7 +24749,7 @@
         </w:tc>
         <w:tc>
           <w:tcPr>
-            <w:tcW w:type="dxa" w:w="1141"/>
+            <w:tcW w:type="dxa" w:w="864"/>
           </w:tcPr>
           <w:p>
             <w:r>
@@ -24756,7 +24762,7 @@
         </w:tc>
         <w:tc>
           <w:tcPr>
-            <w:tcW w:type="dxa" w:w="1141"/>
+            <w:tcW w:type="dxa" w:w="864"/>
           </w:tcPr>
           <w:p>
             <w:r>
@@ -24769,7 +24775,7 @@
         </w:tc>
         <w:tc>
           <w:tcPr>
-            <w:tcW w:type="dxa" w:w="1141"/>
+            <w:tcW w:type="dxa" w:w="864"/>
           </w:tcPr>
           <w:p>
             <w:r>
@@ -24782,7 +24788,7 @@
         </w:tc>
         <w:tc>
           <w:tcPr>
-            <w:tcW w:type="dxa" w:w="1141"/>
+            <w:tcW w:type="dxa" w:w="864"/>
           </w:tcPr>
           <w:p>
             <w:r>
@@ -24795,7 +24801,7 @@
         </w:tc>
         <w:tc>
           <w:tcPr>
-            <w:tcW w:type="dxa" w:w="1141"/>
+            <w:tcW w:type="dxa" w:w="864"/>
           </w:tcPr>
           <w:p>
             <w:r>
@@ -24808,7 +24814,7 @@
         </w:tc>
         <w:tc>
           <w:tcPr>
-            <w:tcW w:type="dxa" w:w="1141"/>
+            <w:tcW w:type="dxa" w:w="864"/>
           </w:tcPr>
           <w:p>
             <w:r>
@@ -24821,7 +24827,7 @@
         </w:tc>
         <w:tc>
           <w:tcPr>
-            <w:tcW w:type="dxa" w:w="1141"/>
+            <w:tcW w:type="dxa" w:w="864"/>
           </w:tcPr>
           <w:p>
             <w:r>
@@ -24834,7 +24840,7 @@
         </w:tc>
         <w:tc>
           <w:tcPr>
-            <w:tcW w:type="dxa" w:w="1141"/>
+            <w:tcW w:type="dxa" w:w="864"/>
           </w:tcPr>
           <w:p>
             <w:r>
@@ -24847,7 +24853,7 @@
         </w:tc>
         <w:tc>
           <w:tcPr>
-            <w:tcW w:type="dxa" w:w="1141"/>
+            <w:tcW w:type="dxa" w:w="864"/>
           </w:tcPr>
           <w:p>
             <w:r>
@@ -24860,7 +24866,7 @@
         </w:tc>
         <w:tc>
           <w:tcPr>
-            <w:tcW w:type="dxa" w:w="1141"/>
+            <w:tcW w:type="dxa" w:w="864"/>
           </w:tcPr>
           <w:p>
             <w:r>
@@ -24873,7 +24879,7 @@
         </w:tc>
         <w:tc>
           <w:tcPr>
-            <w:tcW w:type="dxa" w:w="1141"/>
+            <w:tcW w:type="dxa" w:w="864"/>
           </w:tcPr>
           <w:p>
             <w:r>
@@ -24888,7 +24894,7 @@
       <w:tr>
         <w:tc>
           <w:tcPr>
-            <w:tcW w:type="dxa" w:w="1141"/>
+            <w:tcW w:type="dxa" w:w="864"/>
           </w:tcPr>
           <w:p>
             <w:r>
@@ -24901,7 +24907,7 @@
         </w:tc>
         <w:tc>
           <w:tcPr>
-            <w:tcW w:type="dxa" w:w="1141"/>
+            <w:tcW w:type="dxa" w:w="864"/>
           </w:tcPr>
           <w:p>
             <w:r>
@@ -24914,7 +24920,7 @@
         </w:tc>
         <w:tc>
           <w:tcPr>
-            <w:tcW w:type="dxa" w:w="1141"/>
+            <w:tcW w:type="dxa" w:w="864"/>
           </w:tcPr>
           <w:p>
             <w:r>
@@ -24927,7 +24933,7 @@
         </w:tc>
         <w:tc>
           <w:tcPr>
-            <w:tcW w:type="dxa" w:w="1141"/>
+            <w:tcW w:type="dxa" w:w="864"/>
           </w:tcPr>
           <w:p>
             <w:r>
@@ -24940,7 +24946,7 @@
         </w:tc>
         <w:tc>
           <w:tcPr>
-            <w:tcW w:type="dxa" w:w="1141"/>
+            <w:tcW w:type="dxa" w:w="864"/>
           </w:tcPr>
           <w:p>
             <w:r>
@@ -24953,7 +24959,7 @@
         </w:tc>
         <w:tc>
           <w:tcPr>
-            <w:tcW w:type="dxa" w:w="1141"/>
+            <w:tcW w:type="dxa" w:w="864"/>
           </w:tcPr>
           <w:p>
             <w:r>
@@ -24966,7 +24972,7 @@
         </w:tc>
         <w:tc>
           <w:tcPr>
-            <w:tcW w:type="dxa" w:w="1141"/>
+            <w:tcW w:type="dxa" w:w="864"/>
           </w:tcPr>
           <w:p>
             <w:r>
@@ -24979,7 +24985,7 @@
         </w:tc>
         <w:tc>
           <w:tcPr>
-            <w:tcW w:type="dxa" w:w="1141"/>
+            <w:tcW w:type="dxa" w:w="864"/>
           </w:tcPr>
           <w:p>
             <w:r>
@@ -24992,7 +24998,7 @@
         </w:tc>
         <w:tc>
           <w:tcPr>
-            <w:tcW w:type="dxa" w:w="1141"/>
+            <w:tcW w:type="dxa" w:w="864"/>
           </w:tcPr>
           <w:p>
             <w:r>
@@ -25005,7 +25011,7 @@
         </w:tc>
         <w:tc>
           <w:tcPr>
-            <w:tcW w:type="dxa" w:w="1141"/>
+            <w:tcW w:type="dxa" w:w="864"/>
           </w:tcPr>
           <w:p>
             <w:r>
@@ -25018,7 +25024,7 @@
         </w:tc>
         <w:tc>
           <w:tcPr>
-            <w:tcW w:type="dxa" w:w="1141"/>
+            <w:tcW w:type="dxa" w:w="864"/>
           </w:tcPr>
           <w:p>
             <w:r>
@@ -25031,7 +25037,7 @@
         </w:tc>
         <w:tc>
           <w:tcPr>
-            <w:tcW w:type="dxa" w:w="1141"/>
+            <w:tcW w:type="dxa" w:w="864"/>
           </w:tcPr>
           <w:p>
             <w:r>
@@ -25044,7 +25050,7 @@
         </w:tc>
         <w:tc>
           <w:tcPr>
-            <w:tcW w:type="dxa" w:w="1141"/>
+            <w:tcW w:type="dxa" w:w="864"/>
           </w:tcPr>
           <w:p>
             <w:r>
@@ -25059,7 +25065,7 @@
       <w:tr>
         <w:tc>
           <w:tcPr>
-            <w:tcW w:type="dxa" w:w="1141"/>
+            <w:tcW w:type="dxa" w:w="864"/>
           </w:tcPr>
           <w:p>
             <w:r>
@@ -25072,7 +25078,7 @@
         </w:tc>
         <w:tc>
           <w:tcPr>
-            <w:tcW w:type="dxa" w:w="1141"/>
+            <w:tcW w:type="dxa" w:w="864"/>
           </w:tcPr>
           <w:p>
             <w:r>
@@ -25085,7 +25091,7 @@
         </w:tc>
         <w:tc>
           <w:tcPr>
-            <w:tcW w:type="dxa" w:w="1141"/>
+            <w:tcW w:type="dxa" w:w="864"/>
           </w:tcPr>
           <w:p>
             <w:r>
@@ -25098,7 +25104,7 @@
         </w:tc>
         <w:tc>
           <w:tcPr>
-            <w:tcW w:type="dxa" w:w="1141"/>
+            <w:tcW w:type="dxa" w:w="864"/>
           </w:tcPr>
           <w:p>
             <w:r>
@@ -25111,7 +25117,7 @@
         </w:tc>
         <w:tc>
           <w:tcPr>
-            <w:tcW w:type="dxa" w:w="1141"/>
+            <w:tcW w:type="dxa" w:w="864"/>
           </w:tcPr>
           <w:p>
             <w:r>
@@ -25124,7 +25130,7 @@
         </w:tc>
         <w:tc>
           <w:tcPr>
-            <w:tcW w:type="dxa" w:w="1141"/>
+            <w:tcW w:type="dxa" w:w="864"/>
           </w:tcPr>
           <w:p>
             <w:r>
@@ -25137,7 +25143,7 @@
         </w:tc>
         <w:tc>
           <w:tcPr>
-            <w:tcW w:type="dxa" w:w="1141"/>
+            <w:tcW w:type="dxa" w:w="864"/>
           </w:tcPr>
           <w:p>
             <w:r>
@@ -25150,7 +25156,7 @@
         </w:tc>
         <w:tc>
           <w:tcPr>
-            <w:tcW w:type="dxa" w:w="1141"/>
+            <w:tcW w:type="dxa" w:w="864"/>
           </w:tcPr>
           <w:p>
             <w:r>
@@ -25163,7 +25169,7 @@
         </w:tc>
         <w:tc>
           <w:tcPr>
-            <w:tcW w:type="dxa" w:w="1141"/>
+            <w:tcW w:type="dxa" w:w="864"/>
           </w:tcPr>
           <w:p>
             <w:r>
@@ -25176,7 +25182,7 @@
         </w:tc>
         <w:tc>
           <w:tcPr>
-            <w:tcW w:type="dxa" w:w="1141"/>
+            <w:tcW w:type="dxa" w:w="864"/>
           </w:tcPr>
           <w:p>
             <w:r>
@@ -25189,7 +25195,7 @@
         </w:tc>
         <w:tc>
           <w:tcPr>
-            <w:tcW w:type="dxa" w:w="1141"/>
+            <w:tcW w:type="dxa" w:w="864"/>
           </w:tcPr>
           <w:p>
             <w:r>
@@ -25202,7 +25208,7 @@
         </w:tc>
         <w:tc>
           <w:tcPr>
-            <w:tcW w:type="dxa" w:w="1141"/>
+            <w:tcW w:type="dxa" w:w="864"/>
           </w:tcPr>
           <w:p>
             <w:r>
@@ -25215,7 +25221,7 @@
         </w:tc>
         <w:tc>
           <w:tcPr>
-            <w:tcW w:type="dxa" w:w="1141"/>
+            <w:tcW w:type="dxa" w:w="864"/>
           </w:tcPr>
           <w:p>
             <w:r>
@@ -25230,7 +25236,7 @@
       <w:tr>
         <w:tc>
           <w:tcPr>
-            <w:tcW w:type="dxa" w:w="1141"/>
+            <w:tcW w:type="dxa" w:w="864"/>
           </w:tcPr>
           <w:p>
             <w:r>
@@ -25243,7 +25249,7 @@
         </w:tc>
         <w:tc>
           <w:tcPr>
-            <w:tcW w:type="dxa" w:w="1141"/>
+            <w:tcW w:type="dxa" w:w="864"/>
           </w:tcPr>
           <w:p>
             <w:r>
@@ -25256,7 +25262,7 @@
         </w:tc>
         <w:tc>
           <w:tcPr>
-            <w:tcW w:type="dxa" w:w="1141"/>
+            <w:tcW w:type="dxa" w:w="864"/>
           </w:tcPr>
           <w:p>
             <w:r>
@@ -25269,7 +25275,7 @@
         </w:tc>
         <w:tc>
           <w:tcPr>
-            <w:tcW w:type="dxa" w:w="1141"/>
+            <w:tcW w:type="dxa" w:w="864"/>
           </w:tcPr>
           <w:p>
             <w:r>
@@ -25282,7 +25288,7 @@
         </w:tc>
         <w:tc>
           <w:tcPr>
-            <w:tcW w:type="dxa" w:w="1141"/>
+            <w:tcW w:type="dxa" w:w="864"/>
           </w:tcPr>
           <w:p>
             <w:r>
@@ -25295,7 +25301,7 @@
         </w:tc>
         <w:tc>
           <w:tcPr>
-            <w:tcW w:type="dxa" w:w="1141"/>
+            <w:tcW w:type="dxa" w:w="864"/>
           </w:tcPr>
           <w:p>
             <w:r>
@@ -25308,7 +25314,7 @@
         </w:tc>
         <w:tc>
           <w:tcPr>
-            <w:tcW w:type="dxa" w:w="1141"/>
+            <w:tcW w:type="dxa" w:w="864"/>
           </w:tcPr>
           <w:p>
             <w:r>
@@ -25321,7 +25327,7 @@
         </w:tc>
         <w:tc>
           <w:tcPr>
-            <w:tcW w:type="dxa" w:w="1141"/>
+            <w:tcW w:type="dxa" w:w="864"/>
           </w:tcPr>
           <w:p>
             <w:r>
@@ -25334,7 +25340,7 @@
         </w:tc>
         <w:tc>
           <w:tcPr>
-            <w:tcW w:type="dxa" w:w="1141"/>
+            <w:tcW w:type="dxa" w:w="864"/>
           </w:tcPr>
           <w:p>
             <w:r>
@@ -25347,7 +25353,7 @@
         </w:tc>
         <w:tc>
           <w:tcPr>
-            <w:tcW w:type="dxa" w:w="1141"/>
+            <w:tcW w:type="dxa" w:w="864"/>
           </w:tcPr>
           <w:p>
             <w:r>
@@ -25360,7 +25366,7 @@
         </w:tc>
         <w:tc>
           <w:tcPr>
-            <w:tcW w:type="dxa" w:w="1141"/>
+            <w:tcW w:type="dxa" w:w="864"/>
           </w:tcPr>
           <w:p>
             <w:r>
@@ -25373,7 +25379,7 @@
         </w:tc>
         <w:tc>
           <w:tcPr>
-            <w:tcW w:type="dxa" w:w="1141"/>
+            <w:tcW w:type="dxa" w:w="864"/>
           </w:tcPr>
           <w:p>
             <w:r>
@@ -25386,7 +25392,7 @@
         </w:tc>
         <w:tc>
           <w:tcPr>
-            <w:tcW w:type="dxa" w:w="1141"/>
+            <w:tcW w:type="dxa" w:w="864"/>
           </w:tcPr>
           <w:p>
             <w:r>
@@ -25401,7 +25407,7 @@
       <w:tr>
         <w:tc>
           <w:tcPr>
-            <w:tcW w:type="dxa" w:w="1141"/>
+            <w:tcW w:type="dxa" w:w="864"/>
           </w:tcPr>
           <w:p>
             <w:r>
@@ -25414,7 +25420,7 @@
         </w:tc>
         <w:tc>
           <w:tcPr>
-            <w:tcW w:type="dxa" w:w="1141"/>
+            <w:tcW w:type="dxa" w:w="864"/>
           </w:tcPr>
           <w:p>
             <w:r>
@@ -25427,7 +25433,7 @@
         </w:tc>
         <w:tc>
           <w:tcPr>
-            <w:tcW w:type="dxa" w:w="1141"/>
+            <w:tcW w:type="dxa" w:w="864"/>
           </w:tcPr>
           <w:p>
             <w:r>
@@ -25440,7 +25446,7 @@
         </w:tc>
         <w:tc>
           <w:tcPr>
-            <w:tcW w:type="dxa" w:w="1141"/>
+            <w:tcW w:type="dxa" w:w="864"/>
           </w:tcPr>
           <w:p>
             <w:r>
@@ -25453,7 +25459,7 @@
         </w:tc>
         <w:tc>
           <w:tcPr>
-            <w:tcW w:type="dxa" w:w="1141"/>
+            <w:tcW w:type="dxa" w:w="864"/>
           </w:tcPr>
           <w:p>
             <w:r>
@@ -25466,7 +25472,7 @@
         </w:tc>
         <w:tc>
           <w:tcPr>
-            <w:tcW w:type="dxa" w:w="1141"/>
+            <w:tcW w:type="dxa" w:w="864"/>
           </w:tcPr>
           <w:p>
             <w:r>
@@ -25479,7 +25485,7 @@
         </w:tc>
         <w:tc>
           <w:tcPr>
-            <w:tcW w:type="dxa" w:w="1141"/>
+            <w:tcW w:type="dxa" w:w="864"/>
           </w:tcPr>
           <w:p>
             <w:r>
@@ -25492,7 +25498,7 @@
         </w:tc>
         <w:tc>
           <w:tcPr>
-            <w:tcW w:type="dxa" w:w="1141"/>
+            <w:tcW w:type="dxa" w:w="864"/>
           </w:tcPr>
           <w:p>
             <w:r>
@@ -25505,7 +25511,7 @@
         </w:tc>
         <w:tc>
           <w:tcPr>
-            <w:tcW w:type="dxa" w:w="1141"/>
+            <w:tcW w:type="dxa" w:w="864"/>
           </w:tcPr>
           <w:p>
             <w:r>
@@ -25518,7 +25524,7 @@
         </w:tc>
         <w:tc>
           <w:tcPr>
-            <w:tcW w:type="dxa" w:w="1141"/>
+            <w:tcW w:type="dxa" w:w="864"/>
           </w:tcPr>
           <w:p>
             <w:r>
@@ -25531,7 +25537,7 @@
         </w:tc>
         <w:tc>
           <w:tcPr>
-            <w:tcW w:type="dxa" w:w="1141"/>
+            <w:tcW w:type="dxa" w:w="864"/>
           </w:tcPr>
           <w:p>
             <w:r>
@@ -25544,7 +25550,7 @@
         </w:tc>
         <w:tc>
           <w:tcPr>
-            <w:tcW w:type="dxa" w:w="1141"/>
+            <w:tcW w:type="dxa" w:w="864"/>
           </w:tcPr>
           <w:p>
             <w:r>
@@ -25557,7 +25563,7 @@
         </w:tc>
         <w:tc>
           <w:tcPr>
-            <w:tcW w:type="dxa" w:w="1141"/>
+            <w:tcW w:type="dxa" w:w="864"/>
           </w:tcPr>
           <w:p>
             <w:r>
@@ -25572,7 +25578,7 @@
       <w:tr>
         <w:tc>
           <w:tcPr>
-            <w:tcW w:type="dxa" w:w="1141"/>
+            <w:tcW w:type="dxa" w:w="864"/>
           </w:tcPr>
           <w:p>
             <w:r>
@@ -25585,7 +25591,7 @@
         </w:tc>
         <w:tc>
           <w:tcPr>
-            <w:tcW w:type="dxa" w:w="1141"/>
+            <w:tcW w:type="dxa" w:w="864"/>
           </w:tcPr>
           <w:p>
             <w:r>
@@ -25598,7 +25604,7 @@
         </w:tc>
         <w:tc>
           <w:tcPr>
-            <w:tcW w:type="dxa" w:w="1141"/>
+            <w:tcW w:type="dxa" w:w="864"/>
           </w:tcPr>
           <w:p>
             <w:r>
@@ -25611,7 +25617,7 @@
         </w:tc>
         <w:tc>
           <w:tcPr>
-            <w:tcW w:type="dxa" w:w="1141"/>
+            <w:tcW w:type="dxa" w:w="864"/>
           </w:tcPr>
           <w:p>
             <w:r>
@@ -25624,7 +25630,7 @@
         </w:tc>
         <w:tc>
           <w:tcPr>
-            <w:tcW w:type="dxa" w:w="1141"/>
+            <w:tcW w:type="dxa" w:w="864"/>
           </w:tcPr>
           <w:p>
             <w:r>
@@ -25637,7 +25643,7 @@
         </w:tc>
         <w:tc>
           <w:tcPr>
-            <w:tcW w:type="dxa" w:w="1141"/>
+            <w:tcW w:type="dxa" w:w="864"/>
           </w:tcPr>
           <w:p>
             <w:r>
@@ -25650,7 +25656,7 @@
         </w:tc>
         <w:tc>
           <w:tcPr>
-            <w:tcW w:type="dxa" w:w="1141"/>
+            <w:tcW w:type="dxa" w:w="864"/>
           </w:tcPr>
           <w:p>
             <w:r>
@@ -25663,7 +25669,7 @@
         </w:tc>
         <w:tc>
           <w:tcPr>
-            <w:tcW w:type="dxa" w:w="1141"/>
+            <w:tcW w:type="dxa" w:w="864"/>
           </w:tcPr>
           <w:p>
             <w:r>
@@ -25676,7 +25682,7 @@
         </w:tc>
         <w:tc>
           <w:tcPr>
-            <w:tcW w:type="dxa" w:w="1141"/>
+            <w:tcW w:type="dxa" w:w="864"/>
           </w:tcPr>
           <w:p>
             <w:r>
@@ -25689,7 +25695,7 @@
         </w:tc>
         <w:tc>
           <w:tcPr>
-            <w:tcW w:type="dxa" w:w="1141"/>
+            <w:tcW w:type="dxa" w:w="864"/>
           </w:tcPr>
           <w:p>
             <w:r>
@@ -25702,7 +25708,7 @@
         </w:tc>
         <w:tc>
           <w:tcPr>
-            <w:tcW w:type="dxa" w:w="1141"/>
+            <w:tcW w:type="dxa" w:w="864"/>
           </w:tcPr>
           <w:p>
             <w:r>
@@ -25715,7 +25721,7 @@
         </w:tc>
         <w:tc>
           <w:tcPr>
-            <w:tcW w:type="dxa" w:w="1141"/>
+            <w:tcW w:type="dxa" w:w="864"/>
           </w:tcPr>
           <w:p>
             <w:r>
@@ -25728,7 +25734,7 @@
         </w:tc>
         <w:tc>
           <w:tcPr>
-            <w:tcW w:type="dxa" w:w="1141"/>
+            <w:tcW w:type="dxa" w:w="864"/>
           </w:tcPr>
           <w:p>
             <w:r>
@@ -25743,7 +25749,7 @@
       <w:tr>
         <w:tc>
           <w:tcPr>
-            <w:tcW w:type="dxa" w:w="1141"/>
+            <w:tcW w:type="dxa" w:w="864"/>
           </w:tcPr>
           <w:p>
             <w:r>
@@ -25756,7 +25762,7 @@
         </w:tc>
         <w:tc>
           <w:tcPr>
-            <w:tcW w:type="dxa" w:w="1141"/>
+            <w:tcW w:type="dxa" w:w="864"/>
           </w:tcPr>
           <w:p>
             <w:r>
@@ -25769,7 +25775,7 @@
         </w:tc>
         <w:tc>
           <w:tcPr>
-            <w:tcW w:type="dxa" w:w="1141"/>
+            <w:tcW w:type="dxa" w:w="864"/>
           </w:tcPr>
           <w:p>
             <w:r>
@@ -25782,7 +25788,7 @@
         </w:tc>
         <w:tc>
           <w:tcPr>
-            <w:tcW w:type="dxa" w:w="1141"/>
+            <w:tcW w:type="dxa" w:w="864"/>
           </w:tcPr>
           <w:p>
             <w:r>
@@ -25795,7 +25801,7 @@
         </w:tc>
         <w:tc>
           <w:tcPr>
-            <w:tcW w:type="dxa" w:w="1141"/>
+            <w:tcW w:type="dxa" w:w="864"/>
           </w:tcPr>
           <w:p>
             <w:r>
@@ -25808,7 +25814,7 @@
         </w:tc>
         <w:tc>
           <w:tcPr>
-            <w:tcW w:type="dxa" w:w="1141"/>
+            <w:tcW w:type="dxa" w:w="864"/>
           </w:tcPr>
           <w:p>
             <w:r>
@@ -25821,7 +25827,7 @@
         </w:tc>
         <w:tc>
           <w:tcPr>
-            <w:tcW w:type="dxa" w:w="1141"/>
+            <w:tcW w:type="dxa" w:w="864"/>
           </w:tcPr>
           <w:p>
             <w:r>
@@ -25834,7 +25840,7 @@
         </w:tc>
         <w:tc>
           <w:tcPr>
-            <w:tcW w:type="dxa" w:w="1141"/>
+            <w:tcW w:type="dxa" w:w="864"/>
           </w:tcPr>
           <w:p>
             <w:r>
@@ -25847,7 +25853,7 @@
         </w:tc>
         <w:tc>
           <w:tcPr>
-            <w:tcW w:type="dxa" w:w="1141"/>
+            <w:tcW w:type="dxa" w:w="864"/>
           </w:tcPr>
           <w:p>
             <w:r>
@@ -25860,7 +25866,7 @@
         </w:tc>
         <w:tc>
           <w:tcPr>
-            <w:tcW w:type="dxa" w:w="1141"/>
+            <w:tcW w:type="dxa" w:w="864"/>
           </w:tcPr>
           <w:p>
             <w:r>
@@ -25873,7 +25879,7 @@
         </w:tc>
         <w:tc>
           <w:tcPr>
-            <w:tcW w:type="dxa" w:w="1141"/>
+            <w:tcW w:type="dxa" w:w="864"/>
           </w:tcPr>
           <w:p>
             <w:r>
@@ -25886,7 +25892,7 @@
         </w:tc>
         <w:tc>
           <w:tcPr>
-            <w:tcW w:type="dxa" w:w="1141"/>
+            <w:tcW w:type="dxa" w:w="864"/>
           </w:tcPr>
           <w:p>
             <w:r>
@@ -25899,7 +25905,7 @@
         </w:tc>
         <w:tc>
           <w:tcPr>
-            <w:tcW w:type="dxa" w:w="1141"/>
+            <w:tcW w:type="dxa" w:w="864"/>
           </w:tcPr>
           <w:p>
             <w:r>
@@ -25914,7 +25920,7 @@
       <w:tr>
         <w:tc>
           <w:tcPr>
-            <w:tcW w:type="dxa" w:w="1141"/>
+            <w:tcW w:type="dxa" w:w="864"/>
           </w:tcPr>
           <w:p>
             <w:r>
@@ -25927,7 +25933,7 @@
         </w:tc>
         <w:tc>
           <w:tcPr>
-            <w:tcW w:type="dxa" w:w="1141"/>
+            <w:tcW w:type="dxa" w:w="864"/>
           </w:tcPr>
           <w:p>
             <w:r>
@@ -25940,7 +25946,7 @@
         </w:tc>
         <w:tc>
           <w:tcPr>
-            <w:tcW w:type="dxa" w:w="1141"/>
+            <w:tcW w:type="dxa" w:w="864"/>
           </w:tcPr>
           <w:p>
             <w:r>
@@ -25953,7 +25959,7 @@
         </w:tc>
         <w:tc>
           <w:tcPr>
-            <w:tcW w:type="dxa" w:w="1141"/>
+            <w:tcW w:type="dxa" w:w="864"/>
           </w:tcPr>
           <w:p>
             <w:r>
@@ -25966,7 +25972,7 @@
         </w:tc>
         <w:tc>
           <w:tcPr>
-            <w:tcW w:type="dxa" w:w="1141"/>
+            <w:tcW w:type="dxa" w:w="864"/>
           </w:tcPr>
           <w:p>
             <w:r>
@@ -25979,7 +25985,7 @@
         </w:tc>
         <w:tc>
           <w:tcPr>
-            <w:tcW w:type="dxa" w:w="1141"/>
+            <w:tcW w:type="dxa" w:w="864"/>
           </w:tcPr>
           <w:p>
             <w:r>
@@ -25992,7 +25998,7 @@
         </w:tc>
         <w:tc>
           <w:tcPr>
-            <w:tcW w:type="dxa" w:w="1141"/>
+            <w:tcW w:type="dxa" w:w="864"/>
           </w:tcPr>
           <w:p>
             <w:r>
@@ -26005,7 +26011,7 @@
         </w:tc>
         <w:tc>
           <w:tcPr>
-            <w:tcW w:type="dxa" w:w="1141"/>
+            <w:tcW w:type="dxa" w:w="864"/>
           </w:tcPr>
           <w:p>
             <w:r>
@@ -26018,7 +26024,7 @@
         </w:tc>
         <w:tc>
           <w:tcPr>
-            <w:tcW w:type="dxa" w:w="1141"/>
+            <w:tcW w:type="dxa" w:w="864"/>
           </w:tcPr>
           <w:p>
             <w:r>
@@ -26031,7 +26037,7 @@
         </w:tc>
         <w:tc>
           <w:tcPr>
-            <w:tcW w:type="dxa" w:w="1141"/>
+            <w:tcW w:type="dxa" w:w="864"/>
           </w:tcPr>
           <w:p>
             <w:r>
@@ -26044,7 +26050,7 @@
         </w:tc>
         <w:tc>
           <w:tcPr>
-            <w:tcW w:type="dxa" w:w="1141"/>
+            <w:tcW w:type="dxa" w:w="864"/>
           </w:tcPr>
           <w:p>
             <w:r>
@@ -26057,7 +26063,7 @@
         </w:tc>
         <w:tc>
           <w:tcPr>
-            <w:tcW w:type="dxa" w:w="1141"/>
+            <w:tcW w:type="dxa" w:w="864"/>
           </w:tcPr>
           <w:p>
             <w:r>
@@ -26070,7 +26076,7 @@
         </w:tc>
         <w:tc>
           <w:tcPr>
-            <w:tcW w:type="dxa" w:w="1141"/>
+            <w:tcW w:type="dxa" w:w="864"/>
           </w:tcPr>
           <w:p>
             <w:r>
@@ -26085,7 +26091,7 @@
       <w:tr>
         <w:tc>
           <w:tcPr>
-            <w:tcW w:type="dxa" w:w="1141"/>
+            <w:tcW w:type="dxa" w:w="864"/>
           </w:tcPr>
           <w:p>
             <w:r>
@@ -26098,7 +26104,7 @@
         </w:tc>
         <w:tc>
           <w:tcPr>
-            <w:tcW w:type="dxa" w:w="1141"/>
+            <w:tcW w:type="dxa" w:w="864"/>
           </w:tcPr>
           <w:p>
             <w:r>
@@ -26111,7 +26117,7 @@
         </w:tc>
         <w:tc>
           <w:tcPr>
-            <w:tcW w:type="dxa" w:w="1141"/>
+            <w:tcW w:type="dxa" w:w="864"/>
           </w:tcPr>
           <w:p>
             <w:r>
@@ -26124,7 +26130,7 @@
         </w:tc>
         <w:tc>
           <w:tcPr>
-            <w:tcW w:type="dxa" w:w="1141"/>
+            <w:tcW w:type="dxa" w:w="864"/>
           </w:tcPr>
           <w:p>
             <w:r>
@@ -26137,7 +26143,7 @@
         </w:tc>
         <w:tc>
           <w:tcPr>
-            <w:tcW w:type="dxa" w:w="1141"/>
+            <w:tcW w:type="dxa" w:w="864"/>
           </w:tcPr>
           <w:p>
             <w:r>
@@ -26150,7 +26156,7 @@
         </w:tc>
         <w:tc>
           <w:tcPr>
-            <w:tcW w:type="dxa" w:w="1141"/>
+            <w:tcW w:type="dxa" w:w="864"/>
           </w:tcPr>
           <w:p>
             <w:r>
@@ -26163,7 +26169,7 @@
         </w:tc>
         <w:tc>
           <w:tcPr>
-            <w:tcW w:type="dxa" w:w="1141"/>
+            <w:tcW w:type="dxa" w:w="864"/>
           </w:tcPr>
           <w:p>
             <w:r>
@@ -26176,7 +26182,7 @@
         </w:tc>
         <w:tc>
           <w:tcPr>
-            <w:tcW w:type="dxa" w:w="1141"/>
+            <w:tcW w:type="dxa" w:w="864"/>
           </w:tcPr>
           <w:p>
             <w:r>
@@ -26189,7 +26195,7 @@
         </w:tc>
         <w:tc>
           <w:tcPr>
-            <w:tcW w:type="dxa" w:w="1141"/>
+            <w:tcW w:type="dxa" w:w="864"/>
           </w:tcPr>
           <w:p>
             <w:r>
@@ -26202,7 +26208,7 @@
         </w:tc>
         <w:tc>
           <w:tcPr>
-            <w:tcW w:type="dxa" w:w="1141"/>
+            <w:tcW w:type="dxa" w:w="864"/>
           </w:tcPr>
           <w:p>
             <w:r>
@@ -26215,7 +26221,7 @@
         </w:tc>
         <w:tc>
           <w:tcPr>
-            <w:tcW w:type="dxa" w:w="1141"/>
+            <w:tcW w:type="dxa" w:w="864"/>
           </w:tcPr>
           <w:p>
             <w:r>
@@ -26228,7 +26234,7 @@
         </w:tc>
         <w:tc>
           <w:tcPr>
-            <w:tcW w:type="dxa" w:w="1141"/>
+            <w:tcW w:type="dxa" w:w="864"/>
           </w:tcPr>
           <w:p>
             <w:r>
@@ -26241,7 +26247,7 @@
         </w:tc>
         <w:tc>
           <w:tcPr>
-            <w:tcW w:type="dxa" w:w="1141"/>
+            <w:tcW w:type="dxa" w:w="864"/>
           </w:tcPr>
           <w:p>
             <w:r>
@@ -26256,7 +26262,7 @@
       <w:tr>
         <w:tc>
           <w:tcPr>
-            <w:tcW w:type="dxa" w:w="1141"/>
+            <w:tcW w:type="dxa" w:w="864"/>
           </w:tcPr>
           <w:p>
             <w:r>
@@ -26269,7 +26275,7 @@
         </w:tc>
         <w:tc>
           <w:tcPr>
-            <w:tcW w:type="dxa" w:w="1141"/>
+            <w:tcW w:type="dxa" w:w="864"/>
           </w:tcPr>
           <w:p>
             <w:r>
@@ -26282,7 +26288,7 @@
         </w:tc>
         <w:tc>
           <w:tcPr>
-            <w:tcW w:type="dxa" w:w="1141"/>
+            <w:tcW w:type="dxa" w:w="864"/>
           </w:tcPr>
           <w:p>
             <w:r>
@@ -26295,7 +26301,7 @@
         </w:tc>
         <w:tc>
           <w:tcPr>
-            <w:tcW w:type="dxa" w:w="1141"/>
+            <w:tcW w:type="dxa" w:w="864"/>
           </w:tcPr>
           <w:p>
             <w:r>
@@ -26308,7 +26314,7 @@
         </w:tc>
         <w:tc>
           <w:tcPr>
-            <w:tcW w:type="dxa" w:w="1141"/>
+            <w:tcW w:type="dxa" w:w="864"/>
           </w:tcPr>
           <w:p>
             <w:r>
@@ -26321,7 +26327,7 @@
         </w:tc>
         <w:tc>
           <w:tcPr>
-            <w:tcW w:type="dxa" w:w="1141"/>
+            <w:tcW w:type="dxa" w:w="864"/>
           </w:tcPr>
           <w:p>
             <w:r>
@@ -26334,7 +26340,7 @@
         </w:tc>
         <w:tc>
           <w:tcPr>
-            <w:tcW w:type="dxa" w:w="1141"/>
+            <w:tcW w:type="dxa" w:w="864"/>
           </w:tcPr>
           <w:p>
             <w:r>
@@ -26347,7 +26353,7 @@
         </w:tc>
         <w:tc>
           <w:tcPr>
-            <w:tcW w:type="dxa" w:w="1141"/>
+            <w:tcW w:type="dxa" w:w="864"/>
           </w:tcPr>
           <w:p>
             <w:r>
@@ -26360,7 +26366,7 @@
         </w:tc>
         <w:tc>
           <w:tcPr>
-            <w:tcW w:type="dxa" w:w="1141"/>
+            <w:tcW w:type="dxa" w:w="864"/>
           </w:tcPr>
           <w:p>
             <w:r>
@@ -26373,7 +26379,7 @@
         </w:tc>
         <w:tc>
           <w:tcPr>
-            <w:tcW w:type="dxa" w:w="1141"/>
+            <w:tcW w:type="dxa" w:w="864"/>
           </w:tcPr>
           <w:p>
             <w:r>
@@ -26386,7 +26392,7 @@
         </w:tc>
         <w:tc>
           <w:tcPr>
-            <w:tcW w:type="dxa" w:w="1141"/>
+            <w:tcW w:type="dxa" w:w="864"/>
           </w:tcPr>
           <w:p>
             <w:r>
@@ -26399,7 +26405,7 @@
         </w:tc>
         <w:tc>
           <w:tcPr>
-            <w:tcW w:type="dxa" w:w="1141"/>
+            <w:tcW w:type="dxa" w:w="864"/>
           </w:tcPr>
           <w:p>
             <w:r>
@@ -26412,7 +26418,7 @@
         </w:tc>
         <w:tc>
           <w:tcPr>
-            <w:tcW w:type="dxa" w:w="1141"/>
+            <w:tcW w:type="dxa" w:w="864"/>
           </w:tcPr>
           <w:p>
             <w:r>
@@ -26427,7 +26433,7 @@
       <w:tr>
         <w:tc>
           <w:tcPr>
-            <w:tcW w:type="dxa" w:w="1141"/>
+            <w:tcW w:type="dxa" w:w="864"/>
           </w:tcPr>
           <w:p>
             <w:r>
@@ -26440,7 +26446,7 @@
         </w:tc>
         <w:tc>
           <w:tcPr>
-            <w:tcW w:type="dxa" w:w="1141"/>
+            <w:tcW w:type="dxa" w:w="864"/>
           </w:tcPr>
           <w:p>
             <w:r>
@@ -26453,7 +26459,7 @@
         </w:tc>
         <w:tc>
           <w:tcPr>
-            <w:tcW w:type="dxa" w:w="1141"/>
+            <w:tcW w:type="dxa" w:w="864"/>
           </w:tcPr>
           <w:p>
             <w:r>
@@ -26466,7 +26472,7 @@
         </w:tc>
         <w:tc>
           <w:tcPr>
-            <w:tcW w:type="dxa" w:w="1141"/>
+            <w:tcW w:type="dxa" w:w="864"/>
           </w:tcPr>
           <w:p>
             <w:r>
@@ -26479,7 +26485,7 @@
         </w:tc>
         <w:tc>
           <w:tcPr>
-            <w:tcW w:type="dxa" w:w="1141"/>
+            <w:tcW w:type="dxa" w:w="864"/>
           </w:tcPr>
           <w:p>
             <w:r>
@@ -26492,7 +26498,7 @@
         </w:tc>
         <w:tc>
           <w:tcPr>
-            <w:tcW w:type="dxa" w:w="1141"/>
+            <w:tcW w:type="dxa" w:w="864"/>
           </w:tcPr>
           <w:p>
             <w:r>
@@ -26505,7 +26511,7 @@
         </w:tc>
         <w:tc>
           <w:tcPr>
-            <w:tcW w:type="dxa" w:w="1141"/>
+            <w:tcW w:type="dxa" w:w="864"/>
           </w:tcPr>
           <w:p>
             <w:r>
@@ -26518,7 +26524,7 @@
         </w:tc>
         <w:tc>
           <w:tcPr>
-            <w:tcW w:type="dxa" w:w="1141"/>
+            <w:tcW w:type="dxa" w:w="864"/>
           </w:tcPr>
           <w:p>
             <w:r>
@@ -26531,7 +26537,7 @@
         </w:tc>
         <w:tc>
           <w:tcPr>
-            <w:tcW w:type="dxa" w:w="1141"/>
+            <w:tcW w:type="dxa" w:w="864"/>
           </w:tcPr>
           <w:p>
             <w:r>
@@ -26544,7 +26550,7 @@
         </w:tc>
         <w:tc>
           <w:tcPr>
-            <w:tcW w:type="dxa" w:w="1141"/>
+            <w:tcW w:type="dxa" w:w="864"/>
           </w:tcPr>
           <w:p>
             <w:r>
@@ -26557,7 +26563,7 @@
         </w:tc>
         <w:tc>
           <w:tcPr>
-            <w:tcW w:type="dxa" w:w="1141"/>
+            <w:tcW w:type="dxa" w:w="864"/>
           </w:tcPr>
           <w:p>
             <w:r>
@@ -26570,7 +26576,7 @@
         </w:tc>
         <w:tc>
           <w:tcPr>
-            <w:tcW w:type="dxa" w:w="1141"/>
+            <w:tcW w:type="dxa" w:w="864"/>
           </w:tcPr>
           <w:p>
             <w:r>
@@ -26583,7 +26589,7 @@
         </w:tc>
         <w:tc>
           <w:tcPr>
-            <w:tcW w:type="dxa" w:w="1141"/>
+            <w:tcW w:type="dxa" w:w="864"/>
           </w:tcPr>
           <w:p>
             <w:r>
@@ -26598,7 +26604,7 @@
       <w:tr>
         <w:tc>
           <w:tcPr>
-            <w:tcW w:type="dxa" w:w="1141"/>
+            <w:tcW w:type="dxa" w:w="864"/>
           </w:tcPr>
           <w:p>
             <w:r>
@@ -26611,7 +26617,7 @@
         </w:tc>
         <w:tc>
           <w:tcPr>
-            <w:tcW w:type="dxa" w:w="1141"/>
+            <w:tcW w:type="dxa" w:w="864"/>
           </w:tcPr>
           <w:p>
             <w:r>
@@ -26624,7 +26630,7 @@
         </w:tc>
         <w:tc>
           <w:tcPr>
-            <w:tcW w:type="dxa" w:w="1141"/>
+            <w:tcW w:type="dxa" w:w="864"/>
           </w:tcPr>
           <w:p>
             <w:r>
@@ -26637,7 +26643,7 @@
         </w:tc>
         <w:tc>
           <w:tcPr>
-            <w:tcW w:type="dxa" w:w="1141"/>
+            <w:tcW w:type="dxa" w:w="864"/>
           </w:tcPr>
           <w:p>
             <w:r>
@@ -26650,7 +26656,7 @@
         </w:tc>
         <w:tc>
           <w:tcPr>
-            <w:tcW w:type="dxa" w:w="1141"/>
+            <w:tcW w:type="dxa" w:w="864"/>
           </w:tcPr>
           <w:p>
             <w:r>
@@ -26663,7 +26669,7 @@
         </w:tc>
         <w:tc>
           <w:tcPr>
-            <w:tcW w:type="dxa" w:w="1141"/>
+            <w:tcW w:type="dxa" w:w="864"/>
           </w:tcPr>
           <w:p>
             <w:r>
@@ -26676,7 +26682,7 @@
         </w:tc>
         <w:tc>
           <w:tcPr>
-            <w:tcW w:type="dxa" w:w="1141"/>
+            <w:tcW w:type="dxa" w:w="864"/>
           </w:tcPr>
           <w:p>
             <w:r>
@@ -26689,7 +26695,7 @@
         </w:tc>
         <w:tc>
           <w:tcPr>
-            <w:tcW w:type="dxa" w:w="1141"/>
+            <w:tcW w:type="dxa" w:w="864"/>
           </w:tcPr>
           <w:p>
             <w:r>
@@ -26702,7 +26708,7 @@
         </w:tc>
         <w:tc>
           <w:tcPr>
-            <w:tcW w:type="dxa" w:w="1141"/>
+            <w:tcW w:type="dxa" w:w="864"/>
           </w:tcPr>
           <w:p>
             <w:r>
@@ -26715,7 +26721,7 @@
         </w:tc>
         <w:tc>
           <w:tcPr>
-            <w:tcW w:type="dxa" w:w="1141"/>
+            <w:tcW w:type="dxa" w:w="864"/>
           </w:tcPr>
           <w:p>
             <w:r>
@@ -26728,7 +26734,7 @@
         </w:tc>
         <w:tc>
           <w:tcPr>
-            <w:tcW w:type="dxa" w:w="1141"/>
+            <w:tcW w:type="dxa" w:w="864"/>
           </w:tcPr>
           <w:p>
             <w:r>
@@ -26741,7 +26747,7 @@
         </w:tc>
         <w:tc>
           <w:tcPr>
-            <w:tcW w:type="dxa" w:w="1141"/>
+            <w:tcW w:type="dxa" w:w="864"/>
           </w:tcPr>
           <w:p>
             <w:r>
@@ -26754,7 +26760,7 @@
         </w:tc>
         <w:tc>
           <w:tcPr>
-            <w:tcW w:type="dxa" w:w="1141"/>
+            <w:tcW w:type="dxa" w:w="864"/>
           </w:tcPr>
           <w:p>
             <w:r>
@@ -26769,7 +26775,7 @@
       <w:tr>
         <w:tc>
           <w:tcPr>
-            <w:tcW w:type="dxa" w:w="1141"/>
+            <w:tcW w:type="dxa" w:w="864"/>
           </w:tcPr>
           <w:p>
             <w:r>
@@ -26782,7 +26788,7 @@
         </w:tc>
         <w:tc>
           <w:tcPr>
-            <w:tcW w:type="dxa" w:w="1141"/>
+            <w:tcW w:type="dxa" w:w="864"/>
           </w:tcPr>
           <w:p>
             <w:r>
@@ -26795,7 +26801,7 @@
         </w:tc>
         <w:tc>
           <w:tcPr>
-            <w:tcW w:type="dxa" w:w="1141"/>
+            <w:tcW w:type="dxa" w:w="864"/>
           </w:tcPr>
           <w:p>
             <w:r>
@@ -26808,7 +26814,7 @@
         </w:tc>
         <w:tc>
           <w:tcPr>
-            <w:tcW w:type="dxa" w:w="1141"/>
+            <w:tcW w:type="dxa" w:w="864"/>
           </w:tcPr>
           <w:p>
             <w:r>
@@ -26821,7 +26827,7 @@
         </w:tc>
         <w:tc>
           <w:tcPr>
-            <w:tcW w:type="dxa" w:w="1141"/>
+            <w:tcW w:type="dxa" w:w="864"/>
           </w:tcPr>
           <w:p>
             <w:r>
@@ -26834,7 +26840,7 @@
         </w:tc>
         <w:tc>
           <w:tcPr>
-            <w:tcW w:type="dxa" w:w="1141"/>
+            <w:tcW w:type="dxa" w:w="864"/>
           </w:tcPr>
           <w:p>
             <w:r>
@@ -26847,7 +26853,7 @@
         </w:tc>
         <w:tc>
           <w:tcPr>
-            <w:tcW w:type="dxa" w:w="1141"/>
+            <w:tcW w:type="dxa" w:w="864"/>
           </w:tcPr>
           <w:p>
             <w:r>
@@ -26860,7 +26866,7 @@
         </w:tc>
         <w:tc>
           <w:tcPr>
-            <w:tcW w:type="dxa" w:w="1141"/>
+            <w:tcW w:type="dxa" w:w="864"/>
           </w:tcPr>
           <w:p>
             <w:r>
@@ -26873,7 +26879,7 @@
         </w:tc>
         <w:tc>
           <w:tcPr>
-            <w:tcW w:type="dxa" w:w="1141"/>
+            <w:tcW w:type="dxa" w:w="864"/>
           </w:tcPr>
           <w:p>
             <w:r>
@@ -26886,7 +26892,7 @@
         </w:tc>
         <w:tc>
           <w:tcPr>
-            <w:tcW w:type="dxa" w:w="1141"/>
+            <w:tcW w:type="dxa" w:w="864"/>
           </w:tcPr>
           <w:p>
             <w:r>
@@ -26899,7 +26905,7 @@
         </w:tc>
         <w:tc>
           <w:tcPr>
-            <w:tcW w:type="dxa" w:w="1141"/>
+            <w:tcW w:type="dxa" w:w="864"/>
           </w:tcPr>
           <w:p>
             <w:r>
@@ -26912,7 +26918,7 @@
         </w:tc>
         <w:tc>
           <w:tcPr>
-            <w:tcW w:type="dxa" w:w="1141"/>
+            <w:tcW w:type="dxa" w:w="864"/>
           </w:tcPr>
           <w:p>
             <w:r>
@@ -26925,7 +26931,7 @@
         </w:tc>
         <w:tc>
           <w:tcPr>
-            <w:tcW w:type="dxa" w:w="1141"/>
+            <w:tcW w:type="dxa" w:w="864"/>
           </w:tcPr>
           <w:p>
             <w:r>
@@ -26940,7 +26946,7 @@
       <w:tr>
         <w:tc>
           <w:tcPr>
-            <w:tcW w:type="dxa" w:w="1141"/>
+            <w:tcW w:type="dxa" w:w="864"/>
           </w:tcPr>
           <w:p>
             <w:r>
@@ -26953,7 +26959,7 @@
         </w:tc>
         <w:tc>
           <w:tcPr>
-            <w:tcW w:type="dxa" w:w="1141"/>
+            <w:tcW w:type="dxa" w:w="864"/>
           </w:tcPr>
           <w:p>
             <w:r>
@@ -26966,7 +26972,7 @@
         </w:tc>
         <w:tc>
           <w:tcPr>
-            <w:tcW w:type="dxa" w:w="1141"/>
+            <w:tcW w:type="dxa" w:w="864"/>
           </w:tcPr>
           <w:p>
             <w:r>
@@ -26979,7 +26985,7 @@
         </w:tc>
         <w:tc>
           <w:tcPr>
-            <w:tcW w:type="dxa" w:w="1141"/>
+            <w:tcW w:type="dxa" w:w="864"/>
           </w:tcPr>
           <w:p>
             <w:r>
@@ -26992,7 +26998,7 @@
         </w:tc>
         <w:tc>
           <w:tcPr>
-            <w:tcW w:type="dxa" w:w="1141"/>
+            <w:tcW w:type="dxa" w:w="864"/>
           </w:tcPr>
           <w:p>
             <w:r>
@@ -27005,7 +27011,7 @@
         </w:tc>
         <w:tc>
           <w:tcPr>
-            <w:tcW w:type="dxa" w:w="1141"/>
+            <w:tcW w:type="dxa" w:w="864"/>
           </w:tcPr>
           <w:p>
             <w:r>
@@ -27018,7 +27024,7 @@
         </w:tc>
         <w:tc>
           <w:tcPr>
-            <w:tcW w:type="dxa" w:w="1141"/>
+            <w:tcW w:type="dxa" w:w="864"/>
           </w:tcPr>
           <w:p>
             <w:r>
@@ -27031,7 +27037,7 @@
         </w:tc>
         <w:tc>
           <w:tcPr>
-            <w:tcW w:type="dxa" w:w="1141"/>
+            <w:tcW w:type="dxa" w:w="864"/>
           </w:tcPr>
           <w:p>
             <w:r>
@@ -27044,7 +27050,7 @@
         </w:tc>
         <w:tc>
           <w:tcPr>
-            <w:tcW w:type="dxa" w:w="1141"/>
+            <w:tcW w:type="dxa" w:w="864"/>
           </w:tcPr>
           <w:p>
             <w:r>
@@ -27057,7 +27063,7 @@
         </w:tc>
         <w:tc>
           <w:tcPr>
-            <w:tcW w:type="dxa" w:w="1141"/>
+            <w:tcW w:type="dxa" w:w="864"/>
           </w:tcPr>
           <w:p>
             <w:r>
@@ -27070,7 +27076,7 @@
         </w:tc>
         <w:tc>
           <w:tcPr>
-            <w:tcW w:type="dxa" w:w="1141"/>
+            <w:tcW w:type="dxa" w:w="864"/>
           </w:tcPr>
           <w:p>
             <w:r>
@@ -27083,7 +27089,7 @@
         </w:tc>
         <w:tc>
           <w:tcPr>
-            <w:tcW w:type="dxa" w:w="1141"/>
+            <w:tcW w:type="dxa" w:w="864"/>
           </w:tcPr>
           <w:p>
             <w:r>
@@ -27096,7 +27102,7 @@
         </w:tc>
         <w:tc>
           <w:tcPr>
-            <w:tcW w:type="dxa" w:w="1141"/>
+            <w:tcW w:type="dxa" w:w="864"/>
           </w:tcPr>
           <w:p>
             <w:r>
@@ -27111,7 +27117,7 @@
       <w:tr>
         <w:tc>
           <w:tcPr>
-            <w:tcW w:type="dxa" w:w="1141"/>
+            <w:tcW w:type="dxa" w:w="864"/>
           </w:tcPr>
           <w:p>
             <w:r>
@@ -27124,7 +27130,7 @@
         </w:tc>
         <w:tc>
           <w:tcPr>
-            <w:tcW w:type="dxa" w:w="1141"/>
+            <w:tcW w:type="dxa" w:w="864"/>
           </w:tcPr>
           <w:p>
             <w:r>
@@ -27137,7 +27143,7 @@
         </w:tc>
         <w:tc>
           <w:tcPr>
-            <w:tcW w:type="dxa" w:w="1141"/>
+            <w:tcW w:type="dxa" w:w="864"/>
           </w:tcPr>
           <w:p>
             <w:r>
@@ -27150,7 +27156,7 @@
         </w:tc>
         <w:tc>
           <w:tcPr>
-            <w:tcW w:type="dxa" w:w="1141"/>
+            <w:tcW w:type="dxa" w:w="864"/>
           </w:tcPr>
           <w:p>
             <w:r>
@@ -27163,7 +27169,7 @@
         </w:tc>
         <w:tc>
           <w:tcPr>
-            <w:tcW w:type="dxa" w:w="1141"/>
+            <w:tcW w:type="dxa" w:w="864"/>
           </w:tcPr>
           <w:p>
             <w:r>
@@ -27176,7 +27182,7 @@
         </w:tc>
         <w:tc>
           <w:tcPr>
-            <w:tcW w:type="dxa" w:w="1141"/>
+            <w:tcW w:type="dxa" w:w="864"/>
           </w:tcPr>
           <w:p>
             <w:r>
@@ -27189,7 +27195,7 @@
         </w:tc>
         <w:tc>
           <w:tcPr>
-            <w:tcW w:type="dxa" w:w="1141"/>
+            <w:tcW w:type="dxa" w:w="864"/>
           </w:tcPr>
           <w:p>
             <w:r>
@@ -27202,7 +27208,7 @@
         </w:tc>
         <w:tc>
           <w:tcPr>
-            <w:tcW w:type="dxa" w:w="1141"/>
+            <w:tcW w:type="dxa" w:w="864"/>
           </w:tcPr>
           <w:p>
             <w:r>
@@ -27215,7 +27221,7 @@
         </w:tc>
         <w:tc>
           <w:tcPr>
-            <w:tcW w:type="dxa" w:w="1141"/>
+            <w:tcW w:type="dxa" w:w="864"/>
           </w:tcPr>
           <w:p>
             <w:r>
@@ -27228,7 +27234,7 @@
         </w:tc>
         <w:tc>
           <w:tcPr>
-            <w:tcW w:type="dxa" w:w="1141"/>
+            <w:tcW w:type="dxa" w:w="864"/>
           </w:tcPr>
           <w:p>
             <w:r>
@@ -27241,7 +27247,7 @@
         </w:tc>
         <w:tc>
           <w:tcPr>
-            <w:tcW w:type="dxa" w:w="1141"/>
+            <w:tcW w:type="dxa" w:w="864"/>
           </w:tcPr>
           <w:p>
             <w:r>
@@ -27254,7 +27260,7 @@
         </w:tc>
         <w:tc>
           <w:tcPr>
-            <w:tcW w:type="dxa" w:w="1141"/>
+            <w:tcW w:type="dxa" w:w="864"/>
           </w:tcPr>
           <w:p>
             <w:r>
@@ -27267,7 +27273,7 @@
         </w:tc>
         <w:tc>
           <w:tcPr>
-            <w:tcW w:type="dxa" w:w="1141"/>
+            <w:tcW w:type="dxa" w:w="864"/>
           </w:tcPr>
           <w:p>
             <w:r>
@@ -27282,7 +27288,7 @@
       <w:tr>
         <w:tc>
           <w:tcPr>
-            <w:tcW w:type="dxa" w:w="1141"/>
+            <w:tcW w:type="dxa" w:w="864"/>
           </w:tcPr>
           <w:p>
             <w:r>
@@ -27295,7 +27301,7 @@
         </w:tc>
         <w:tc>
           <w:tcPr>
-            <w:tcW w:type="dxa" w:w="1141"/>
+            <w:tcW w:type="dxa" w:w="864"/>
           </w:tcPr>
           <w:p>
             <w:r>
@@ -27308,7 +27314,7 @@
         </w:tc>
         <w:tc>
           <w:tcPr>
-            <w:tcW w:type="dxa" w:w="1141"/>
+            <w:tcW w:type="dxa" w:w="864"/>
           </w:tcPr>
           <w:p>
             <w:r>
@@ -27321,7 +27327,7 @@
         </w:tc>
         <w:tc>
           <w:tcPr>
-            <w:tcW w:type="dxa" w:w="1141"/>
+            <w:tcW w:type="dxa" w:w="864"/>
           </w:tcPr>
           <w:p>
             <w:r>
@@ -27334,7 +27340,7 @@
         </w:tc>
         <w:tc>
           <w:tcPr>
-            <w:tcW w:type="dxa" w:w="1141"/>
+            <w:tcW w:type="dxa" w:w="864"/>
           </w:tcPr>
           <w:p>
             <w:r>
@@ -27347,7 +27353,7 @@
         </w:tc>
         <w:tc>
           <w:tcPr>
-            <w:tcW w:type="dxa" w:w="1141"/>
+            <w:tcW w:type="dxa" w:w="864"/>
           </w:tcPr>
           <w:p>
             <w:r>
@@ -27360,7 +27366,7 @@
         </w:tc>
         <w:tc>
           <w:tcPr>
-            <w:tcW w:type="dxa" w:w="1141"/>
+            <w:tcW w:type="dxa" w:w="864"/>
           </w:tcPr>
           <w:p>
             <w:r>
@@ -27373,7 +27379,7 @@
         </w:tc>
         <w:tc>
           <w:tcPr>
-            <w:tcW w:type="dxa" w:w="1141"/>
+            <w:tcW w:type="dxa" w:w="864"/>
           </w:tcPr>
           <w:p>
             <w:r>
@@ -27386,7 +27392,7 @@
         </w:tc>
         <w:tc>
           <w:tcPr>
-            <w:tcW w:type="dxa" w:w="1141"/>
+            <w:tcW w:type="dxa" w:w="864"/>
           </w:tcPr>
           <w:p>
             <w:r>
@@ -27399,7 +27405,7 @@
         </w:tc>
         <w:tc>
           <w:tcPr>
-            <w:tcW w:type="dxa" w:w="1141"/>
+            <w:tcW w:type="dxa" w:w="864"/>
           </w:tcPr>
           <w:p>
             <w:r>
@@ -27412,7 +27418,7 @@
         </w:tc>
         <w:tc>
           <w:tcPr>
-            <w:tcW w:type="dxa" w:w="1141"/>
+            <w:tcW w:type="dxa" w:w="864"/>
           </w:tcPr>
           <w:p>
             <w:r>
@@ -27425,7 +27431,7 @@
         </w:tc>
         <w:tc>
           <w:tcPr>
-            <w:tcW w:type="dxa" w:w="1141"/>
+            <w:tcW w:type="dxa" w:w="864"/>
           </w:tcPr>
           <w:p>
             <w:r>
@@ -27438,7 +27444,7 @@
         </w:tc>
         <w:tc>
           <w:tcPr>
-            <w:tcW w:type="dxa" w:w="1141"/>
+            <w:tcW w:type="dxa" w:w="864"/>
           </w:tcPr>
           <w:p>
             <w:r>
@@ -27453,7 +27459,7 @@
       <w:tr>
         <w:tc>
           <w:tcPr>
-            <w:tcW w:type="dxa" w:w="1141"/>
+            <w:tcW w:type="dxa" w:w="864"/>
           </w:tcPr>
           <w:p>
             <w:r>
@@ -27466,7 +27472,7 @@
         </w:tc>
         <w:tc>
           <w:tcPr>
-            <w:tcW w:type="dxa" w:w="1141"/>
+            <w:tcW w:type="dxa" w:w="864"/>
           </w:tcPr>
           <w:p>
             <w:r>
@@ -27479,7 +27485,7 @@
         </w:tc>
         <w:tc>
           <w:tcPr>
-            <w:tcW w:type="dxa" w:w="1141"/>
+            <w:tcW w:type="dxa" w:w="864"/>
           </w:tcPr>
           <w:p>
             <w:r>
@@ -27492,7 +27498,7 @@
         </w:tc>
         <w:tc>
           <w:tcPr>
-            <w:tcW w:type="dxa" w:w="1141"/>
+            <w:tcW w:type="dxa" w:w="864"/>
           </w:tcPr>
           <w:p>
             <w:r>
@@ -27505,7 +27511,7 @@
         </w:tc>
         <w:tc>
           <w:tcPr>
-            <w:tcW w:type="dxa" w:w="1141"/>
+            <w:tcW w:type="dxa" w:w="864"/>
           </w:tcPr>
           <w:p>
             <w:r>
@@ -27518,7 +27524,7 @@
         </w:tc>
         <w:tc>
           <w:tcPr>
-            <w:tcW w:type="dxa" w:w="1141"/>
+            <w:tcW w:type="dxa" w:w="864"/>
           </w:tcPr>
           <w:p>
             <w:r>
@@ -27531,7 +27537,7 @@
         </w:tc>
         <w:tc>
           <w:tcPr>
-            <w:tcW w:type="dxa" w:w="1141"/>
+            <w:tcW w:type="dxa" w:w="864"/>
           </w:tcPr>
           <w:p>
             <w:r>
@@ -27544,7 +27550,7 @@
         </w:tc>
         <w:tc>
           <w:tcPr>
-            <w:tcW w:type="dxa" w:w="1141"/>
+            <w:tcW w:type="dxa" w:w="864"/>
           </w:tcPr>
           <w:p>
             <w:r>
@@ -27557,7 +27563,7 @@
         </w:tc>
         <w:tc>
           <w:tcPr>
-            <w:tcW w:type="dxa" w:w="1141"/>
+            <w:tcW w:type="dxa" w:w="864"/>
           </w:tcPr>
           <w:p>
             <w:r>
@@ -27570,7 +27576,7 @@
         </w:tc>
         <w:tc>
           <w:tcPr>
-            <w:tcW w:type="dxa" w:w="1141"/>
+            <w:tcW w:type="dxa" w:w="864"/>
           </w:tcPr>
           <w:p>
             <w:r>
@@ -27583,7 +27589,7 @@
         </w:tc>
         <w:tc>
           <w:tcPr>
-            <w:tcW w:type="dxa" w:w="1141"/>
+            <w:tcW w:type="dxa" w:w="864"/>
           </w:tcPr>
           <w:p>
             <w:r>
@@ -27596,7 +27602,7 @@
         </w:tc>
         <w:tc>
           <w:tcPr>
-            <w:tcW w:type="dxa" w:w="1141"/>
+            <w:tcW w:type="dxa" w:w="864"/>
           </w:tcPr>
           <w:p>
             <w:r>
@@ -27609,7 +27615,7 @@
         </w:tc>
         <w:tc>
           <w:tcPr>
-            <w:tcW w:type="dxa" w:w="1141"/>
+            <w:tcW w:type="dxa" w:w="864"/>
           </w:tcPr>
           <w:p>
             <w:r>
@@ -27624,7 +27630,7 @@
       <w:tr>
         <w:tc>
           <w:tcPr>
-            <w:tcW w:type="dxa" w:w="1141"/>
+            <w:tcW w:type="dxa" w:w="864"/>
           </w:tcPr>
           <w:p>
             <w:r>
@@ -27637,7 +27643,7 @@
         </w:tc>
         <w:tc>
           <w:tcPr>
-            <w:tcW w:type="dxa" w:w="1141"/>
+            <w:tcW w:type="dxa" w:w="864"/>
           </w:tcPr>
           <w:p>
             <w:r>
@@ -27650,7 +27656,7 @@
         </w:tc>
         <w:tc>
           <w:tcPr>
-            <w:tcW w:type="dxa" w:w="1141"/>
+            <w:tcW w:type="dxa" w:w="864"/>
           </w:tcPr>
           <w:p>
             <w:r>
@@ -27663,7 +27669,7 @@
         </w:tc>
         <w:tc>
           <w:tcPr>
-            <w:tcW w:type="dxa" w:w="1141"/>
+            <w:tcW w:type="dxa" w:w="864"/>
           </w:tcPr>
           <w:p>
             <w:r>
@@ -27676,7 +27682,7 @@
         </w:tc>
         <w:tc>
           <w:tcPr>
-            <w:tcW w:type="dxa" w:w="1141"/>
+            <w:tcW w:type="dxa" w:w="864"/>
           </w:tcPr>
           <w:p>
             <w:r>
@@ -27689,7 +27695,7 @@
         </w:tc>
         <w:tc>
           <w:tcPr>
-            <w:tcW w:type="dxa" w:w="1141"/>
+            <w:tcW w:type="dxa" w:w="864"/>
           </w:tcPr>
           <w:p>
             <w:r>
@@ -27702,7 +27708,7 @@
         </w:tc>
         <w:tc>
           <w:tcPr>
-            <w:tcW w:type="dxa" w:w="1141"/>
+            <w:tcW w:type="dxa" w:w="864"/>
           </w:tcPr>
           <w:p>
             <w:r>
@@ -27715,7 +27721,7 @@
         </w:tc>
         <w:tc>
           <w:tcPr>
-            <w:tcW w:type="dxa" w:w="1141"/>
+            <w:tcW w:type="dxa" w:w="864"/>
           </w:tcPr>
           <w:p>
             <w:r>
@@ -27728,7 +27734,7 @@
         </w:tc>
         <w:tc>
           <w:tcPr>
-            <w:tcW w:type="dxa" w:w="1141"/>
+            <w:tcW w:type="dxa" w:w="864"/>
           </w:tcPr>
           <w:p>
             <w:r>
@@ -27741,7 +27747,7 @@
         </w:tc>
         <w:tc>
           <w:tcPr>
-            <w:tcW w:type="dxa" w:w="1141"/>
+            <w:tcW w:type="dxa" w:w="864"/>
           </w:tcPr>
           <w:p>
             <w:r>
@@ -27754,7 +27760,7 @@
         </w:tc>
         <w:tc>
           <w:tcPr>
-            <w:tcW w:type="dxa" w:w="1141"/>
+            <w:tcW w:type="dxa" w:w="864"/>
           </w:tcPr>
           <w:p>
             <w:r>
@@ -27767,7 +27773,7 @@
         </w:tc>
         <w:tc>
           <w:tcPr>
-            <w:tcW w:type="dxa" w:w="1141"/>
+            <w:tcW w:type="dxa" w:w="864"/>
           </w:tcPr>
           <w:p>
             <w:r>
@@ -27780,7 +27786,7 @@
         </w:tc>
         <w:tc>
           <w:tcPr>
-            <w:tcW w:type="dxa" w:w="1141"/>
+            <w:tcW w:type="dxa" w:w="864"/>
           </w:tcPr>
           <w:p>
             <w:r>
@@ -27795,7 +27801,7 @@
       <w:tr>
         <w:tc>
           <w:tcPr>
-            <w:tcW w:type="dxa" w:w="1141"/>
+            <w:tcW w:type="dxa" w:w="864"/>
           </w:tcPr>
           <w:p>
             <w:r>
@@ -27808,7 +27814,7 @@
         </w:tc>
         <w:tc>
           <w:tcPr>
-            <w:tcW w:type="dxa" w:w="1141"/>
+            <w:tcW w:type="dxa" w:w="864"/>
           </w:tcPr>
           <w:p>
             <w:r>
@@ -27821,7 +27827,7 @@
         </w:tc>
         <w:tc>
           <w:tcPr>
-            <w:tcW w:type="dxa" w:w="1141"/>
+            <w:tcW w:type="dxa" w:w="864"/>
           </w:tcPr>
           <w:p>
             <w:r>
@@ -27834,7 +27840,7 @@
         </w:tc>
         <w:tc>
           <w:tcPr>
-            <w:tcW w:type="dxa" w:w="1141"/>
+            <w:tcW w:type="dxa" w:w="864"/>
           </w:tcPr>
           <w:p>
             <w:r>
@@ -27847,7 +27853,7 @@
         </w:tc>
         <w:tc>
           <w:tcPr>
-            <w:tcW w:type="dxa" w:w="1141"/>
+            <w:tcW w:type="dxa" w:w="864"/>
           </w:tcPr>
           <w:p>
             <w:r>
@@ -27860,7 +27866,7 @@
         </w:tc>
         <w:tc>
           <w:tcPr>
-            <w:tcW w:type="dxa" w:w="1141"/>
+            <w:tcW w:type="dxa" w:w="864"/>
           </w:tcPr>
           <w:p>
             <w:r>
@@ -27873,7 +27879,7 @@
         </w:tc>
         <w:tc>
           <w:tcPr>
-            <w:tcW w:type="dxa" w:w="1141"/>
+            <w:tcW w:type="dxa" w:w="864"/>
           </w:tcPr>
           <w:p>
             <w:r>
@@ -27886,7 +27892,7 @@
         </w:tc>
         <w:tc>
           <w:tcPr>
-            <w:tcW w:type="dxa" w:w="1141"/>
+            <w:tcW w:type="dxa" w:w="864"/>
           </w:tcPr>
           <w:p>
             <w:r>
@@ -27899,7 +27905,7 @@
         </w:tc>
         <w:tc>
           <w:tcPr>
-            <w:tcW w:type="dxa" w:w="1141"/>
+            <w:tcW w:type="dxa" w:w="864"/>
           </w:tcPr>
           <w:p>
             <w:r>
@@ -27912,7 +27918,7 @@
         </w:tc>
         <w:tc>
           <w:tcPr>
-            <w:tcW w:type="dxa" w:w="1141"/>
+            <w:tcW w:type="dxa" w:w="864"/>
           </w:tcPr>
           <w:p>
             <w:r>
@@ -27925,7 +27931,7 @@
         </w:tc>
         <w:tc>
           <w:tcPr>
-            <w:tcW w:type="dxa" w:w="1141"/>
+            <w:tcW w:type="dxa" w:w="864"/>
           </w:tcPr>
           <w:p>
             <w:r>
@@ -27938,7 +27944,7 @@
         </w:tc>
         <w:tc>
           <w:tcPr>
-            <w:tcW w:type="dxa" w:w="1141"/>
+            <w:tcW w:type="dxa" w:w="864"/>
           </w:tcPr>
           <w:p>
             <w:r>
@@ -27951,7 +27957,7 @@
         </w:tc>
         <w:tc>
           <w:tcPr>
-            <w:tcW w:type="dxa" w:w="1141"/>
+            <w:tcW w:type="dxa" w:w="864"/>
           </w:tcPr>
           <w:p>
             <w:r>
@@ -27966,7 +27972,7 @@
       <w:tr>
         <w:tc>
           <w:tcPr>
-            <w:tcW w:type="dxa" w:w="1141"/>
+            <w:tcW w:type="dxa" w:w="864"/>
           </w:tcPr>
           <w:p>
             <w:r>
@@ -27979,7 +27985,7 @@
         </w:tc>
         <w:tc>
           <w:tcPr>
-            <w:tcW w:type="dxa" w:w="1141"/>
+            <w:tcW w:type="dxa" w:w="864"/>
           </w:tcPr>
           <w:p>
             <w:r>
@@ -27992,7 +27998,7 @@
         </w:tc>
         <w:tc>
           <w:tcPr>
-            <w:tcW w:type="dxa" w:w="1141"/>
+            <w:tcW w:type="dxa" w:w="864"/>
           </w:tcPr>
           <w:p>
             <w:r>
@@ -28005,7 +28011,7 @@
         </w:tc>
         <w:tc>
           <w:tcPr>
-            <w:tcW w:type="dxa" w:w="1141"/>
+            <w:tcW w:type="dxa" w:w="864"/>
           </w:tcPr>
           <w:p>
             <w:r>
@@ -28018,7 +28024,7 @@
         </w:tc>
         <w:tc>
           <w:tcPr>
-            <w:tcW w:type="dxa" w:w="1141"/>
+            <w:tcW w:type="dxa" w:w="864"/>
           </w:tcPr>
           <w:p>
             <w:r>
@@ -28031,7 +28037,7 @@
         </w:tc>
         <w:tc>
           <w:tcPr>
-            <w:tcW w:type="dxa" w:w="1141"/>
+            <w:tcW w:type="dxa" w:w="864"/>
           </w:tcPr>
           <w:p>
             <w:r>
@@ -28044,7 +28050,7 @@
         </w:tc>
         <w:tc>
           <w:tcPr>
-            <w:tcW w:type="dxa" w:w="1141"/>
+            <w:tcW w:type="dxa" w:w="864"/>
           </w:tcPr>
           <w:p>
             <w:r>
@@ -28057,7 +28063,7 @@
         </w:tc>
         <w:tc>
           <w:tcPr>
-            <w:tcW w:type="dxa" w:w="1141"/>
+            <w:tcW w:type="dxa" w:w="864"/>
           </w:tcPr>
           <w:p>
             <w:r>
@@ -28070,7 +28076,7 @@
         </w:tc>
         <w:tc>
           <w:tcPr>
-            <w:tcW w:type="dxa" w:w="1141"/>
+            <w:tcW w:type="dxa" w:w="864"/>
           </w:tcPr>
           <w:p>
             <w:r>
@@ -28083,7 +28089,7 @@
         </w:tc>
         <w:tc>
           <w:tcPr>
-            <w:tcW w:type="dxa" w:w="1141"/>
+            <w:tcW w:type="dxa" w:w="864"/>
           </w:tcPr>
           <w:p>
             <w:r>
@@ -28096,7 +28102,7 @@
         </w:tc>
         <w:tc>
           <w:tcPr>
-            <w:tcW w:type="dxa" w:w="1141"/>
+            <w:tcW w:type="dxa" w:w="864"/>
           </w:tcPr>
           <w:p>
             <w:r>
@@ -28109,7 +28115,7 @@
         </w:tc>
         <w:tc>
           <w:tcPr>
-            <w:tcW w:type="dxa" w:w="1141"/>
+            <w:tcW w:type="dxa" w:w="864"/>
           </w:tcPr>
           <w:p>
             <w:r>
@@ -28122,7 +28128,7 @@
         </w:tc>
         <w:tc>
           <w:tcPr>
-            <w:tcW w:type="dxa" w:w="1141"/>
+            <w:tcW w:type="dxa" w:w="864"/>
           </w:tcPr>
           <w:p>
             <w:r>
@@ -28137,7 +28143,7 @@
       <w:tr>
         <w:tc>
           <w:tcPr>
-            <w:tcW w:type="dxa" w:w="1141"/>
+            <w:tcW w:type="dxa" w:w="864"/>
           </w:tcPr>
           <w:p>
             <w:r>
@@ -28150,7 +28156,7 @@
         </w:tc>
         <w:tc>
           <w:tcPr>
-            <w:tcW w:type="dxa" w:w="1141"/>
+            <w:tcW w:type="dxa" w:w="864"/>
           </w:tcPr>
           <w:p>
             <w:r>
@@ -28163,7 +28169,7 @@
         </w:tc>
         <w:tc>
           <w:tcPr>
-            <w:tcW w:type="dxa" w:w="1141"/>
+            <w:tcW w:type="dxa" w:w="864"/>
           </w:tcPr>
           <w:p>
             <w:r>
@@ -28176,7 +28182,7 @@
         </w:tc>
         <w:tc>
           <w:tcPr>
-            <w:tcW w:type="dxa" w:w="1141"/>
+            <w:tcW w:type="dxa" w:w="864"/>
           </w:tcPr>
           <w:p>
             <w:r>
@@ -28189,7 +28195,7 @@
         </w:tc>
         <w:tc>
           <w:tcPr>
-            <w:tcW w:type="dxa" w:w="1141"/>
+            <w:tcW w:type="dxa" w:w="864"/>
           </w:tcPr>
           <w:p>
             <w:r>
@@ -28202,7 +28208,7 @@
         </w:tc>
         <w:tc>
           <w:tcPr>
-            <w:tcW w:type="dxa" w:w="1141"/>
+            <w:tcW w:type="dxa" w:w="864"/>
           </w:tcPr>
           <w:p>
             <w:r>
@@ -28215,7 +28221,7 @@
         </w:tc>
         <w:tc>
           <w:tcPr>
-            <w:tcW w:type="dxa" w:w="1141"/>
+            <w:tcW w:type="dxa" w:w="864"/>
           </w:tcPr>
           <w:p>
             <w:r>
@@ -28228,7 +28234,7 @@
         </w:tc>
         <w:tc>
           <w:tcPr>
-            <w:tcW w:type="dxa" w:w="1141"/>
+            <w:tcW w:type="dxa" w:w="864"/>
           </w:tcPr>
           <w:p>
             <w:r>
@@ -28241,7 +28247,7 @@
         </w:tc>
         <w:tc>
           <w:tcPr>
-            <w:tcW w:type="dxa" w:w="1141"/>
+            <w:tcW w:type="dxa" w:w="864"/>
           </w:tcPr>
           <w:p>
             <w:r>
@@ -28254,7 +28260,7 @@
         </w:tc>
         <w:tc>
           <w:tcPr>
-            <w:tcW w:type="dxa" w:w="1141"/>
+            <w:tcW w:type="dxa" w:w="864"/>
           </w:tcPr>
           <w:p>
             <w:r>
@@ -28267,7 +28273,7 @@
         </w:tc>
         <w:tc>
           <w:tcPr>
-            <w:tcW w:type="dxa" w:w="1141"/>
+            <w:tcW w:type="dxa" w:w="864"/>
           </w:tcPr>
           <w:p>
             <w:r>
@@ -28280,7 +28286,7 @@
         </w:tc>
         <w:tc>
           <w:tcPr>
-            <w:tcW w:type="dxa" w:w="1141"/>
+            <w:tcW w:type="dxa" w:w="864"/>
           </w:tcPr>
           <w:p>
             <w:r>
@@ -28293,7 +28299,7 @@
         </w:tc>
         <w:tc>
           <w:tcPr>
-            <w:tcW w:type="dxa" w:w="1141"/>
+            <w:tcW w:type="dxa" w:w="864"/>
           </w:tcPr>
           <w:p>
             <w:r>
@@ -28308,7 +28314,7 @@
       <w:tr>
         <w:tc>
           <w:tcPr>
-            <w:tcW w:type="dxa" w:w="1141"/>
+            <w:tcW w:type="dxa" w:w="864"/>
           </w:tcPr>
           <w:p>
             <w:r>
@@ -28321,7 +28327,7 @@
         </w:tc>
         <w:tc>
           <w:tcPr>
-            <w:tcW w:type="dxa" w:w="1141"/>
+            <w:tcW w:type="dxa" w:w="864"/>
           </w:tcPr>
           <w:p>
             <w:r>
@@ -28334,7 +28340,7 @@
         </w:tc>
         <w:tc>
           <w:tcPr>
-            <w:tcW w:type="dxa" w:w="1141"/>
+            <w:tcW w:type="dxa" w:w="864"/>
           </w:tcPr>
           <w:p>
             <w:r>
@@ -28347,7 +28353,7 @@
         </w:tc>
         <w:tc>
           <w:tcPr>
-            <w:tcW w:type="dxa" w:w="1141"/>
+            <w:tcW w:type="dxa" w:w="864"/>
           </w:tcPr>
           <w:p>
             <w:r>
@@ -28360,7 +28366,7 @@
         </w:tc>
         <w:tc>
           <w:tcPr>
-            <w:tcW w:type="dxa" w:w="1141"/>
+            <w:tcW w:type="dxa" w:w="864"/>
           </w:tcPr>
           <w:p>
             <w:r>
@@ -28373,7 +28379,7 @@
         </w:tc>
         <w:tc>
           <w:tcPr>
-            <w:tcW w:type="dxa" w:w="1141"/>
+            <w:tcW w:type="dxa" w:w="864"/>
           </w:tcPr>
           <w:p>
             <w:r>
@@ -28386,7 +28392,7 @@
         </w:tc>
         <w:tc>
           <w:tcPr>
-            <w:tcW w:type="dxa" w:w="1141"/>
+            <w:tcW w:type="dxa" w:w="864"/>
           </w:tcPr>
           <w:p>
             <w:r>
@@ -28399,7 +28405,7 @@
         </w:tc>
         <w:tc>
           <w:tcPr>
-            <w:tcW w:type="dxa" w:w="1141"/>
+            <w:tcW w:type="dxa" w:w="864"/>
           </w:tcPr>
           <w:p>
             <w:r>
@@ -28412,7 +28418,7 @@
         </w:tc>
         <w:tc>
           <w:tcPr>
-            <w:tcW w:type="dxa" w:w="1141"/>
+            <w:tcW w:type="dxa" w:w="864"/>
           </w:tcPr>
           <w:p>
             <w:r>
@@ -28425,7 +28431,7 @@
         </w:tc>
         <w:tc>
           <w:tcPr>
-            <w:tcW w:type="dxa" w:w="1141"/>
+            <w:tcW w:type="dxa" w:w="864"/>
           </w:tcPr>
           <w:p>
             <w:r>
@@ -28438,7 +28444,7 @@
         </w:tc>
         <w:tc>
           <w:tcPr>
-            <w:tcW w:type="dxa" w:w="1141"/>
+            <w:tcW w:type="dxa" w:w="864"/>
           </w:tcPr>
           <w:p>
             <w:r>
@@ -28451,7 +28457,7 @@
         </w:tc>
         <w:tc>
           <w:tcPr>
-            <w:tcW w:type="dxa" w:w="1141"/>
+            <w:tcW w:type="dxa" w:w="864"/>
           </w:tcPr>
           <w:p>
             <w:r>
@@ -28464,7 +28470,7 @@
         </w:tc>
         <w:tc>
           <w:tcPr>
-            <w:tcW w:type="dxa" w:w="1141"/>
+            <w:tcW w:type="dxa" w:w="864"/>
           </w:tcPr>
           <w:p>
             <w:r>
@@ -28479,7 +28485,7 @@
       <w:tr>
         <w:tc>
           <w:tcPr>
-            <w:tcW w:type="dxa" w:w="1141"/>
+            <w:tcW w:type="dxa" w:w="864"/>
           </w:tcPr>
           <w:p>
             <w:r>
@@ -28492,7 +28498,7 @@
         </w:tc>
         <w:tc>
           <w:tcPr>
-            <w:tcW w:type="dxa" w:w="1141"/>
+            <w:tcW w:type="dxa" w:w="864"/>
           </w:tcPr>
           <w:p>
             <w:r>
@@ -28505,7 +28511,7 @@
         </w:tc>
         <w:tc>
           <w:tcPr>
-            <w:tcW w:type="dxa" w:w="1141"/>
+            <w:tcW w:type="dxa" w:w="864"/>
           </w:tcPr>
           <w:p>
             <w:r>
@@ -28518,7 +28524,7 @@
         </w:tc>
         <w:tc>
           <w:tcPr>
-            <w:tcW w:type="dxa" w:w="1141"/>
+            <w:tcW w:type="dxa" w:w="864"/>
           </w:tcPr>
           <w:p>
             <w:r>
@@ -28531,7 +28537,7 @@
         </w:tc>
         <w:tc>
           <w:tcPr>
-            <w:tcW w:type="dxa" w:w="1141"/>
+            <w:tcW w:type="dxa" w:w="864"/>
           </w:tcPr>
           <w:p>
             <w:r>
@@ -28544,7 +28550,7 @@
         </w:tc>
         <w:tc>
           <w:tcPr>
-            <w:tcW w:type="dxa" w:w="1141"/>
+            <w:tcW w:type="dxa" w:w="864"/>
           </w:tcPr>
           <w:p>
             <w:r>
@@ -28557,7 +28563,7 @@
         </w:tc>
         <w:tc>
           <w:tcPr>
-            <w:tcW w:type="dxa" w:w="1141"/>
+            <w:tcW w:type="dxa" w:w="864"/>
           </w:tcPr>
           <w:p>
             <w:r>
@@ -28570,7 +28576,7 @@
         </w:tc>
         <w:tc>
           <w:tcPr>
-            <w:tcW w:type="dxa" w:w="1141"/>
+            <w:tcW w:type="dxa" w:w="864"/>
           </w:tcPr>
           <w:p>
             <w:r>
@@ -28583,7 +28589,7 @@
         </w:tc>
         <w:tc>
           <w:tcPr>
-            <w:tcW w:type="dxa" w:w="1141"/>
+            <w:tcW w:type="dxa" w:w="864"/>
           </w:tcPr>
           <w:p>
             <w:r>
@@ -28596,7 +28602,7 @@
         </w:tc>
         <w:tc>
           <w:tcPr>
-            <w:tcW w:type="dxa" w:w="1141"/>
+            <w:tcW w:type="dxa" w:w="864"/>
           </w:tcPr>
           <w:p>
             <w:r>
@@ -28609,7 +28615,7 @@
         </w:tc>
         <w:tc>
           <w:tcPr>
-            <w:tcW w:type="dxa" w:w="1141"/>
+            <w:tcW w:type="dxa" w:w="864"/>
           </w:tcPr>
           <w:p>
             <w:r>
@@ -28622,7 +28628,7 @@
         </w:tc>
         <w:tc>
           <w:tcPr>
-            <w:tcW w:type="dxa" w:w="1141"/>
+            <w:tcW w:type="dxa" w:w="864"/>
           </w:tcPr>
           <w:p>
             <w:r>
@@ -28635,7 +28641,7 @@
         </w:tc>
         <w:tc>
           <w:tcPr>
-            <w:tcW w:type="dxa" w:w="1141"/>
+            <w:tcW w:type="dxa" w:w="864"/>
           </w:tcPr>
           <w:p>
             <w:r>
@@ -28650,7 +28656,7 @@
       <w:tr>
         <w:tc>
           <w:tcPr>
-            <w:tcW w:type="dxa" w:w="1141"/>
+            <w:tcW w:type="dxa" w:w="864"/>
           </w:tcPr>
           <w:p>
             <w:r>
@@ -28663,7 +28669,7 @@
         </w:tc>
         <w:tc>
           <w:tcPr>
-            <w:tcW w:type="dxa" w:w="1141"/>
+            <w:tcW w:type="dxa" w:w="864"/>
           </w:tcPr>
           <w:p>
             <w:r>
@@ -28676,7 +28682,7 @@
         </w:tc>
         <w:tc>
           <w:tcPr>
-            <w:tcW w:type="dxa" w:w="1141"/>
+            <w:tcW w:type="dxa" w:w="864"/>
           </w:tcPr>
           <w:p>
             <w:r>
@@ -28689,7 +28695,7 @@
         </w:tc>
         <w:tc>
           <w:tcPr>
-            <w:tcW w:type="dxa" w:w="1141"/>
+            <w:tcW w:type="dxa" w:w="864"/>
           </w:tcPr>
           <w:p>
             <w:r>
@@ -28702,7 +28708,7 @@
         </w:tc>
         <w:tc>
           <w:tcPr>
-            <w:tcW w:type="dxa" w:w="1141"/>
+            <w:tcW w:type="dxa" w:w="864"/>
           </w:tcPr>
           <w:p>
             <w:r>
@@ -28715,7 +28721,7 @@
         </w:tc>
         <w:tc>
           <w:tcPr>
-            <w:tcW w:type="dxa" w:w="1141"/>
+            <w:tcW w:type="dxa" w:w="864"/>
           </w:tcPr>
           <w:p>
             <w:r>
@@ -28728,7 +28734,7 @@
         </w:tc>
         <w:tc>
           <w:tcPr>
-            <w:tcW w:type="dxa" w:w="1141"/>
+            <w:tcW w:type="dxa" w:w="864"/>
           </w:tcPr>
           <w:p>
             <w:r>
@@ -28741,7 +28747,7 @@
         </w:tc>
         <w:tc>
           <w:tcPr>
-            <w:tcW w:type="dxa" w:w="1141"/>
+            <w:tcW w:type="dxa" w:w="864"/>
           </w:tcPr>
           <w:p>
             <w:r>
@@ -28754,7 +28760,7 @@
         </w:tc>
         <w:tc>
           <w:tcPr>
-            <w:tcW w:type="dxa" w:w="1141"/>
+            <w:tcW w:type="dxa" w:w="864"/>
           </w:tcPr>
           <w:p>
             <w:r>
@@ -28767,7 +28773,7 @@
         </w:tc>
         <w:tc>
           <w:tcPr>
-            <w:tcW w:type="dxa" w:w="1141"/>
+            <w:tcW w:type="dxa" w:w="864"/>
           </w:tcPr>
           <w:p>
             <w:r>
@@ -28780,7 +28786,7 @@
         </w:tc>
         <w:tc>
           <w:tcPr>
-            <w:tcW w:type="dxa" w:w="1141"/>
+            <w:tcW w:type="dxa" w:w="864"/>
           </w:tcPr>
           <w:p>
             <w:r>
@@ -28793,7 +28799,7 @@
         </w:tc>
         <w:tc>
           <w:tcPr>
-            <w:tcW w:type="dxa" w:w="1141"/>
+            <w:tcW w:type="dxa" w:w="864"/>
           </w:tcPr>
           <w:p>
             <w:r>
@@ -28806,7 +28812,7 @@
         </w:tc>
         <w:tc>
           <w:tcPr>
-            <w:tcW w:type="dxa" w:w="1141"/>
+            <w:tcW w:type="dxa" w:w="864"/>
           </w:tcPr>
           <w:p>
             <w:r>
@@ -28821,7 +28827,7 @@
       <w:tr>
         <w:tc>
           <w:tcPr>
-            <w:tcW w:type="dxa" w:w="1141"/>
+            <w:tcW w:type="dxa" w:w="864"/>
           </w:tcPr>
           <w:p>
             <w:r>
@@ -28834,7 +28840,7 @@
         </w:tc>
         <w:tc>
           <w:tcPr>
-            <w:tcW w:type="dxa" w:w="1141"/>
+            <w:tcW w:type="dxa" w:w="864"/>
           </w:tcPr>
           <w:p>
             <w:r>
@@ -28847,7 +28853,7 @@
         </w:tc>
         <w:tc>
           <w:tcPr>
-            <w:tcW w:type="dxa" w:w="1141"/>
+            <w:tcW w:type="dxa" w:w="864"/>
           </w:tcPr>
           <w:p>
             <w:r>
@@ -28860,7 +28866,7 @@
         </w:tc>
         <w:tc>
           <w:tcPr>
-            <w:tcW w:type="dxa" w:w="1141"/>
+            <w:tcW w:type="dxa" w:w="864"/>
           </w:tcPr>
           <w:p>
             <w:r>
@@ -28873,7 +28879,7 @@
         </w:tc>
         <w:tc>
           <w:tcPr>
-            <w:tcW w:type="dxa" w:w="1141"/>
+            <w:tcW w:type="dxa" w:w="864"/>
           </w:tcPr>
           <w:p>
             <w:r>
@@ -28886,7 +28892,7 @@
         </w:tc>
         <w:tc>
           <w:tcPr>
-            <w:tcW w:type="dxa" w:w="1141"/>
+            <w:tcW w:type="dxa" w:w="864"/>
           </w:tcPr>
           <w:p>
             <w:r>
@@ -28899,7 +28905,7 @@
         </w:tc>
         <w:tc>
           <w:tcPr>
-            <w:tcW w:type="dxa" w:w="1141"/>
+            <w:tcW w:type="dxa" w:w="864"/>
           </w:tcPr>
           <w:p>
             <w:r>
@@ -28912,7 +28918,7 @@
         </w:tc>
         <w:tc>
           <w:tcPr>
-            <w:tcW w:type="dxa" w:w="1141"/>
+            <w:tcW w:type="dxa" w:w="864"/>
           </w:tcPr>
           <w:p>
             <w:r>
@@ -28925,7 +28931,7 @@
         </w:tc>
         <w:tc>
           <w:tcPr>
-            <w:tcW w:type="dxa" w:w="1141"/>
+            <w:tcW w:type="dxa" w:w="864"/>
           </w:tcPr>
           <w:p>
             <w:r>
@@ -28938,7 +28944,7 @@
         </w:tc>
         <w:tc>
           <w:tcPr>
-            <w:tcW w:type="dxa" w:w="1141"/>
+            <w:tcW w:type="dxa" w:w="864"/>
           </w:tcPr>
           <w:p>
             <w:r>
@@ -28951,7 +28957,7 @@
         </w:tc>
         <w:tc>
           <w:tcPr>
-            <w:tcW w:type="dxa" w:w="1141"/>
+            <w:tcW w:type="dxa" w:w="864"/>
           </w:tcPr>
           <w:p>
             <w:r>
@@ -28964,7 +28970,7 @@
         </w:tc>
         <w:tc>
           <w:tcPr>
-            <w:tcW w:type="dxa" w:w="1141"/>
+            <w:tcW w:type="dxa" w:w="864"/>
           </w:tcPr>
           <w:p>
             <w:r>
@@ -28977,7 +28983,7 @@
         </w:tc>
         <w:tc>
           <w:tcPr>
-            <w:tcW w:type="dxa" w:w="1141"/>
+            <w:tcW w:type="dxa" w:w="864"/>
           </w:tcPr>
           <w:p>
             <w:r>
@@ -28992,7 +28998,7 @@
       <w:tr>
         <w:tc>
           <w:tcPr>
-            <w:tcW w:type="dxa" w:w="1141"/>
+            <w:tcW w:type="dxa" w:w="864"/>
           </w:tcPr>
           <w:p>
             <w:r>
@@ -29005,7 +29011,7 @@
         </w:tc>
         <w:tc>
           <w:tcPr>
-            <w:tcW w:type="dxa" w:w="1141"/>
+            <w:tcW w:type="dxa" w:w="864"/>
           </w:tcPr>
           <w:p>
             <w:r>
@@ -29018,7 +29024,7 @@
         </w:tc>
         <w:tc>
           <w:tcPr>
-            <w:tcW w:type="dxa" w:w="1141"/>
+            <w:tcW w:type="dxa" w:w="864"/>
           </w:tcPr>
           <w:p>
             <w:r>
@@ -29031,7 +29037,7 @@
         </w:tc>
         <w:tc>
           <w:tcPr>
-            <w:tcW w:type="dxa" w:w="1141"/>
+            <w:tcW w:type="dxa" w:w="864"/>
           </w:tcPr>
           <w:p>
             <w:r>
@@ -29044,7 +29050,7 @@
         </w:tc>
         <w:tc>
           <w:tcPr>
-            <w:tcW w:type="dxa" w:w="1141"/>
+            <w:tcW w:type="dxa" w:w="864"/>
           </w:tcPr>
           <w:p>
             <w:r>
@@ -29057,7 +29063,7 @@
         </w:tc>
         <w:tc>
           <w:tcPr>
-            <w:tcW w:type="dxa" w:w="1141"/>
+            <w:tcW w:type="dxa" w:w="864"/>
           </w:tcPr>
           <w:p>
             <w:r>
@@ -29070,7 +29076,7 @@
         </w:tc>
         <w:tc>
           <w:tcPr>
-            <w:tcW w:type="dxa" w:w="1141"/>
+            <w:tcW w:type="dxa" w:w="864"/>
           </w:tcPr>
           <w:p>
             <w:r>
@@ -29083,7 +29089,7 @@
         </w:tc>
         <w:tc>
           <w:tcPr>
-            <w:tcW w:type="dxa" w:w="1141"/>
+            <w:tcW w:type="dxa" w:w="864"/>
           </w:tcPr>
           <w:p>
             <w:r>
@@ -29096,7 +29102,7 @@
         </w:tc>
         <w:tc>
           <w:tcPr>
-            <w:tcW w:type="dxa" w:w="1141"/>
+            <w:tcW w:type="dxa" w:w="864"/>
           </w:tcPr>
           <w:p>
             <w:r>
@@ -29109,7 +29115,7 @@
         </w:tc>
         <w:tc>
           <w:tcPr>
-            <w:tcW w:type="dxa" w:w="1141"/>
+            <w:tcW w:type="dxa" w:w="864"/>
           </w:tcPr>
           <w:p>
             <w:r>
@@ -29122,7 +29128,7 @@
         </w:tc>
         <w:tc>
           <w:tcPr>
-            <w:tcW w:type="dxa" w:w="1141"/>
+            <w:tcW w:type="dxa" w:w="864"/>
           </w:tcPr>
           <w:p>
             <w:r>
@@ -29135,7 +29141,7 @@
         </w:tc>
         <w:tc>
           <w:tcPr>
-            <w:tcW w:type="dxa" w:w="1141"/>
+            <w:tcW w:type="dxa" w:w="864"/>
           </w:tcPr>
           <w:p>
             <w:r>
@@ -29148,7 +29154,7 @@
         </w:tc>
         <w:tc>
           <w:tcPr>
-            <w:tcW w:type="dxa" w:w="1141"/>
+            <w:tcW w:type="dxa" w:w="864"/>
           </w:tcPr>
           <w:p>
             <w:r>
@@ -29163,7 +29169,7 @@
       <w:tr>
         <w:tc>
           <w:tcPr>
-            <w:tcW w:type="dxa" w:w="1141"/>
+            <w:tcW w:type="dxa" w:w="864"/>
           </w:tcPr>
           <w:p>
             <w:r>
@@ -29176,7 +29182,7 @@
         </w:tc>
         <w:tc>
           <w:tcPr>
-            <w:tcW w:type="dxa" w:w="1141"/>
+            <w:tcW w:type="dxa" w:w="864"/>
           </w:tcPr>
           <w:p>
             <w:r>
@@ -29189,7 +29195,7 @@
         </w:tc>
         <w:tc>
           <w:tcPr>
-            <w:tcW w:type="dxa" w:w="1141"/>
+            <w:tcW w:type="dxa" w:w="864"/>
           </w:tcPr>
           <w:p>
             <w:r>
@@ -29202,7 +29208,7 @@
         </w:tc>
         <w:tc>
           <w:tcPr>
-            <w:tcW w:type="dxa" w:w="1141"/>
+            <w:tcW w:type="dxa" w:w="864"/>
           </w:tcPr>
           <w:p>
             <w:r>
@@ -29215,7 +29221,7 @@
         </w:tc>
         <w:tc>
           <w:tcPr>
-            <w:tcW w:type="dxa" w:w="1141"/>
+            <w:tcW w:type="dxa" w:w="864"/>
           </w:tcPr>
           <w:p>
             <w:r>
@@ -29228,7 +29234,7 @@
         </w:tc>
         <w:tc>
           <w:tcPr>
-            <w:tcW w:type="dxa" w:w="1141"/>
+            <w:tcW w:type="dxa" w:w="864"/>
           </w:tcPr>
           <w:p>
             <w:r>
@@ -29241,7 +29247,7 @@
         </w:tc>
         <w:tc>
           <w:tcPr>
-            <w:tcW w:type="dxa" w:w="1141"/>
+            <w:tcW w:type="dxa" w:w="864"/>
           </w:tcPr>
           <w:p>
             <w:r>
@@ -29254,7 +29260,7 @@
         </w:tc>
         <w:tc>
           <w:tcPr>
-            <w:tcW w:type="dxa" w:w="1141"/>
+            <w:tcW w:type="dxa" w:w="864"/>
           </w:tcPr>
           <w:p>
             <w:r>
@@ -29267,7 +29273,7 @@
         </w:tc>
         <w:tc>
           <w:tcPr>
-            <w:tcW w:type="dxa" w:w="1141"/>
+            <w:tcW w:type="dxa" w:w="864"/>
           </w:tcPr>
           <w:p>
             <w:r>
@@ -29280,7 +29286,7 @@
         </w:tc>
         <w:tc>
           <w:tcPr>
-            <w:tcW w:type="dxa" w:w="1141"/>
+            <w:tcW w:type="dxa" w:w="864"/>
           </w:tcPr>
           <w:p>
             <w:r>
@@ -29293,7 +29299,7 @@
         </w:tc>
         <w:tc>
           <w:tcPr>
-            <w:tcW w:type="dxa" w:w="1141"/>
+            <w:tcW w:type="dxa" w:w="864"/>
           </w:tcPr>
           <w:p>
             <w:r>
@@ -29306,7 +29312,7 @@
         </w:tc>
         <w:tc>
           <w:tcPr>
-            <w:tcW w:type="dxa" w:w="1141"/>
+            <w:tcW w:type="dxa" w:w="864"/>
           </w:tcPr>
           <w:p>
             <w:r>
@@ -29319,7 +29325,7 @@
         </w:tc>
         <w:tc>
           <w:tcPr>
-            <w:tcW w:type="dxa" w:w="1141"/>
+            <w:tcW w:type="dxa" w:w="864"/>
           </w:tcPr>
           <w:p>
             <w:r>
@@ -29334,7 +29340,7 @@
       <w:tr>
         <w:tc>
           <w:tcPr>
-            <w:tcW w:type="dxa" w:w="1141"/>
+            <w:tcW w:type="dxa" w:w="864"/>
           </w:tcPr>
           <w:p>
             <w:r>
@@ -29347,7 +29353,7 @@
         </w:tc>
         <w:tc>
           <w:tcPr>
-            <w:tcW w:type="dxa" w:w="1141"/>
+            <w:tcW w:type="dxa" w:w="864"/>
           </w:tcPr>
           <w:p>
             <w:r>
@@ -29360,7 +29366,7 @@
         </w:tc>
         <w:tc>
           <w:tcPr>
-            <w:tcW w:type="dxa" w:w="1141"/>
+            <w:tcW w:type="dxa" w:w="864"/>
           </w:tcPr>
           <w:p>
             <w:r>
@@ -29373,7 +29379,7 @@
         </w:tc>
         <w:tc>
           <w:tcPr>
-            <w:tcW w:type="dxa" w:w="1141"/>
+            <w:tcW w:type="dxa" w:w="864"/>
           </w:tcPr>
           <w:p>
             <w:r>
@@ -29386,7 +29392,7 @@
         </w:tc>
         <w:tc>
           <w:tcPr>
-            <w:tcW w:type="dxa" w:w="1141"/>
+            <w:tcW w:type="dxa" w:w="864"/>
           </w:tcPr>
           <w:p>
             <w:r>
@@ -29399,7 +29405,7 @@
         </w:tc>
         <w:tc>
           <w:tcPr>
-            <w:tcW w:type="dxa" w:w="1141"/>
+            <w:tcW w:type="dxa" w:w="864"/>
           </w:tcPr>
           <w:p>
             <w:r>
@@ -29412,7 +29418,7 @@
         </w:tc>
         <w:tc>
           <w:tcPr>
-            <w:tcW w:type="dxa" w:w="1141"/>
+            <w:tcW w:type="dxa" w:w="864"/>
           </w:tcPr>
           <w:p>
             <w:r>
@@ -29425,7 +29431,7 @@
         </w:tc>
         <w:tc>
           <w:tcPr>
-            <w:tcW w:type="dxa" w:w="1141"/>
+            <w:tcW w:type="dxa" w:w="864"/>
           </w:tcPr>
           <w:p>
             <w:r>
@@ -29438,7 +29444,7 @@
         </w:tc>
         <w:tc>
           <w:tcPr>
-            <w:tcW w:type="dxa" w:w="1141"/>
+            <w:tcW w:type="dxa" w:w="864"/>
           </w:tcPr>
           <w:p>
             <w:r>
@@ -29451,7 +29457,7 @@
         </w:tc>
         <w:tc>
           <w:tcPr>
-            <w:tcW w:type="dxa" w:w="1141"/>
+            <w:tcW w:type="dxa" w:w="864"/>
           </w:tcPr>
           <w:p>
             <w:r>
@@ -29464,7 +29470,7 @@
         </w:tc>
         <w:tc>
           <w:tcPr>
-            <w:tcW w:type="dxa" w:w="1141"/>
+            <w:tcW w:type="dxa" w:w="864"/>
           </w:tcPr>
           <w:p>
             <w:r>
@@ -29477,7 +29483,7 @@
         </w:tc>
         <w:tc>
           <w:tcPr>
-            <w:tcW w:type="dxa" w:w="1141"/>
+            <w:tcW w:type="dxa" w:w="864"/>
           </w:tcPr>
           <w:p>
             <w:r>
@@ -29490,7 +29496,7 @@
         </w:tc>
         <w:tc>
           <w:tcPr>
-            <w:tcW w:type="dxa" w:w="1141"/>
+            <w:tcW w:type="dxa" w:w="864"/>
           </w:tcPr>
           <w:p>
             <w:r>
@@ -29505,7 +29511,7 @@
       <w:tr>
         <w:tc>
           <w:tcPr>
-            <w:tcW w:type="dxa" w:w="1141"/>
+            <w:tcW w:type="dxa" w:w="864"/>
           </w:tcPr>
           <w:p>
             <w:r>
@@ -29518,7 +29524,7 @@
         </w:tc>
         <w:tc>
           <w:tcPr>
-            <w:tcW w:type="dxa" w:w="1141"/>
+            <w:tcW w:type="dxa" w:w="864"/>
           </w:tcPr>
           <w:p>
             <w:r>
@@ -29531,7 +29537,7 @@
         </w:tc>
         <w:tc>
           <w:tcPr>
-            <w:tcW w:type="dxa" w:w="1141"/>
+            <w:tcW w:type="dxa" w:w="864"/>
           </w:tcPr>
           <w:p>
             <w:r>
@@ -29544,7 +29550,7 @@
         </w:tc>
         <w:tc>
           <w:tcPr>
-            <w:tcW w:type="dxa" w:w="1141"/>
+            <w:tcW w:type="dxa" w:w="864"/>
           </w:tcPr>
           <w:p>
             <w:r>
@@ -29557,7 +29563,7 @@
         </w:tc>
         <w:tc>
           <w:tcPr>
-            <w:tcW w:type="dxa" w:w="1141"/>
+            <w:tcW w:type="dxa" w:w="864"/>
           </w:tcPr>
           <w:p>
             <w:r>
@@ -29570,7 +29576,7 @@
         </w:tc>
         <w:tc>
           <w:tcPr>
-            <w:tcW w:type="dxa" w:w="1141"/>
+            <w:tcW w:type="dxa" w:w="864"/>
           </w:tcPr>
           <w:p>
             <w:r>
@@ -29583,7 +29589,7 @@
         </w:tc>
         <w:tc>
           <w:tcPr>
-            <w:tcW w:type="dxa" w:w="1141"/>
+            <w:tcW w:type="dxa" w:w="864"/>
           </w:tcPr>
           <w:p>
             <w:r>
@@ -29596,7 +29602,7 @@
         </w:tc>
         <w:tc>
           <w:tcPr>
-            <w:tcW w:type="dxa" w:w="1141"/>
+            <w:tcW w:type="dxa" w:w="864"/>
           </w:tcPr>
           <w:p>
             <w:r>
@@ -29609,7 +29615,7 @@
         </w:tc>
         <w:tc>
           <w:tcPr>
-            <w:tcW w:type="dxa" w:w="1141"/>
+            <w:tcW w:type="dxa" w:w="864"/>
           </w:tcPr>
           <w:p>
             <w:r>
@@ -29622,7 +29628,7 @@
         </w:tc>
         <w:tc>
           <w:tcPr>
-            <w:tcW w:type="dxa" w:w="1141"/>
+            <w:tcW w:type="dxa" w:w="864"/>
           </w:tcPr>
           <w:p>
             <w:r>
@@ -29635,7 +29641,7 @@
         </w:tc>
         <w:tc>
           <w:tcPr>
-            <w:tcW w:type="dxa" w:w="1141"/>
+            <w:tcW w:type="dxa" w:w="864"/>
           </w:tcPr>
           <w:p>
             <w:r>
@@ -29648,7 +29654,7 @@
         </w:tc>
         <w:tc>
           <w:tcPr>
-            <w:tcW w:type="dxa" w:w="1141"/>
+            <w:tcW w:type="dxa" w:w="864"/>
           </w:tcPr>
           <w:p>
             <w:r>
@@ -29661,7 +29667,7 @@
         </w:tc>
         <w:tc>
           <w:tcPr>
-            <w:tcW w:type="dxa" w:w="1141"/>
+            <w:tcW w:type="dxa" w:w="864"/>
           </w:tcPr>
           <w:p>
             <w:r>
@@ -29676,7 +29682,7 @@
       <w:tr>
         <w:tc>
           <w:tcPr>
-            <w:tcW w:type="dxa" w:w="1141"/>
+            <w:tcW w:type="dxa" w:w="864"/>
           </w:tcPr>
           <w:p>
             <w:r>
@@ -29689,7 +29695,7 @@
         </w:tc>
         <w:tc>
           <w:tcPr>
-            <w:tcW w:type="dxa" w:w="1141"/>
+            <w:tcW w:type="dxa" w:w="864"/>
           </w:tcPr>
           <w:p>
             <w:r>
@@ -29702,7 +29708,7 @@
         </w:tc>
         <w:tc>
           <w:tcPr>
-            <w:tcW w:type="dxa" w:w="1141"/>
+            <w:tcW w:type="dxa" w:w="864"/>
           </w:tcPr>
           <w:p>
             <w:r>
@@ -29715,7 +29721,7 @@
         </w:tc>
         <w:tc>
           <w:tcPr>
-            <w:tcW w:type="dxa" w:w="1141"/>
+            <w:tcW w:type="dxa" w:w="864"/>
           </w:tcPr>
           <w:p>
             <w:r>
@@ -29728,7 +29734,7 @@
         </w:tc>
         <w:tc>
           <w:tcPr>
-            <w:tcW w:type="dxa" w:w="1141"/>
+            <w:tcW w:type="dxa" w:w="864"/>
           </w:tcPr>
           <w:p>
             <w:r>
@@ -29741,7 +29747,7 @@
         </w:tc>
         <w:tc>
           <w:tcPr>
-            <w:tcW w:type="dxa" w:w="1141"/>
+            <w:tcW w:type="dxa" w:w="864"/>
           </w:tcPr>
           <w:p>
             <w:r>
@@ -29754,7 +29760,7 @@
         </w:tc>
         <w:tc>
           <w:tcPr>
-            <w:tcW w:type="dxa" w:w="1141"/>
+            <w:tcW w:type="dxa" w:w="864"/>
           </w:tcPr>
           <w:p>
             <w:r>
@@ -29767,7 +29773,7 @@
         </w:tc>
         <w:tc>
           <w:tcPr>
-            <w:tcW w:type="dxa" w:w="1141"/>
+            <w:tcW w:type="dxa" w:w="864"/>
           </w:tcPr>
           <w:p>
             <w:r>
@@ -29780,7 +29786,7 @@
         </w:tc>
         <w:tc>
           <w:tcPr>
-            <w:tcW w:type="dxa" w:w="1141"/>
+            <w:tcW w:type="dxa" w:w="864"/>
           </w:tcPr>
           <w:p>
             <w:r>
@@ -29793,7 +29799,7 @@
         </w:tc>
         <w:tc>
           <w:tcPr>
-            <w:tcW w:type="dxa" w:w="1141"/>
+            <w:tcW w:type="dxa" w:w="864"/>
           </w:tcPr>
           <w:p>
             <w:r>
@@ -29806,7 +29812,7 @@
         </w:tc>
         <w:tc>
           <w:tcPr>
-            <w:tcW w:type="dxa" w:w="1141"/>
+            <w:tcW w:type="dxa" w:w="864"/>
           </w:tcPr>
           <w:p>
             <w:r>
@@ -29819,7 +29825,7 @@
         </w:tc>
         <w:tc>
           <w:tcPr>
-            <w:tcW w:type="dxa" w:w="1141"/>
+            <w:tcW w:type="dxa" w:w="864"/>
           </w:tcPr>
           <w:p>
             <w:r>
@@ -29832,7 +29838,7 @@
         </w:tc>
         <w:tc>
           <w:tcPr>
-            <w:tcW w:type="dxa" w:w="1141"/>
+            <w:tcW w:type="dxa" w:w="864"/>
           </w:tcPr>
           <w:p>
             <w:r>
@@ -29847,7 +29853,7 @@
       <w:tr>
         <w:tc>
           <w:tcPr>
-            <w:tcW w:type="dxa" w:w="1141"/>
+            <w:tcW w:type="dxa" w:w="864"/>
           </w:tcPr>
           <w:p>
             <w:r>
@@ -29860,7 +29866,7 @@
         </w:tc>
         <w:tc>
           <w:tcPr>
-            <w:tcW w:type="dxa" w:w="1141"/>
+            <w:tcW w:type="dxa" w:w="864"/>
           </w:tcPr>
           <w:p>
             <w:r>
@@ -29873,7 +29879,7 @@
         </w:tc>
         <w:tc>
           <w:tcPr>
-            <w:tcW w:type="dxa" w:w="1141"/>
+            <w:tcW w:type="dxa" w:w="864"/>
           </w:tcPr>
           <w:p>
             <w:r>
@@ -29886,7 +29892,7 @@
         </w:tc>
         <w:tc>
           <w:tcPr>
-            <w:tcW w:type="dxa" w:w="1141"/>
+            <w:tcW w:type="dxa" w:w="864"/>
           </w:tcPr>
           <w:p>
             <w:r>
@@ -29899,7 +29905,7 @@
         </w:tc>
         <w:tc>
           <w:tcPr>
-            <w:tcW w:type="dxa" w:w="1141"/>
+            <w:tcW w:type="dxa" w:w="864"/>
           </w:tcPr>
           <w:p>
             <w:r>
@@ -29912,7 +29918,7 @@
         </w:tc>
         <w:tc>
           <w:tcPr>
-            <w:tcW w:type="dxa" w:w="1141"/>
+            <w:tcW w:type="dxa" w:w="864"/>
           </w:tcPr>
           <w:p>
             <w:r>
@@ -29925,7 +29931,7 @@
         </w:tc>
         <w:tc>
           <w:tcPr>
-            <w:tcW w:type="dxa" w:w="1141"/>
+            <w:tcW w:type="dxa" w:w="864"/>
           </w:tcPr>
           <w:p>
             <w:r>
@@ -29938,7 +29944,7 @@
         </w:tc>
         <w:tc>
           <w:tcPr>
-            <w:tcW w:type="dxa" w:w="1141"/>
+            <w:tcW w:type="dxa" w:w="864"/>
           </w:tcPr>
           <w:p>
             <w:r>
@@ -29951,7 +29957,7 @@
         </w:tc>
         <w:tc>
           <w:tcPr>
-            <w:tcW w:type="dxa" w:w="1141"/>
+            <w:tcW w:type="dxa" w:w="864"/>
           </w:tcPr>
           <w:p>
             <w:r>
@@ -29964,7 +29970,7 @@
         </w:tc>
         <w:tc>
           <w:tcPr>
-            <w:tcW w:type="dxa" w:w="1141"/>
+            <w:tcW w:type="dxa" w:w="864"/>
           </w:tcPr>
           <w:p>
             <w:r>
@@ -29977,7 +29983,7 @@
         </w:tc>
         <w:tc>
           <w:tcPr>
-            <w:tcW w:type="dxa" w:w="1141"/>
+            <w:tcW w:type="dxa" w:w="864"/>
           </w:tcPr>
           <w:p>
             <w:r>
@@ -29990,7 +29996,7 @@
         </w:tc>
         <w:tc>
           <w:tcPr>
-            <w:tcW w:type="dxa" w:w="1141"/>
+            <w:tcW w:type="dxa" w:w="864"/>
           </w:tcPr>
           <w:p>
             <w:r>
@@ -30003,7 +30009,7 @@
         </w:tc>
         <w:tc>
           <w:tcPr>
-            <w:tcW w:type="dxa" w:w="1141"/>
+            <w:tcW w:type="dxa" w:w="864"/>
           </w:tcPr>
           <w:p>
             <w:r>
@@ -30018,7 +30024,7 @@
       <w:tr>
         <w:tc>
           <w:tcPr>
-            <w:tcW w:type="dxa" w:w="1141"/>
+            <w:tcW w:type="dxa" w:w="864"/>
           </w:tcPr>
           <w:p>
             <w:r>
@@ -30031,7 +30037,7 @@
         </w:tc>
         <w:tc>
           <w:tcPr>
-            <w:tcW w:type="dxa" w:w="1141"/>
+            <w:tcW w:type="dxa" w:w="864"/>
           </w:tcPr>
           <w:p>
             <w:r>
@@ -30044,7 +30050,7 @@
         </w:tc>
         <w:tc>
           <w:tcPr>
-            <w:tcW w:type="dxa" w:w="1141"/>
+            <w:tcW w:type="dxa" w:w="864"/>
           </w:tcPr>
           <w:p>
             <w:r>
@@ -30057,7 +30063,7 @@
         </w:tc>
         <w:tc>
           <w:tcPr>
-            <w:tcW w:type="dxa" w:w="1141"/>
+            <w:tcW w:type="dxa" w:w="864"/>
           </w:tcPr>
           <w:p>
             <w:r>
@@ -30070,7 +30076,7 @@
         </w:tc>
         <w:tc>
           <w:tcPr>
-            <w:tcW w:type="dxa" w:w="1141"/>
+            <w:tcW w:type="dxa" w:w="864"/>
           </w:tcPr>
           <w:p>
             <w:r>
@@ -30083,7 +30089,7 @@
         </w:tc>
         <w:tc>
           <w:tcPr>
-            <w:tcW w:type="dxa" w:w="1141"/>
+            <w:tcW w:type="dxa" w:w="864"/>
           </w:tcPr>
           <w:p>
             <w:r>
@@ -30096,7 +30102,7 @@
         </w:tc>
         <w:tc>
           <w:tcPr>
-            <w:tcW w:type="dxa" w:w="1141"/>
+            <w:tcW w:type="dxa" w:w="864"/>
           </w:tcPr>
           <w:p>
             <w:r>
@@ -30109,7 +30115,7 @@
         </w:tc>
         <w:tc>
           <w:tcPr>
-            <w:tcW w:type="dxa" w:w="1141"/>
+            <w:tcW w:type="dxa" w:w="864"/>
           </w:tcPr>
           <w:p>
             <w:r>
@@ -30122,7 +30128,7 @@
         </w:tc>
         <w:tc>
           <w:tcPr>
-            <w:tcW w:type="dxa" w:w="1141"/>
+            <w:tcW w:type="dxa" w:w="864"/>
           </w:tcPr>
           <w:p>
             <w:r>
@@ -30135,7 +30141,7 @@
         </w:tc>
         <w:tc>
           <w:tcPr>
-            <w:tcW w:type="dxa" w:w="1141"/>
+            <w:tcW w:type="dxa" w:w="864"/>
           </w:tcPr>
           <w:p>
             <w:r>
@@ -30148,7 +30154,7 @@
         </w:tc>
         <w:tc>
           <w:tcPr>
-            <w:tcW w:type="dxa" w:w="1141"/>
+            <w:tcW w:type="dxa" w:w="864"/>
           </w:tcPr>
           <w:p>
             <w:r>
@@ -30161,7 +30167,7 @@
         </w:tc>
         <w:tc>
           <w:tcPr>
-            <w:tcW w:type="dxa" w:w="1141"/>
+            <w:tcW w:type="dxa" w:w="864"/>
           </w:tcPr>
           <w:p>
             <w:r>
@@ -30174,7 +30180,7 @@
         </w:tc>
         <w:tc>
           <w:tcPr>
-            <w:tcW w:type="dxa" w:w="1141"/>
+            <w:tcW w:type="dxa" w:w="864"/>
           </w:tcPr>
           <w:p>
             <w:r>
@@ -30189,7 +30195,7 @@
       <w:tr>
         <w:tc>
           <w:tcPr>
-            <w:tcW w:type="dxa" w:w="1141"/>
+            <w:tcW w:type="dxa" w:w="864"/>
           </w:tcPr>
           <w:p>
             <w:r>
@@ -30202,7 +30208,7 @@
         </w:tc>
         <w:tc>
           <w:tcPr>
-            <w:tcW w:type="dxa" w:w="1141"/>
+            <w:tcW w:type="dxa" w:w="864"/>
           </w:tcPr>
           <w:p>
             <w:r>
@@ -30215,7 +30221,7 @@
         </w:tc>
         <w:tc>
           <w:tcPr>
-            <w:tcW w:type="dxa" w:w="1141"/>
+            <w:tcW w:type="dxa" w:w="864"/>
           </w:tcPr>
           <w:p>
             <w:r>
@@ -30228,7 +30234,7 @@
         </w:tc>
         <w:tc>
           <w:tcPr>
-            <w:tcW w:type="dxa" w:w="1141"/>
+            <w:tcW w:type="dxa" w:w="864"/>
           </w:tcPr>
           <w:p>
             <w:r>
@@ -30241,7 +30247,7 @@
         </w:tc>
         <w:tc>
           <w:tcPr>
-            <w:tcW w:type="dxa" w:w="1141"/>
+            <w:tcW w:type="dxa" w:w="864"/>
           </w:tcPr>
           <w:p>
             <w:r>
@@ -30254,7 +30260,7 @@
         </w:tc>
         <w:tc>
           <w:tcPr>
-            <w:tcW w:type="dxa" w:w="1141"/>
+            <w:tcW w:type="dxa" w:w="864"/>
           </w:tcPr>
           <w:p>
             <w:r>
@@ -30267,7 +30273,7 @@
         </w:tc>
         <w:tc>
           <w:tcPr>
-            <w:tcW w:type="dxa" w:w="1141"/>
+            <w:tcW w:type="dxa" w:w="864"/>
           </w:tcPr>
           <w:p>
             <w:r>
@@ -30280,7 +30286,7 @@
         </w:tc>
         <w:tc>
           <w:tcPr>
-            <w:tcW w:type="dxa" w:w="1141"/>
+            <w:tcW w:type="dxa" w:w="864"/>
           </w:tcPr>
           <w:p>
             <w:r>
@@ -30293,7 +30299,7 @@
         </w:tc>
         <w:tc>
           <w:tcPr>
-            <w:tcW w:type="dxa" w:w="1141"/>
+            <w:tcW w:type="dxa" w:w="864"/>
           </w:tcPr>
           <w:p>
             <w:r>
@@ -30306,7 +30312,7 @@
         </w:tc>
         <w:tc>
           <w:tcPr>
-            <w:tcW w:type="dxa" w:w="1141"/>
+            <w:tcW w:type="dxa" w:w="864"/>
           </w:tcPr>
           <w:p>
             <w:r>
@@ -30319,7 +30325,7 @@
         </w:tc>
         <w:tc>
           <w:tcPr>
-            <w:tcW w:type="dxa" w:w="1141"/>
+            <w:tcW w:type="dxa" w:w="864"/>
           </w:tcPr>
           <w:p>
             <w:r>
@@ -30332,7 +30338,7 @@
         </w:tc>
         <w:tc>
           <w:tcPr>
-            <w:tcW w:type="dxa" w:w="1141"/>
+            <w:tcW w:type="dxa" w:w="864"/>
           </w:tcPr>
           <w:p>
             <w:r>
@@ -30345,7 +30351,7 @@
         </w:tc>
         <w:tc>
           <w:tcPr>
-            <w:tcW w:type="dxa" w:w="1141"/>
+            <w:tcW w:type="dxa" w:w="864"/>
           </w:tcPr>
           <w:p>
             <w:r>
@@ -30360,7 +30366,7 @@
       <w:tr>
         <w:tc>
           <w:tcPr>
-            <w:tcW w:type="dxa" w:w="1141"/>
+            <w:tcW w:type="dxa" w:w="864"/>
           </w:tcPr>
           <w:p>
             <w:r>
@@ -30373,7 +30379,7 @@
         </w:tc>
         <w:tc>
           <w:tcPr>
-            <w:tcW w:type="dxa" w:w="1141"/>
+            <w:tcW w:type="dxa" w:w="864"/>
           </w:tcPr>
           <w:p>
             <w:r>
@@ -30386,7 +30392,7 @@
         </w:tc>
         <w:tc>
           <w:tcPr>
-            <w:tcW w:type="dxa" w:w="1141"/>
+            <w:tcW w:type="dxa" w:w="864"/>
           </w:tcPr>
           <w:p>
             <w:r>
@@ -30399,7 +30405,7 @@
         </w:tc>
         <w:tc>
           <w:tcPr>
-            <w:tcW w:type="dxa" w:w="1141"/>
+            <w:tcW w:type="dxa" w:w="864"/>
           </w:tcPr>
           <w:p>
             <w:r>
@@ -30412,7 +30418,7 @@
         </w:tc>
         <w:tc>
           <w:tcPr>
-            <w:tcW w:type="dxa" w:w="1141"/>
+            <w:tcW w:type="dxa" w:w="864"/>
           </w:tcPr>
           <w:p>
             <w:r>
@@ -30425,7 +30431,7 @@
         </w:tc>
         <w:tc>
           <w:tcPr>
-            <w:tcW w:type="dxa" w:w="1141"/>
+            <w:tcW w:type="dxa" w:w="864"/>
           </w:tcPr>
           <w:p>
             <w:r>
@@ -30438,7 +30444,7 @@
         </w:tc>
         <w:tc>
           <w:tcPr>
-            <w:tcW w:type="dxa" w:w="1141"/>
+            <w:tcW w:type="dxa" w:w="864"/>
           </w:tcPr>
           <w:p>
             <w:r>
@@ -30451,7 +30457,7 @@
         </w:tc>
         <w:tc>
           <w:tcPr>
-            <w:tcW w:type="dxa" w:w="1141"/>
+            <w:tcW w:type="dxa" w:w="864"/>
           </w:tcPr>
           <w:p>
             <w:r>
@@ -30464,7 +30470,7 @@
         </w:tc>
         <w:tc>
           <w:tcPr>
-            <w:tcW w:type="dxa" w:w="1141"/>
+            <w:tcW w:type="dxa" w:w="864"/>
           </w:tcPr>
           <w:p>
             <w:r>
@@ -30477,7 +30483,7 @@
         </w:tc>
         <w:tc>
           <w:tcPr>
-            <w:tcW w:type="dxa" w:w="1141"/>
+            <w:tcW w:type="dxa" w:w="864"/>
           </w:tcPr>
           <w:p>
             <w:r>
@@ -30490,7 +30496,7 @@
         </w:tc>
         <w:tc>
           <w:tcPr>
-            <w:tcW w:type="dxa" w:w="1141"/>
+            <w:tcW w:type="dxa" w:w="864"/>
           </w:tcPr>
           <w:p>
             <w:r>
@@ -30503,7 +30509,7 @@
         </w:tc>
         <w:tc>
           <w:tcPr>
-            <w:tcW w:type="dxa" w:w="1141"/>
+            <w:tcW w:type="dxa" w:w="864"/>
           </w:tcPr>
           <w:p>
             <w:r>
@@ -30516,7 +30522,7 @@
         </w:tc>
         <w:tc>
           <w:tcPr>
-            <w:tcW w:type="dxa" w:w="1141"/>
+            <w:tcW w:type="dxa" w:w="864"/>
           </w:tcPr>
           <w:p>
             <w:r>
@@ -30531,7 +30537,7 @@
       <w:tr>
         <w:tc>
           <w:tcPr>
-            <w:tcW w:type="dxa" w:w="1141"/>
+            <w:tcW w:type="dxa" w:w="864"/>
           </w:tcPr>
           <w:p>
             <w:r>
@@ -30544,7 +30550,7 @@
         </w:tc>
         <w:tc>
           <w:tcPr>
-            <w:tcW w:type="dxa" w:w="1141"/>
+            <w:tcW w:type="dxa" w:w="864"/>
           </w:tcPr>
           <w:p>
             <w:r>
@@ -30557,7 +30563,7 @@
         </w:tc>
         <w:tc>
           <w:tcPr>
-            <w:tcW w:type="dxa" w:w="1141"/>
+            <w:tcW w:type="dxa" w:w="864"/>
           </w:tcPr>
           <w:p>
             <w:r>
@@ -30570,7 +30576,7 @@
         </w:tc>
         <w:tc>
           <w:tcPr>
-            <w:tcW w:type="dxa" w:w="1141"/>
+            <w:tcW w:type="dxa" w:w="864"/>
           </w:tcPr>
           <w:p>
             <w:r>
@@ -30583,7 +30589,7 @@
         </w:tc>
         <w:tc>
           <w:tcPr>
-            <w:tcW w:type="dxa" w:w="1141"/>
+            <w:tcW w:type="dxa" w:w="864"/>
           </w:tcPr>
           <w:p>
             <w:r>
@@ -30596,7 +30602,7 @@
         </w:tc>
         <w:tc>
           <w:tcPr>
-            <w:tcW w:type="dxa" w:w="1141"/>
+            <w:tcW w:type="dxa" w:w="864"/>
           </w:tcPr>
           <w:p>
             <w:r>
@@ -30609,7 +30615,7 @@
         </w:tc>
         <w:tc>
           <w:tcPr>
-            <w:tcW w:type="dxa" w:w="1141"/>
+            <w:tcW w:type="dxa" w:w="864"/>
           </w:tcPr>
           <w:p>
             <w:r>
@@ -30622,7 +30628,7 @@
         </w:tc>
         <w:tc>
           <w:tcPr>
-            <w:tcW w:type="dxa" w:w="1141"/>
+            <w:tcW w:type="dxa" w:w="864"/>
           </w:tcPr>
           <w:p>
             <w:r>
@@ -30635,7 +30641,7 @@
         </w:tc>
         <w:tc>
           <w:tcPr>
-            <w:tcW w:type="dxa" w:w="1141"/>
+            <w:tcW w:type="dxa" w:w="864"/>
           </w:tcPr>
           <w:p>
             <w:r>
@@ -30648,7 +30654,7 @@
         </w:tc>
         <w:tc>
           <w:tcPr>
-            <w:tcW w:type="dxa" w:w="1141"/>
+            <w:tcW w:type="dxa" w:w="864"/>
           </w:tcPr>
           <w:p>
             <w:r>
@@ -30661,7 +30667,7 @@
         </w:tc>
         <w:tc>
           <w:tcPr>
-            <w:tcW w:type="dxa" w:w="1141"/>
+            <w:tcW w:type="dxa" w:w="864"/>
           </w:tcPr>
           <w:p>
             <w:r>
@@ -30674,7 +30680,7 @@
         </w:tc>
         <w:tc>
           <w:tcPr>
-            <w:tcW w:type="dxa" w:w="1141"/>
+            <w:tcW w:type="dxa" w:w="864"/>
           </w:tcPr>
           <w:p>
             <w:r>
@@ -30687,7 +30693,7 @@
         </w:tc>
         <w:tc>
           <w:tcPr>
-            <w:tcW w:type="dxa" w:w="1141"/>
+            <w:tcW w:type="dxa" w:w="864"/>
           </w:tcPr>
           <w:p>
             <w:r>
@@ -30702,7 +30708,7 @@
       <w:tr>
         <w:tc>
           <w:tcPr>
-            <w:tcW w:type="dxa" w:w="1141"/>
+            <w:tcW w:type="dxa" w:w="864"/>
           </w:tcPr>
           <w:p>
             <w:r>
@@ -30715,7 +30721,7 @@
         </w:tc>
         <w:tc>
           <w:tcPr>
-            <w:tcW w:type="dxa" w:w="1141"/>
+            <w:tcW w:type="dxa" w:w="864"/>
           </w:tcPr>
           <w:p>
             <w:r>
@@ -30728,7 +30734,7 @@
         </w:tc>
         <w:tc>
           <w:tcPr>
-            <w:tcW w:type="dxa" w:w="1141"/>
+            <w:tcW w:type="dxa" w:w="864"/>
           </w:tcPr>
           <w:p>
             <w:r>
@@ -30741,7 +30747,7 @@
         </w:tc>
         <w:tc>
           <w:tcPr>
-            <w:tcW w:type="dxa" w:w="1141"/>
+            <w:tcW w:type="dxa" w:w="864"/>
           </w:tcPr>
           <w:p>
             <w:r>
@@ -30754,7 +30760,7 @@
         </w:tc>
         <w:tc>
           <w:tcPr>
-            <w:tcW w:type="dxa" w:w="1141"/>
+            <w:tcW w:type="dxa" w:w="864"/>
           </w:tcPr>
           <w:p>
             <w:r>
@@ -30767,7 +30773,7 @@
         </w:tc>
         <w:tc>
           <w:tcPr>
-            <w:tcW w:type="dxa" w:w="1141"/>
+            <w:tcW w:type="dxa" w:w="864"/>
           </w:tcPr>
           <w:p>
             <w:r>
@@ -30780,7 +30786,7 @@
         </w:tc>
         <w:tc>
           <w:tcPr>
-            <w:tcW w:type="dxa" w:w="1141"/>
+            <w:tcW w:type="dxa" w:w="864"/>
           </w:tcPr>
           <w:p>
             <w:r>
@@ -30793,7 +30799,7 @@
         </w:tc>
         <w:tc>
           <w:tcPr>
-            <w:tcW w:type="dxa" w:w="1141"/>
+            <w:tcW w:type="dxa" w:w="864"/>
           </w:tcPr>
           <w:p>
             <w:r>
@@ -30806,7 +30812,7 @@
         </w:tc>
         <w:tc>
           <w:tcPr>
-            <w:tcW w:type="dxa" w:w="1141"/>
+            <w:tcW w:type="dxa" w:w="864"/>
           </w:tcPr>
           <w:p>
             <w:r>
@@ -30819,7 +30825,7 @@
         </w:tc>
         <w:tc>
           <w:tcPr>
-            <w:tcW w:type="dxa" w:w="1141"/>
+            <w:tcW w:type="dxa" w:w="864"/>
           </w:tcPr>
           <w:p>
             <w:r>
@@ -30832,7 +30838,7 @@
         </w:tc>
         <w:tc>
           <w:tcPr>
-            <w:tcW w:type="dxa" w:w="1141"/>
+            <w:tcW w:type="dxa" w:w="864"/>
           </w:tcPr>
           <w:p>
             <w:r>
@@ -30845,7 +30851,7 @@
         </w:tc>
         <w:tc>
           <w:tcPr>
-            <w:tcW w:type="dxa" w:w="1141"/>
+            <w:tcW w:type="dxa" w:w="864"/>
           </w:tcPr>
           <w:p>
             <w:r>
@@ -30858,7 +30864,7 @@
         </w:tc>
         <w:tc>
           <w:tcPr>
-            <w:tcW w:type="dxa" w:w="1141"/>
+            <w:tcW w:type="dxa" w:w="864"/>
           </w:tcPr>
           <w:p>
             <w:r>
@@ -30873,7 +30879,7 @@
       <w:tr>
         <w:tc>
           <w:tcPr>
-            <w:tcW w:type="dxa" w:w="1141"/>
+            <w:tcW w:type="dxa" w:w="864"/>
           </w:tcPr>
           <w:p>
             <w:r>
@@ -30886,7 +30892,7 @@
         </w:tc>
         <w:tc>
           <w:tcPr>
-            <w:tcW w:type="dxa" w:w="1141"/>
+            <w:tcW w:type="dxa" w:w="864"/>
           </w:tcPr>
           <w:p>
             <w:r>
@@ -30899,7 +30905,7 @@
         </w:tc>
         <w:tc>
           <w:tcPr>
-            <w:tcW w:type="dxa" w:w="1141"/>
+            <w:tcW w:type="dxa" w:w="864"/>
           </w:tcPr>
           <w:p>
             <w:r>
@@ -30912,7 +30918,7 @@
         </w:tc>
         <w:tc>
           <w:tcPr>
-            <w:tcW w:type="dxa" w:w="1141"/>
+            <w:tcW w:type="dxa" w:w="864"/>
           </w:tcPr>
           <w:p>
             <w:r>
@@ -30925,7 +30931,7 @@
         </w:tc>
         <w:tc>
           <w:tcPr>
-            <w:tcW w:type="dxa" w:w="1141"/>
+            <w:tcW w:type="dxa" w:w="864"/>
           </w:tcPr>
           <w:p>
             <w:r>
@@ -30938,7 +30944,7 @@
         </w:tc>
         <w:tc>
           <w:tcPr>
-            <w:tcW w:type="dxa" w:w="1141"/>
+            <w:tcW w:type="dxa" w:w="864"/>
           </w:tcPr>
           <w:p>
             <w:r>
@@ -30951,7 +30957,7 @@
         </w:tc>
         <w:tc>
           <w:tcPr>
-            <w:tcW w:type="dxa" w:w="1141"/>
+            <w:tcW w:type="dxa" w:w="864"/>
           </w:tcPr>
           <w:p>
             <w:r>
@@ -30964,7 +30970,7 @@
         </w:tc>
         <w:tc>
           <w:tcPr>
-            <w:tcW w:type="dxa" w:w="1141"/>
+            <w:tcW w:type="dxa" w:w="864"/>
           </w:tcPr>
           <w:p>
             <w:r>
@@ -30977,7 +30983,7 @@
         </w:tc>
         <w:tc>
           <w:tcPr>
-            <w:tcW w:type="dxa" w:w="1141"/>
+            <w:tcW w:type="dxa" w:w="864"/>
           </w:tcPr>
           <w:p>
             <w:r>
@@ -30990,7 +30996,7 @@
         </w:tc>
         <w:tc>
           <w:tcPr>
-            <w:tcW w:type="dxa" w:w="1141"/>
+            <w:tcW w:type="dxa" w:w="864"/>
           </w:tcPr>
           <w:p>
             <w:r>
@@ -31003,7 +31009,7 @@
         </w:tc>
         <w:tc>
           <w:tcPr>
-            <w:tcW w:type="dxa" w:w="1141"/>
+            <w:tcW w:type="dxa" w:w="864"/>
           </w:tcPr>
           <w:p>
             <w:r>
@@ -31016,7 +31022,7 @@
         </w:tc>
         <w:tc>
           <w:tcPr>
-            <w:tcW w:type="dxa" w:w="1141"/>
+            <w:tcW w:type="dxa" w:w="864"/>
           </w:tcPr>
           <w:p>
             <w:r>
@@ -31029,7 +31035,7 @@
         </w:tc>
         <w:tc>
           <w:tcPr>
-            <w:tcW w:type="dxa" w:w="1141"/>
+            <w:tcW w:type="dxa" w:w="864"/>
           </w:tcPr>
           <w:p>
             <w:r>
@@ -31044,7 +31050,7 @@
       <w:tr>
         <w:tc>
           <w:tcPr>
-            <w:tcW w:type="dxa" w:w="1141"/>
+            <w:tcW w:type="dxa" w:w="864"/>
           </w:tcPr>
           <w:p>
             <w:r>
@@ -31057,7 +31063,7 @@
         </w:tc>
         <w:tc>
           <w:tcPr>
-            <w:tcW w:type="dxa" w:w="1141"/>
+            <w:tcW w:type="dxa" w:w="864"/>
           </w:tcPr>
           <w:p>
             <w:r>
@@ -31070,7 +31076,7 @@
         </w:tc>
         <w:tc>
           <w:tcPr>
-            <w:tcW w:type="dxa" w:w="1141"/>
+            <w:tcW w:type="dxa" w:w="864"/>
           </w:tcPr>
           <w:p>
             <w:r>
@@ -31083,7 +31089,7 @@
         </w:tc>
         <w:tc>
           <w:tcPr>
-            <w:tcW w:type="dxa" w:w="1141"/>
+            <w:tcW w:type="dxa" w:w="864"/>
           </w:tcPr>
           <w:p>
             <w:r>
@@ -31096,7 +31102,7 @@
         </w:tc>
         <w:tc>
           <w:tcPr>
-            <w:tcW w:type="dxa" w:w="1141"/>
+            <w:tcW w:type="dxa" w:w="864"/>
           </w:tcPr>
           <w:p>
             <w:r>
@@ -31109,7 +31115,7 @@
         </w:tc>
         <w:tc>
           <w:tcPr>
-            <w:tcW w:type="dxa" w:w="1141"/>
+            <w:tcW w:type="dxa" w:w="864"/>
           </w:tcPr>
           <w:p>
             <w:r>
@@ -31122,7 +31128,7 @@
         </w:tc>
         <w:tc>
           <w:tcPr>
-            <w:tcW w:type="dxa" w:w="1141"/>
+            <w:tcW w:type="dxa" w:w="864"/>
           </w:tcPr>
           <w:p>
             <w:r>
@@ -31135,7 +31141,7 @@
         </w:tc>
         <w:tc>
           <w:tcPr>
-            <w:tcW w:type="dxa" w:w="1141"/>
+            <w:tcW w:type="dxa" w:w="864"/>
           </w:tcPr>
           <w:p>
             <w:r>
@@ -31148,7 +31154,7 @@
         </w:tc>
         <w:tc>
           <w:tcPr>
-            <w:tcW w:type="dxa" w:w="1141"/>
+            <w:tcW w:type="dxa" w:w="864"/>
           </w:tcPr>
           <w:p>
             <w:r>
@@ -31161,7 +31167,7 @@
         </w:tc>
         <w:tc>
           <w:tcPr>
-            <w:tcW w:type="dxa" w:w="1141"/>
+            <w:tcW w:type="dxa" w:w="864"/>
           </w:tcPr>
           <w:p>
             <w:r>
@@ -31174,7 +31180,7 @@
         </w:tc>
         <w:tc>
           <w:tcPr>
-            <w:tcW w:type="dxa" w:w="1141"/>
+            <w:tcW w:type="dxa" w:w="864"/>
           </w:tcPr>
           <w:p>
             <w:r>
@@ -31187,7 +31193,7 @@
         </w:tc>
         <w:tc>
           <w:tcPr>
-            <w:tcW w:type="dxa" w:w="1141"/>
+            <w:tcW w:type="dxa" w:w="864"/>
           </w:tcPr>
           <w:p>
             <w:r>
@@ -31200,7 +31206,7 @@
         </w:tc>
         <w:tc>
           <w:tcPr>
-            <w:tcW w:type="dxa" w:w="1141"/>
+            <w:tcW w:type="dxa" w:w="864"/>
           </w:tcPr>
           <w:p>
             <w:r>
@@ -31215,7 +31221,7 @@
       <w:tr>
         <w:tc>
           <w:tcPr>
-            <w:tcW w:type="dxa" w:w="1141"/>
+            <w:tcW w:type="dxa" w:w="864"/>
           </w:tcPr>
           <w:p>
             <w:r>
@@ -31228,7 +31234,7 @@
         </w:tc>
         <w:tc>
           <w:tcPr>
-            <w:tcW w:type="dxa" w:w="1141"/>
+            <w:tcW w:type="dxa" w:w="864"/>
           </w:tcPr>
           <w:p>
             <w:r>
@@ -31241,7 +31247,7 @@
         </w:tc>
         <w:tc>
           <w:tcPr>
-            <w:tcW w:type="dxa" w:w="1141"/>
+            <w:tcW w:type="dxa" w:w="864"/>
           </w:tcPr>
           <w:p>
             <w:r>
@@ -31254,7 +31260,7 @@
         </w:tc>
         <w:tc>
           <w:tcPr>
-            <w:tcW w:type="dxa" w:w="1141"/>
+            <w:tcW w:type="dxa" w:w="864"/>
           </w:tcPr>
           <w:p>
             <w:r>
@@ -31267,7 +31273,7 @@
         </w:tc>
         <w:tc>
           <w:tcPr>
-            <w:tcW w:type="dxa" w:w="1141"/>
+            <w:tcW w:type="dxa" w:w="864"/>
           </w:tcPr>
           <w:p>
             <w:r>
@@ -31280,7 +31286,7 @@
         </w:tc>
         <w:tc>
           <w:tcPr>
-            <w:tcW w:type="dxa" w:w="1141"/>
+            <w:tcW w:type="dxa" w:w="864"/>
           </w:tcPr>
           <w:p>
             <w:r>
@@ -31293,7 +31299,7 @@
         </w:tc>
         <w:tc>
           <w:tcPr>
-            <w:tcW w:type="dxa" w:w="1141"/>
+            <w:tcW w:type="dxa" w:w="864"/>
           </w:tcPr>
           <w:p>
             <w:r>
@@ -31306,7 +31312,7 @@
         </w:tc>
         <w:tc>
           <w:tcPr>
-            <w:tcW w:type="dxa" w:w="1141"/>
+            <w:tcW w:type="dxa" w:w="864"/>
           </w:tcPr>
           <w:p>
             <w:r>
@@ -31319,7 +31325,7 @@
         </w:tc>
         <w:tc>
           <w:tcPr>
-            <w:tcW w:type="dxa" w:w="1141"/>
+            <w:tcW w:type="dxa" w:w="864"/>
           </w:tcPr>
           <w:p>
             <w:r>
@@ -31332,7 +31338,7 @@
         </w:tc>
         <w:tc>
           <w:tcPr>
-            <w:tcW w:type="dxa" w:w="1141"/>
+            <w:tcW w:type="dxa" w:w="864"/>
           </w:tcPr>
           <w:p>
             <w:r>
@@ -31345,7 +31351,7 @@
         </w:tc>
         <w:tc>
           <w:tcPr>
-            <w:tcW w:type="dxa" w:w="1141"/>
+            <w:tcW w:type="dxa" w:w="864"/>
           </w:tcPr>
           <w:p>
             <w:r>
@@ -31358,7 +31364,7 @@
         </w:tc>
         <w:tc>
           <w:tcPr>
-            <w:tcW w:type="dxa" w:w="1141"/>
+            <w:tcW w:type="dxa" w:w="864"/>
           </w:tcPr>
           <w:p>
             <w:r>
@@ -31371,7 +31377,7 @@
         </w:tc>
         <w:tc>
           <w:tcPr>
-            <w:tcW w:type="dxa" w:w="1141"/>
+            <w:tcW w:type="dxa" w:w="864"/>
           </w:tcPr>
           <w:p>
             <w:r>
@@ -31386,7 +31392,7 @@
       <w:tr>
         <w:tc>
           <w:tcPr>
-            <w:tcW w:type="dxa" w:w="1141"/>
+            <w:tcW w:type="dxa" w:w="864"/>
           </w:tcPr>
           <w:p>
             <w:r>
@@ -31399,7 +31405,7 @@
         </w:tc>
         <w:tc>
           <w:tcPr>
-            <w:tcW w:type="dxa" w:w="1141"/>
+            <w:tcW w:type="dxa" w:w="864"/>
           </w:tcPr>
           <w:p>
             <w:r>
@@ -31412,7 +31418,7 @@
         </w:tc>
         <w:tc>
           <w:tcPr>
-            <w:tcW w:type="dxa" w:w="1141"/>
+            <w:tcW w:type="dxa" w:w="864"/>
           </w:tcPr>
           <w:p>
             <w:r>
@@ -31425,7 +31431,7 @@
         </w:tc>
         <w:tc>
           <w:tcPr>
-            <w:tcW w:type="dxa" w:w="1141"/>
+            <w:tcW w:type="dxa" w:w="864"/>
           </w:tcPr>
           <w:p>
             <w:r>
@@ -31438,7 +31444,7 @@
         </w:tc>
         <w:tc>
           <w:tcPr>
-            <w:tcW w:type="dxa" w:w="1141"/>
+            <w:tcW w:type="dxa" w:w="864"/>
           </w:tcPr>
           <w:p>
             <w:r>
@@ -31451,7 +31457,7 @@
         </w:tc>
         <w:tc>
           <w:tcPr>
-            <w:tcW w:type="dxa" w:w="1141"/>
+            <w:tcW w:type="dxa" w:w="864"/>
           </w:tcPr>
           <w:p>
             <w:r>
@@ -31464,7 +31470,7 @@
         </w:tc>
         <w:tc>
           <w:tcPr>
-            <w:tcW w:type="dxa" w:w="1141"/>
+            <w:tcW w:type="dxa" w:w="864"/>
           </w:tcPr>
           <w:p>
             <w:r>
@@ -31477,7 +31483,7 @@
         </w:tc>
         <w:tc>
           <w:tcPr>
-            <w:tcW w:type="dxa" w:w="1141"/>
+            <w:tcW w:type="dxa" w:w="864"/>
           </w:tcPr>
           <w:p>
             <w:r>
@@ -31490,7 +31496,7 @@
         </w:tc>
         <w:tc>
           <w:tcPr>
-            <w:tcW w:type="dxa" w:w="1141"/>
+            <w:tcW w:type="dxa" w:w="864"/>
           </w:tcPr>
           <w:p>
             <w:r>
@@ -31503,7 +31509,7 @@
         </w:tc>
         <w:tc>
           <w:tcPr>
-            <w:tcW w:type="dxa" w:w="1141"/>
+            <w:tcW w:type="dxa" w:w="864"/>
           </w:tcPr>
           <w:p>
             <w:r>
@@ -31516,7 +31522,7 @@
         </w:tc>
         <w:tc>
           <w:tcPr>
-            <w:tcW w:type="dxa" w:w="1141"/>
+            <w:tcW w:type="dxa" w:w="864"/>
           </w:tcPr>
           <w:p>
             <w:r>
@@ -31529,7 +31535,7 @@
         </w:tc>
         <w:tc>
           <w:tcPr>
-            <w:tcW w:type="dxa" w:w="1141"/>
+            <w:tcW w:type="dxa" w:w="864"/>
           </w:tcPr>
           <w:p>
             <w:r>
@@ -31542,7 +31548,7 @@
         </w:tc>
         <w:tc>
           <w:tcPr>
-            <w:tcW w:type="dxa" w:w="1141"/>
+            <w:tcW w:type="dxa" w:w="864"/>
           </w:tcPr>
           <w:p>
             <w:r>
@@ -31557,7 +31563,7 @@
       <w:tr>
         <w:tc>
           <w:tcPr>
-            <w:tcW w:type="dxa" w:w="1141"/>
+            <w:tcW w:type="dxa" w:w="864"/>
           </w:tcPr>
           <w:p>
             <w:r>
@@ -31570,7 +31576,7 @@
         </w:tc>
         <w:tc>
           <w:tcPr>
-            <w:tcW w:type="dxa" w:w="1141"/>
+            <w:tcW w:type="dxa" w:w="864"/>
           </w:tcPr>
           <w:p>
             <w:r>
@@ -31583,7 +31589,7 @@
         </w:tc>
         <w:tc>
           <w:tcPr>
-            <w:tcW w:type="dxa" w:w="1141"/>
+            <w:tcW w:type="dxa" w:w="864"/>
           </w:tcPr>
           <w:p>
             <w:r>
@@ -31596,7 +31602,7 @@
         </w:tc>
         <w:tc>
           <w:tcPr>
-            <w:tcW w:type="dxa" w:w="1141"/>
+            <w:tcW w:type="dxa" w:w="864"/>
           </w:tcPr>
           <w:p>
             <w:r>
@@ -31609,7 +31615,7 @@
         </w:tc>
         <w:tc>
           <w:tcPr>
-            <w:tcW w:type="dxa" w:w="1141"/>
+            <w:tcW w:type="dxa" w:w="864"/>
           </w:tcPr>
           <w:p>
             <w:r>
@@ -31622,7 +31628,7 @@
         </w:tc>
         <w:tc>
           <w:tcPr>
-            <w:tcW w:type="dxa" w:w="1141"/>
+            <w:tcW w:type="dxa" w:w="864"/>
           </w:tcPr>
           <w:p>
             <w:r>
@@ -31635,7 +31641,7 @@
         </w:tc>
         <w:tc>
           <w:tcPr>
-            <w:tcW w:type="dxa" w:w="1141"/>
+            <w:tcW w:type="dxa" w:w="864"/>
           </w:tcPr>
           <w:p>
             <w:r>
@@ -31648,7 +31654,7 @@
         </w:tc>
         <w:tc>
           <w:tcPr>
-            <w:tcW w:type="dxa" w:w="1141"/>
+            <w:tcW w:type="dxa" w:w="864"/>
           </w:tcPr>
           <w:p>
             <w:r>
@@ -31661,7 +31667,7 @@
         </w:tc>
         <w:tc>
           <w:tcPr>
-            <w:tcW w:type="dxa" w:w="1141"/>
+            <w:tcW w:type="dxa" w:w="864"/>
           </w:tcPr>
           <w:p>
             <w:r>
@@ -31674,7 +31680,7 @@
         </w:tc>
         <w:tc>
           <w:tcPr>
-            <w:tcW w:type="dxa" w:w="1141"/>
+            <w:tcW w:type="dxa" w:w="864"/>
           </w:tcPr>
           <w:p>
             <w:r>
@@ -31687,7 +31693,7 @@
         </w:tc>
         <w:tc>
           <w:tcPr>
-            <w:tcW w:type="dxa" w:w="1141"/>
+            <w:tcW w:type="dxa" w:w="864"/>
           </w:tcPr>
           <w:p>
             <w:r>
@@ -31700,7 +31706,7 @@
         </w:tc>
         <w:tc>
           <w:tcPr>
-            <w:tcW w:type="dxa" w:w="1141"/>
+            <w:tcW w:type="dxa" w:w="864"/>
           </w:tcPr>
           <w:p>
             <w:r>
@@ -31713,7 +31719,7 @@
         </w:tc>
         <w:tc>
           <w:tcPr>
-            <w:tcW w:type="dxa" w:w="1141"/>
+            <w:tcW w:type="dxa" w:w="864"/>
           </w:tcPr>
           <w:p>
             <w:r>
@@ -31728,7 +31734,7 @@
       <w:tr>
         <w:tc>
           <w:tcPr>
-            <w:tcW w:type="dxa" w:w="1141"/>
+            <w:tcW w:type="dxa" w:w="864"/>
           </w:tcPr>
           <w:p>
             <w:r>
@@ -31741,7 +31747,7 @@
         </w:tc>
         <w:tc>
           <w:tcPr>
-            <w:tcW w:type="dxa" w:w="1141"/>
+            <w:tcW w:type="dxa" w:w="864"/>
           </w:tcPr>
           <w:p>
             <w:r>
@@ -31754,7 +31760,7 @@
         </w:tc>
         <w:tc>
           <w:tcPr>
-            <w:tcW w:type="dxa" w:w="1141"/>
+            <w:tcW w:type="dxa" w:w="864"/>
           </w:tcPr>
           <w:p>
             <w:r>
@@ -31767,7 +31773,7 @@
         </w:tc>
         <w:tc>
           <w:tcPr>
-            <w:tcW w:type="dxa" w:w="1141"/>
+            <w:tcW w:type="dxa" w:w="864"/>
           </w:tcPr>
           <w:p>
             <w:r>
@@ -31780,7 +31786,7 @@
         </w:tc>
         <w:tc>
           <w:tcPr>
-            <w:tcW w:type="dxa" w:w="1141"/>
+            <w:tcW w:type="dxa" w:w="864"/>
           </w:tcPr>
           <w:p>
             <w:r>
@@ -31793,7 +31799,7 @@
         </w:tc>
         <w:tc>
           <w:tcPr>
-            <w:tcW w:type="dxa" w:w="1141"/>
+            <w:tcW w:type="dxa" w:w="864"/>
           </w:tcPr>
           <w:p>
             <w:r>
@@ -31806,7 +31812,7 @@
         </w:tc>
         <w:tc>
           <w:tcPr>
-            <w:tcW w:type="dxa" w:w="1141"/>
+            <w:tcW w:type="dxa" w:w="864"/>
           </w:tcPr>
           <w:p>
             <w:r>
@@ -31819,7 +31825,7 @@
         </w:tc>
         <w:tc>
           <w:tcPr>
-            <w:tcW w:type="dxa" w:w="1141"/>
+            <w:tcW w:type="dxa" w:w="864"/>
           </w:tcPr>
           <w:p>
             <w:r>
@@ -31832,7 +31838,7 @@
         </w:tc>
         <w:tc>
           <w:tcPr>
-            <w:tcW w:type="dxa" w:w="1141"/>
+            <w:tcW w:type="dxa" w:w="864"/>
           </w:tcPr>
           <w:p>
             <w:r>
@@ -31845,7 +31851,7 @@
         </w:tc>
         <w:tc>
           <w:tcPr>
-            <w:tcW w:type="dxa" w:w="1141"/>
+            <w:tcW w:type="dxa" w:w="864"/>
           </w:tcPr>
           <w:p>
             <w:r>
@@ -31858,7 +31864,7 @@
         </w:tc>
         <w:tc>
           <w:tcPr>
-            <w:tcW w:type="dxa" w:w="1141"/>
+            <w:tcW w:type="dxa" w:w="864"/>
           </w:tcPr>
           <w:p>
             <w:r>
@@ -31871,7 +31877,7 @@
         </w:tc>
         <w:tc>
           <w:tcPr>
-            <w:tcW w:type="dxa" w:w="1141"/>
+            <w:tcW w:type="dxa" w:w="864"/>
           </w:tcPr>
           <w:p>
             <w:r>
@@ -31884,7 +31890,7 @@
         </w:tc>
         <w:tc>
           <w:tcPr>
-            <w:tcW w:type="dxa" w:w="1141"/>
+            <w:tcW w:type="dxa" w:w="864"/>
           </w:tcPr>
           <w:p>
             <w:r>
@@ -31899,7 +31905,7 @@
       <w:tr>
         <w:tc>
           <w:tcPr>
-            <w:tcW w:type="dxa" w:w="1141"/>
+            <w:tcW w:type="dxa" w:w="864"/>
           </w:tcPr>
           <w:p>
             <w:r>
@@ -31912,7 +31918,7 @@
         </w:tc>
         <w:tc>
           <w:tcPr>
-            <w:tcW w:type="dxa" w:w="1141"/>
+            <w:tcW w:type="dxa" w:w="864"/>
           </w:tcPr>
           <w:p>
             <w:r>
@@ -31925,7 +31931,7 @@
         </w:tc>
         <w:tc>
           <w:tcPr>
-            <w:tcW w:type="dxa" w:w="1141"/>
+            <w:tcW w:type="dxa" w:w="864"/>
           </w:tcPr>
           <w:p>
             <w:r>
@@ -31938,7 +31944,7 @@
         </w:tc>
         <w:tc>
           <w:tcPr>
-            <w:tcW w:type="dxa" w:w="1141"/>
+            <w:tcW w:type="dxa" w:w="864"/>
           </w:tcPr>
           <w:p>
             <w:r>
@@ -31951,7 +31957,7 @@
         </w:tc>
         <w:tc>
           <w:tcPr>
-            <w:tcW w:type="dxa" w:w="1141"/>
+            <w:tcW w:type="dxa" w:w="864"/>
           </w:tcPr>
           <w:p>
             <w:r>
@@ -31964,7 +31970,7 @@
         </w:tc>
         <w:tc>
           <w:tcPr>
-            <w:tcW w:type="dxa" w:w="1141"/>
+            <w:tcW w:type="dxa" w:w="864"/>
           </w:tcPr>
           <w:p>
             <w:r>
@@ -31977,7 +31983,7 @@
         </w:tc>
         <w:tc>
           <w:tcPr>
-            <w:tcW w:type="dxa" w:w="1141"/>
+            <w:tcW w:type="dxa" w:w="864"/>
           </w:tcPr>
           <w:p>
             <w:r>
@@ -31990,7 +31996,7 @@
         </w:tc>
         <w:tc>
           <w:tcPr>
-            <w:tcW w:type="dxa" w:w="1141"/>
+            <w:tcW w:type="dxa" w:w="864"/>
           </w:tcPr>
           <w:p>
             <w:r>
@@ -32003,7 +32009,7 @@
         </w:tc>
         <w:tc>
           <w:tcPr>
-            <w:tcW w:type="dxa" w:w="1141"/>
+            <w:tcW w:type="dxa" w:w="864"/>
           </w:tcPr>
           <w:p>
             <w:r>
@@ -32016,7 +32022,7 @@
         </w:tc>
         <w:tc>
           <w:tcPr>
-            <w:tcW w:type="dxa" w:w="1141"/>
+            <w:tcW w:type="dxa" w:w="864"/>
           </w:tcPr>
           <w:p>
             <w:r>
@@ -32029,7 +32035,7 @@
         </w:tc>
         <w:tc>
           <w:tcPr>
-            <w:tcW w:type="dxa" w:w="1141"/>
+            <w:tcW w:type="dxa" w:w="864"/>
           </w:tcPr>
           <w:p>
             <w:r>
@@ -32042,7 +32048,7 @@
         </w:tc>
         <w:tc>
           <w:tcPr>
-            <w:tcW w:type="dxa" w:w="1141"/>
+            <w:tcW w:type="dxa" w:w="864"/>
           </w:tcPr>
           <w:p>
             <w:r>
@@ -32055,7 +32061,7 @@
         </w:tc>
         <w:tc>
           <w:tcPr>
-            <w:tcW w:type="dxa" w:w="1141"/>
+            <w:tcW w:type="dxa" w:w="864"/>
           </w:tcPr>
           <w:p>
             <w:r>
@@ -32070,7 +32076,7 @@
       <w:tr>
         <w:tc>
           <w:tcPr>
-            <w:tcW w:type="dxa" w:w="1141"/>
+            <w:tcW w:type="dxa" w:w="864"/>
           </w:tcPr>
           <w:p>
             <w:r>
@@ -32083,7 +32089,7 @@
         </w:tc>
         <w:tc>
           <w:tcPr>
-            <w:tcW w:type="dxa" w:w="1141"/>
+            <w:tcW w:type="dxa" w:w="864"/>
           </w:tcPr>
           <w:p>
             <w:r>
@@ -32096,7 +32102,7 @@
         </w:tc>
         <w:tc>
           <w:tcPr>
-            <w:tcW w:type="dxa" w:w="1141"/>
+            <w:tcW w:type="dxa" w:w="864"/>
           </w:tcPr>
           <w:p>
             <w:r>
@@ -32109,7 +32115,7 @@
         </w:tc>
         <w:tc>
           <w:tcPr>
-            <w:tcW w:type="dxa" w:w="1141"/>
+            <w:tcW w:type="dxa" w:w="864"/>
           </w:tcPr>
           <w:p>
             <w:r>
@@ -32122,7 +32128,7 @@
         </w:tc>
         <w:tc>
           <w:tcPr>
-            <w:tcW w:type="dxa" w:w="1141"/>
+            <w:tcW w:type="dxa" w:w="864"/>
           </w:tcPr>
           <w:p>
             <w:r>
@@ -32135,7 +32141,7 @@
         </w:tc>
         <w:tc>
           <w:tcPr>
-            <w:tcW w:type="dxa" w:w="1141"/>
+            <w:tcW w:type="dxa" w:w="864"/>
           </w:tcPr>
           <w:p>
             <w:r>
@@ -32148,7 +32154,7 @@
         </w:tc>
         <w:tc>
           <w:tcPr>
-            <w:tcW w:type="dxa" w:w="1141"/>
+            <w:tcW w:type="dxa" w:w="864"/>
           </w:tcPr>
           <w:p>
             <w:r>
@@ -32161,7 +32167,7 @@
         </w:tc>
         <w:tc>
           <w:tcPr>
-            <w:tcW w:type="dxa" w:w="1141"/>
+            <w:tcW w:type="dxa" w:w="864"/>
           </w:tcPr>
           <w:p>
             <w:r>
@@ -32174,7 +32180,7 @@
         </w:tc>
         <w:tc>
           <w:tcPr>
-            <w:tcW w:type="dxa" w:w="1141"/>
+            <w:tcW w:type="dxa" w:w="864"/>
           </w:tcPr>
           <w:p>
             <w:r>
@@ -32187,7 +32193,7 @@
         </w:tc>
         <w:tc>
           <w:tcPr>
-            <w:tcW w:type="dxa" w:w="1141"/>
+            <w:tcW w:type="dxa" w:w="864"/>
           </w:tcPr>
           <w:p>
             <w:r>
@@ -32200,7 +32206,7 @@
         </w:tc>
         <w:tc>
           <w:tcPr>
-            <w:tcW w:type="dxa" w:w="1141"/>
+            <w:tcW w:type="dxa" w:w="864"/>
           </w:tcPr>
           <w:p>
             <w:r>
@@ -32213,7 +32219,7 @@
         </w:tc>
         <w:tc>
           <w:tcPr>
-            <w:tcW w:type="dxa" w:w="1141"/>
+            <w:tcW w:type="dxa" w:w="864"/>
           </w:tcPr>
           <w:p>
             <w:r>
@@ -32226,7 +32232,7 @@
         </w:tc>
         <w:tc>
           <w:tcPr>
-            <w:tcW w:type="dxa" w:w="1141"/>
+            <w:tcW w:type="dxa" w:w="864"/>
           </w:tcPr>
           <w:p>
             <w:r>
@@ -32241,7 +32247,7 @@
       <w:tr>
         <w:tc>
           <w:tcPr>
-            <w:tcW w:type="dxa" w:w="1141"/>
+            <w:tcW w:type="dxa" w:w="864"/>
           </w:tcPr>
           <w:p>
             <w:r>
@@ -32254,7 +32260,7 @@
         </w:tc>
         <w:tc>
           <w:tcPr>
-            <w:tcW w:type="dxa" w:w="1141"/>
+            <w:tcW w:type="dxa" w:w="864"/>
           </w:tcPr>
           <w:p>
             <w:r>
@@ -32267,7 +32273,7 @@
         </w:tc>
         <w:tc>
           <w:tcPr>
-            <w:tcW w:type="dxa" w:w="1141"/>
+            <w:tcW w:type="dxa" w:w="864"/>
           </w:tcPr>
           <w:p>
             <w:r>
@@ -32280,7 +32286,7 @@
         </w:tc>
         <w:tc>
           <w:tcPr>
-            <w:tcW w:type="dxa" w:w="1141"/>
+            <w:tcW w:type="dxa" w:w="864"/>
           </w:tcPr>
           <w:p>
             <w:r>
@@ -32293,7 +32299,7 @@
         </w:tc>
         <w:tc>
           <w:tcPr>
-            <w:tcW w:type="dxa" w:w="1141"/>
+            <w:tcW w:type="dxa" w:w="864"/>
           </w:tcPr>
           <w:p>
             <w:r>
@@ -32306,7 +32312,7 @@
         </w:tc>
         <w:tc>
           <w:tcPr>
-            <w:tcW w:type="dxa" w:w="1141"/>
+            <w:tcW w:type="dxa" w:w="864"/>
           </w:tcPr>
           <w:p>
             <w:r>
@@ -32319,7 +32325,7 @@
         </w:tc>
         <w:tc>
           <w:tcPr>
-            <w:tcW w:type="dxa" w:w="1141"/>
+            <w:tcW w:type="dxa" w:w="864"/>
           </w:tcPr>
           <w:p>
             <w:r>
@@ -32332,7 +32338,7 @@
         </w:tc>
         <w:tc>
           <w:tcPr>
-            <w:tcW w:type="dxa" w:w="1141"/>
+            <w:tcW w:type="dxa" w:w="864"/>
           </w:tcPr>
           <w:p>
             <w:r>
@@ -32345,7 +32351,7 @@
         </w:tc>
         <w:tc>
           <w:tcPr>
-            <w:tcW w:type="dxa" w:w="1141"/>
+            <w:tcW w:type="dxa" w:w="864"/>
           </w:tcPr>
           <w:p>
             <w:r>
@@ -32358,7 +32364,7 @@
         </w:tc>
         <w:tc>
           <w:tcPr>
-            <w:tcW w:type="dxa" w:w="1141"/>
+            <w:tcW w:type="dxa" w:w="864"/>
           </w:tcPr>
           <w:p>
             <w:r>
@@ -32371,7 +32377,7 @@
         </w:tc>
         <w:tc>
           <w:tcPr>
-            <w:tcW w:type="dxa" w:w="1141"/>
+            <w:tcW w:type="dxa" w:w="864"/>
           </w:tcPr>
           <w:p>
             <w:r>
@@ -32384,7 +32390,7 @@
         </w:tc>
         <w:tc>
           <w:tcPr>
-            <w:tcW w:type="dxa" w:w="1141"/>
+            <w:tcW w:type="dxa" w:w="864"/>
           </w:tcPr>
           <w:p>
             <w:r>
@@ -32397,7 +32403,7 @@
         </w:tc>
         <w:tc>
           <w:tcPr>
-            <w:tcW w:type="dxa" w:w="1141"/>
+            <w:tcW w:type="dxa" w:w="864"/>
           </w:tcPr>
           <w:p>
             <w:r>
@@ -32412,7 +32418,7 @@
       <w:tr>
         <w:tc>
           <w:tcPr>
-            <w:tcW w:type="dxa" w:w="1141"/>
+            <w:tcW w:type="dxa" w:w="864"/>
           </w:tcPr>
           <w:p>
             <w:r>
@@ -32425,7 +32431,7 @@
         </w:tc>
         <w:tc>
           <w:tcPr>
-            <w:tcW w:type="dxa" w:w="1141"/>
+            <w:tcW w:type="dxa" w:w="864"/>
           </w:tcPr>
           <w:p>
             <w:r>
@@ -32438,7 +32444,7 @@
         </w:tc>
         <w:tc>
           <w:tcPr>
-            <w:tcW w:type="dxa" w:w="1141"/>
+            <w:tcW w:type="dxa" w:w="864"/>
           </w:tcPr>
           <w:p>
             <w:r>
@@ -32451,7 +32457,7 @@
         </w:tc>
         <w:tc>
           <w:tcPr>
-            <w:tcW w:type="dxa" w:w="1141"/>
+            <w:tcW w:type="dxa" w:w="864"/>
           </w:tcPr>
           <w:p>
             <w:r>
@@ -32464,7 +32470,7 @@
         </w:tc>
         <w:tc>
           <w:tcPr>
-            <w:tcW w:type="dxa" w:w="1141"/>
+            <w:tcW w:type="dxa" w:w="864"/>
           </w:tcPr>
           <w:p>
             <w:r>
@@ -32477,7 +32483,7 @@
         </w:tc>
         <w:tc>
           <w:tcPr>
-            <w:tcW w:type="dxa" w:w="1141"/>
+            <w:tcW w:type="dxa" w:w="864"/>
           </w:tcPr>
           <w:p>
             <w:r>
@@ -32490,7 +32496,7 @@
         </w:tc>
         <w:tc>
           <w:tcPr>
-            <w:tcW w:type="dxa" w:w="1141"/>
+            <w:tcW w:type="dxa" w:w="864"/>
           </w:tcPr>
           <w:p>
             <w:r>
@@ -32503,7 +32509,7 @@
         </w:tc>
         <w:tc>
           <w:tcPr>
-            <w:tcW w:type="dxa" w:w="1141"/>
+            <w:tcW w:type="dxa" w:w="864"/>
           </w:tcPr>
           <w:p>
             <w:r>
@@ -32516,7 +32522,7 @@
         </w:tc>
         <w:tc>
           <w:tcPr>
-            <w:tcW w:type="dxa" w:w="1141"/>
+            <w:tcW w:type="dxa" w:w="864"/>
           </w:tcPr>
           <w:p>
             <w:r>
@@ -32529,7 +32535,7 @@
         </w:tc>
         <w:tc>
           <w:tcPr>
-            <w:tcW w:type="dxa" w:w="1141"/>
+            <w:tcW w:type="dxa" w:w="864"/>
           </w:tcPr>
           <w:p>
             <w:r>
@@ -32542,7 +32548,7 @@
         </w:tc>
         <w:tc>
           <w:tcPr>
-            <w:tcW w:type="dxa" w:w="1141"/>
+            <w:tcW w:type="dxa" w:w="864"/>
           </w:tcPr>
           <w:p>
             <w:r>
@@ -32555,7 +32561,7 @@
         </w:tc>
         <w:tc>
           <w:tcPr>
-            <w:tcW w:type="dxa" w:w="1141"/>
+            <w:tcW w:type="dxa" w:w="864"/>
           </w:tcPr>
           <w:p>
             <w:r>
@@ -32568,7 +32574,7 @@
         </w:tc>
         <w:tc>
           <w:tcPr>
-            <w:tcW w:type="dxa" w:w="1141"/>
+            <w:tcW w:type="dxa" w:w="864"/>
           </w:tcPr>
           <w:p>
             <w:r>
@@ -32583,7 +32589,7 @@
       <w:tr>
         <w:tc>
           <w:tcPr>
-            <w:tcW w:type="dxa" w:w="1141"/>
+            <w:tcW w:type="dxa" w:w="864"/>
           </w:tcPr>
           <w:p>
             <w:r>
@@ -32596,7 +32602,7 @@
         </w:tc>
         <w:tc>
           <w:tcPr>
-            <w:tcW w:type="dxa" w:w="1141"/>
+            <w:tcW w:type="dxa" w:w="864"/>
           </w:tcPr>
           <w:p>
             <w:r>
@@ -32609,7 +32615,7 @@
         </w:tc>
         <w:tc>
           <w:tcPr>
-            <w:tcW w:type="dxa" w:w="1141"/>
+            <w:tcW w:type="dxa" w:w="864"/>
           </w:tcPr>
           <w:p>
             <w:r>
@@ -32622,7 +32628,7 @@
         </w:tc>
         <w:tc>
           <w:tcPr>
-            <w:tcW w:type="dxa" w:w="1141"/>
+            <w:tcW w:type="dxa" w:w="864"/>
           </w:tcPr>
           <w:p>
             <w:r>
@@ -32635,7 +32641,7 @@
         </w:tc>
         <w:tc>
           <w:tcPr>
-            <w:tcW w:type="dxa" w:w="1141"/>
+            <w:tcW w:type="dxa" w:w="864"/>
           </w:tcPr>
           <w:p>
             <w:r>
@@ -32648,7 +32654,7 @@
         </w:tc>
         <w:tc>
           <w:tcPr>
-            <w:tcW w:type="dxa" w:w="1141"/>
+            <w:tcW w:type="dxa" w:w="864"/>
           </w:tcPr>
           <w:p>
             <w:r>
@@ -32661,7 +32667,7 @@
         </w:tc>
         <w:tc>
           <w:tcPr>
-            <w:tcW w:type="dxa" w:w="1141"/>
+            <w:tcW w:type="dxa" w:w="864"/>
           </w:tcPr>
           <w:p>
             <w:r>
@@ -32674,7 +32680,7 @@
         </w:tc>
         <w:tc>
           <w:tcPr>
-            <w:tcW w:type="dxa" w:w="1141"/>
+            <w:tcW w:type="dxa" w:w="864"/>
           </w:tcPr>
           <w:p>
             <w:r>
@@ -32687,7 +32693,7 @@
         </w:tc>
         <w:tc>
           <w:tcPr>
-            <w:tcW w:type="dxa" w:w="1141"/>
+            <w:tcW w:type="dxa" w:w="864"/>
           </w:tcPr>
           <w:p>
             <w:r>
@@ -32700,7 +32706,7 @@
         </w:tc>
         <w:tc>
           <w:tcPr>
-            <w:tcW w:type="dxa" w:w="1141"/>
+            <w:tcW w:type="dxa" w:w="864"/>
           </w:tcPr>
           <w:p>
             <w:r>
@@ -32713,7 +32719,7 @@
         </w:tc>
         <w:tc>
           <w:tcPr>
-            <w:tcW w:type="dxa" w:w="1141"/>
+            <w:tcW w:type="dxa" w:w="864"/>
           </w:tcPr>
           <w:p>
             <w:r>
@@ -32726,7 +32732,7 @@
         </w:tc>
         <w:tc>
           <w:tcPr>
-            <w:tcW w:type="dxa" w:w="1141"/>
+            <w:tcW w:type="dxa" w:w="864"/>
           </w:tcPr>
           <w:p>
             <w:r>
@@ -32739,7 +32745,7 @@
         </w:tc>
         <w:tc>
           <w:tcPr>
-            <w:tcW w:type="dxa" w:w="1141"/>
+            <w:tcW w:type="dxa" w:w="864"/>
           </w:tcPr>
           <w:p>
             <w:r>
@@ -32754,7 +32760,7 @@
       <w:tr>
         <w:tc>
           <w:tcPr>
-            <w:tcW w:type="dxa" w:w="1141"/>
+            <w:tcW w:type="dxa" w:w="864"/>
           </w:tcPr>
           <w:p>
             <w:r>
@@ -32767,7 +32773,7 @@
         </w:tc>
         <w:tc>
           <w:tcPr>
-            <w:tcW w:type="dxa" w:w="1141"/>
+            <w:tcW w:type="dxa" w:w="864"/>
           </w:tcPr>
           <w:p>
             <w:r>
@@ -32780,7 +32786,7 @@
         </w:tc>
         <w:tc>
           <w:tcPr>
-            <w:tcW w:type="dxa" w:w="1141"/>
+            <w:tcW w:type="dxa" w:w="864"/>
           </w:tcPr>
           <w:p>
             <w:r>
@@ -32793,7 +32799,7 @@
         </w:tc>
         <w:tc>
           <w:tcPr>
-            <w:tcW w:type="dxa" w:w="1141"/>
+            <w:tcW w:type="dxa" w:w="864"/>
           </w:tcPr>
           <w:p>
             <w:r>
@@ -32806,7 +32812,7 @@
         </w:tc>
         <w:tc>
           <w:tcPr>
-            <w:tcW w:type="dxa" w:w="1141"/>
+            <w:tcW w:type="dxa" w:w="864"/>
           </w:tcPr>
           <w:p>
             <w:r>
@@ -32819,7 +32825,7 @@
         </w:tc>
         <w:tc>
           <w:tcPr>
-            <w:tcW w:type="dxa" w:w="1141"/>
+            <w:tcW w:type="dxa" w:w="864"/>
           </w:tcPr>
           <w:p>
             <w:r>
@@ -32832,7 +32838,7 @@
         </w:tc>
         <w:tc>
           <w:tcPr>
-            <w:tcW w:type="dxa" w:w="1141"/>
+            <w:tcW w:type="dxa" w:w="864"/>
           </w:tcPr>
           <w:p>
             <w:r>
@@ -32845,7 +32851,7 @@
         </w:tc>
         <w:tc>
           <w:tcPr>
-            <w:tcW w:type="dxa" w:w="1141"/>
+            <w:tcW w:type="dxa" w:w="864"/>
           </w:tcPr>
           <w:p>
             <w:r>
@@ -32858,7 +32864,7 @@
         </w:tc>
         <w:tc>
           <w:tcPr>
-            <w:tcW w:type="dxa" w:w="1141"/>
+            <w:tcW w:type="dxa" w:w="864"/>
           </w:tcPr>
           <w:p>
             <w:r>
@@ -32871,7 +32877,7 @@
         </w:tc>
         <w:tc>
           <w:tcPr>
-            <w:tcW w:type="dxa" w:w="1141"/>
+            <w:tcW w:type="dxa" w:w="864"/>
           </w:tcPr>
           <w:p>
             <w:r>
@@ -32884,7 +32890,7 @@
         </w:tc>
         <w:tc>
           <w:tcPr>
-            <w:tcW w:type="dxa" w:w="1141"/>
+            <w:tcW w:type="dxa" w:w="864"/>
           </w:tcPr>
           <w:p>
             <w:r>
@@ -32897,7 +32903,7 @@
         </w:tc>
         <w:tc>
           <w:tcPr>
-            <w:tcW w:type="dxa" w:w="1141"/>
+            <w:tcW w:type="dxa" w:w="864"/>
           </w:tcPr>
           <w:p>
             <w:r>
@@ -32910,7 +32916,7 @@
         </w:tc>
         <w:tc>
           <w:tcPr>
-            <w:tcW w:type="dxa" w:w="1141"/>
+            <w:tcW w:type="dxa" w:w="864"/>
           </w:tcPr>
           <w:p>
             <w:r>
@@ -32925,7 +32931,7 @@
       <w:tr>
         <w:tc>
           <w:tcPr>
-            <w:tcW w:type="dxa" w:w="1141"/>
+            <w:tcW w:type="dxa" w:w="864"/>
           </w:tcPr>
           <w:p>
             <w:r>
@@ -32938,7 +32944,7 @@
         </w:tc>
         <w:tc>
           <w:tcPr>
-            <w:tcW w:type="dxa" w:w="1141"/>
+            <w:tcW w:type="dxa" w:w="864"/>
           </w:tcPr>
           <w:p>
             <w:r>
@@ -32951,7 +32957,7 @@
         </w:tc>
         <w:tc>
           <w:tcPr>
-            <w:tcW w:type="dxa" w:w="1141"/>
+            <w:tcW w:type="dxa" w:w="864"/>
           </w:tcPr>
           <w:p>
             <w:r>
@@ -32964,7 +32970,7 @@
         </w:tc>
         <w:tc>
           <w:tcPr>
-            <w:tcW w:type="dxa" w:w="1141"/>
+            <w:tcW w:type="dxa" w:w="864"/>
           </w:tcPr>
           <w:p>
             <w:r>
@@ -32977,7 +32983,7 @@
         </w:tc>
         <w:tc>
           <w:tcPr>
-            <w:tcW w:type="dxa" w:w="1141"/>
+            <w:tcW w:type="dxa" w:w="864"/>
           </w:tcPr>
           <w:p>
             <w:r>
@@ -32990,7 +32996,7 @@
         </w:tc>
         <w:tc>
           <w:tcPr>
-            <w:tcW w:type="dxa" w:w="1141"/>
+            <w:tcW w:type="dxa" w:w="864"/>
           </w:tcPr>
           <w:p>
             <w:r>
@@ -33003,7 +33009,7 @@
         </w:tc>
         <w:tc>
           <w:tcPr>
-            <w:tcW w:type="dxa" w:w="1141"/>
+            <w:tcW w:type="dxa" w:w="864"/>
           </w:tcPr>
           <w:p>
             <w:r>
@@ -33016,7 +33022,7 @@
         </w:tc>
         <w:tc>
           <w:tcPr>
-            <w:tcW w:type="dxa" w:w="1141"/>
+            <w:tcW w:type="dxa" w:w="864"/>
           </w:tcPr>
           <w:p>
             <w:r>
@@ -33029,7 +33035,7 @@
         </w:tc>
         <w:tc>
           <w:tcPr>
-            <w:tcW w:type="dxa" w:w="1141"/>
+            <w:tcW w:type="dxa" w:w="864"/>
           </w:tcPr>
           <w:p>
             <w:r>
@@ -33042,7 +33048,7 @@
         </w:tc>
         <w:tc>
           <w:tcPr>
-            <w:tcW w:type="dxa" w:w="1141"/>
+            <w:tcW w:type="dxa" w:w="864"/>
           </w:tcPr>
           <w:p>
             <w:r>
@@ -33055,7 +33061,7 @@
         </w:tc>
         <w:tc>
           <w:tcPr>
-            <w:tcW w:type="dxa" w:w="1141"/>
+            <w:tcW w:type="dxa" w:w="864"/>
           </w:tcPr>
           <w:p>
             <w:r>
@@ -33068,7 +33074,7 @@
         </w:tc>
         <w:tc>
           <w:tcPr>
-            <w:tcW w:type="dxa" w:w="1141"/>
+            <w:tcW w:type="dxa" w:w="864"/>
           </w:tcPr>
           <w:p>
             <w:r>
@@ -33081,7 +33087,7 @@
         </w:tc>
         <w:tc>
           <w:tcPr>
-            <w:tcW w:type="dxa" w:w="1141"/>
+            <w:tcW w:type="dxa" w:w="864"/>
           </w:tcPr>
           <w:p>
             <w:r>
@@ -33096,7 +33102,7 @@
       <w:tr>
         <w:tc>
           <w:tcPr>
-            <w:tcW w:type="dxa" w:w="1141"/>
+            <w:tcW w:type="dxa" w:w="864"/>
           </w:tcPr>
           <w:p>
             <w:r>
@@ -33109,7 +33115,7 @@
         </w:tc>
         <w:tc>
           <w:tcPr>
-            <w:tcW w:type="dxa" w:w="1141"/>
+            <w:tcW w:type="dxa" w:w="864"/>
           </w:tcPr>
           <w:p>
             <w:r>
@@ -33122,7 +33128,7 @@
         </w:tc>
         <w:tc>
           <w:tcPr>
-            <w:tcW w:type="dxa" w:w="1141"/>
+            <w:tcW w:type="dxa" w:w="864"/>
           </w:tcPr>
           <w:p>
             <w:r>
@@ -33135,7 +33141,7 @@
         </w:tc>
         <w:tc>
           <w:tcPr>
-            <w:tcW w:type="dxa" w:w="1141"/>
+            <w:tcW w:type="dxa" w:w="864"/>
           </w:tcPr>
           <w:p>
             <w:r>
@@ -33148,7 +33154,7 @@
         </w:tc>
         <w:tc>
           <w:tcPr>
-            <w:tcW w:type="dxa" w:w="1141"/>
+            <w:tcW w:type="dxa" w:w="864"/>
           </w:tcPr>
           <w:p>
             <w:r>
@@ -33161,7 +33167,7 @@
         </w:tc>
         <w:tc>
           <w:tcPr>
-            <w:tcW w:type="dxa" w:w="1141"/>
+            <w:tcW w:type="dxa" w:w="864"/>
           </w:tcPr>
           <w:p>
             <w:r>
@@ -33174,7 +33180,7 @@
         </w:tc>
         <w:tc>
           <w:tcPr>
-            <w:tcW w:type="dxa" w:w="1141"/>
+            <w:tcW w:type="dxa" w:w="864"/>
           </w:tcPr>
           <w:p>
             <w:r>
@@ -33187,7 +33193,7 @@
         </w:tc>
         <w:tc>
           <w:tcPr>
-            <w:tcW w:type="dxa" w:w="1141"/>
+            <w:tcW w:type="dxa" w:w="864"/>
           </w:tcPr>
           <w:p>
             <w:r>
@@ -33200,7 +33206,7 @@
         </w:tc>
         <w:tc>
           <w:tcPr>
-            <w:tcW w:type="dxa" w:w="1141"/>
+            <w:tcW w:type="dxa" w:w="864"/>
           </w:tcPr>
           <w:p>
             <w:r>
@@ -33213,7 +33219,7 @@
         </w:tc>
         <w:tc>
           <w:tcPr>
-            <w:tcW w:type="dxa" w:w="1141"/>
+            <w:tcW w:type="dxa" w:w="864"/>
           </w:tcPr>
           <w:p>
             <w:r>
@@ -33226,7 +33232,7 @@
         </w:tc>
         <w:tc>
           <w:tcPr>
-            <w:tcW w:type="dxa" w:w="1141"/>
+            <w:tcW w:type="dxa" w:w="864"/>
           </w:tcPr>
           <w:p>
             <w:r>
@@ -33239,7 +33245,7 @@
         </w:tc>
         <w:tc>
           <w:tcPr>
-            <w:tcW w:type="dxa" w:w="1141"/>
+            <w:tcW w:type="dxa" w:w="864"/>
           </w:tcPr>
           <w:p>
             <w:r>
@@ -33252,7 +33258,7 @@
         </w:tc>
         <w:tc>
           <w:tcPr>
-            <w:tcW w:type="dxa" w:w="1141"/>
+            <w:tcW w:type="dxa" w:w="864"/>
           </w:tcPr>
           <w:p>
             <w:r>
@@ -33267,7 +33273,7 @@
       <w:tr>
         <w:tc>
           <w:tcPr>
-            <w:tcW w:type="dxa" w:w="1141"/>
+            <w:tcW w:type="dxa" w:w="864"/>
           </w:tcPr>
           <w:p>
             <w:r>
@@ -33280,7 +33286,7 @@
         </w:tc>
         <w:tc>
           <w:tcPr>
-            <w:tcW w:type="dxa" w:w="1141"/>
+            <w:tcW w:type="dxa" w:w="864"/>
           </w:tcPr>
           <w:p>
             <w:r>
@@ -33293,7 +33299,7 @@
         </w:tc>
         <w:tc>
           <w:tcPr>
-            <w:tcW w:type="dxa" w:w="1141"/>
+            <w:tcW w:type="dxa" w:w="864"/>
           </w:tcPr>
           <w:p>
             <w:r>
@@ -33306,7 +33312,7 @@
         </w:tc>
         <w:tc>
           <w:tcPr>
-            <w:tcW w:type="dxa" w:w="1141"/>
+            <w:tcW w:type="dxa" w:w="864"/>
           </w:tcPr>
           <w:p>
             <w:r>
@@ -33319,7 +33325,7 @@
         </w:tc>
         <w:tc>
           <w:tcPr>
-            <w:tcW w:type="dxa" w:w="1141"/>
+            <w:tcW w:type="dxa" w:w="864"/>
           </w:tcPr>
           <w:p>
             <w:r>
@@ -33332,7 +33338,7 @@
         </w:tc>
         <w:tc>
           <w:tcPr>
-            <w:tcW w:type="dxa" w:w="1141"/>
+            <w:tcW w:type="dxa" w:w="864"/>
           </w:tcPr>
           <w:p>
             <w:r>
@@ -33345,7 +33351,7 @@
         </w:tc>
         <w:tc>
           <w:tcPr>
-            <w:tcW w:type="dxa" w:w="1141"/>
+            <w:tcW w:type="dxa" w:w="864"/>
           </w:tcPr>
           <w:p>
             <w:r>
@@ -33358,7 +33364,7 @@
         </w:tc>
         <w:tc>
           <w:tcPr>
-            <w:tcW w:type="dxa" w:w="1141"/>
+            <w:tcW w:type="dxa" w:w="864"/>
           </w:tcPr>
           <w:p>
             <w:r>
@@ -33371,7 +33377,7 @@
         </w:tc>
         <w:tc>
           <w:tcPr>
-            <w:tcW w:type="dxa" w:w="1141"/>
+            <w:tcW w:type="dxa" w:w="864"/>
           </w:tcPr>
           <w:p>
             <w:r>
@@ -33384,7 +33390,7 @@
         </w:tc>
         <w:tc>
           <w:tcPr>
-            <w:tcW w:type="dxa" w:w="1141"/>
+            <w:tcW w:type="dxa" w:w="864"/>
           </w:tcPr>
           <w:p>
             <w:r>
@@ -33397,7 +33403,7 @@
         </w:tc>
         <w:tc>
           <w:tcPr>
-            <w:tcW w:type="dxa" w:w="1141"/>
+            <w:tcW w:type="dxa" w:w="864"/>
           </w:tcPr>
           <w:p>
             <w:r>
@@ -33410,7 +33416,7 @@
         </w:tc>
         <w:tc>
           <w:tcPr>
-            <w:tcW w:type="dxa" w:w="1141"/>
+            <w:tcW w:type="dxa" w:w="864"/>
           </w:tcPr>
           <w:p>
             <w:r>
@@ -33423,7 +33429,7 @@
         </w:tc>
         <w:tc>
           <w:tcPr>
-            <w:tcW w:type="dxa" w:w="1141"/>
+            <w:tcW w:type="dxa" w:w="864"/>
           </w:tcPr>
           <w:p>
             <w:r>
@@ -33438,7 +33444,7 @@
       <w:tr>
         <w:tc>
           <w:tcPr>
-            <w:tcW w:type="dxa" w:w="1141"/>
+            <w:tcW w:type="dxa" w:w="864"/>
           </w:tcPr>
           <w:p>
             <w:r>
@@ -33451,7 +33457,7 @@
         </w:tc>
         <w:tc>
           <w:tcPr>
-            <w:tcW w:type="dxa" w:w="1141"/>
+            <w:tcW w:type="dxa" w:w="864"/>
           </w:tcPr>
           <w:p>
             <w:r>
@@ -33464,7 +33470,7 @@
         </w:tc>
         <w:tc>
           <w:tcPr>
-            <w:tcW w:type="dxa" w:w="1141"/>
+            <w:tcW w:type="dxa" w:w="864"/>
           </w:tcPr>
           <w:p>
             <w:r>
@@ -33477,7 +33483,7 @@
         </w:tc>
         <w:tc>
           <w:tcPr>
-            <w:tcW w:type="dxa" w:w="1141"/>
+            <w:tcW w:type="dxa" w:w="864"/>
           </w:tcPr>
           <w:p>
             <w:r>
@@ -33490,7 +33496,7 @@
         </w:tc>
         <w:tc>
           <w:tcPr>
-            <w:tcW w:type="dxa" w:w="1141"/>
+            <w:tcW w:type="dxa" w:w="864"/>
           </w:tcPr>
           <w:p>
             <w:r>
@@ -33503,7 +33509,7 @@
         </w:tc>
         <w:tc>
           <w:tcPr>
-            <w:tcW w:type="dxa" w:w="1141"/>
+            <w:tcW w:type="dxa" w:w="864"/>
           </w:tcPr>
           <w:p>
             <w:r>
@@ -33516,7 +33522,7 @@
         </w:tc>
         <w:tc>
           <w:tcPr>
-            <w:tcW w:type="dxa" w:w="1141"/>
+            <w:tcW w:type="dxa" w:w="864"/>
           </w:tcPr>
           <w:p>
             <w:r>
@@ -33529,7 +33535,7 @@
         </w:tc>
         <w:tc>
           <w:tcPr>
-            <w:tcW w:type="dxa" w:w="1141"/>
+            <w:tcW w:type="dxa" w:w="864"/>
           </w:tcPr>
           <w:p>
             <w:r>
@@ -33542,7 +33548,7 @@
         </w:tc>
         <w:tc>
           <w:tcPr>
-            <w:tcW w:type="dxa" w:w="1141"/>
+            <w:tcW w:type="dxa" w:w="864"/>
           </w:tcPr>
           <w:p>
             <w:r>
@@ -33555,7 +33561,7 @@
         </w:tc>
         <w:tc>
           <w:tcPr>
-            <w:tcW w:type="dxa" w:w="1141"/>
+            <w:tcW w:type="dxa" w:w="864"/>
           </w:tcPr>
           <w:p>
             <w:r>
@@ -33568,7 +33574,7 @@
         </w:tc>
         <w:tc>
           <w:tcPr>
-            <w:tcW w:type="dxa" w:w="1141"/>
+            <w:tcW w:type="dxa" w:w="864"/>
           </w:tcPr>
           <w:p>
             <w:r>
@@ -33581,7 +33587,7 @@
         </w:tc>
         <w:tc>
           <w:tcPr>
-            <w:tcW w:type="dxa" w:w="1141"/>
+            <w:tcW w:type="dxa" w:w="864"/>
           </w:tcPr>
           <w:p>
             <w:r>
@@ -33594,7 +33600,7 @@
         </w:tc>
         <w:tc>
           <w:tcPr>
-            <w:tcW w:type="dxa" w:w="1141"/>
+            <w:tcW w:type="dxa" w:w="864"/>
           </w:tcPr>
           <w:p>
             <w:r>
@@ -33609,7 +33615,7 @@
       <w:tr>
         <w:tc>
           <w:tcPr>
-            <w:tcW w:type="dxa" w:w="1141"/>
+            <w:tcW w:type="dxa" w:w="864"/>
           </w:tcPr>
           <w:p>
             <w:r>
@@ -33622,7 +33628,7 @@
         </w:tc>
         <w:tc>
           <w:tcPr>
-            <w:tcW w:type="dxa" w:w="1141"/>
+            <w:tcW w:type="dxa" w:w="864"/>
           </w:tcPr>
           <w:p>
             <w:r>
@@ -33635,7 +33641,7 @@
         </w:tc>
         <w:tc>
           <w:tcPr>
-            <w:tcW w:type="dxa" w:w="1141"/>
+            <w:tcW w:type="dxa" w:w="864"/>
           </w:tcPr>
           <w:p>
             <w:r>
@@ -33648,7 +33654,7 @@
         </w:tc>
         <w:tc>
           <w:tcPr>
-            <w:tcW w:type="dxa" w:w="1141"/>
+            <w:tcW w:type="dxa" w:w="864"/>
           </w:tcPr>
           <w:p>
             <w:r>
@@ -33661,7 +33667,7 @@
         </w:tc>
         <w:tc>
           <w:tcPr>
-            <w:tcW w:type="dxa" w:w="1141"/>
+            <w:tcW w:type="dxa" w:w="864"/>
           </w:tcPr>
           <w:p>
             <w:r>
@@ -33674,7 +33680,7 @@
         </w:tc>
         <w:tc>
           <w:tcPr>
-            <w:tcW w:type="dxa" w:w="1141"/>
+            <w:tcW w:type="dxa" w:w="864"/>
           </w:tcPr>
           <w:p>
             <w:r>
@@ -33687,7 +33693,7 @@
         </w:tc>
         <w:tc>
           <w:tcPr>
-            <w:tcW w:type="dxa" w:w="1141"/>
+            <w:tcW w:type="dxa" w:w="864"/>
           </w:tcPr>
           <w:p>
             <w:r>
@@ -33700,7 +33706,7 @@
         </w:tc>
         <w:tc>
           <w:tcPr>
-            <w:tcW w:type="dxa" w:w="1141"/>
+            <w:tcW w:type="dxa" w:w="864"/>
           </w:tcPr>
           <w:p>
             <w:r>
@@ -33713,7 +33719,7 @@
         </w:tc>
         <w:tc>
           <w:tcPr>
-            <w:tcW w:type="dxa" w:w="1141"/>
+            <w:tcW w:type="dxa" w:w="864"/>
           </w:tcPr>
           <w:p>
             <w:r>
@@ -33726,7 +33732,7 @@
         </w:tc>
         <w:tc>
           <w:tcPr>
-            <w:tcW w:type="dxa" w:w="1141"/>
+            <w:tcW w:type="dxa" w:w="864"/>
           </w:tcPr>
           <w:p>
             <w:r>
@@ -33739,7 +33745,7 @@
         </w:tc>
         <w:tc>
           <w:tcPr>
-            <w:tcW w:type="dxa" w:w="1141"/>
+            <w:tcW w:type="dxa" w:w="864"/>
           </w:tcPr>
           <w:p>
             <w:r>
@@ -33752,7 +33758,7 @@
         </w:tc>
         <w:tc>
           <w:tcPr>
-            <w:tcW w:type="dxa" w:w="1141"/>
+            <w:tcW w:type="dxa" w:w="864"/>
           </w:tcPr>
           <w:p>
             <w:r>
@@ -33765,7 +33771,7 @@
         </w:tc>
         <w:tc>
           <w:tcPr>
-            <w:tcW w:type="dxa" w:w="1141"/>
+            <w:tcW w:type="dxa" w:w="864"/>
           </w:tcPr>
           <w:p>
             <w:r>
@@ -33780,7 +33786,7 @@
       <w:tr>
         <w:tc>
           <w:tcPr>
-            <w:tcW w:type="dxa" w:w="1141"/>
+            <w:tcW w:type="dxa" w:w="864"/>
           </w:tcPr>
           <w:p>
             <w:r>
@@ -33793,7 +33799,7 @@
         </w:tc>
         <w:tc>
           <w:tcPr>
-            <w:tcW w:type="dxa" w:w="1141"/>
+            <w:tcW w:type="dxa" w:w="864"/>
           </w:tcPr>
           <w:p>
             <w:r>
@@ -33806,7 +33812,7 @@
         </w:tc>
         <w:tc>
           <w:tcPr>
-            <w:tcW w:type="dxa" w:w="1141"/>
+            <w:tcW w:type="dxa" w:w="864"/>
           </w:tcPr>
           <w:p>
             <w:r>
@@ -33819,7 +33825,7 @@
         </w:tc>
         <w:tc>
           <w:tcPr>
-            <w:tcW w:type="dxa" w:w="1141"/>
+            <w:tcW w:type="dxa" w:w="864"/>
           </w:tcPr>
           <w:p>
             <w:r>
@@ -33832,7 +33838,7 @@
         </w:tc>
         <w:tc>
           <w:tcPr>
-            <w:tcW w:type="dxa" w:w="1141"/>
+            <w:tcW w:type="dxa" w:w="864"/>
           </w:tcPr>
           <w:p>
             <w:r>
@@ -33845,7 +33851,7 @@
         </w:tc>
         <w:tc>
           <w:tcPr>
-            <w:tcW w:type="dxa" w:w="1141"/>
+            <w:tcW w:type="dxa" w:w="864"/>
           </w:tcPr>
           <w:p>
             <w:r>
@@ -33858,7 +33864,7 @@
         </w:tc>
         <w:tc>
           <w:tcPr>
-            <w:tcW w:type="dxa" w:w="1141"/>
+            <w:tcW w:type="dxa" w:w="864"/>
           </w:tcPr>
           <w:p>
             <w:r>
@@ -33871,7 +33877,7 @@
         </w:tc>
         <w:tc>
           <w:tcPr>
-            <w:tcW w:type="dxa" w:w="1141"/>
+            <w:tcW w:type="dxa" w:w="864"/>
           </w:tcPr>
           <w:p>
             <w:r>
@@ -33884,7 +33890,7 @@
         </w:tc>
         <w:tc>
           <w:tcPr>
-            <w:tcW w:type="dxa" w:w="1141"/>
+            <w:tcW w:type="dxa" w:w="864"/>
           </w:tcPr>
           <w:p>
             <w:r>
@@ -33897,7 +33903,7 @@
         </w:tc>
         <w:tc>
           <w:tcPr>
-            <w:tcW w:type="dxa" w:w="1141"/>
+            <w:tcW w:type="dxa" w:w="864"/>
           </w:tcPr>
           <w:p>
             <w:r>
@@ -33910,7 +33916,7 @@
         </w:tc>
         <w:tc>
           <w:tcPr>
-            <w:tcW w:type="dxa" w:w="1141"/>
+            <w:tcW w:type="dxa" w:w="864"/>
           </w:tcPr>
           <w:p>
             <w:r>
@@ -33923,7 +33929,7 @@
         </w:tc>
         <w:tc>
           <w:tcPr>
-            <w:tcW w:type="dxa" w:w="1141"/>
+            <w:tcW w:type="dxa" w:w="864"/>
           </w:tcPr>
           <w:p>
             <w:r>
@@ -33936,7 +33942,7 @@
         </w:tc>
         <w:tc>
           <w:tcPr>
-            <w:tcW w:type="dxa" w:w="1141"/>
+            <w:tcW w:type="dxa" w:w="864"/>
           </w:tcPr>
           <w:p>
             <w:r>
@@ -33963,7 +33969,7 @@
       </w:r>
     </w:p>
     <w:sectPr>
-      <w:pgSz w:w="15840" w:h="12240" w:orient="landscape"/>
+      <w:pgSz w:w="12240" w:h="15840" w:orient="landscape"/>
       <w:pgMar w:top="576" w:right="504" w:bottom="576" w:left="504" w:header="259" w:footer="259" w:gutter="0"/>
       <w:cols w:space="720"/>
       <w:docGrid w:linePitch="360"/>

--- a/ACPOS_STR-01_WORKSPACE_MOTHER_BASIC_DESIGN_TECH_PURPLE_v1.0.docx
+++ b/ACPOS_STR-01_WORKSPACE_MOTHER_BASIC_DESIGN_TECH_PURPLE_v1.0.docx
@@ -23744,16 +23744,8 @@
     </w:p>
     <w:p>
       <w:pPr>
-        <w:pStyle w:val="Heading1"/>
-      </w:pPr>
-      <w:r>
-        <w:t>2026-09-21 Machine Authority Construction Closure / 機器權威施工綁定封板</w:t>
-      </w:r>
-    </w:p>
-    <w:p>
-      <w:pPr>
         <w:sectPr>
-          <w:pgSz w:w="15840" w:h="12240" w:orient="landscape"/>
+          <w:pgSz w:w="12240" w:h="15840" w:orient="landscape"/>
           <w:pgMar w:top="576" w:right="504" w:bottom="576" w:left="504" w:header="259" w:footer="259" w:gutter="0"/>
           <w:cols w:space="720"/>
           <w:docGrid w:linePitch="360"/>
@@ -23794,8 +23786,8 @@
         <w:tblLook w:firstColumn="1" w:firstRow="1" w:lastColumn="0" w:lastRow="0" w:noHBand="0" w:noVBand="1" w:val="04A0"/>
       </w:tblPr>
       <w:tblGrid>
-        <w:gridCol w:w="5616"/>
-        <w:gridCol w:w="5616"/>
+        <w:gridCol w:w="7416"/>
+        <w:gridCol w:w="7416"/>
       </w:tblGrid>
       <w:tr>
         <w:trPr>
@@ -23803,7 +23795,7 @@
         </w:trPr>
         <w:tc>
           <w:tcPr>
-            <w:tcW w:type="dxa" w:w="5616"/>
+            <w:tcW w:type="dxa" w:w="7416"/>
             <w:shd w:fill="EDE9FE"/>
           </w:tcPr>
           <w:p>
@@ -23817,7 +23809,7 @@
         </w:tc>
         <w:tc>
           <w:tcPr>
-            <w:tcW w:type="dxa" w:w="5616"/>
+            <w:tcW w:type="dxa" w:w="7416"/>
             <w:shd w:fill="EDE9FE"/>
           </w:tcPr>
           <w:p>
@@ -23833,7 +23825,7 @@
       <w:tr>
         <w:tc>
           <w:tcPr>
-            <w:tcW w:type="dxa" w:w="5616"/>
+            <w:tcW w:type="dxa" w:w="7416"/>
           </w:tcPr>
           <w:p>
             <w:r>
@@ -23846,7 +23838,7 @@
         </w:tc>
         <w:tc>
           <w:tcPr>
-            <w:tcW w:type="dxa" w:w="5616"/>
+            <w:tcW w:type="dxa" w:w="7416"/>
           </w:tcPr>
           <w:p>
             <w:r>
@@ -23861,7 +23853,7 @@
       <w:tr>
         <w:tc>
           <w:tcPr>
-            <w:tcW w:type="dxa" w:w="5616"/>
+            <w:tcW w:type="dxa" w:w="7416"/>
           </w:tcPr>
           <w:p>
             <w:r>
@@ -23874,7 +23866,7 @@
         </w:tc>
         <w:tc>
           <w:tcPr>
-            <w:tcW w:type="dxa" w:w="5616"/>
+            <w:tcW w:type="dxa" w:w="7416"/>
           </w:tcPr>
           <w:p>
             <w:r>
@@ -23889,7 +23881,7 @@
       <w:tr>
         <w:tc>
           <w:tcPr>
-            <w:tcW w:type="dxa" w:w="5616"/>
+            <w:tcW w:type="dxa" w:w="7416"/>
           </w:tcPr>
           <w:p>
             <w:r>
@@ -23902,7 +23894,7 @@
         </w:tc>
         <w:tc>
           <w:tcPr>
-            <w:tcW w:type="dxa" w:w="5616"/>
+            <w:tcW w:type="dxa" w:w="7416"/>
           </w:tcPr>
           <w:p>
             <w:r>
@@ -23917,7 +23909,7 @@
       <w:tr>
         <w:tc>
           <w:tcPr>
-            <w:tcW w:type="dxa" w:w="5616"/>
+            <w:tcW w:type="dxa" w:w="7416"/>
           </w:tcPr>
           <w:p>
             <w:r>
@@ -23930,7 +23922,7 @@
         </w:tc>
         <w:tc>
           <w:tcPr>
-            <w:tcW w:type="dxa" w:w="5616"/>
+            <w:tcW w:type="dxa" w:w="7416"/>
           </w:tcPr>
           <w:p>
             <w:r>
@@ -23945,7 +23937,7 @@
       <w:tr>
         <w:tc>
           <w:tcPr>
-            <w:tcW w:type="dxa" w:w="5616"/>
+            <w:tcW w:type="dxa" w:w="7416"/>
           </w:tcPr>
           <w:p>
             <w:r>
@@ -23958,7 +23950,7 @@
         </w:tc>
         <w:tc>
           <w:tcPr>
-            <w:tcW w:type="dxa" w:w="5616"/>
+            <w:tcW w:type="dxa" w:w="7416"/>
           </w:tcPr>
           <w:p>
             <w:r>
@@ -23973,7 +23965,7 @@
       <w:tr>
         <w:tc>
           <w:tcPr>
-            <w:tcW w:type="dxa" w:w="5616"/>
+            <w:tcW w:type="dxa" w:w="7416"/>
           </w:tcPr>
           <w:p>
             <w:r>
@@ -23986,7 +23978,7 @@
         </w:tc>
         <w:tc>
           <w:tcPr>
-            <w:tcW w:type="dxa" w:w="5616"/>
+            <w:tcW w:type="dxa" w:w="7416"/>
           </w:tcPr>
           <w:p>
             <w:r>
@@ -24006,19 +23998,19 @@
         <w:tblLook w:firstColumn="1" w:firstRow="1" w:lastColumn="0" w:lastRow="0" w:noHBand="0" w:noVBand="1" w:val="04A0"/>
       </w:tblPr>
       <w:tblGrid>
-        <w:gridCol w:w="864"/>
-        <w:gridCol w:w="864"/>
-        <w:gridCol w:w="864"/>
-        <w:gridCol w:w="864"/>
-        <w:gridCol w:w="864"/>
-        <w:gridCol w:w="864"/>
-        <w:gridCol w:w="864"/>
-        <w:gridCol w:w="864"/>
-        <w:gridCol w:w="864"/>
-        <w:gridCol w:w="864"/>
-        <w:gridCol w:w="864"/>
-        <w:gridCol w:w="864"/>
-        <w:gridCol w:w="864"/>
+        <w:gridCol w:w="1141"/>
+        <w:gridCol w:w="1141"/>
+        <w:gridCol w:w="1141"/>
+        <w:gridCol w:w="1141"/>
+        <w:gridCol w:w="1141"/>
+        <w:gridCol w:w="1141"/>
+        <w:gridCol w:w="1141"/>
+        <w:gridCol w:w="1141"/>
+        <w:gridCol w:w="1141"/>
+        <w:gridCol w:w="1141"/>
+        <w:gridCol w:w="1141"/>
+        <w:gridCol w:w="1141"/>
+        <w:gridCol w:w="1141"/>
       </w:tblGrid>
       <w:tr>
         <w:trPr>
@@ -24026,7 +24018,7 @@
         </w:trPr>
         <w:tc>
           <w:tcPr>
-            <w:tcW w:type="dxa" w:w="864"/>
+            <w:tcW w:type="dxa" w:w="1141"/>
             <w:shd w:fill="EDE9FE"/>
           </w:tcPr>
           <w:p>
@@ -24040,7 +24032,7 @@
         </w:tc>
         <w:tc>
           <w:tcPr>
-            <w:tcW w:type="dxa" w:w="864"/>
+            <w:tcW w:type="dxa" w:w="1141"/>
             <w:shd w:fill="EDE9FE"/>
           </w:tcPr>
           <w:p>
@@ -24054,7 +24046,7 @@
         </w:tc>
         <w:tc>
           <w:tcPr>
-            <w:tcW w:type="dxa" w:w="864"/>
+            <w:tcW w:type="dxa" w:w="1141"/>
             <w:shd w:fill="EDE9FE"/>
           </w:tcPr>
           <w:p>
@@ -24068,7 +24060,7 @@
         </w:tc>
         <w:tc>
           <w:tcPr>
-            <w:tcW w:type="dxa" w:w="864"/>
+            <w:tcW w:type="dxa" w:w="1141"/>
             <w:shd w:fill="EDE9FE"/>
           </w:tcPr>
           <w:p>
@@ -24082,7 +24074,7 @@
         </w:tc>
         <w:tc>
           <w:tcPr>
-            <w:tcW w:type="dxa" w:w="864"/>
+            <w:tcW w:type="dxa" w:w="1141"/>
             <w:shd w:fill="EDE9FE"/>
           </w:tcPr>
           <w:p>
@@ -24096,7 +24088,7 @@
         </w:tc>
         <w:tc>
           <w:tcPr>
-            <w:tcW w:type="dxa" w:w="864"/>
+            <w:tcW w:type="dxa" w:w="1141"/>
             <w:shd w:fill="EDE9FE"/>
           </w:tcPr>
           <w:p>
@@ -24110,7 +24102,7 @@
         </w:tc>
         <w:tc>
           <w:tcPr>
-            <w:tcW w:type="dxa" w:w="864"/>
+            <w:tcW w:type="dxa" w:w="1141"/>
             <w:shd w:fill="EDE9FE"/>
           </w:tcPr>
           <w:p>
@@ -24124,7 +24116,7 @@
         </w:tc>
         <w:tc>
           <w:tcPr>
-            <w:tcW w:type="dxa" w:w="864"/>
+            <w:tcW w:type="dxa" w:w="1141"/>
             <w:shd w:fill="EDE9FE"/>
           </w:tcPr>
           <w:p>
@@ -24138,7 +24130,7 @@
         </w:tc>
         <w:tc>
           <w:tcPr>
-            <w:tcW w:type="dxa" w:w="864"/>
+            <w:tcW w:type="dxa" w:w="1141"/>
             <w:shd w:fill="EDE9FE"/>
           </w:tcPr>
           <w:p>
@@ -24152,7 +24144,7 @@
         </w:tc>
         <w:tc>
           <w:tcPr>
-            <w:tcW w:type="dxa" w:w="864"/>
+            <w:tcW w:type="dxa" w:w="1141"/>
             <w:shd w:fill="EDE9FE"/>
           </w:tcPr>
           <w:p>
@@ -24166,7 +24158,7 @@
         </w:tc>
         <w:tc>
           <w:tcPr>
-            <w:tcW w:type="dxa" w:w="864"/>
+            <w:tcW w:type="dxa" w:w="1141"/>
             <w:shd w:fill="EDE9FE"/>
           </w:tcPr>
           <w:p>
@@ -24180,7 +24172,7 @@
         </w:tc>
         <w:tc>
           <w:tcPr>
-            <w:tcW w:type="dxa" w:w="864"/>
+            <w:tcW w:type="dxa" w:w="1141"/>
             <w:shd w:fill="EDE9FE"/>
           </w:tcPr>
           <w:p>
@@ -24194,7 +24186,7 @@
         </w:tc>
         <w:tc>
           <w:tcPr>
-            <w:tcW w:type="dxa" w:w="864"/>
+            <w:tcW w:type="dxa" w:w="1141"/>
             <w:shd w:fill="EDE9FE"/>
           </w:tcPr>
           <w:p>
@@ -24210,7 +24202,7 @@
       <w:tr>
         <w:tc>
           <w:tcPr>
-            <w:tcW w:type="dxa" w:w="864"/>
+            <w:tcW w:type="dxa" w:w="1141"/>
           </w:tcPr>
           <w:p>
             <w:r>
@@ -24223,7 +24215,7 @@
         </w:tc>
         <w:tc>
           <w:tcPr>
-            <w:tcW w:type="dxa" w:w="864"/>
+            <w:tcW w:type="dxa" w:w="1141"/>
           </w:tcPr>
           <w:p>
             <w:r>
@@ -24236,7 +24228,7 @@
         </w:tc>
         <w:tc>
           <w:tcPr>
-            <w:tcW w:type="dxa" w:w="864"/>
+            <w:tcW w:type="dxa" w:w="1141"/>
           </w:tcPr>
           <w:p>
             <w:r>
@@ -24249,7 +24241,7 @@
         </w:tc>
         <w:tc>
           <w:tcPr>
-            <w:tcW w:type="dxa" w:w="864"/>
+            <w:tcW w:type="dxa" w:w="1141"/>
           </w:tcPr>
           <w:p>
             <w:r>
@@ -24262,7 +24254,7 @@
         </w:tc>
         <w:tc>
           <w:tcPr>
-            <w:tcW w:type="dxa" w:w="864"/>
+            <w:tcW w:type="dxa" w:w="1141"/>
           </w:tcPr>
           <w:p>
             <w:r>
@@ -24275,7 +24267,7 @@
         </w:tc>
         <w:tc>
           <w:tcPr>
-            <w:tcW w:type="dxa" w:w="864"/>
+            <w:tcW w:type="dxa" w:w="1141"/>
           </w:tcPr>
           <w:p>
             <w:r>
@@ -24288,7 +24280,7 @@
         </w:tc>
         <w:tc>
           <w:tcPr>
-            <w:tcW w:type="dxa" w:w="864"/>
+            <w:tcW w:type="dxa" w:w="1141"/>
           </w:tcPr>
           <w:p>
             <w:r>
@@ -24301,7 +24293,7 @@
         </w:tc>
         <w:tc>
           <w:tcPr>
-            <w:tcW w:type="dxa" w:w="864"/>
+            <w:tcW w:type="dxa" w:w="1141"/>
           </w:tcPr>
           <w:p>
             <w:r>
@@ -24314,7 +24306,7 @@
         </w:tc>
         <w:tc>
           <w:tcPr>
-            <w:tcW w:type="dxa" w:w="864"/>
+            <w:tcW w:type="dxa" w:w="1141"/>
           </w:tcPr>
           <w:p>
             <w:r>
@@ -24327,7 +24319,7 @@
         </w:tc>
         <w:tc>
           <w:tcPr>
-            <w:tcW w:type="dxa" w:w="864"/>
+            <w:tcW w:type="dxa" w:w="1141"/>
           </w:tcPr>
           <w:p>
             <w:r>
@@ -24340,7 +24332,7 @@
         </w:tc>
         <w:tc>
           <w:tcPr>
-            <w:tcW w:type="dxa" w:w="864"/>
+            <w:tcW w:type="dxa" w:w="1141"/>
           </w:tcPr>
           <w:p>
             <w:r>
@@ -24353,7 +24345,7 @@
         </w:tc>
         <w:tc>
           <w:tcPr>
-            <w:tcW w:type="dxa" w:w="864"/>
+            <w:tcW w:type="dxa" w:w="1141"/>
           </w:tcPr>
           <w:p>
             <w:r>
@@ -24366,7 +24358,7 @@
         </w:tc>
         <w:tc>
           <w:tcPr>
-            <w:tcW w:type="dxa" w:w="864"/>
+            <w:tcW w:type="dxa" w:w="1141"/>
           </w:tcPr>
           <w:p>
             <w:r>
@@ -24381,7 +24373,7 @@
       <w:tr>
         <w:tc>
           <w:tcPr>
-            <w:tcW w:type="dxa" w:w="864"/>
+            <w:tcW w:type="dxa" w:w="1141"/>
           </w:tcPr>
           <w:p>
             <w:r>
@@ -24394,7 +24386,7 @@
         </w:tc>
         <w:tc>
           <w:tcPr>
-            <w:tcW w:type="dxa" w:w="864"/>
+            <w:tcW w:type="dxa" w:w="1141"/>
           </w:tcPr>
           <w:p>
             <w:r>
@@ -24407,7 +24399,7 @@
         </w:tc>
         <w:tc>
           <w:tcPr>
-            <w:tcW w:type="dxa" w:w="864"/>
+            <w:tcW w:type="dxa" w:w="1141"/>
           </w:tcPr>
           <w:p>
             <w:r>
@@ -24420,7 +24412,7 @@
         </w:tc>
         <w:tc>
           <w:tcPr>
-            <w:tcW w:type="dxa" w:w="864"/>
+            <w:tcW w:type="dxa" w:w="1141"/>
           </w:tcPr>
           <w:p>
             <w:r>
@@ -24433,7 +24425,7 @@
         </w:tc>
         <w:tc>
           <w:tcPr>
-            <w:tcW w:type="dxa" w:w="864"/>
+            <w:tcW w:type="dxa" w:w="1141"/>
           </w:tcPr>
           <w:p>
             <w:r>
@@ -24446,7 +24438,7 @@
         </w:tc>
         <w:tc>
           <w:tcPr>
-            <w:tcW w:type="dxa" w:w="864"/>
+            <w:tcW w:type="dxa" w:w="1141"/>
           </w:tcPr>
           <w:p>
             <w:r>
@@ -24459,7 +24451,7 @@
         </w:tc>
         <w:tc>
           <w:tcPr>
-            <w:tcW w:type="dxa" w:w="864"/>
+            <w:tcW w:type="dxa" w:w="1141"/>
           </w:tcPr>
           <w:p>
             <w:r>
@@ -24472,7 +24464,7 @@
         </w:tc>
         <w:tc>
           <w:tcPr>
-            <w:tcW w:type="dxa" w:w="864"/>
+            <w:tcW w:type="dxa" w:w="1141"/>
           </w:tcPr>
           <w:p>
             <w:r>
@@ -24485,7 +24477,7 @@
         </w:tc>
         <w:tc>
           <w:tcPr>
-            <w:tcW w:type="dxa" w:w="864"/>
+            <w:tcW w:type="dxa" w:w="1141"/>
           </w:tcPr>
           <w:p>
             <w:r>
@@ -24498,7 +24490,7 @@
         </w:tc>
         <w:tc>
           <w:tcPr>
-            <w:tcW w:type="dxa" w:w="864"/>
+            <w:tcW w:type="dxa" w:w="1141"/>
           </w:tcPr>
           <w:p>
             <w:r>
@@ -24511,7 +24503,7 @@
         </w:tc>
         <w:tc>
           <w:tcPr>
-            <w:tcW w:type="dxa" w:w="864"/>
+            <w:tcW w:type="dxa" w:w="1141"/>
           </w:tcPr>
           <w:p>
             <w:r>
@@ -24524,7 +24516,7 @@
         </w:tc>
         <w:tc>
           <w:tcPr>
-            <w:tcW w:type="dxa" w:w="864"/>
+            <w:tcW w:type="dxa" w:w="1141"/>
           </w:tcPr>
           <w:p>
             <w:r>
@@ -24537,7 +24529,7 @@
         </w:tc>
         <w:tc>
           <w:tcPr>
-            <w:tcW w:type="dxa" w:w="864"/>
+            <w:tcW w:type="dxa" w:w="1141"/>
           </w:tcPr>
           <w:p>
             <w:r>
@@ -24552,7 +24544,7 @@
       <w:tr>
         <w:tc>
           <w:tcPr>
-            <w:tcW w:type="dxa" w:w="864"/>
+            <w:tcW w:type="dxa" w:w="1141"/>
           </w:tcPr>
           <w:p>
             <w:r>
@@ -24565,7 +24557,7 @@
         </w:tc>
         <w:tc>
           <w:tcPr>
-            <w:tcW w:type="dxa" w:w="864"/>
+            <w:tcW w:type="dxa" w:w="1141"/>
           </w:tcPr>
           <w:p>
             <w:r>
@@ -24578,7 +24570,7 @@
         </w:tc>
         <w:tc>
           <w:tcPr>
-            <w:tcW w:type="dxa" w:w="864"/>
+            <w:tcW w:type="dxa" w:w="1141"/>
           </w:tcPr>
           <w:p>
             <w:r>
@@ -24591,7 +24583,7 @@
         </w:tc>
         <w:tc>
           <w:tcPr>
-            <w:tcW w:type="dxa" w:w="864"/>
+            <w:tcW w:type="dxa" w:w="1141"/>
           </w:tcPr>
           <w:p>
             <w:r>
@@ -24604,7 +24596,7 @@
         </w:tc>
         <w:tc>
           <w:tcPr>
-            <w:tcW w:type="dxa" w:w="864"/>
+            <w:tcW w:type="dxa" w:w="1141"/>
           </w:tcPr>
           <w:p>
             <w:r>
@@ -24617,7 +24609,7 @@
         </w:tc>
         <w:tc>
           <w:tcPr>
-            <w:tcW w:type="dxa" w:w="864"/>
+            <w:tcW w:type="dxa" w:w="1141"/>
           </w:tcPr>
           <w:p>
             <w:r>
@@ -24630,7 +24622,7 @@
         </w:tc>
         <w:tc>
           <w:tcPr>
-            <w:tcW w:type="dxa" w:w="864"/>
+            <w:tcW w:type="dxa" w:w="1141"/>
           </w:tcPr>
           <w:p>
             <w:r>
@@ -24643,7 +24635,7 @@
         </w:tc>
         <w:tc>
           <w:tcPr>
-            <w:tcW w:type="dxa" w:w="864"/>
+            <w:tcW w:type="dxa" w:w="1141"/>
           </w:tcPr>
           <w:p>
             <w:r>
@@ -24656,7 +24648,7 @@
         </w:tc>
         <w:tc>
           <w:tcPr>
-            <w:tcW w:type="dxa" w:w="864"/>
+            <w:tcW w:type="dxa" w:w="1141"/>
           </w:tcPr>
           <w:p>
             <w:r>
@@ -24669,7 +24661,7 @@
         </w:tc>
         <w:tc>
           <w:tcPr>
-            <w:tcW w:type="dxa" w:w="864"/>
+            <w:tcW w:type="dxa" w:w="1141"/>
           </w:tcPr>
           <w:p>
             <w:r>
@@ -24682,7 +24674,7 @@
         </w:tc>
         <w:tc>
           <w:tcPr>
-            <w:tcW w:type="dxa" w:w="864"/>
+            <w:tcW w:type="dxa" w:w="1141"/>
           </w:tcPr>
           <w:p>
             <w:r>
@@ -24695,7 +24687,7 @@
         </w:tc>
         <w:tc>
           <w:tcPr>
-            <w:tcW w:type="dxa" w:w="864"/>
+            <w:tcW w:type="dxa" w:w="1141"/>
           </w:tcPr>
           <w:p>
             <w:r>
@@ -24708,7 +24700,7 @@
         </w:tc>
         <w:tc>
           <w:tcPr>
-            <w:tcW w:type="dxa" w:w="864"/>
+            <w:tcW w:type="dxa" w:w="1141"/>
           </w:tcPr>
           <w:p>
             <w:r>
@@ -24723,7 +24715,7 @@
       <w:tr>
         <w:tc>
           <w:tcPr>
-            <w:tcW w:type="dxa" w:w="864"/>
+            <w:tcW w:type="dxa" w:w="1141"/>
           </w:tcPr>
           <w:p>
             <w:r>
@@ -24736,7 +24728,7 @@
         </w:tc>
         <w:tc>
           <w:tcPr>
-            <w:tcW w:type="dxa" w:w="864"/>
+            <w:tcW w:type="dxa" w:w="1141"/>
           </w:tcPr>
           <w:p>
             <w:r>
@@ -24749,7 +24741,7 @@
         </w:tc>
         <w:tc>
           <w:tcPr>
-            <w:tcW w:type="dxa" w:w="864"/>
+            <w:tcW w:type="dxa" w:w="1141"/>
           </w:tcPr>
           <w:p>
             <w:r>
@@ -24762,7 +24754,7 @@
         </w:tc>
         <w:tc>
           <w:tcPr>
-            <w:tcW w:type="dxa" w:w="864"/>
+            <w:tcW w:type="dxa" w:w="1141"/>
           </w:tcPr>
           <w:p>
             <w:r>
@@ -24775,7 +24767,7 @@
         </w:tc>
         <w:tc>
           <w:tcPr>
-            <w:tcW w:type="dxa" w:w="864"/>
+            <w:tcW w:type="dxa" w:w="1141"/>
           </w:tcPr>
           <w:p>
             <w:r>
@@ -24788,7 +24780,7 @@
         </w:tc>
         <w:tc>
           <w:tcPr>
-            <w:tcW w:type="dxa" w:w="864"/>
+            <w:tcW w:type="dxa" w:w="1141"/>
           </w:tcPr>
           <w:p>
             <w:r>
@@ -24801,7 +24793,7 @@
         </w:tc>
         <w:tc>
           <w:tcPr>
-            <w:tcW w:type="dxa" w:w="864"/>
+            <w:tcW w:type="dxa" w:w="1141"/>
           </w:tcPr>
           <w:p>
             <w:r>
@@ -24814,7 +24806,7 @@
         </w:tc>
         <w:tc>
           <w:tcPr>
-            <w:tcW w:type="dxa" w:w="864"/>
+            <w:tcW w:type="dxa" w:w="1141"/>
           </w:tcPr>
           <w:p>
             <w:r>
@@ -24827,7 +24819,7 @@
         </w:tc>
         <w:tc>
           <w:tcPr>
-            <w:tcW w:type="dxa" w:w="864"/>
+            <w:tcW w:type="dxa" w:w="1141"/>
           </w:tcPr>
           <w:p>
             <w:r>
@@ -24840,7 +24832,7 @@
         </w:tc>
         <w:tc>
           <w:tcPr>
-            <w:tcW w:type="dxa" w:w="864"/>
+            <w:tcW w:type="dxa" w:w="1141"/>
           </w:tcPr>
           <w:p>
             <w:r>
@@ -24853,7 +24845,7 @@
         </w:tc>
         <w:tc>
           <w:tcPr>
-            <w:tcW w:type="dxa" w:w="864"/>
+            <w:tcW w:type="dxa" w:w="1141"/>
           </w:tcPr>
           <w:p>
             <w:r>
@@ -24866,7 +24858,7 @@
         </w:tc>
         <w:tc>
           <w:tcPr>
-            <w:tcW w:type="dxa" w:w="864"/>
+            <w:tcW w:type="dxa" w:w="1141"/>
           </w:tcPr>
           <w:p>
             <w:r>
@@ -24879,7 +24871,7 @@
         </w:tc>
         <w:tc>
           <w:tcPr>
-            <w:tcW w:type="dxa" w:w="864"/>
+            <w:tcW w:type="dxa" w:w="1141"/>
           </w:tcPr>
           <w:p>
             <w:r>
@@ -24894,7 +24886,7 @@
       <w:tr>
         <w:tc>
           <w:tcPr>
-            <w:tcW w:type="dxa" w:w="864"/>
+            <w:tcW w:type="dxa" w:w="1141"/>
           </w:tcPr>
           <w:p>
             <w:r>
@@ -24907,7 +24899,7 @@
         </w:tc>
         <w:tc>
           <w:tcPr>
-            <w:tcW w:type="dxa" w:w="864"/>
+            <w:tcW w:type="dxa" w:w="1141"/>
           </w:tcPr>
           <w:p>
             <w:r>
@@ -24920,7 +24912,7 @@
         </w:tc>
         <w:tc>
           <w:tcPr>
-            <w:tcW w:type="dxa" w:w="864"/>
+            <w:tcW w:type="dxa" w:w="1141"/>
           </w:tcPr>
           <w:p>
             <w:r>
@@ -24933,7 +24925,7 @@
         </w:tc>
         <w:tc>
           <w:tcPr>
-            <w:tcW w:type="dxa" w:w="864"/>
+            <w:tcW w:type="dxa" w:w="1141"/>
           </w:tcPr>
           <w:p>
             <w:r>
@@ -24946,7 +24938,7 @@
         </w:tc>
         <w:tc>
           <w:tcPr>
-            <w:tcW w:type="dxa" w:w="864"/>
+            <w:tcW w:type="dxa" w:w="1141"/>
           </w:tcPr>
           <w:p>
             <w:r>
@@ -24959,7 +24951,7 @@
         </w:tc>
         <w:tc>
           <w:tcPr>
-            <w:tcW w:type="dxa" w:w="864"/>
+            <w:tcW w:type="dxa" w:w="1141"/>
           </w:tcPr>
           <w:p>
             <w:r>
@@ -24972,7 +24964,7 @@
         </w:tc>
         <w:tc>
           <w:tcPr>
-            <w:tcW w:type="dxa" w:w="864"/>
+            <w:tcW w:type="dxa" w:w="1141"/>
           </w:tcPr>
           <w:p>
             <w:r>
@@ -24985,7 +24977,7 @@
         </w:tc>
         <w:tc>
           <w:tcPr>
-            <w:tcW w:type="dxa" w:w="864"/>
+            <w:tcW w:type="dxa" w:w="1141"/>
           </w:tcPr>
           <w:p>
             <w:r>
@@ -24998,7 +24990,7 @@
         </w:tc>
         <w:tc>
           <w:tcPr>
-            <w:tcW w:type="dxa" w:w="864"/>
+            <w:tcW w:type="dxa" w:w="1141"/>
           </w:tcPr>
           <w:p>
             <w:r>
@@ -25011,7 +25003,7 @@
         </w:tc>
         <w:tc>
           <w:tcPr>
-            <w:tcW w:type="dxa" w:w="864"/>
+            <w:tcW w:type="dxa" w:w="1141"/>
           </w:tcPr>
           <w:p>
             <w:r>
@@ -25024,7 +25016,7 @@
         </w:tc>
         <w:tc>
           <w:tcPr>
-            <w:tcW w:type="dxa" w:w="864"/>
+            <w:tcW w:type="dxa" w:w="1141"/>
           </w:tcPr>
           <w:p>
             <w:r>
@@ -25037,7 +25029,7 @@
         </w:tc>
         <w:tc>
           <w:tcPr>
-            <w:tcW w:type="dxa" w:w="864"/>
+            <w:tcW w:type="dxa" w:w="1141"/>
           </w:tcPr>
           <w:p>
             <w:r>
@@ -25050,7 +25042,7 @@
         </w:tc>
         <w:tc>
           <w:tcPr>
-            <w:tcW w:type="dxa" w:w="864"/>
+            <w:tcW w:type="dxa" w:w="1141"/>
           </w:tcPr>
           <w:p>
             <w:r>
@@ -25065,7 +25057,7 @@
       <w:tr>
         <w:tc>
           <w:tcPr>
-            <w:tcW w:type="dxa" w:w="864"/>
+            <w:tcW w:type="dxa" w:w="1141"/>
           </w:tcPr>
           <w:p>
             <w:r>
@@ -25078,7 +25070,7 @@
         </w:tc>
         <w:tc>
           <w:tcPr>
-            <w:tcW w:type="dxa" w:w="864"/>
+            <w:tcW w:type="dxa" w:w="1141"/>
           </w:tcPr>
           <w:p>
             <w:r>
@@ -25091,7 +25083,7 @@
         </w:tc>
         <w:tc>
           <w:tcPr>
-            <w:tcW w:type="dxa" w:w="864"/>
+            <w:tcW w:type="dxa" w:w="1141"/>
           </w:tcPr>
           <w:p>
             <w:r>
@@ -25104,7 +25096,7 @@
         </w:tc>
         <w:tc>
           <w:tcPr>
-            <w:tcW w:type="dxa" w:w="864"/>
+            <w:tcW w:type="dxa" w:w="1141"/>
           </w:tcPr>
           <w:p>
             <w:r>
@@ -25117,7 +25109,7 @@
         </w:tc>
         <w:tc>
           <w:tcPr>
-            <w:tcW w:type="dxa" w:w="864"/>
+            <w:tcW w:type="dxa" w:w="1141"/>
           </w:tcPr>
           <w:p>
             <w:r>
@@ -25130,7 +25122,7 @@
         </w:tc>
         <w:tc>
           <w:tcPr>
-            <w:tcW w:type="dxa" w:w="864"/>
+            <w:tcW w:type="dxa" w:w="1141"/>
           </w:tcPr>
           <w:p>
             <w:r>
@@ -25143,7 +25135,7 @@
         </w:tc>
         <w:tc>
           <w:tcPr>
-            <w:tcW w:type="dxa" w:w="864"/>
+            <w:tcW w:type="dxa" w:w="1141"/>
           </w:tcPr>
           <w:p>
             <w:r>
@@ -25156,7 +25148,7 @@
         </w:tc>
         <w:tc>
           <w:tcPr>
-            <w:tcW w:type="dxa" w:w="864"/>
+            <w:tcW w:type="dxa" w:w="1141"/>
           </w:tcPr>
           <w:p>
             <w:r>
@@ -25169,7 +25161,7 @@
         </w:tc>
         <w:tc>
           <w:tcPr>
-            <w:tcW w:type="dxa" w:w="864"/>
+            <w:tcW w:type="dxa" w:w="1141"/>
           </w:tcPr>
           <w:p>
             <w:r>
@@ -25182,7 +25174,7 @@
         </w:tc>
         <w:tc>
           <w:tcPr>
-            <w:tcW w:type="dxa" w:w="864"/>
+            <w:tcW w:type="dxa" w:w="1141"/>
           </w:tcPr>
           <w:p>
             <w:r>
@@ -25195,7 +25187,7 @@
         </w:tc>
         <w:tc>
           <w:tcPr>
-            <w:tcW w:type="dxa" w:w="864"/>
+            <w:tcW w:type="dxa" w:w="1141"/>
           </w:tcPr>
           <w:p>
             <w:r>
@@ -25208,7 +25200,7 @@
         </w:tc>
         <w:tc>
           <w:tcPr>
-            <w:tcW w:type="dxa" w:w="864"/>
+            <w:tcW w:type="dxa" w:w="1141"/>
           </w:tcPr>
           <w:p>
             <w:r>
@@ -25221,7 +25213,7 @@
         </w:tc>
         <w:tc>
           <w:tcPr>
-            <w:tcW w:type="dxa" w:w="864"/>
+            <w:tcW w:type="dxa" w:w="1141"/>
           </w:tcPr>
           <w:p>
             <w:r>
@@ -25236,7 +25228,7 @@
       <w:tr>
         <w:tc>
           <w:tcPr>
-            <w:tcW w:type="dxa" w:w="864"/>
+            <w:tcW w:type="dxa" w:w="1141"/>
           </w:tcPr>
           <w:p>
             <w:r>
@@ -25249,7 +25241,7 @@
         </w:tc>
         <w:tc>
           <w:tcPr>
-            <w:tcW w:type="dxa" w:w="864"/>
+            <w:tcW w:type="dxa" w:w="1141"/>
           </w:tcPr>
           <w:p>
             <w:r>
@@ -25262,7 +25254,7 @@
         </w:tc>
         <w:tc>
           <w:tcPr>
-            <w:tcW w:type="dxa" w:w="864"/>
+            <w:tcW w:type="dxa" w:w="1141"/>
           </w:tcPr>
           <w:p>
             <w:r>
@@ -25275,7 +25267,7 @@
         </w:tc>
         <w:tc>
           <w:tcPr>
-            <w:tcW w:type="dxa" w:w="864"/>
+            <w:tcW w:type="dxa" w:w="1141"/>
           </w:tcPr>
           <w:p>
             <w:r>
@@ -25288,7 +25280,7 @@
         </w:tc>
         <w:tc>
           <w:tcPr>
-            <w:tcW w:type="dxa" w:w="864"/>
+            <w:tcW w:type="dxa" w:w="1141"/>
           </w:tcPr>
           <w:p>
             <w:r>
@@ -25301,7 +25293,7 @@
         </w:tc>
         <w:tc>
           <w:tcPr>
-            <w:tcW w:type="dxa" w:w="864"/>
+            <w:tcW w:type="dxa" w:w="1141"/>
           </w:tcPr>
           <w:p>
             <w:r>
@@ -25314,7 +25306,7 @@
         </w:tc>
         <w:tc>
           <w:tcPr>
-            <w:tcW w:type="dxa" w:w="864"/>
+            <w:tcW w:type="dxa" w:w="1141"/>
           </w:tcPr>
           <w:p>
             <w:r>
@@ -25327,7 +25319,7 @@
         </w:tc>
         <w:tc>
           <w:tcPr>
-            <w:tcW w:type="dxa" w:w="864"/>
+            <w:tcW w:type="dxa" w:w="1141"/>
           </w:tcPr>
           <w:p>
             <w:r>
@@ -25340,7 +25332,7 @@
         </w:tc>
         <w:tc>
           <w:tcPr>
-            <w:tcW w:type="dxa" w:w="864"/>
+            <w:tcW w:type="dxa" w:w="1141"/>
           </w:tcPr>
           <w:p>
             <w:r>
@@ -25353,7 +25345,7 @@
         </w:tc>
         <w:tc>
           <w:tcPr>
-            <w:tcW w:type="dxa" w:w="864"/>
+            <w:tcW w:type="dxa" w:w="1141"/>
           </w:tcPr>
           <w:p>
             <w:r>
@@ -25366,7 +25358,7 @@
         </w:tc>
         <w:tc>
           <w:tcPr>
-            <w:tcW w:type="dxa" w:w="864"/>
+            <w:tcW w:type="dxa" w:w="1141"/>
           </w:tcPr>
           <w:p>
             <w:r>
@@ -25379,7 +25371,7 @@
         </w:tc>
         <w:tc>
           <w:tcPr>
-            <w:tcW w:type="dxa" w:w="864"/>
+            <w:tcW w:type="dxa" w:w="1141"/>
           </w:tcPr>
           <w:p>
             <w:r>
@@ -25392,7 +25384,7 @@
         </w:tc>
         <w:tc>
           <w:tcPr>
-            <w:tcW w:type="dxa" w:w="864"/>
+            <w:tcW w:type="dxa" w:w="1141"/>
           </w:tcPr>
           <w:p>
             <w:r>
@@ -25407,7 +25399,7 @@
       <w:tr>
         <w:tc>
           <w:tcPr>
-            <w:tcW w:type="dxa" w:w="864"/>
+            <w:tcW w:type="dxa" w:w="1141"/>
           </w:tcPr>
           <w:p>
             <w:r>
@@ -25420,7 +25412,7 @@
         </w:tc>
         <w:tc>
           <w:tcPr>
-            <w:tcW w:type="dxa" w:w="864"/>
+            <w:tcW w:type="dxa" w:w="1141"/>
           </w:tcPr>
           <w:p>
             <w:r>
@@ -25433,7 +25425,7 @@
         </w:tc>
         <w:tc>
           <w:tcPr>
-            <w:tcW w:type="dxa" w:w="864"/>
+            <w:tcW w:type="dxa" w:w="1141"/>
           </w:tcPr>
           <w:p>
             <w:r>
@@ -25446,7 +25438,7 @@
         </w:tc>
         <w:tc>
           <w:tcPr>
-            <w:tcW w:type="dxa" w:w="864"/>
+            <w:tcW w:type="dxa" w:w="1141"/>
           </w:tcPr>
           <w:p>
             <w:r>
@@ -25459,7 +25451,7 @@
         </w:tc>
         <w:tc>
           <w:tcPr>
-            <w:tcW w:type="dxa" w:w="864"/>
+            <w:tcW w:type="dxa" w:w="1141"/>
           </w:tcPr>
           <w:p>
             <w:r>
@@ -25472,7 +25464,7 @@
         </w:tc>
         <w:tc>
           <w:tcPr>
-            <w:tcW w:type="dxa" w:w="864"/>
+            <w:tcW w:type="dxa" w:w="1141"/>
           </w:tcPr>
           <w:p>
             <w:r>
@@ -25485,7 +25477,7 @@
         </w:tc>
         <w:tc>
           <w:tcPr>
-            <w:tcW w:type="dxa" w:w="864"/>
+            <w:tcW w:type="dxa" w:w="1141"/>
           </w:tcPr>
           <w:p>
             <w:r>
@@ -25498,7 +25490,7 @@
         </w:tc>
         <w:tc>
           <w:tcPr>
-            <w:tcW w:type="dxa" w:w="864"/>
+            <w:tcW w:type="dxa" w:w="1141"/>
           </w:tcPr>
           <w:p>
             <w:r>
@@ -25511,7 +25503,7 @@
         </w:tc>
         <w:tc>
           <w:tcPr>
-            <w:tcW w:type="dxa" w:w="864"/>
+            <w:tcW w:type="dxa" w:w="1141"/>
           </w:tcPr>
           <w:p>
             <w:r>
@@ -25524,7 +25516,7 @@
         </w:tc>
         <w:tc>
           <w:tcPr>
-            <w:tcW w:type="dxa" w:w="864"/>
+            <w:tcW w:type="dxa" w:w="1141"/>
           </w:tcPr>
           <w:p>
             <w:r>
@@ -25537,7 +25529,7 @@
         </w:tc>
         <w:tc>
           <w:tcPr>
-            <w:tcW w:type="dxa" w:w="864"/>
+            <w:tcW w:type="dxa" w:w="1141"/>
           </w:tcPr>
           <w:p>
             <w:r>
@@ -25550,7 +25542,7 @@
         </w:tc>
         <w:tc>
           <w:tcPr>
-            <w:tcW w:type="dxa" w:w="864"/>
+            <w:tcW w:type="dxa" w:w="1141"/>
           </w:tcPr>
           <w:p>
             <w:r>
@@ -25563,7 +25555,7 @@
         </w:tc>
         <w:tc>
           <w:tcPr>
-            <w:tcW w:type="dxa" w:w="864"/>
+            <w:tcW w:type="dxa" w:w="1141"/>
           </w:tcPr>
           <w:p>
             <w:r>
@@ -25578,7 +25570,7 @@
       <w:tr>
         <w:tc>
           <w:tcPr>
-            <w:tcW w:type="dxa" w:w="864"/>
+            <w:tcW w:type="dxa" w:w="1141"/>
           </w:tcPr>
           <w:p>
             <w:r>
@@ -25591,7 +25583,7 @@
         </w:tc>
         <w:tc>
           <w:tcPr>
-            <w:tcW w:type="dxa" w:w="864"/>
+            <w:tcW w:type="dxa" w:w="1141"/>
           </w:tcPr>
           <w:p>
             <w:r>
@@ -25604,7 +25596,7 @@
         </w:tc>
         <w:tc>
           <w:tcPr>
-            <w:tcW w:type="dxa" w:w="864"/>
+            <w:tcW w:type="dxa" w:w="1141"/>
           </w:tcPr>
           <w:p>
             <w:r>
@@ -25617,7 +25609,7 @@
         </w:tc>
         <w:tc>
           <w:tcPr>
-            <w:tcW w:type="dxa" w:w="864"/>
+            <w:tcW w:type="dxa" w:w="1141"/>
           </w:tcPr>
           <w:p>
             <w:r>
@@ -25630,7 +25622,7 @@
         </w:tc>
         <w:tc>
           <w:tcPr>
-            <w:tcW w:type="dxa" w:w="864"/>
+            <w:tcW w:type="dxa" w:w="1141"/>
           </w:tcPr>
           <w:p>
             <w:r>
@@ -25643,7 +25635,7 @@
         </w:tc>
         <w:tc>
           <w:tcPr>
-            <w:tcW w:type="dxa" w:w="864"/>
+            <w:tcW w:type="dxa" w:w="1141"/>
           </w:tcPr>
           <w:p>
             <w:r>
@@ -25656,7 +25648,7 @@
         </w:tc>
         <w:tc>
           <w:tcPr>
-            <w:tcW w:type="dxa" w:w="864"/>
+            <w:tcW w:type="dxa" w:w="1141"/>
           </w:tcPr>
           <w:p>
             <w:r>
@@ -25669,7 +25661,7 @@
         </w:tc>
         <w:tc>
           <w:tcPr>
-            <w:tcW w:type="dxa" w:w="864"/>
+            <w:tcW w:type="dxa" w:w="1141"/>
           </w:tcPr>
           <w:p>
             <w:r>
@@ -25682,7 +25674,7 @@
         </w:tc>
         <w:tc>
           <w:tcPr>
-            <w:tcW w:type="dxa" w:w="864"/>
+            <w:tcW w:type="dxa" w:w="1141"/>
           </w:tcPr>
           <w:p>
             <w:r>
@@ -25695,7 +25687,7 @@
         </w:tc>
         <w:tc>
           <w:tcPr>
-            <w:tcW w:type="dxa" w:w="864"/>
+            <w:tcW w:type="dxa" w:w="1141"/>
           </w:tcPr>
           <w:p>
             <w:r>
@@ -25708,7 +25700,7 @@
         </w:tc>
         <w:tc>
           <w:tcPr>
-            <w:tcW w:type="dxa" w:w="864"/>
+            <w:tcW w:type="dxa" w:w="1141"/>
           </w:tcPr>
           <w:p>
             <w:r>
@@ -25721,7 +25713,7 @@
         </w:tc>
         <w:tc>
           <w:tcPr>
-            <w:tcW w:type="dxa" w:w="864"/>
+            <w:tcW w:type="dxa" w:w="1141"/>
           </w:tcPr>
           <w:p>
             <w:r>
@@ -25734,7 +25726,7 @@
         </w:tc>
         <w:tc>
           <w:tcPr>
-            <w:tcW w:type="dxa" w:w="864"/>
+            <w:tcW w:type="dxa" w:w="1141"/>
           </w:tcPr>
           <w:p>
             <w:r>
@@ -25749,7 +25741,7 @@
       <w:tr>
         <w:tc>
           <w:tcPr>
-            <w:tcW w:type="dxa" w:w="864"/>
+            <w:tcW w:type="dxa" w:w="1141"/>
           </w:tcPr>
           <w:p>
             <w:r>
@@ -25762,7 +25754,7 @@
         </w:tc>
         <w:tc>
           <w:tcPr>
-            <w:tcW w:type="dxa" w:w="864"/>
+            <w:tcW w:type="dxa" w:w="1141"/>
           </w:tcPr>
           <w:p>
             <w:r>
@@ -25775,7 +25767,7 @@
         </w:tc>
         <w:tc>
           <w:tcPr>
-            <w:tcW w:type="dxa" w:w="864"/>
+            <w:tcW w:type="dxa" w:w="1141"/>
           </w:tcPr>
           <w:p>
             <w:r>
@@ -25788,7 +25780,7 @@
         </w:tc>
         <w:tc>
           <w:tcPr>
-            <w:tcW w:type="dxa" w:w="864"/>
+            <w:tcW w:type="dxa" w:w="1141"/>
           </w:tcPr>
           <w:p>
             <w:r>
@@ -25801,7 +25793,7 @@
         </w:tc>
         <w:tc>
           <w:tcPr>
-            <w:tcW w:type="dxa" w:w="864"/>
+            <w:tcW w:type="dxa" w:w="1141"/>
           </w:tcPr>
           <w:p>
             <w:r>
@@ -25814,7 +25806,7 @@
         </w:tc>
         <w:tc>
           <w:tcPr>
-            <w:tcW w:type="dxa" w:w="864"/>
+            <w:tcW w:type="dxa" w:w="1141"/>
           </w:tcPr>
           <w:p>
             <w:r>
@@ -25827,7 +25819,7 @@
         </w:tc>
         <w:tc>
           <w:tcPr>
-            <w:tcW w:type="dxa" w:w="864"/>
+            <w:tcW w:type="dxa" w:w="1141"/>
           </w:tcPr>
           <w:p>
             <w:r>
@@ -25840,7 +25832,7 @@
         </w:tc>
         <w:tc>
           <w:tcPr>
-            <w:tcW w:type="dxa" w:w="864"/>
+            <w:tcW w:type="dxa" w:w="1141"/>
           </w:tcPr>
           <w:p>
             <w:r>
@@ -25853,7 +25845,7 @@
         </w:tc>
         <w:tc>
           <w:tcPr>
-            <w:tcW w:type="dxa" w:w="864"/>
+            <w:tcW w:type="dxa" w:w="1141"/>
           </w:tcPr>
           <w:p>
             <w:r>
@@ -25866,7 +25858,7 @@
         </w:tc>
         <w:tc>
           <w:tcPr>
-            <w:tcW w:type="dxa" w:w="864"/>
+            <w:tcW w:type="dxa" w:w="1141"/>
           </w:tcPr>
           <w:p>
             <w:r>
@@ -25879,7 +25871,7 @@
         </w:tc>
         <w:tc>
           <w:tcPr>
-            <w:tcW w:type="dxa" w:w="864"/>
+            <w:tcW w:type="dxa" w:w="1141"/>
           </w:tcPr>
           <w:p>
             <w:r>
@@ -25892,7 +25884,7 @@
         </w:tc>
         <w:tc>
           <w:tcPr>
-            <w:tcW w:type="dxa" w:w="864"/>
+            <w:tcW w:type="dxa" w:w="1141"/>
           </w:tcPr>
           <w:p>
             <w:r>
@@ -25905,7 +25897,7 @@
         </w:tc>
         <w:tc>
           <w:tcPr>
-            <w:tcW w:type="dxa" w:w="864"/>
+            <w:tcW w:type="dxa" w:w="1141"/>
           </w:tcPr>
           <w:p>
             <w:r>
@@ -25920,7 +25912,7 @@
       <w:tr>
         <w:tc>
           <w:tcPr>
-            <w:tcW w:type="dxa" w:w="864"/>
+            <w:tcW w:type="dxa" w:w="1141"/>
           </w:tcPr>
           <w:p>
             <w:r>
@@ -25933,7 +25925,7 @@
         </w:tc>
         <w:tc>
           <w:tcPr>
-            <w:tcW w:type="dxa" w:w="864"/>
+            <w:tcW w:type="dxa" w:w="1141"/>
           </w:tcPr>
           <w:p>
             <w:r>
@@ -25946,7 +25938,7 @@
         </w:tc>
         <w:tc>
           <w:tcPr>
-            <w:tcW w:type="dxa" w:w="864"/>
+            <w:tcW w:type="dxa" w:w="1141"/>
           </w:tcPr>
           <w:p>
             <w:r>
@@ -25959,7 +25951,7 @@
         </w:tc>
         <w:tc>
           <w:tcPr>
-            <w:tcW w:type="dxa" w:w="864"/>
+            <w:tcW w:type="dxa" w:w="1141"/>
           </w:tcPr>
           <w:p>
             <w:r>
@@ -25972,7 +25964,7 @@
         </w:tc>
         <w:tc>
           <w:tcPr>
-            <w:tcW w:type="dxa" w:w="864"/>
+            <w:tcW w:type="dxa" w:w="1141"/>
           </w:tcPr>
           <w:p>
             <w:r>
@@ -25985,7 +25977,7 @@
         </w:tc>
         <w:tc>
           <w:tcPr>
-            <w:tcW w:type="dxa" w:w="864"/>
+            <w:tcW w:type="dxa" w:w="1141"/>
           </w:tcPr>
           <w:p>
             <w:r>
@@ -25998,7 +25990,7 @@
         </w:tc>
         <w:tc>
           <w:tcPr>
-            <w:tcW w:type="dxa" w:w="864"/>
+            <w:tcW w:type="dxa" w:w="1141"/>
           </w:tcPr>
           <w:p>
             <w:r>
@@ -26011,7 +26003,7 @@
         </w:tc>
         <w:tc>
           <w:tcPr>
-            <w:tcW w:type="dxa" w:w="864"/>
+            <w:tcW w:type="dxa" w:w="1141"/>
           </w:tcPr>
           <w:p>
             <w:r>
@@ -26024,7 +26016,7 @@
         </w:tc>
         <w:tc>
           <w:tcPr>
-            <w:tcW w:type="dxa" w:w="864"/>
+            <w:tcW w:type="dxa" w:w="1141"/>
           </w:tcPr>
           <w:p>
             <w:r>
@@ -26037,7 +26029,7 @@
         </w:tc>
         <w:tc>
           <w:tcPr>
-            <w:tcW w:type="dxa" w:w="864"/>
+            <w:tcW w:type="dxa" w:w="1141"/>
           </w:tcPr>
           <w:p>
             <w:r>
@@ -26050,7 +26042,7 @@
         </w:tc>
         <w:tc>
           <w:tcPr>
-            <w:tcW w:type="dxa" w:w="864"/>
+            <w:tcW w:type="dxa" w:w="1141"/>
           </w:tcPr>
           <w:p>
             <w:r>
@@ -26063,7 +26055,7 @@
         </w:tc>
         <w:tc>
           <w:tcPr>
-            <w:tcW w:type="dxa" w:w="864"/>
+            <w:tcW w:type="dxa" w:w="1141"/>
           </w:tcPr>
           <w:p>
             <w:r>
@@ -26076,7 +26068,7 @@
         </w:tc>
         <w:tc>
           <w:tcPr>
-            <w:tcW w:type="dxa" w:w="864"/>
+            <w:tcW w:type="dxa" w:w="1141"/>
           </w:tcPr>
           <w:p>
             <w:r>
@@ -26091,7 +26083,7 @@
       <w:tr>
         <w:tc>
           <w:tcPr>
-            <w:tcW w:type="dxa" w:w="864"/>
+            <w:tcW w:type="dxa" w:w="1141"/>
           </w:tcPr>
           <w:p>
             <w:r>
@@ -26104,7 +26096,7 @@
         </w:tc>
         <w:tc>
           <w:tcPr>
-            <w:tcW w:type="dxa" w:w="864"/>
+            <w:tcW w:type="dxa" w:w="1141"/>
           </w:tcPr>
           <w:p>
             <w:r>
@@ -26117,7 +26109,7 @@
         </w:tc>
         <w:tc>
           <w:tcPr>
-            <w:tcW w:type="dxa" w:w="864"/>
+            <w:tcW w:type="dxa" w:w="1141"/>
           </w:tcPr>
           <w:p>
             <w:r>
@@ -26130,7 +26122,7 @@
         </w:tc>
         <w:tc>
           <w:tcPr>
-            <w:tcW w:type="dxa" w:w="864"/>
+            <w:tcW w:type="dxa" w:w="1141"/>
           </w:tcPr>
           <w:p>
             <w:r>
@@ -26143,7 +26135,7 @@
         </w:tc>
         <w:tc>
           <w:tcPr>
-            <w:tcW w:type="dxa" w:w="864"/>
+            <w:tcW w:type="dxa" w:w="1141"/>
           </w:tcPr>
           <w:p>
             <w:r>
@@ -26156,7 +26148,7 @@
         </w:tc>
         <w:tc>
           <w:tcPr>
-            <w:tcW w:type="dxa" w:w="864"/>
+            <w:tcW w:type="dxa" w:w="1141"/>
           </w:tcPr>
           <w:p>
             <w:r>
@@ -26169,7 +26161,7 @@
         </w:tc>
         <w:tc>
           <w:tcPr>
-            <w:tcW w:type="dxa" w:w="864"/>
+            <w:tcW w:type="dxa" w:w="1141"/>
           </w:tcPr>
           <w:p>
             <w:r>
@@ -26182,7 +26174,7 @@
         </w:tc>
         <w:tc>
           <w:tcPr>
-            <w:tcW w:type="dxa" w:w="864"/>
+            <w:tcW w:type="dxa" w:w="1141"/>
           </w:tcPr>
           <w:p>
             <w:r>
@@ -26195,7 +26187,7 @@
         </w:tc>
         <w:tc>
           <w:tcPr>
-            <w:tcW w:type="dxa" w:w="864"/>
+            <w:tcW w:type="dxa" w:w="1141"/>
           </w:tcPr>
           <w:p>
             <w:r>
@@ -26208,7 +26200,7 @@
         </w:tc>
         <w:tc>
           <w:tcPr>
-            <w:tcW w:type="dxa" w:w="864"/>
+            <w:tcW w:type="dxa" w:w="1141"/>
           </w:tcPr>
           <w:p>
             <w:r>
@@ -26221,7 +26213,7 @@
         </w:tc>
         <w:tc>
           <w:tcPr>
-            <w:tcW w:type="dxa" w:w="864"/>
+            <w:tcW w:type="dxa" w:w="1141"/>
           </w:tcPr>
           <w:p>
             <w:r>
@@ -26234,7 +26226,7 @@
         </w:tc>
         <w:tc>
           <w:tcPr>
-            <w:tcW w:type="dxa" w:w="864"/>
+            <w:tcW w:type="dxa" w:w="1141"/>
           </w:tcPr>
           <w:p>
             <w:r>
@@ -26247,7 +26239,7 @@
         </w:tc>
         <w:tc>
           <w:tcPr>
-            <w:tcW w:type="dxa" w:w="864"/>
+            <w:tcW w:type="dxa" w:w="1141"/>
           </w:tcPr>
           <w:p>
             <w:r>
@@ -26262,7 +26254,7 @@
       <w:tr>
         <w:tc>
           <w:tcPr>
-            <w:tcW w:type="dxa" w:w="864"/>
+            <w:tcW w:type="dxa" w:w="1141"/>
           </w:tcPr>
           <w:p>
             <w:r>
@@ -26275,7 +26267,7 @@
         </w:tc>
         <w:tc>
           <w:tcPr>
-            <w:tcW w:type="dxa" w:w="864"/>
+            <w:tcW w:type="dxa" w:w="1141"/>
           </w:tcPr>
           <w:p>
             <w:r>
@@ -26288,7 +26280,7 @@
         </w:tc>
         <w:tc>
           <w:tcPr>
-            <w:tcW w:type="dxa" w:w="864"/>
+            <w:tcW w:type="dxa" w:w="1141"/>
           </w:tcPr>
           <w:p>
             <w:r>
@@ -26301,7 +26293,7 @@
         </w:tc>
         <w:tc>
           <w:tcPr>
-            <w:tcW w:type="dxa" w:w="864"/>
+            <w:tcW w:type="dxa" w:w="1141"/>
           </w:tcPr>
           <w:p>
             <w:r>
@@ -26314,7 +26306,7 @@
         </w:tc>
         <w:tc>
           <w:tcPr>
-            <w:tcW w:type="dxa" w:w="864"/>
+            <w:tcW w:type="dxa" w:w="1141"/>
           </w:tcPr>
           <w:p>
             <w:r>
@@ -26327,7 +26319,7 @@
         </w:tc>
         <w:tc>
           <w:tcPr>
-            <w:tcW w:type="dxa" w:w="864"/>
+            <w:tcW w:type="dxa" w:w="1141"/>
           </w:tcPr>
           <w:p>
             <w:r>
@@ -26340,7 +26332,7 @@
         </w:tc>
         <w:tc>
           <w:tcPr>
-            <w:tcW w:type="dxa" w:w="864"/>
+            <w:tcW w:type="dxa" w:w="1141"/>
           </w:tcPr>
           <w:p>
             <w:r>
@@ -26353,7 +26345,7 @@
         </w:tc>
         <w:tc>
           <w:tcPr>
-            <w:tcW w:type="dxa" w:w="864"/>
+            <w:tcW w:type="dxa" w:w="1141"/>
           </w:tcPr>
           <w:p>
             <w:r>
@@ -26366,7 +26358,7 @@
         </w:tc>
         <w:tc>
           <w:tcPr>
-            <w:tcW w:type="dxa" w:w="864"/>
+            <w:tcW w:type="dxa" w:w="1141"/>
           </w:tcPr>
           <w:p>
             <w:r>
@@ -26379,7 +26371,7 @@
         </w:tc>
         <w:tc>
           <w:tcPr>
-            <w:tcW w:type="dxa" w:w="864"/>
+            <w:tcW w:type="dxa" w:w="1141"/>
           </w:tcPr>
           <w:p>
             <w:r>
@@ -26392,7 +26384,7 @@
         </w:tc>
         <w:tc>
           <w:tcPr>
-            <w:tcW w:type="dxa" w:w="864"/>
+            <w:tcW w:type="dxa" w:w="1141"/>
           </w:tcPr>
           <w:p>
             <w:r>
@@ -26405,7 +26397,7 @@
         </w:tc>
         <w:tc>
           <w:tcPr>
-            <w:tcW w:type="dxa" w:w="864"/>
+            <w:tcW w:type="dxa" w:w="1141"/>
           </w:tcPr>
           <w:p>
             <w:r>
@@ -26418,7 +26410,7 @@
         </w:tc>
         <w:tc>
           <w:tcPr>
-            <w:tcW w:type="dxa" w:w="864"/>
+            <w:tcW w:type="dxa" w:w="1141"/>
           </w:tcPr>
           <w:p>
             <w:r>
@@ -26433,7 +26425,7 @@
       <w:tr>
         <w:tc>
           <w:tcPr>
-            <w:tcW w:type="dxa" w:w="864"/>
+            <w:tcW w:type="dxa" w:w="1141"/>
           </w:tcPr>
           <w:p>
             <w:r>
@@ -26446,7 +26438,7 @@
         </w:tc>
         <w:tc>
           <w:tcPr>
-            <w:tcW w:type="dxa" w:w="864"/>
+            <w:tcW w:type="dxa" w:w="1141"/>
           </w:tcPr>
           <w:p>
             <w:r>
@@ -26459,7 +26451,7 @@
         </w:tc>
         <w:tc>
           <w:tcPr>
-            <w:tcW w:type="dxa" w:w="864"/>
+            <w:tcW w:type="dxa" w:w="1141"/>
           </w:tcPr>
           <w:p>
             <w:r>
@@ -26472,7 +26464,7 @@
         </w:tc>
         <w:tc>
           <w:tcPr>
-            <w:tcW w:type="dxa" w:w="864"/>
+            <w:tcW w:type="dxa" w:w="1141"/>
           </w:tcPr>
           <w:p>
             <w:r>
@@ -26485,7 +26477,7 @@
         </w:tc>
         <w:tc>
           <w:tcPr>
-            <w:tcW w:type="dxa" w:w="864"/>
+            <w:tcW w:type="dxa" w:w="1141"/>
           </w:tcPr>
           <w:p>
             <w:r>
@@ -26498,7 +26490,7 @@
         </w:tc>
         <w:tc>
           <w:tcPr>
-            <w:tcW w:type="dxa" w:w="864"/>
+            <w:tcW w:type="dxa" w:w="1141"/>
           </w:tcPr>
           <w:p>
             <w:r>
@@ -26511,7 +26503,7 @@
         </w:tc>
         <w:tc>
           <w:tcPr>
-            <w:tcW w:type="dxa" w:w="864"/>
+            <w:tcW w:type="dxa" w:w="1141"/>
           </w:tcPr>
           <w:p>
             <w:r>
@@ -26524,7 +26516,7 @@
         </w:tc>
         <w:tc>
           <w:tcPr>
-            <w:tcW w:type="dxa" w:w="864"/>
+            <w:tcW w:type="dxa" w:w="1141"/>
           </w:tcPr>
           <w:p>
             <w:r>
@@ -26537,7 +26529,7 @@
         </w:tc>
         <w:tc>
           <w:tcPr>
-            <w:tcW w:type="dxa" w:w="864"/>
+            <w:tcW w:type="dxa" w:w="1141"/>
           </w:tcPr>
           <w:p>
             <w:r>
@@ -26550,7 +26542,7 @@
         </w:tc>
         <w:tc>
           <w:tcPr>
-            <w:tcW w:type="dxa" w:w="864"/>
+            <w:tcW w:type="dxa" w:w="1141"/>
           </w:tcPr>
           <w:p>
             <w:r>
@@ -26563,7 +26555,7 @@
         </w:tc>
         <w:tc>
           <w:tcPr>
-            <w:tcW w:type="dxa" w:w="864"/>
+            <w:tcW w:type="dxa" w:w="1141"/>
           </w:tcPr>
           <w:p>
             <w:r>
@@ -26576,7 +26568,7 @@
         </w:tc>
         <w:tc>
           <w:tcPr>
-            <w:tcW w:type="dxa" w:w="864"/>
+            <w:tcW w:type="dxa" w:w="1141"/>
           </w:tcPr>
           <w:p>
             <w:r>
@@ -26589,7 +26581,7 @@
         </w:tc>
         <w:tc>
           <w:tcPr>
-            <w:tcW w:type="dxa" w:w="864"/>
+            <w:tcW w:type="dxa" w:w="1141"/>
           </w:tcPr>
           <w:p>
             <w:r>
@@ -26604,7 +26596,7 @@
       <w:tr>
         <w:tc>
           <w:tcPr>
-            <w:tcW w:type="dxa" w:w="864"/>
+            <w:tcW w:type="dxa" w:w="1141"/>
           </w:tcPr>
           <w:p>
             <w:r>
@@ -26617,7 +26609,7 @@
         </w:tc>
         <w:tc>
           <w:tcPr>
-            <w:tcW w:type="dxa" w:w="864"/>
+            <w:tcW w:type="dxa" w:w="1141"/>
           </w:tcPr>
           <w:p>
             <w:r>
@@ -26630,7 +26622,7 @@
         </w:tc>
         <w:tc>
           <w:tcPr>
-            <w:tcW w:type="dxa" w:w="864"/>
+            <w:tcW w:type="dxa" w:w="1141"/>
           </w:tcPr>
           <w:p>
             <w:r>
@@ -26643,7 +26635,7 @@
         </w:tc>
         <w:tc>
           <w:tcPr>
-            <w:tcW w:type="dxa" w:w="864"/>
+            <w:tcW w:type="dxa" w:w="1141"/>
           </w:tcPr>
           <w:p>
             <w:r>
@@ -26656,7 +26648,7 @@
         </w:tc>
         <w:tc>
           <w:tcPr>
-            <w:tcW w:type="dxa" w:w="864"/>
+            <w:tcW w:type="dxa" w:w="1141"/>
           </w:tcPr>
           <w:p>
             <w:r>
@@ -26669,7 +26661,7 @@
         </w:tc>
         <w:tc>
           <w:tcPr>
-            <w:tcW w:type="dxa" w:w="864"/>
+            <w:tcW w:type="dxa" w:w="1141"/>
           </w:tcPr>
           <w:p>
             <w:r>
@@ -26682,7 +26674,7 @@
         </w:tc>
         <w:tc>
           <w:tcPr>
-            <w:tcW w:type="dxa" w:w="864"/>
+            <w:tcW w:type="dxa" w:w="1141"/>
           </w:tcPr>
           <w:p>
             <w:r>
@@ -26695,7 +26687,7 @@
         </w:tc>
         <w:tc>
           <w:tcPr>
-            <w:tcW w:type="dxa" w:w="864"/>
+            <w:tcW w:type="dxa" w:w="1141"/>
           </w:tcPr>
           <w:p>
             <w:r>
@@ -26708,7 +26700,7 @@
         </w:tc>
         <w:tc>
           <w:tcPr>
-            <w:tcW w:type="dxa" w:w="864"/>
+            <w:tcW w:type="dxa" w:w="1141"/>
           </w:tcPr>
           <w:p>
             <w:r>
@@ -26721,7 +26713,7 @@
         </w:tc>
         <w:tc>
           <w:tcPr>
-            <w:tcW w:type="dxa" w:w="864"/>
+            <w:tcW w:type="dxa" w:w="1141"/>
           </w:tcPr>
           <w:p>
             <w:r>
@@ -26734,7 +26726,7 @@
         </w:tc>
         <w:tc>
           <w:tcPr>
-            <w:tcW w:type="dxa" w:w="864"/>
+            <w:tcW w:type="dxa" w:w="1141"/>
           </w:tcPr>
           <w:p>
             <w:r>
@@ -26747,7 +26739,7 @@
         </w:tc>
         <w:tc>
           <w:tcPr>
-            <w:tcW w:type="dxa" w:w="864"/>
+            <w:tcW w:type="dxa" w:w="1141"/>
           </w:tcPr>
           <w:p>
             <w:r>
@@ -26760,7 +26752,7 @@
         </w:tc>
         <w:tc>
           <w:tcPr>
-            <w:tcW w:type="dxa" w:w="864"/>
+            <w:tcW w:type="dxa" w:w="1141"/>
           </w:tcPr>
           <w:p>
             <w:r>
@@ -26775,7 +26767,7 @@
       <w:tr>
         <w:tc>
           <w:tcPr>
-            <w:tcW w:type="dxa" w:w="864"/>
+            <w:tcW w:type="dxa" w:w="1141"/>
           </w:tcPr>
           <w:p>
             <w:r>
@@ -26788,7 +26780,7 @@
         </w:tc>
         <w:tc>
           <w:tcPr>
-            <w:tcW w:type="dxa" w:w="864"/>
+            <w:tcW w:type="dxa" w:w="1141"/>
           </w:tcPr>
           <w:p>
             <w:r>
@@ -26801,7 +26793,7 @@
         </w:tc>
         <w:tc>
           <w:tcPr>
-            <w:tcW w:type="dxa" w:w="864"/>
+            <w:tcW w:type="dxa" w:w="1141"/>
           </w:tcPr>
           <w:p>
             <w:r>
@@ -26814,7 +26806,7 @@
         </w:tc>
         <w:tc>
           <w:tcPr>
-            <w:tcW w:type="dxa" w:w="864"/>
+            <w:tcW w:type="dxa" w:w="1141"/>
           </w:tcPr>
           <w:p>
             <w:r>
@@ -26827,7 +26819,7 @@
         </w:tc>
         <w:tc>
           <w:tcPr>
-            <w:tcW w:type="dxa" w:w="864"/>
+            <w:tcW w:type="dxa" w:w="1141"/>
           </w:tcPr>
           <w:p>
             <w:r>
@@ -26840,7 +26832,7 @@
         </w:tc>
         <w:tc>
           <w:tcPr>
-            <w:tcW w:type="dxa" w:w="864"/>
+            <w:tcW w:type="dxa" w:w="1141"/>
           </w:tcPr>
           <w:p>
             <w:r>
@@ -26853,7 +26845,7 @@
         </w:tc>
         <w:tc>
           <w:tcPr>
-            <w:tcW w:type="dxa" w:w="864"/>
+            <w:tcW w:type="dxa" w:w="1141"/>
           </w:tcPr>
           <w:p>
             <w:r>
@@ -26866,7 +26858,7 @@
         </w:tc>
         <w:tc>
           <w:tcPr>
-            <w:tcW w:type="dxa" w:w="864"/>
+            <w:tcW w:type="dxa" w:w="1141"/>
           </w:tcPr>
           <w:p>
             <w:r>
@@ -26879,7 +26871,7 @@
         </w:tc>
         <w:tc>
           <w:tcPr>
-            <w:tcW w:type="dxa" w:w="864"/>
+            <w:tcW w:type="dxa" w:w="1141"/>
           </w:tcPr>
           <w:p>
             <w:r>
@@ -26892,7 +26884,7 @@
         </w:tc>
         <w:tc>
           <w:tcPr>
-            <w:tcW w:type="dxa" w:w="864"/>
+            <w:tcW w:type="dxa" w:w="1141"/>
           </w:tcPr>
           <w:p>
             <w:r>
@@ -26905,7 +26897,7 @@
         </w:tc>
         <w:tc>
           <w:tcPr>
-            <w:tcW w:type="dxa" w:w="864"/>
+            <w:tcW w:type="dxa" w:w="1141"/>
           </w:tcPr>
           <w:p>
             <w:r>
@@ -26918,7 +26910,7 @@
         </w:tc>
         <w:tc>
           <w:tcPr>
-            <w:tcW w:type="dxa" w:w="864"/>
+            <w:tcW w:type="dxa" w:w="1141"/>
           </w:tcPr>
           <w:p>
             <w:r>
@@ -26931,7 +26923,7 @@
         </w:tc>
         <w:tc>
           <w:tcPr>
-            <w:tcW w:type="dxa" w:w="864"/>
+            <w:tcW w:type="dxa" w:w="1141"/>
           </w:tcPr>
           <w:p>
             <w:r>
@@ -26946,7 +26938,7 @@
       <w:tr>
         <w:tc>
           <w:tcPr>
-            <w:tcW w:type="dxa" w:w="864"/>
+            <w:tcW w:type="dxa" w:w="1141"/>
           </w:tcPr>
           <w:p>
             <w:r>
@@ -26959,7 +26951,7 @@
         </w:tc>
         <w:tc>
           <w:tcPr>
-            <w:tcW w:type="dxa" w:w="864"/>
+            <w:tcW w:type="dxa" w:w="1141"/>
           </w:tcPr>
           <w:p>
             <w:r>
@@ -26972,7 +26964,7 @@
         </w:tc>
         <w:tc>
           <w:tcPr>
-            <w:tcW w:type="dxa" w:w="864"/>
+            <w:tcW w:type="dxa" w:w="1141"/>
           </w:tcPr>
           <w:p>
             <w:r>
@@ -26985,7 +26977,7 @@
         </w:tc>
         <w:tc>
           <w:tcPr>
-            <w:tcW w:type="dxa" w:w="864"/>
+            <w:tcW w:type="dxa" w:w="1141"/>
           </w:tcPr>
           <w:p>
             <w:r>
@@ -26998,7 +26990,7 @@
         </w:tc>
         <w:tc>
           <w:tcPr>
-            <w:tcW w:type="dxa" w:w="864"/>
+            <w:tcW w:type="dxa" w:w="1141"/>
           </w:tcPr>
           <w:p>
             <w:r>
@@ -27011,7 +27003,7 @@
         </w:tc>
         <w:tc>
           <w:tcPr>
-            <w:tcW w:type="dxa" w:w="864"/>
+            <w:tcW w:type="dxa" w:w="1141"/>
           </w:tcPr>
           <w:p>
             <w:r>
@@ -27024,7 +27016,7 @@
         </w:tc>
         <w:tc>
           <w:tcPr>
-            <w:tcW w:type="dxa" w:w="864"/>
+            <w:tcW w:type="dxa" w:w="1141"/>
           </w:tcPr>
           <w:p>
             <w:r>
@@ -27037,7 +27029,7 @@
         </w:tc>
         <w:tc>
           <w:tcPr>
-            <w:tcW w:type="dxa" w:w="864"/>
+            <w:tcW w:type="dxa" w:w="1141"/>
           </w:tcPr>
           <w:p>
             <w:r>
@@ -27050,7 +27042,7 @@
         </w:tc>
         <w:tc>
           <w:tcPr>
-            <w:tcW w:type="dxa" w:w="864"/>
+            <w:tcW w:type="dxa" w:w="1141"/>
           </w:tcPr>
           <w:p>
             <w:r>
@@ -27063,7 +27055,7 @@
         </w:tc>
         <w:tc>
           <w:tcPr>
-            <w:tcW w:type="dxa" w:w="864"/>
+            <w:tcW w:type="dxa" w:w="1141"/>
           </w:tcPr>
           <w:p>
             <w:r>
@@ -27076,7 +27068,7 @@
         </w:tc>
         <w:tc>
           <w:tcPr>
-            <w:tcW w:type="dxa" w:w="864"/>
+            <w:tcW w:type="dxa" w:w="1141"/>
           </w:tcPr>
           <w:p>
             <w:r>
@@ -27089,7 +27081,7 @@
         </w:tc>
         <w:tc>
           <w:tcPr>
-            <w:tcW w:type="dxa" w:w="864"/>
+            <w:tcW w:type="dxa" w:w="1141"/>
           </w:tcPr>
           <w:p>
             <w:r>
@@ -27102,7 +27094,7 @@
         </w:tc>
         <w:tc>
           <w:tcPr>
-            <w:tcW w:type="dxa" w:w="864"/>
+            <w:tcW w:type="dxa" w:w="1141"/>
           </w:tcPr>
           <w:p>
             <w:r>
@@ -27117,7 +27109,7 @@
       <w:tr>
         <w:tc>
           <w:tcPr>
-            <w:tcW w:type="dxa" w:w="864"/>
+            <w:tcW w:type="dxa" w:w="1141"/>
           </w:tcPr>
           <w:p>
             <w:r>
@@ -27130,7 +27122,7 @@
         </w:tc>
         <w:tc>
           <w:tcPr>
-            <w:tcW w:type="dxa" w:w="864"/>
+            <w:tcW w:type="dxa" w:w="1141"/>
           </w:tcPr>
           <w:p>
             <w:r>
@@ -27143,7 +27135,7 @@
         </w:tc>
         <w:tc>
           <w:tcPr>
-            <w:tcW w:type="dxa" w:w="864"/>
+            <w:tcW w:type="dxa" w:w="1141"/>
           </w:tcPr>
           <w:p>
             <w:r>
@@ -27156,7 +27148,7 @@
         </w:tc>
         <w:tc>
           <w:tcPr>
-            <w:tcW w:type="dxa" w:w="864"/>
+            <w:tcW w:type="dxa" w:w="1141"/>
           </w:tcPr>
           <w:p>
             <w:r>
@@ -27169,7 +27161,7 @@
         </w:tc>
         <w:tc>
           <w:tcPr>
-            <w:tcW w:type="dxa" w:w="864"/>
+            <w:tcW w:type="dxa" w:w="1141"/>
           </w:tcPr>
           <w:p>
             <w:r>
@@ -27182,7 +27174,7 @@
         </w:tc>
         <w:tc>
           <w:tcPr>
-            <w:tcW w:type="dxa" w:w="864"/>
+            <w:tcW w:type="dxa" w:w="1141"/>
           </w:tcPr>
           <w:p>
             <w:r>
@@ -27195,7 +27187,7 @@
         </w:tc>
         <w:tc>
           <w:tcPr>
-            <w:tcW w:type="dxa" w:w="864"/>
+            <w:tcW w:type="dxa" w:w="1141"/>
           </w:tcPr>
           <w:p>
             <w:r>
@@ -27208,7 +27200,7 @@
         </w:tc>
         <w:tc>
           <w:tcPr>
-            <w:tcW w:type="dxa" w:w="864"/>
+            <w:tcW w:type="dxa" w:w="1141"/>
           </w:tcPr>
           <w:p>
             <w:r>
@@ -27221,7 +27213,7 @@
         </w:tc>
         <w:tc>
           <w:tcPr>
-            <w:tcW w:type="dxa" w:w="864"/>
+            <w:tcW w:type="dxa" w:w="1141"/>
           </w:tcPr>
           <w:p>
             <w:r>
@@ -27234,7 +27226,7 @@
         </w:tc>
         <w:tc>
           <w:tcPr>
-            <w:tcW w:type="dxa" w:w="864"/>
+            <w:tcW w:type="dxa" w:w="1141"/>
           </w:tcPr>
           <w:p>
             <w:r>
@@ -27247,7 +27239,7 @@
         </w:tc>
         <w:tc>
           <w:tcPr>
-            <w:tcW w:type="dxa" w:w="864"/>
+            <w:tcW w:type="dxa" w:w="1141"/>
           </w:tcPr>
           <w:p>
             <w:r>
@@ -27260,7 +27252,7 @@
         </w:tc>
         <w:tc>
           <w:tcPr>
-            <w:tcW w:type="dxa" w:w="864"/>
+            <w:tcW w:type="dxa" w:w="1141"/>
           </w:tcPr>
           <w:p>
             <w:r>
@@ -27273,7 +27265,7 @@
         </w:tc>
         <w:tc>
           <w:tcPr>
-            <w:tcW w:type="dxa" w:w="864"/>
+            <w:tcW w:type="dxa" w:w="1141"/>
           </w:tcPr>
           <w:p>
             <w:r>
@@ -27288,7 +27280,7 @@
       <w:tr>
         <w:tc>
           <w:tcPr>
-            <w:tcW w:type="dxa" w:w="864"/>
+            <w:tcW w:type="dxa" w:w="1141"/>
           </w:tcPr>
           <w:p>
             <w:r>
@@ -27301,7 +27293,7 @@
         </w:tc>
         <w:tc>
           <w:tcPr>
-            <w:tcW w:type="dxa" w:w="864"/>
+            <w:tcW w:type="dxa" w:w="1141"/>
           </w:tcPr>
           <w:p>
             <w:r>
@@ -27314,7 +27306,7 @@
         </w:tc>
         <w:tc>
           <w:tcPr>
-            <w:tcW w:type="dxa" w:w="864"/>
+            <w:tcW w:type="dxa" w:w="1141"/>
           </w:tcPr>
           <w:p>
             <w:r>
@@ -27327,7 +27319,7 @@
         </w:tc>
         <w:tc>
           <w:tcPr>
-            <w:tcW w:type="dxa" w:w="864"/>
+            <w:tcW w:type="dxa" w:w="1141"/>
           </w:tcPr>
           <w:p>
             <w:r>
@@ -27340,7 +27332,7 @@
         </w:tc>
         <w:tc>
           <w:tcPr>
-            <w:tcW w:type="dxa" w:w="864"/>
+            <w:tcW w:type="dxa" w:w="1141"/>
           </w:tcPr>
           <w:p>
             <w:r>
@@ -27353,7 +27345,7 @@
         </w:tc>
         <w:tc>
           <w:tcPr>
-            <w:tcW w:type="dxa" w:w="864"/>
+            <w:tcW w:type="dxa" w:w="1141"/>
           </w:tcPr>
           <w:p>
             <w:r>
@@ -27366,7 +27358,7 @@
         </w:tc>
         <w:tc>
           <w:tcPr>
-            <w:tcW w:type="dxa" w:w="864"/>
+            <w:tcW w:type="dxa" w:w="1141"/>
           </w:tcPr>
           <w:p>
             <w:r>
@@ -27379,7 +27371,7 @@
         </w:tc>
         <w:tc>
           <w:tcPr>
-            <w:tcW w:type="dxa" w:w="864"/>
+            <w:tcW w:type="dxa" w:w="1141"/>
           </w:tcPr>
           <w:p>
             <w:r>
@@ -27392,7 +27384,7 @@
         </w:tc>
         <w:tc>
           <w:tcPr>
-            <w:tcW w:type="dxa" w:w="864"/>
+            <w:tcW w:type="dxa" w:w="1141"/>
           </w:tcPr>
           <w:p>
             <w:r>
@@ -27405,7 +27397,7 @@
         </w:tc>
         <w:tc>
           <w:tcPr>
-            <w:tcW w:type="dxa" w:w="864"/>
+            <w:tcW w:type="dxa" w:w="1141"/>
           </w:tcPr>
           <w:p>
             <w:r>
@@ -27418,7 +27410,7 @@
         </w:tc>
         <w:tc>
           <w:tcPr>
-            <w:tcW w:type="dxa" w:w="864"/>
+            <w:tcW w:type="dxa" w:w="1141"/>
           </w:tcPr>
           <w:p>
             <w:r>
@@ -27431,7 +27423,7 @@
         </w:tc>
         <w:tc>
           <w:tcPr>
-            <w:tcW w:type="dxa" w:w="864"/>
+            <w:tcW w:type="dxa" w:w="1141"/>
           </w:tcPr>
           <w:p>
             <w:r>
@@ -27444,7 +27436,7 @@
         </w:tc>
         <w:tc>
           <w:tcPr>
-            <w:tcW w:type="dxa" w:w="864"/>
+            <w:tcW w:type="dxa" w:w="1141"/>
           </w:tcPr>
           <w:p>
             <w:r>
@@ -27459,7 +27451,7 @@
       <w:tr>
         <w:tc>
           <w:tcPr>
-            <w:tcW w:type="dxa" w:w="864"/>
+            <w:tcW w:type="dxa" w:w="1141"/>
           </w:tcPr>
           <w:p>
             <w:r>
@@ -27472,7 +27464,7 @@
         </w:tc>
         <w:tc>
           <w:tcPr>
-            <w:tcW w:type="dxa" w:w="864"/>
+            <w:tcW w:type="dxa" w:w="1141"/>
           </w:tcPr>
           <w:p>
             <w:r>
@@ -27485,7 +27477,7 @@
         </w:tc>
         <w:tc>
           <w:tcPr>
-            <w:tcW w:type="dxa" w:w="864"/>
+            <w:tcW w:type="dxa" w:w="1141"/>
           </w:tcPr>
           <w:p>
             <w:r>
@@ -27498,7 +27490,7 @@
         </w:tc>
         <w:tc>
           <w:tcPr>
-            <w:tcW w:type="dxa" w:w="864"/>
+            <w:tcW w:type="dxa" w:w="1141"/>
           </w:tcPr>
           <w:p>
             <w:r>
@@ -27511,7 +27503,7 @@
         </w:tc>
         <w:tc>
           <w:tcPr>
-            <w:tcW w:type="dxa" w:w="864"/>
+            <w:tcW w:type="dxa" w:w="1141"/>
           </w:tcPr>
           <w:p>
             <w:r>
@@ -27524,7 +27516,7 @@
         </w:tc>
         <w:tc>
           <w:tcPr>
-            <w:tcW w:type="dxa" w:w="864"/>
+            <w:tcW w:type="dxa" w:w="1141"/>
           </w:tcPr>
           <w:p>
             <w:r>
@@ -27537,7 +27529,7 @@
         </w:tc>
         <w:tc>
           <w:tcPr>
-            <w:tcW w:type="dxa" w:w="864"/>
+            <w:tcW w:type="dxa" w:w="1141"/>
           </w:tcPr>
           <w:p>
             <w:r>
@@ -27550,7 +27542,7 @@
         </w:tc>
         <w:tc>
           <w:tcPr>
-            <w:tcW w:type="dxa" w:w="864"/>
+            <w:tcW w:type="dxa" w:w="1141"/>
           </w:tcPr>
           <w:p>
             <w:r>
@@ -27563,7 +27555,7 @@
         </w:tc>
         <w:tc>
           <w:tcPr>
-            <w:tcW w:type="dxa" w:w="864"/>
+            <w:tcW w:type="dxa" w:w="1141"/>
           </w:tcPr>
           <w:p>
             <w:r>
@@ -27576,7 +27568,7 @@
         </w:tc>
         <w:tc>
           <w:tcPr>
-            <w:tcW w:type="dxa" w:w="864"/>
+            <w:tcW w:type="dxa" w:w="1141"/>
           </w:tcPr>
           <w:p>
             <w:r>
@@ -27589,7 +27581,7 @@
         </w:tc>
         <w:tc>
           <w:tcPr>
-            <w:tcW w:type="dxa" w:w="864"/>
+            <w:tcW w:type="dxa" w:w="1141"/>
           </w:tcPr>
           <w:p>
             <w:r>
@@ -27602,7 +27594,7 @@
         </w:tc>
         <w:tc>
           <w:tcPr>
-            <w:tcW w:type="dxa" w:w="864"/>
+            <w:tcW w:type="dxa" w:w="1141"/>
           </w:tcPr>
           <w:p>
             <w:r>
@@ -27615,7 +27607,7 @@
         </w:tc>
         <w:tc>
           <w:tcPr>
-            <w:tcW w:type="dxa" w:w="864"/>
+            <w:tcW w:type="dxa" w:w="1141"/>
           </w:tcPr>
           <w:p>
             <w:r>
@@ -27630,7 +27622,7 @@
       <w:tr>
         <w:tc>
           <w:tcPr>
-            <w:tcW w:type="dxa" w:w="864"/>
+            <w:tcW w:type="dxa" w:w="1141"/>
           </w:tcPr>
           <w:p>
             <w:r>
@@ -27643,7 +27635,7 @@
         </w:tc>
         <w:tc>
           <w:tcPr>
-            <w:tcW w:type="dxa" w:w="864"/>
+            <w:tcW w:type="dxa" w:w="1141"/>
           </w:tcPr>
           <w:p>
             <w:r>
@@ -27656,7 +27648,7 @@
         </w:tc>
         <w:tc>
           <w:tcPr>
-            <w:tcW w:type="dxa" w:w="864"/>
+            <w:tcW w:type="dxa" w:w="1141"/>
           </w:tcPr>
           <w:p>
             <w:r>
@@ -27669,7 +27661,7 @@
         </w:tc>
         <w:tc>
           <w:tcPr>
-            <w:tcW w:type="dxa" w:w="864"/>
+            <w:tcW w:type="dxa" w:w="1141"/>
           </w:tcPr>
           <w:p>
             <w:r>
@@ -27682,7 +27674,7 @@
         </w:tc>
         <w:tc>
           <w:tcPr>
-            <w:tcW w:type="dxa" w:w="864"/>
+            <w:tcW w:type="dxa" w:w="1141"/>
           </w:tcPr>
           <w:p>
             <w:r>
@@ -27695,7 +27687,7 @@
         </w:tc>
         <w:tc>
           <w:tcPr>
-            <w:tcW w:type="dxa" w:w="864"/>
+            <w:tcW w:type="dxa" w:w="1141"/>
           </w:tcPr>
           <w:p>
             <w:r>
@@ -27708,7 +27700,7 @@
         </w:tc>
         <w:tc>
           <w:tcPr>
-            <w:tcW w:type="dxa" w:w="864"/>
+            <w:tcW w:type="dxa" w:w="1141"/>
           </w:tcPr>
           <w:p>
             <w:r>
@@ -27721,7 +27713,7 @@
         </w:tc>
         <w:tc>
           <w:tcPr>
-            <w:tcW w:type="dxa" w:w="864"/>
+            <w:tcW w:type="dxa" w:w="1141"/>
           </w:tcPr>
           <w:p>
             <w:r>
@@ -27734,7 +27726,7 @@
         </w:tc>
         <w:tc>
           <w:tcPr>
-            <w:tcW w:type="dxa" w:w="864"/>
+            <w:tcW w:type="dxa" w:w="1141"/>
           </w:tcPr>
           <w:p>
             <w:r>
@@ -27747,7 +27739,7 @@
         </w:tc>
         <w:tc>
           <w:tcPr>
-            <w:tcW w:type="dxa" w:w="864"/>
+            <w:tcW w:type="dxa" w:w="1141"/>
           </w:tcPr>
           <w:p>
             <w:r>
@@ -27760,7 +27752,7 @@
         </w:tc>
         <w:tc>
           <w:tcPr>
-            <w:tcW w:type="dxa" w:w="864"/>
+            <w:tcW w:type="dxa" w:w="1141"/>
           </w:tcPr>
           <w:p>
             <w:r>
@@ -27773,7 +27765,7 @@
         </w:tc>
         <w:tc>
           <w:tcPr>
-            <w:tcW w:type="dxa" w:w="864"/>
+            <w:tcW w:type="dxa" w:w="1141"/>
           </w:tcPr>
           <w:p>
             <w:r>
@@ -27786,7 +27778,7 @@
         </w:tc>
         <w:tc>
           <w:tcPr>
-            <w:tcW w:type="dxa" w:w="864"/>
+            <w:tcW w:type="dxa" w:w="1141"/>
           </w:tcPr>
           <w:p>
             <w:r>
@@ -27801,7 +27793,7 @@
       <w:tr>
         <w:tc>
           <w:tcPr>
-            <w:tcW w:type="dxa" w:w="864"/>
+            <w:tcW w:type="dxa" w:w="1141"/>
           </w:tcPr>
           <w:p>
             <w:r>
@@ -27814,7 +27806,7 @@
         </w:tc>
         <w:tc>
           <w:tcPr>
-            <w:tcW w:type="dxa" w:w="864"/>
+            <w:tcW w:type="dxa" w:w="1141"/>
           </w:tcPr>
           <w:p>
             <w:r>
@@ -27827,7 +27819,7 @@
         </w:tc>
         <w:tc>
           <w:tcPr>
-            <w:tcW w:type="dxa" w:w="864"/>
+            <w:tcW w:type="dxa" w:w="1141"/>
           </w:tcPr>
           <w:p>
             <w:r>
@@ -27840,7 +27832,7 @@
         </w:tc>
         <w:tc>
           <w:tcPr>
-            <w:tcW w:type="dxa" w:w="864"/>
+            <w:tcW w:type="dxa" w:w="1141"/>
           </w:tcPr>
           <w:p>
             <w:r>
@@ -27853,7 +27845,7 @@
         </w:tc>
         <w:tc>
           <w:tcPr>
-            <w:tcW w:type="dxa" w:w="864"/>
+            <w:tcW w:type="dxa" w:w="1141"/>
           </w:tcPr>
           <w:p>
             <w:r>
@@ -27866,7 +27858,7 @@
         </w:tc>
         <w:tc>
           <w:tcPr>
-            <w:tcW w:type="dxa" w:w="864"/>
+            <w:tcW w:type="dxa" w:w="1141"/>
           </w:tcPr>
           <w:p>
             <w:r>
@@ -27879,7 +27871,7 @@
         </w:tc>
         <w:tc>
           <w:tcPr>
-            <w:tcW w:type="dxa" w:w="864"/>
+            <w:tcW w:type="dxa" w:w="1141"/>
           </w:tcPr>
           <w:p>
             <w:r>
@@ -27892,7 +27884,7 @@
         </w:tc>
         <w:tc>
           <w:tcPr>
-            <w:tcW w:type="dxa" w:w="864"/>
+            <w:tcW w:type="dxa" w:w="1141"/>
           </w:tcPr>
           <w:p>
             <w:r>
@@ -27905,7 +27897,7 @@
         </w:tc>
         <w:tc>
           <w:tcPr>
-            <w:tcW w:type="dxa" w:w="864"/>
+            <w:tcW w:type="dxa" w:w="1141"/>
           </w:tcPr>
           <w:p>
             <w:r>
@@ -27918,7 +27910,7 @@
         </w:tc>
         <w:tc>
           <w:tcPr>
-            <w:tcW w:type="dxa" w:w="864"/>
+            <w:tcW w:type="dxa" w:w="1141"/>
           </w:tcPr>
           <w:p>
             <w:r>
@@ -27931,7 +27923,7 @@
         </w:tc>
         <w:tc>
           <w:tcPr>
-            <w:tcW w:type="dxa" w:w="864"/>
+            <w:tcW w:type="dxa" w:w="1141"/>
           </w:tcPr>
           <w:p>
             <w:r>
@@ -27944,7 +27936,7 @@
         </w:tc>
         <w:tc>
           <w:tcPr>
-            <w:tcW w:type="dxa" w:w="864"/>
+            <w:tcW w:type="dxa" w:w="1141"/>
           </w:tcPr>
           <w:p>
             <w:r>
@@ -27957,7 +27949,7 @@
         </w:tc>
         <w:tc>
           <w:tcPr>
-            <w:tcW w:type="dxa" w:w="864"/>
+            <w:tcW w:type="dxa" w:w="1141"/>
           </w:tcPr>
           <w:p>
             <w:r>
@@ -27972,7 +27964,7 @@
       <w:tr>
         <w:tc>
           <w:tcPr>
-            <w:tcW w:type="dxa" w:w="864"/>
+            <w:tcW w:type="dxa" w:w="1141"/>
           </w:tcPr>
           <w:p>
             <w:r>
@@ -27985,7 +27977,7 @@
         </w:tc>
         <w:tc>
           <w:tcPr>
-            <w:tcW w:type="dxa" w:w="864"/>
+            <w:tcW w:type="dxa" w:w="1141"/>
           </w:tcPr>
           <w:p>
             <w:r>
@@ -27998,7 +27990,7 @@
         </w:tc>
         <w:tc>
           <w:tcPr>
-            <w:tcW w:type="dxa" w:w="864"/>
+            <w:tcW w:type="dxa" w:w="1141"/>
           </w:tcPr>
           <w:p>
             <w:r>
@@ -28011,7 +28003,7 @@
         </w:tc>
         <w:tc>
           <w:tcPr>
-            <w:tcW w:type="dxa" w:w="864"/>
+            <w:tcW w:type="dxa" w:w="1141"/>
           </w:tcPr>
           <w:p>
             <w:r>
@@ -28024,7 +28016,7 @@
         </w:tc>
         <w:tc>
           <w:tcPr>
-            <w:tcW w:type="dxa" w:w="864"/>
+            <w:tcW w:type="dxa" w:w="1141"/>
           </w:tcPr>
           <w:p>
             <w:r>
@@ -28037,7 +28029,7 @@
         </w:tc>
         <w:tc>
           <w:tcPr>
-            <w:tcW w:type="dxa" w:w="864"/>
+            <w:tcW w:type="dxa" w:w="1141"/>
           </w:tcPr>
           <w:p>
             <w:r>
@@ -28050,7 +28042,7 @@
         </w:tc>
         <w:tc>
           <w:tcPr>
-            <w:tcW w:type="dxa" w:w="864"/>
+            <w:tcW w:type="dxa" w:w="1141"/>
           </w:tcPr>
           <w:p>
             <w:r>
@@ -28063,7 +28055,7 @@
         </w:tc>
         <w:tc>
           <w:tcPr>
-            <w:tcW w:type="dxa" w:w="864"/>
+            <w:tcW w:type="dxa" w:w="1141"/>
           </w:tcPr>
           <w:p>
             <w:r>
@@ -28076,7 +28068,7 @@
         </w:tc>
         <w:tc>
           <w:tcPr>
-            <w:tcW w:type="dxa" w:w="864"/>
+            <w:tcW w:type="dxa" w:w="1141"/>
           </w:tcPr>
           <w:p>
             <w:r>
@@ -28089,7 +28081,7 @@
         </w:tc>
         <w:tc>
           <w:tcPr>
-            <w:tcW w:type="dxa" w:w="864"/>
+            <w:tcW w:type="dxa" w:w="1141"/>
           </w:tcPr>
           <w:p>
             <w:r>
@@ -28102,7 +28094,7 @@
         </w:tc>
         <w:tc>
           <w:tcPr>
-            <w:tcW w:type="dxa" w:w="864"/>
+            <w:tcW w:type="dxa" w:w="1141"/>
           </w:tcPr>
           <w:p>
             <w:r>
@@ -28115,7 +28107,7 @@
         </w:tc>
         <w:tc>
           <w:tcPr>
-            <w:tcW w:type="dxa" w:w="864"/>
+            <w:tcW w:type="dxa" w:w="1141"/>
           </w:tcPr>
           <w:p>
             <w:r>
@@ -28128,7 +28120,7 @@
         </w:tc>
         <w:tc>
           <w:tcPr>
-            <w:tcW w:type="dxa" w:w="864"/>
+            <w:tcW w:type="dxa" w:w="1141"/>
           </w:tcPr>
           <w:p>
             <w:r>
@@ -28143,7 +28135,7 @@
       <w:tr>
         <w:tc>
           <w:tcPr>
-            <w:tcW w:type="dxa" w:w="864"/>
+            <w:tcW w:type="dxa" w:w="1141"/>
           </w:tcPr>
           <w:p>
             <w:r>
@@ -28156,7 +28148,7 @@
         </w:tc>
         <w:tc>
           <w:tcPr>
-            <w:tcW w:type="dxa" w:w="864"/>
+            <w:tcW w:type="dxa" w:w="1141"/>
           </w:tcPr>
           <w:p>
             <w:r>
@@ -28169,7 +28161,7 @@
         </w:tc>
         <w:tc>
           <w:tcPr>
-            <w:tcW w:type="dxa" w:w="864"/>
+            <w:tcW w:type="dxa" w:w="1141"/>
           </w:tcPr>
           <w:p>
             <w:r>
@@ -28182,7 +28174,7 @@
         </w:tc>
         <w:tc>
           <w:tcPr>
-            <w:tcW w:type="dxa" w:w="864"/>
+            <w:tcW w:type="dxa" w:w="1141"/>
           </w:tcPr>
           <w:p>
             <w:r>
@@ -28195,7 +28187,7 @@
         </w:tc>
         <w:tc>
           <w:tcPr>
-            <w:tcW w:type="dxa" w:w="864"/>
+            <w:tcW w:type="dxa" w:w="1141"/>
           </w:tcPr>
           <w:p>
             <w:r>
@@ -28208,7 +28200,7 @@
         </w:tc>
         <w:tc>
           <w:tcPr>
-            <w:tcW w:type="dxa" w:w="864"/>
+            <w:tcW w:type="dxa" w:w="1141"/>
           </w:tcPr>
           <w:p>
             <w:r>
@@ -28221,7 +28213,7 @@
         </w:tc>
         <w:tc>
           <w:tcPr>
-            <w:tcW w:type="dxa" w:w="864"/>
+            <w:tcW w:type="dxa" w:w="1141"/>
           </w:tcPr>
           <w:p>
             <w:r>
@@ -28234,7 +28226,7 @@
         </w:tc>
         <w:tc>
           <w:tcPr>
-            <w:tcW w:type="dxa" w:w="864"/>
+            <w:tcW w:type="dxa" w:w="1141"/>
           </w:tcPr>
           <w:p>
             <w:r>
@@ -28247,7 +28239,7 @@
         </w:tc>
         <w:tc>
           <w:tcPr>
-            <w:tcW w:type="dxa" w:w="864"/>
+            <w:tcW w:type="dxa" w:w="1141"/>
           </w:tcPr>
           <w:p>
             <w:r>
@@ -28260,7 +28252,7 @@
         </w:tc>
         <w:tc>
           <w:tcPr>
-            <w:tcW w:type="dxa" w:w="864"/>
+            <w:tcW w:type="dxa" w:w="1141"/>
           </w:tcPr>
           <w:p>
             <w:r>
@@ -28273,7 +28265,7 @@
         </w:tc>
         <w:tc>
           <w:tcPr>
-            <w:tcW w:type="dxa" w:w="864"/>
+            <w:tcW w:type="dxa" w:w="1141"/>
           </w:tcPr>
           <w:p>
             <w:r>
@@ -28286,7 +28278,7 @@
         </w:tc>
         <w:tc>
           <w:tcPr>
-            <w:tcW w:type="dxa" w:w="864"/>
+            <w:tcW w:type="dxa" w:w="1141"/>
           </w:tcPr>
           <w:p>
             <w:r>
@@ -28299,7 +28291,7 @@
         </w:tc>
         <w:tc>
           <w:tcPr>
-            <w:tcW w:type="dxa" w:w="864"/>
+            <w:tcW w:type="dxa" w:w="1141"/>
           </w:tcPr>
           <w:p>
             <w:r>
@@ -28314,7 +28306,7 @@
       <w:tr>
         <w:tc>
           <w:tcPr>
-            <w:tcW w:type="dxa" w:w="864"/>
+            <w:tcW w:type="dxa" w:w="1141"/>
           </w:tcPr>
           <w:p>
             <w:r>
@@ -28327,7 +28319,7 @@
         </w:tc>
         <w:tc>
           <w:tcPr>
-            <w:tcW w:type="dxa" w:w="864"/>
+            <w:tcW w:type="dxa" w:w="1141"/>
           </w:tcPr>
           <w:p>
             <w:r>
@@ -28340,7 +28332,7 @@
         </w:tc>
         <w:tc>
           <w:tcPr>
-            <w:tcW w:type="dxa" w:w="864"/>
+            <w:tcW w:type="dxa" w:w="1141"/>
           </w:tcPr>
           <w:p>
             <w:r>
@@ -28353,7 +28345,7 @@
         </w:tc>
         <w:tc>
           <w:tcPr>
-            <w:tcW w:type="dxa" w:w="864"/>
+            <w:tcW w:type="dxa" w:w="1141"/>
           </w:tcPr>
           <w:p>
             <w:r>
@@ -28366,7 +28358,7 @@
         </w:tc>
         <w:tc>
           <w:tcPr>
-            <w:tcW w:type="dxa" w:w="864"/>
+            <w:tcW w:type="dxa" w:w="1141"/>
           </w:tcPr>
           <w:p>
             <w:r>
@@ -28379,7 +28371,7 @@
         </w:tc>
         <w:tc>
           <w:tcPr>
-            <w:tcW w:type="dxa" w:w="864"/>
+            <w:tcW w:type="dxa" w:w="1141"/>
           </w:tcPr>
           <w:p>
             <w:r>
@@ -28392,7 +28384,7 @@
         </w:tc>
         <w:tc>
           <w:tcPr>
-            <w:tcW w:type="dxa" w:w="864"/>
+            <w:tcW w:type="dxa" w:w="1141"/>
           </w:tcPr>
           <w:p>
             <w:r>
@@ -28405,7 +28397,7 @@
         </w:tc>
         <w:tc>
           <w:tcPr>
-            <w:tcW w:type="dxa" w:w="864"/>
+            <w:tcW w:type="dxa" w:w="1141"/>
           </w:tcPr>
           <w:p>
             <w:r>
@@ -28418,7 +28410,7 @@
         </w:tc>
         <w:tc>
           <w:tcPr>
-            <w:tcW w:type="dxa" w:w="864"/>
+            <w:tcW w:type="dxa" w:w="1141"/>
           </w:tcPr>
           <w:p>
             <w:r>
@@ -28431,7 +28423,7 @@
         </w:tc>
         <w:tc>
           <w:tcPr>
-            <w:tcW w:type="dxa" w:w="864"/>
+            <w:tcW w:type="dxa" w:w="1141"/>
           </w:tcPr>
           <w:p>
             <w:r>
@@ -28444,7 +28436,7 @@
         </w:tc>
         <w:tc>
           <w:tcPr>
-            <w:tcW w:type="dxa" w:w="864"/>
+            <w:tcW w:type="dxa" w:w="1141"/>
           </w:tcPr>
           <w:p>
             <w:r>
@@ -28457,7 +28449,7 @@
         </w:tc>
         <w:tc>
           <w:tcPr>
-            <w:tcW w:type="dxa" w:w="864"/>
+            <w:tcW w:type="dxa" w:w="1141"/>
           </w:tcPr>
           <w:p>
             <w:r>
@@ -28470,7 +28462,7 @@
         </w:tc>
         <w:tc>
           <w:tcPr>
-            <w:tcW w:type="dxa" w:w="864"/>
+            <w:tcW w:type="dxa" w:w="1141"/>
           </w:tcPr>
           <w:p>
             <w:r>
@@ -28485,7 +28477,7 @@
       <w:tr>
         <w:tc>
           <w:tcPr>
-            <w:tcW w:type="dxa" w:w="864"/>
+            <w:tcW w:type="dxa" w:w="1141"/>
           </w:tcPr>
           <w:p>
             <w:r>
@@ -28498,7 +28490,7 @@
         </w:tc>
         <w:tc>
           <w:tcPr>
-            <w:tcW w:type="dxa" w:w="864"/>
+            <w:tcW w:type="dxa" w:w="1141"/>
           </w:tcPr>
           <w:p>
             <w:r>
@@ -28511,7 +28503,7 @@
         </w:tc>
         <w:tc>
           <w:tcPr>
-            <w:tcW w:type="dxa" w:w="864"/>
+            <w:tcW w:type="dxa" w:w="1141"/>
           </w:tcPr>
           <w:p>
             <w:r>
@@ -28524,7 +28516,7 @@
         </w:tc>
         <w:tc>
           <w:tcPr>
-            <w:tcW w:type="dxa" w:w="864"/>
+            <w:tcW w:type="dxa" w:w="1141"/>
           </w:tcPr>
           <w:p>
             <w:r>
@@ -28537,7 +28529,7 @@
         </w:tc>
         <w:tc>
           <w:tcPr>
-            <w:tcW w:type="dxa" w:w="864"/>
+            <w:tcW w:type="dxa" w:w="1141"/>
           </w:tcPr>
           <w:p>
             <w:r>
@@ -28550,7 +28542,7 @@
         </w:tc>
         <w:tc>
           <w:tcPr>
-            <w:tcW w:type="dxa" w:w="864"/>
+            <w:tcW w:type="dxa" w:w="1141"/>
           </w:tcPr>
           <w:p>
             <w:r>
@@ -28563,7 +28555,7 @@
         </w:tc>
         <w:tc>
           <w:tcPr>
-            <w:tcW w:type="dxa" w:w="864"/>
+            <w:tcW w:type="dxa" w:w="1141"/>
           </w:tcPr>
           <w:p>
             <w:r>
@@ -28576,7 +28568,7 @@
         </w:tc>
         <w:tc>
           <w:tcPr>
-            <w:tcW w:type="dxa" w:w="864"/>
+            <w:tcW w:type="dxa" w:w="1141"/>
           </w:tcPr>
           <w:p>
             <w:r>
@@ -28589,7 +28581,7 @@
         </w:tc>
         <w:tc>
           <w:tcPr>
-            <w:tcW w:type="dxa" w:w="864"/>
+            <w:tcW w:type="dxa" w:w="1141"/>
           </w:tcPr>
           <w:p>
             <w:r>
@@ -28602,7 +28594,7 @@
         </w:tc>
         <w:tc>
           <w:tcPr>
-            <w:tcW w:type="dxa" w:w="864"/>
+            <w:tcW w:type="dxa" w:w="1141"/>
           </w:tcPr>
           <w:p>
             <w:r>
@@ -28615,7 +28607,7 @@
         </w:tc>
         <w:tc>
           <w:tcPr>
-            <w:tcW w:type="dxa" w:w="864"/>
+            <w:tcW w:type="dxa" w:w="1141"/>
           </w:tcPr>
           <w:p>
             <w:r>
@@ -28628,7 +28620,7 @@
         </w:tc>
         <w:tc>
           <w:tcPr>
-            <w:tcW w:type="dxa" w:w="864"/>
+            <w:tcW w:type="dxa" w:w="1141"/>
           </w:tcPr>
           <w:p>
             <w:r>
@@ -28641,7 +28633,7 @@
         </w:tc>
         <w:tc>
           <w:tcPr>
-            <w:tcW w:type="dxa" w:w="864"/>
+            <w:tcW w:type="dxa" w:w="1141"/>
           </w:tcPr>
           <w:p>
             <w:r>
@@ -28656,7 +28648,7 @@
       <w:tr>
         <w:tc>
           <w:tcPr>
-            <w:tcW w:type="dxa" w:w="864"/>
+            <w:tcW w:type="dxa" w:w="1141"/>
           </w:tcPr>
           <w:p>
             <w:r>
@@ -28669,7 +28661,7 @@
         </w:tc>
         <w:tc>
           <w:tcPr>
-            <w:tcW w:type="dxa" w:w="864"/>
+            <w:tcW w:type="dxa" w:w="1141"/>
           </w:tcPr>
           <w:p>
             <w:r>
@@ -28682,7 +28674,7 @@
         </w:tc>
         <w:tc>
           <w:tcPr>
-            <w:tcW w:type="dxa" w:w="864"/>
+            <w:tcW w:type="dxa" w:w="1141"/>
           </w:tcPr>
           <w:p>
             <w:r>
@@ -28695,7 +28687,7 @@
         </w:tc>
         <w:tc>
           <w:tcPr>
-            <w:tcW w:type="dxa" w:w="864"/>
+            <w:tcW w:type="dxa" w:w="1141"/>
           </w:tcPr>
           <w:p>
             <w:r>
@@ -28708,7 +28700,7 @@
         </w:tc>
         <w:tc>
           <w:tcPr>
-            <w:tcW w:type="dxa" w:w="864"/>
+            <w:tcW w:type="dxa" w:w="1141"/>
           </w:tcPr>
           <w:p>
             <w:r>
@@ -28721,7 +28713,7 @@
         </w:tc>
         <w:tc>
           <w:tcPr>
-            <w:tcW w:type="dxa" w:w="864"/>
+            <w:tcW w:type="dxa" w:w="1141"/>
           </w:tcPr>
           <w:p>
             <w:r>
@@ -28734,7 +28726,7 @@
         </w:tc>
         <w:tc>
           <w:tcPr>
-            <w:tcW w:type="dxa" w:w="864"/>
+            <w:tcW w:type="dxa" w:w="1141"/>
           </w:tcPr>
           <w:p>
             <w:r>
@@ -28747,7 +28739,7 @@
         </w:tc>
         <w:tc>
           <w:tcPr>
-            <w:tcW w:type="dxa" w:w="864"/>
+            <w:tcW w:type="dxa" w:w="1141"/>
           </w:tcPr>
           <w:p>
             <w:r>
@@ -28760,7 +28752,7 @@
         </w:tc>
         <w:tc>
           <w:tcPr>
-            <w:tcW w:type="dxa" w:w="864"/>
+            <w:tcW w:type="dxa" w:w="1141"/>
           </w:tcPr>
           <w:p>
             <w:r>
@@ -28773,7 +28765,7 @@
         </w:tc>
         <w:tc>
           <w:tcPr>
-            <w:tcW w:type="dxa" w:w="864"/>
+            <w:tcW w:type="dxa" w:w="1141"/>
           </w:tcPr>
           <w:p>
             <w:r>
@@ -28786,7 +28778,7 @@
         </w:tc>
         <w:tc>
           <w:tcPr>
-            <w:tcW w:type="dxa" w:w="864"/>
+            <w:tcW w:type="dxa" w:w="1141"/>
           </w:tcPr>
           <w:p>
             <w:r>
@@ -28799,7 +28791,7 @@
         </w:tc>
         <w:tc>
           <w:tcPr>
-            <w:tcW w:type="dxa" w:w="864"/>
+            <w:tcW w:type="dxa" w:w="1141"/>
           </w:tcPr>
           <w:p>
             <w:r>
@@ -28812,7 +28804,7 @@
         </w:tc>
         <w:tc>
           <w:tcPr>
-            <w:tcW w:type="dxa" w:w="864"/>
+            <w:tcW w:type="dxa" w:w="1141"/>
           </w:tcPr>
           <w:p>
             <w:r>
@@ -28827,7 +28819,7 @@
       <w:tr>
         <w:tc>
           <w:tcPr>
-            <w:tcW w:type="dxa" w:w="864"/>
+            <w:tcW w:type="dxa" w:w="1141"/>
           </w:tcPr>
           <w:p>
             <w:r>
@@ -28840,7 +28832,7 @@
         </w:tc>
         <w:tc>
           <w:tcPr>
-            <w:tcW w:type="dxa" w:w="864"/>
+            <w:tcW w:type="dxa" w:w="1141"/>
           </w:tcPr>
           <w:p>
             <w:r>
@@ -28853,7 +28845,7 @@
         </w:tc>
         <w:tc>
           <w:tcPr>
-            <w:tcW w:type="dxa" w:w="864"/>
+            <w:tcW w:type="dxa" w:w="1141"/>
           </w:tcPr>
           <w:p>
             <w:r>
@@ -28866,7 +28858,7 @@
         </w:tc>
         <w:tc>
           <w:tcPr>
-            <w:tcW w:type="dxa" w:w="864"/>
+            <w:tcW w:type="dxa" w:w="1141"/>
           </w:tcPr>
           <w:p>
             <w:r>
@@ -28879,7 +28871,7 @@
         </w:tc>
         <w:tc>
           <w:tcPr>
-            <w:tcW w:type="dxa" w:w="864"/>
+            <w:tcW w:type="dxa" w:w="1141"/>
           </w:tcPr>
           <w:p>
             <w:r>
@@ -28892,7 +28884,7 @@
         </w:tc>
         <w:tc>
           <w:tcPr>
-            <w:tcW w:type="dxa" w:w="864"/>
+            <w:tcW w:type="dxa" w:w="1141"/>
           </w:tcPr>
           <w:p>
             <w:r>
@@ -28905,7 +28897,7 @@
         </w:tc>
         <w:tc>
           <w:tcPr>
-            <w:tcW w:type="dxa" w:w="864"/>
+            <w:tcW w:type="dxa" w:w="1141"/>
           </w:tcPr>
           <w:p>
             <w:r>
@@ -28918,7 +28910,7 @@
         </w:tc>
         <w:tc>
           <w:tcPr>
-            <w:tcW w:type="dxa" w:w="864"/>
+            <w:tcW w:type="dxa" w:w="1141"/>
           </w:tcPr>
           <w:p>
             <w:r>
@@ -28931,7 +28923,7 @@
         </w:tc>
         <w:tc>
           <w:tcPr>
-            <w:tcW w:type="dxa" w:w="864"/>
+            <w:tcW w:type="dxa" w:w="1141"/>
           </w:tcPr>
           <w:p>
             <w:r>
@@ -28944,7 +28936,7 @@
         </w:tc>
         <w:tc>
           <w:tcPr>
-            <w:tcW w:type="dxa" w:w="864"/>
+            <w:tcW w:type="dxa" w:w="1141"/>
           </w:tcPr>
           <w:p>
             <w:r>
@@ -28957,7 +28949,7 @@
         </w:tc>
         <w:tc>
           <w:tcPr>
-            <w:tcW w:type="dxa" w:w="864"/>
+            <w:tcW w:type="dxa" w:w="1141"/>
           </w:tcPr>
           <w:p>
             <w:r>
@@ -28970,7 +28962,7 @@
         </w:tc>
         <w:tc>
           <w:tcPr>
-            <w:tcW w:type="dxa" w:w="864"/>
+            <w:tcW w:type="dxa" w:w="1141"/>
           </w:tcPr>
           <w:p>
             <w:r>
@@ -28983,7 +28975,7 @@
         </w:tc>
         <w:tc>
           <w:tcPr>
-            <w:tcW w:type="dxa" w:w="864"/>
+            <w:tcW w:type="dxa" w:w="1141"/>
           </w:tcPr>
           <w:p>
             <w:r>
@@ -28998,7 +28990,7 @@
       <w:tr>
         <w:tc>
           <w:tcPr>
-            <w:tcW w:type="dxa" w:w="864"/>
+            <w:tcW w:type="dxa" w:w="1141"/>
           </w:tcPr>
           <w:p>
             <w:r>
@@ -29011,7 +29003,7 @@
         </w:tc>
         <w:tc>
           <w:tcPr>
-            <w:tcW w:type="dxa" w:w="864"/>
+            <w:tcW w:type="dxa" w:w="1141"/>
           </w:tcPr>
           <w:p>
             <w:r>
@@ -29024,7 +29016,7 @@
         </w:tc>
         <w:tc>
           <w:tcPr>
-            <w:tcW w:type="dxa" w:w="864"/>
+            <w:tcW w:type="dxa" w:w="1141"/>
           </w:tcPr>
           <w:p>
             <w:r>
@@ -29037,7 +29029,7 @@
         </w:tc>
         <w:tc>
           <w:tcPr>
-            <w:tcW w:type="dxa" w:w="864"/>
+            <w:tcW w:type="dxa" w:w="1141"/>
           </w:tcPr>
           <w:p>
             <w:r>
@@ -29050,7 +29042,7 @@
         </w:tc>
         <w:tc>
           <w:tcPr>
-            <w:tcW w:type="dxa" w:w="864"/>
+            <w:tcW w:type="dxa" w:w="1141"/>
           </w:tcPr>
           <w:p>
             <w:r>
@@ -29063,7 +29055,7 @@
         </w:tc>
         <w:tc>
           <w:tcPr>
-            <w:tcW w:type="dxa" w:w="864"/>
+            <w:tcW w:type="dxa" w:w="1141"/>
           </w:tcPr>
           <w:p>
             <w:r>
@@ -29076,7 +29068,7 @@
         </w:tc>
         <w:tc>
           <w:tcPr>
-            <w:tcW w:type="dxa" w:w="864"/>
+            <w:tcW w:type="dxa" w:w="1141"/>
           </w:tcPr>
           <w:p>
             <w:r>
@@ -29089,7 +29081,7 @@
         </w:tc>
         <w:tc>
           <w:tcPr>
-            <w:tcW w:type="dxa" w:w="864"/>
+            <w:tcW w:type="dxa" w:w="1141"/>
           </w:tcPr>
           <w:p>
             <w:r>
@@ -29102,7 +29094,7 @@
         </w:tc>
         <w:tc>
           <w:tcPr>
-            <w:tcW w:type="dxa" w:w="864"/>
+            <w:tcW w:type="dxa" w:w="1141"/>
           </w:tcPr>
           <w:p>
             <w:r>
@@ -29115,7 +29107,7 @@
         </w:tc>
         <w:tc>
           <w:tcPr>
-            <w:tcW w:type="dxa" w:w="864"/>
+            <w:tcW w:type="dxa" w:w="1141"/>
           </w:tcPr>
           <w:p>
             <w:r>
@@ -29128,7 +29120,7 @@
         </w:tc>
         <w:tc>
           <w:tcPr>
-            <w:tcW w:type="dxa" w:w="864"/>
+            <w:tcW w:type="dxa" w:w="1141"/>
           </w:tcPr>
           <w:p>
             <w:r>
@@ -29141,7 +29133,7 @@
         </w:tc>
         <w:tc>
           <w:tcPr>
-            <w:tcW w:type="dxa" w:w="864"/>
+            <w:tcW w:type="dxa" w:w="1141"/>
           </w:tcPr>
           <w:p>
             <w:r>
@@ -29154,7 +29146,7 @@
         </w:tc>
         <w:tc>
           <w:tcPr>
-            <w:tcW w:type="dxa" w:w="864"/>
+            <w:tcW w:type="dxa" w:w="1141"/>
           </w:tcPr>
           <w:p>
             <w:r>
@@ -29169,7 +29161,7 @@
       <w:tr>
         <w:tc>
           <w:tcPr>
-            <w:tcW w:type="dxa" w:w="864"/>
+            <w:tcW w:type="dxa" w:w="1141"/>
           </w:tcPr>
           <w:p>
             <w:r>
@@ -29182,7 +29174,7 @@
         </w:tc>
         <w:tc>
           <w:tcPr>
-            <w:tcW w:type="dxa" w:w="864"/>
+            <w:tcW w:type="dxa" w:w="1141"/>
           </w:tcPr>
           <w:p>
             <w:r>
@@ -29195,7 +29187,7 @@
         </w:tc>
         <w:tc>
           <w:tcPr>
-            <w:tcW w:type="dxa" w:w="864"/>
+            <w:tcW w:type="dxa" w:w="1141"/>
           </w:tcPr>
           <w:p>
             <w:r>
@@ -29208,7 +29200,7 @@
         </w:tc>
         <w:tc>
           <w:tcPr>
-            <w:tcW w:type="dxa" w:w="864"/>
+            <w:tcW w:type="dxa" w:w="1141"/>
           </w:tcPr>
           <w:p>
             <w:r>
@@ -29221,7 +29213,7 @@
         </w:tc>
         <w:tc>
           <w:tcPr>
-            <w:tcW w:type="dxa" w:w="864"/>
+            <w:tcW w:type="dxa" w:w="1141"/>
           </w:tcPr>
           <w:p>
             <w:r>
@@ -29234,7 +29226,7 @@
         </w:tc>
         <w:tc>
           <w:tcPr>
-            <w:tcW w:type="dxa" w:w="864"/>
+            <w:tcW w:type="dxa" w:w="1141"/>
           </w:tcPr>
           <w:p>
             <w:r>
@@ -29247,7 +29239,7 @@
         </w:tc>
         <w:tc>
           <w:tcPr>
-            <w:tcW w:type="dxa" w:w="864"/>
+            <w:tcW w:type="dxa" w:w="1141"/>
           </w:tcPr>
           <w:p>
             <w:r>
@@ -29260,7 +29252,7 @@
         </w:tc>
         <w:tc>
           <w:tcPr>
-            <w:tcW w:type="dxa" w:w="864"/>
+            <w:tcW w:type="dxa" w:w="1141"/>
           </w:tcPr>
           <w:p>
             <w:r>
@@ -29273,7 +29265,7 @@
         </w:tc>
         <w:tc>
           <w:tcPr>
-            <w:tcW w:type="dxa" w:w="864"/>
+            <w:tcW w:type="dxa" w:w="1141"/>
           </w:tcPr>
           <w:p>
             <w:r>
@@ -29286,7 +29278,7 @@
         </w:tc>
         <w:tc>
           <w:tcPr>
-            <w:tcW w:type="dxa" w:w="864"/>
+            <w:tcW w:type="dxa" w:w="1141"/>
           </w:tcPr>
           <w:p>
             <w:r>
@@ -29299,7 +29291,7 @@
         </w:tc>
         <w:tc>
           <w:tcPr>
-            <w:tcW w:type="dxa" w:w="864"/>
+            <w:tcW w:type="dxa" w:w="1141"/>
           </w:tcPr>
           <w:p>
             <w:r>
@@ -29312,7 +29304,7 @@
         </w:tc>
         <w:tc>
           <w:tcPr>
-            <w:tcW w:type="dxa" w:w="864"/>
+            <w:tcW w:type="dxa" w:w="1141"/>
           </w:tcPr>
           <w:p>
             <w:r>
@@ -29325,7 +29317,7 @@
         </w:tc>
         <w:tc>
           <w:tcPr>
-            <w:tcW w:type="dxa" w:w="864"/>
+            <w:tcW w:type="dxa" w:w="1141"/>
           </w:tcPr>
           <w:p>
             <w:r>
@@ -29340,7 +29332,7 @@
       <w:tr>
         <w:tc>
           <w:tcPr>
-            <w:tcW w:type="dxa" w:w="864"/>
+            <w:tcW w:type="dxa" w:w="1141"/>
           </w:tcPr>
           <w:p>
             <w:r>
@@ -29353,7 +29345,7 @@
         </w:tc>
         <w:tc>
           <w:tcPr>
-            <w:tcW w:type="dxa" w:w="864"/>
+            <w:tcW w:type="dxa" w:w="1141"/>
           </w:tcPr>
           <w:p>
             <w:r>
@@ -29366,7 +29358,7 @@
         </w:tc>
         <w:tc>
           <w:tcPr>
-            <w:tcW w:type="dxa" w:w="864"/>
+            <w:tcW w:type="dxa" w:w="1141"/>
           </w:tcPr>
           <w:p>
             <w:r>
@@ -29379,7 +29371,7 @@
         </w:tc>
         <w:tc>
           <w:tcPr>
-            <w:tcW w:type="dxa" w:w="864"/>
+            <w:tcW w:type="dxa" w:w="1141"/>
           </w:tcPr>
           <w:p>
             <w:r>
@@ -29392,7 +29384,7 @@
         </w:tc>
         <w:tc>
           <w:tcPr>
-            <w:tcW w:type="dxa" w:w="864"/>
+            <w:tcW w:type="dxa" w:w="1141"/>
           </w:tcPr>
           <w:p>
             <w:r>
@@ -29405,7 +29397,7 @@
         </w:tc>
         <w:tc>
           <w:tcPr>
-            <w:tcW w:type="dxa" w:w="864"/>
+            <w:tcW w:type="dxa" w:w="1141"/>
           </w:tcPr>
           <w:p>
             <w:r>
@@ -29418,7 +29410,7 @@
         </w:tc>
         <w:tc>
           <w:tcPr>
-            <w:tcW w:type="dxa" w:w="864"/>
+            <w:tcW w:type="dxa" w:w="1141"/>
           </w:tcPr>
           <w:p>
             <w:r>
@@ -29431,7 +29423,7 @@
         </w:tc>
         <w:tc>
           <w:tcPr>
-            <w:tcW w:type="dxa" w:w="864"/>
+            <w:tcW w:type="dxa" w:w="1141"/>
           </w:tcPr>
           <w:p>
             <w:r>
@@ -29444,7 +29436,7 @@
         </w:tc>
         <w:tc>
           <w:tcPr>
-            <w:tcW w:type="dxa" w:w="864"/>
+            <w:tcW w:type="dxa" w:w="1141"/>
           </w:tcPr>
           <w:p>
             <w:r>
@@ -29457,7 +29449,7 @@
         </w:tc>
         <w:tc>
           <w:tcPr>
-            <w:tcW w:type="dxa" w:w="864"/>
+            <w:tcW w:type="dxa" w:w="1141"/>
           </w:tcPr>
           <w:p>
             <w:r>
@@ -29470,7 +29462,7 @@
         </w:tc>
         <w:tc>
           <w:tcPr>
-            <w:tcW w:type="dxa" w:w="864"/>
+            <w:tcW w:type="dxa" w:w="1141"/>
           </w:tcPr>
           <w:p>
             <w:r>
@@ -29483,7 +29475,7 @@
         </w:tc>
         <w:tc>
           <w:tcPr>
-            <w:tcW w:type="dxa" w:w="864"/>
+            <w:tcW w:type="dxa" w:w="1141"/>
           </w:tcPr>
           <w:p>
             <w:r>
@@ -29496,7 +29488,7 @@
         </w:tc>
         <w:tc>
           <w:tcPr>
-            <w:tcW w:type="dxa" w:w="864"/>
+            <w:tcW w:type="dxa" w:w="1141"/>
           </w:tcPr>
           <w:p>
             <w:r>
@@ -29511,7 +29503,7 @@
       <w:tr>
         <w:tc>
           <w:tcPr>
-            <w:tcW w:type="dxa" w:w="864"/>
+            <w:tcW w:type="dxa" w:w="1141"/>
           </w:tcPr>
           <w:p>
             <w:r>
@@ -29524,7 +29516,7 @@
         </w:tc>
         <w:tc>
           <w:tcPr>
-            <w:tcW w:type="dxa" w:w="864"/>
+            <w:tcW w:type="dxa" w:w="1141"/>
           </w:tcPr>
           <w:p>
             <w:r>
@@ -29537,7 +29529,7 @@
         </w:tc>
         <w:tc>
           <w:tcPr>
-            <w:tcW w:type="dxa" w:w="864"/>
+            <w:tcW w:type="dxa" w:w="1141"/>
           </w:tcPr>
           <w:p>
             <w:r>
@@ -29550,7 +29542,7 @@
         </w:tc>
         <w:tc>
           <w:tcPr>
-            <w:tcW w:type="dxa" w:w="864"/>
+            <w:tcW w:type="dxa" w:w="1141"/>
           </w:tcPr>
           <w:p>
             <w:r>
@@ -29563,7 +29555,7 @@
         </w:tc>
         <w:tc>
           <w:tcPr>
-            <w:tcW w:type="dxa" w:w="864"/>
+            <w:tcW w:type="dxa" w:w="1141"/>
           </w:tcPr>
           <w:p>
             <w:r>
@@ -29576,7 +29568,7 @@
         </w:tc>
         <w:tc>
           <w:tcPr>
-            <w:tcW w:type="dxa" w:w="864"/>
+            <w:tcW w:type="dxa" w:w="1141"/>
           </w:tcPr>
           <w:p>
             <w:r>
@@ -29589,7 +29581,7 @@
         </w:tc>
         <w:tc>
           <w:tcPr>
-            <w:tcW w:type="dxa" w:w="864"/>
+            <w:tcW w:type="dxa" w:w="1141"/>
           </w:tcPr>
           <w:p>
             <w:r>
@@ -29602,7 +29594,7 @@
         </w:tc>
         <w:tc>
           <w:tcPr>
-            <w:tcW w:type="dxa" w:w="864"/>
+            <w:tcW w:type="dxa" w:w="1141"/>
           </w:tcPr>
           <w:p>
             <w:r>
@@ -29615,7 +29607,7 @@
         </w:tc>
         <w:tc>
           <w:tcPr>
-            <w:tcW w:type="dxa" w:w="864"/>
+            <w:tcW w:type="dxa" w:w="1141"/>
           </w:tcPr>
           <w:p>
             <w:r>
@@ -29628,7 +29620,7 @@
         </w:tc>
         <w:tc>
           <w:tcPr>
-            <w:tcW w:type="dxa" w:w="864"/>
+            <w:tcW w:type="dxa" w:w="1141"/>
           </w:tcPr>
           <w:p>
             <w:r>
@@ -29641,7 +29633,7 @@
         </w:tc>
         <w:tc>
           <w:tcPr>
-            <w:tcW w:type="dxa" w:w="864"/>
+            <w:tcW w:type="dxa" w:w="1141"/>
           </w:tcPr>
           <w:p>
             <w:r>
@@ -29654,7 +29646,7 @@
         </w:tc>
         <w:tc>
           <w:tcPr>
-            <w:tcW w:type="dxa" w:w="864"/>
+            <w:tcW w:type="dxa" w:w="1141"/>
           </w:tcPr>
           <w:p>
             <w:r>
@@ -29667,7 +29659,7 @@
         </w:tc>
         <w:tc>
           <w:tcPr>
-            <w:tcW w:type="dxa" w:w="864"/>
+            <w:tcW w:type="dxa" w:w="1141"/>
           </w:tcPr>
           <w:p>
             <w:r>
@@ -29682,7 +29674,7 @@
       <w:tr>
         <w:tc>
           <w:tcPr>
-            <w:tcW w:type="dxa" w:w="864"/>
+            <w:tcW w:type="dxa" w:w="1141"/>
           </w:tcPr>
           <w:p>
             <w:r>
@@ -29695,7 +29687,7 @@
         </w:tc>
         <w:tc>
           <w:tcPr>
-            <w:tcW w:type="dxa" w:w="864"/>
+            <w:tcW w:type="dxa" w:w="1141"/>
           </w:tcPr>
           <w:p>
             <w:r>
@@ -29708,7 +29700,7 @@
         </w:tc>
         <w:tc>
           <w:tcPr>
-            <w:tcW w:type="dxa" w:w="864"/>
+            <w:tcW w:type="dxa" w:w="1141"/>
           </w:tcPr>
           <w:p>
             <w:r>
@@ -29721,7 +29713,7 @@
         </w:tc>
         <w:tc>
           <w:tcPr>
-            <w:tcW w:type="dxa" w:w="864"/>
+            <w:tcW w:type="dxa" w:w="1141"/>
           </w:tcPr>
           <w:p>
             <w:r>
@@ -29734,7 +29726,7 @@
         </w:tc>
         <w:tc>
           <w:tcPr>
-            <w:tcW w:type="dxa" w:w="864"/>
+            <w:tcW w:type="dxa" w:w="1141"/>
           </w:tcPr>
           <w:p>
             <w:r>
@@ -29747,7 +29739,7 @@
         </w:tc>
         <w:tc>
           <w:tcPr>
-            <w:tcW w:type="dxa" w:w="864"/>
+            <w:tcW w:type="dxa" w:w="1141"/>
           </w:tcPr>
           <w:p>
             <w:r>
@@ -29760,7 +29752,7 @@
         </w:tc>
         <w:tc>
           <w:tcPr>
-            <w:tcW w:type="dxa" w:w="864"/>
+            <w:tcW w:type="dxa" w:w="1141"/>
           </w:tcPr>
           <w:p>
             <w:r>
@@ -29773,7 +29765,7 @@
         </w:tc>
         <w:tc>
           <w:tcPr>
-            <w:tcW w:type="dxa" w:w="864"/>
+            <w:tcW w:type="dxa" w:w="1141"/>
           </w:tcPr>
           <w:p>
             <w:r>
@@ -29786,7 +29778,7 @@
         </w:tc>
         <w:tc>
           <w:tcPr>
-            <w:tcW w:type="dxa" w:w="864"/>
+            <w:tcW w:type="dxa" w:w="1141"/>
           </w:tcPr>
           <w:p>
             <w:r>
@@ -29799,7 +29791,7 @@
         </w:tc>
         <w:tc>
           <w:tcPr>
-            <w:tcW w:type="dxa" w:w="864"/>
+            <w:tcW w:type="dxa" w:w="1141"/>
           </w:tcPr>
           <w:p>
             <w:r>
@@ -29812,7 +29804,7 @@
         </w:tc>
         <w:tc>
           <w:tcPr>
-            <w:tcW w:type="dxa" w:w="864"/>
+            <w:tcW w:type="dxa" w:w="1141"/>
           </w:tcPr>
           <w:p>
             <w:r>
@@ -29825,7 +29817,7 @@
         </w:tc>
         <w:tc>
           <w:tcPr>
-            <w:tcW w:type="dxa" w:w="864"/>
+            <w:tcW w:type="dxa" w:w="1141"/>
           </w:tcPr>
           <w:p>
             <w:r>
@@ -29838,7 +29830,7 @@
         </w:tc>
         <w:tc>
           <w:tcPr>
-            <w:tcW w:type="dxa" w:w="864"/>
+            <w:tcW w:type="dxa" w:w="1141"/>
           </w:tcPr>
           <w:p>
             <w:r>
@@ -29853,7 +29845,7 @@
       <w:tr>
         <w:tc>
           <w:tcPr>
-            <w:tcW w:type="dxa" w:w="864"/>
+            <w:tcW w:type="dxa" w:w="1141"/>
           </w:tcPr>
           <w:p>
             <w:r>
@@ -29866,7 +29858,7 @@
         </w:tc>
         <w:tc>
           <w:tcPr>
-            <w:tcW w:type="dxa" w:w="864"/>
+            <w:tcW w:type="dxa" w:w="1141"/>
           </w:tcPr>
           <w:p>
             <w:r>
@@ -29879,7 +29871,7 @@
         </w:tc>
         <w:tc>
           <w:tcPr>
-            <w:tcW w:type="dxa" w:w="864"/>
+            <w:tcW w:type="dxa" w:w="1141"/>
           </w:tcPr>
           <w:p>
             <w:r>
@@ -29892,7 +29884,7 @@
         </w:tc>
         <w:tc>
           <w:tcPr>
-            <w:tcW w:type="dxa" w:w="864"/>
+            <w:tcW w:type="dxa" w:w="1141"/>
           </w:tcPr>
           <w:p>
             <w:r>
@@ -29905,7 +29897,7 @@
         </w:tc>
         <w:tc>
           <w:tcPr>
-            <w:tcW w:type="dxa" w:w="864"/>
+            <w:tcW w:type="dxa" w:w="1141"/>
           </w:tcPr>
           <w:p>
             <w:r>
@@ -29918,7 +29910,7 @@
         </w:tc>
         <w:tc>
           <w:tcPr>
-            <w:tcW w:type="dxa" w:w="864"/>
+            <w:tcW w:type="dxa" w:w="1141"/>
           </w:tcPr>
           <w:p>
             <w:r>
@@ -29931,7 +29923,7 @@
         </w:tc>
         <w:tc>
           <w:tcPr>
-            <w:tcW w:type="dxa" w:w="864"/>
+            <w:tcW w:type="dxa" w:w="1141"/>
           </w:tcPr>
           <w:p>
             <w:r>
@@ -29944,7 +29936,7 @@
         </w:tc>
         <w:tc>
           <w:tcPr>
-            <w:tcW w:type="dxa" w:w="864"/>
+            <w:tcW w:type="dxa" w:w="1141"/>
           </w:tcPr>
           <w:p>
             <w:r>
@@ -29957,7 +29949,7 @@
         </w:tc>
         <w:tc>
           <w:tcPr>
-            <w:tcW w:type="dxa" w:w="864"/>
+            <w:tcW w:type="dxa" w:w="1141"/>
           </w:tcPr>
           <w:p>
             <w:r>
@@ -29970,7 +29962,7 @@
         </w:tc>
         <w:tc>
           <w:tcPr>
-            <w:tcW w:type="dxa" w:w="864"/>
+            <w:tcW w:type="dxa" w:w="1141"/>
           </w:tcPr>
           <w:p>
             <w:r>
@@ -29983,7 +29975,7 @@
         </w:tc>
         <w:tc>
           <w:tcPr>
-            <w:tcW w:type="dxa" w:w="864"/>
+            <w:tcW w:type="dxa" w:w="1141"/>
           </w:tcPr>
           <w:p>
             <w:r>
@@ -29996,7 +29988,7 @@
         </w:tc>
         <w:tc>
           <w:tcPr>
-            <w:tcW w:type="dxa" w:w="864"/>
+            <w:tcW w:type="dxa" w:w="1141"/>
           </w:tcPr>
           <w:p>
             <w:r>
@@ -30009,7 +30001,7 @@
         </w:tc>
         <w:tc>
           <w:tcPr>
-            <w:tcW w:type="dxa" w:w="864"/>
+            <w:tcW w:type="dxa" w:w="1141"/>
           </w:tcPr>
           <w:p>
             <w:r>
@@ -30024,7 +30016,7 @@
       <w:tr>
         <w:tc>
           <w:tcPr>
-            <w:tcW w:type="dxa" w:w="864"/>
+            <w:tcW w:type="dxa" w:w="1141"/>
           </w:tcPr>
           <w:p>
             <w:r>
@@ -30037,7 +30029,7 @@
         </w:tc>
         <w:tc>
           <w:tcPr>
-            <w:tcW w:type="dxa" w:w="864"/>
+            <w:tcW w:type="dxa" w:w="1141"/>
           </w:tcPr>
           <w:p>
             <w:r>
@@ -30050,7 +30042,7 @@
         </w:tc>
         <w:tc>
           <w:tcPr>
-            <w:tcW w:type="dxa" w:w="864"/>
+            <w:tcW w:type="dxa" w:w="1141"/>
           </w:tcPr>
           <w:p>
             <w:r>
@@ -30063,7 +30055,7 @@
         </w:tc>
         <w:tc>
           <w:tcPr>
-            <w:tcW w:type="dxa" w:w="864"/>
+            <w:tcW w:type="dxa" w:w="1141"/>
           </w:tcPr>
           <w:p>
             <w:r>
@@ -30076,7 +30068,7 @@
         </w:tc>
         <w:tc>
           <w:tcPr>
-            <w:tcW w:type="dxa" w:w="864"/>
+            <w:tcW w:type="dxa" w:w="1141"/>
           </w:tcPr>
           <w:p>
             <w:r>
@@ -30089,7 +30081,7 @@
         </w:tc>
         <w:tc>
           <w:tcPr>
-            <w:tcW w:type="dxa" w:w="864"/>
+            <w:tcW w:type="dxa" w:w="1141"/>
           </w:tcPr>
           <w:p>
             <w:r>
@@ -30102,7 +30094,7 @@
         </w:tc>
         <w:tc>
           <w:tcPr>
-            <w:tcW w:type="dxa" w:w="864"/>
+            <w:tcW w:type="dxa" w:w="1141"/>
           </w:tcPr>
           <w:p>
             <w:r>
@@ -30115,7 +30107,7 @@
         </w:tc>
         <w:tc>
           <w:tcPr>
-            <w:tcW w:type="dxa" w:w="864"/>
+            <w:tcW w:type="dxa" w:w="1141"/>
           </w:tcPr>
           <w:p>
             <w:r>
@@ -30128,7 +30120,7 @@
         </w:tc>
         <w:tc>
           <w:tcPr>
-            <w:tcW w:type="dxa" w:w="864"/>
+            <w:tcW w:type="dxa" w:w="1141"/>
           </w:tcPr>
           <w:p>
             <w:r>
@@ -30141,7 +30133,7 @@
         </w:tc>
         <w:tc>
           <w:tcPr>
-            <w:tcW w:type="dxa" w:w="864"/>
+            <w:tcW w:type="dxa" w:w="1141"/>
           </w:tcPr>
           <w:p>
             <w:r>
@@ -30154,7 +30146,7 @@
         </w:tc>
         <w:tc>
           <w:tcPr>
-            <w:tcW w:type="dxa" w:w="864"/>
+            <w:tcW w:type="dxa" w:w="1141"/>
           </w:tcPr>
           <w:p>
             <w:r>
@@ -30167,7 +30159,7 @@
         </w:tc>
         <w:tc>
           <w:tcPr>
-            <w:tcW w:type="dxa" w:w="864"/>
+            <w:tcW w:type="dxa" w:w="1141"/>
           </w:tcPr>
           <w:p>
             <w:r>
@@ -30180,7 +30172,7 @@
         </w:tc>
         <w:tc>
           <w:tcPr>
-            <w:tcW w:type="dxa" w:w="864"/>
+            <w:tcW w:type="dxa" w:w="1141"/>
           </w:tcPr>
           <w:p>
             <w:r>
@@ -30195,7 +30187,7 @@
       <w:tr>
         <w:tc>
           <w:tcPr>
-            <w:tcW w:type="dxa" w:w="864"/>
+            <w:tcW w:type="dxa" w:w="1141"/>
           </w:tcPr>
           <w:p>
             <w:r>
@@ -30208,7 +30200,7 @@
         </w:tc>
         <w:tc>
           <w:tcPr>
-            <w:tcW w:type="dxa" w:w="864"/>
+            <w:tcW w:type="dxa" w:w="1141"/>
           </w:tcPr>
           <w:p>
             <w:r>
@@ -30221,7 +30213,7 @@
         </w:tc>
         <w:tc>
           <w:tcPr>
-            <w:tcW w:type="dxa" w:w="864"/>
+            <w:tcW w:type="dxa" w:w="1141"/>
           </w:tcPr>
           <w:p>
             <w:r>
@@ -30234,7 +30226,7 @@
         </w:tc>
         <w:tc>
           <w:tcPr>
-            <w:tcW w:type="dxa" w:w="864"/>
+            <w:tcW w:type="dxa" w:w="1141"/>
           </w:tcPr>
           <w:p>
             <w:r>
@@ -30247,7 +30239,7 @@
         </w:tc>
         <w:tc>
           <w:tcPr>
-            <w:tcW w:type="dxa" w:w="864"/>
+            <w:tcW w:type="dxa" w:w="1141"/>
           </w:tcPr>
           <w:p>
             <w:r>
@@ -30260,7 +30252,7 @@
         </w:tc>
         <w:tc>
           <w:tcPr>
-            <w:tcW w:type="dxa" w:w="864"/>
+            <w:tcW w:type="dxa" w:w="1141"/>
           </w:tcPr>
           <w:p>
             <w:r>
@@ -30273,7 +30265,7 @@
         </w:tc>
         <w:tc>
           <w:tcPr>
-            <w:tcW w:type="dxa" w:w="864"/>
+            <w:tcW w:type="dxa" w:w="1141"/>
           </w:tcPr>
           <w:p>
             <w:r>
@@ -30286,7 +30278,7 @@
         </w:tc>
         <w:tc>
           <w:tcPr>
-            <w:tcW w:type="dxa" w:w="864"/>
+            <w:tcW w:type="dxa" w:w="1141"/>
           </w:tcPr>
           <w:p>
             <w:r>
@@ -30299,7 +30291,7 @@
         </w:tc>
         <w:tc>
           <w:tcPr>
-            <w:tcW w:type="dxa" w:w="864"/>
+            <w:tcW w:type="dxa" w:w="1141"/>
           </w:tcPr>
           <w:p>
             <w:r>
@@ -30312,7 +30304,7 @@
         </w:tc>
         <w:tc>
           <w:tcPr>
-            <w:tcW w:type="dxa" w:w="864"/>
+            <w:tcW w:type="dxa" w:w="1141"/>
           </w:tcPr>
           <w:p>
             <w:r>
@@ -30325,7 +30317,7 @@
         </w:tc>
         <w:tc>
           <w:tcPr>
-            <w:tcW w:type="dxa" w:w="864"/>
+            <w:tcW w:type="dxa" w:w="1141"/>
           </w:tcPr>
           <w:p>
             <w:r>
@@ -30338,7 +30330,7 @@
         </w:tc>
         <w:tc>
           <w:tcPr>
-            <w:tcW w:type="dxa" w:w="864"/>
+            <w:tcW w:type="dxa" w:w="1141"/>
           </w:tcPr>
           <w:p>
             <w:r>
@@ -30351,7 +30343,7 @@
         </w:tc>
         <w:tc>
           <w:tcPr>
-            <w:tcW w:type="dxa" w:w="864"/>
+            <w:tcW w:type="dxa" w:w="1141"/>
           </w:tcPr>
           <w:p>
             <w:r>
@@ -30366,7 +30358,7 @@
       <w:tr>
         <w:tc>
           <w:tcPr>
-            <w:tcW w:type="dxa" w:w="864"/>
+            <w:tcW w:type="dxa" w:w="1141"/>
           </w:tcPr>
           <w:p>
             <w:r>
@@ -30379,7 +30371,7 @@
         </w:tc>
         <w:tc>
           <w:tcPr>
-            <w:tcW w:type="dxa" w:w="864"/>
+            <w:tcW w:type="dxa" w:w="1141"/>
           </w:tcPr>
           <w:p>
             <w:r>
@@ -30392,7 +30384,7 @@
         </w:tc>
         <w:tc>
           <w:tcPr>
-            <w:tcW w:type="dxa" w:w="864"/>
+            <w:tcW w:type="dxa" w:w="1141"/>
           </w:tcPr>
           <w:p>
             <w:r>
@@ -30405,7 +30397,7 @@
         </w:tc>
         <w:tc>
           <w:tcPr>
-            <w:tcW w:type="dxa" w:w="864"/>
+            <w:tcW w:type="dxa" w:w="1141"/>
           </w:tcPr>
           <w:p>
             <w:r>
@@ -30418,7 +30410,7 @@
         </w:tc>
         <w:tc>
           <w:tcPr>
-            <w:tcW w:type="dxa" w:w="864"/>
+            <w:tcW w:type="dxa" w:w="1141"/>
           </w:tcPr>
           <w:p>
             <w:r>
@@ -30431,7 +30423,7 @@
         </w:tc>
         <w:tc>
           <w:tcPr>
-            <w:tcW w:type="dxa" w:w="864"/>
+            <w:tcW w:type="dxa" w:w="1141"/>
           </w:tcPr>
           <w:p>
             <w:r>
@@ -30444,7 +30436,7 @@
         </w:tc>
         <w:tc>
           <w:tcPr>
-            <w:tcW w:type="dxa" w:w="864"/>
+            <w:tcW w:type="dxa" w:w="1141"/>
           </w:tcPr>
           <w:p>
             <w:r>
@@ -30457,7 +30449,7 @@
         </w:tc>
         <w:tc>
           <w:tcPr>
-            <w:tcW w:type="dxa" w:w="864"/>
+            <w:tcW w:type="dxa" w:w="1141"/>
           </w:tcPr>
           <w:p>
             <w:r>
@@ -30470,7 +30462,7 @@
         </w:tc>
         <w:tc>
           <w:tcPr>
-            <w:tcW w:type="dxa" w:w="864"/>
+            <w:tcW w:type="dxa" w:w="1141"/>
           </w:tcPr>
           <w:p>
             <w:r>
@@ -30483,7 +30475,7 @@
         </w:tc>
         <w:tc>
           <w:tcPr>
-            <w:tcW w:type="dxa" w:w="864"/>
+            <w:tcW w:type="dxa" w:w="1141"/>
           </w:tcPr>
           <w:p>
             <w:r>
@@ -30496,7 +30488,7 @@
         </w:tc>
         <w:tc>
           <w:tcPr>
-            <w:tcW w:type="dxa" w:w="864"/>
+            <w:tcW w:type="dxa" w:w="1141"/>
           </w:tcPr>
           <w:p>
             <w:r>
@@ -30509,7 +30501,7 @@
         </w:tc>
         <w:tc>
           <w:tcPr>
-            <w:tcW w:type="dxa" w:w="864"/>
+            <w:tcW w:type="dxa" w:w="1141"/>
           </w:tcPr>
           <w:p>
             <w:r>
@@ -30522,7 +30514,7 @@
         </w:tc>
         <w:tc>
           <w:tcPr>
-            <w:tcW w:type="dxa" w:w="864"/>
+            <w:tcW w:type="dxa" w:w="1141"/>
           </w:tcPr>
           <w:p>
             <w:r>
@@ -30537,7 +30529,7 @@
       <w:tr>
         <w:tc>
           <w:tcPr>
-            <w:tcW w:type="dxa" w:w="864"/>
+            <w:tcW w:type="dxa" w:w="1141"/>
           </w:tcPr>
           <w:p>
             <w:r>
@@ -30550,7 +30542,7 @@
         </w:tc>
         <w:tc>
           <w:tcPr>
-            <w:tcW w:type="dxa" w:w="864"/>
+            <w:tcW w:type="dxa" w:w="1141"/>
           </w:tcPr>
           <w:p>
             <w:r>
@@ -30563,7 +30555,7 @@
         </w:tc>
         <w:tc>
           <w:tcPr>
-            <w:tcW w:type="dxa" w:w="864"/>
+            <w:tcW w:type="dxa" w:w="1141"/>
           </w:tcPr>
           <w:p>
             <w:r>
@@ -30576,7 +30568,7 @@
         </w:tc>
         <w:tc>
           <w:tcPr>
-            <w:tcW w:type="dxa" w:w="864"/>
+            <w:tcW w:type="dxa" w:w="1141"/>
           </w:tcPr>
           <w:p>
             <w:r>
@@ -30589,7 +30581,7 @@
         </w:tc>
         <w:tc>
           <w:tcPr>
-            <w:tcW w:type="dxa" w:w="864"/>
+            <w:tcW w:type="dxa" w:w="1141"/>
           </w:tcPr>
           <w:p>
             <w:r>
@@ -30602,7 +30594,7 @@
         </w:tc>
         <w:tc>
           <w:tcPr>
-            <w:tcW w:type="dxa" w:w="864"/>
+            <w:tcW w:type="dxa" w:w="1141"/>
           </w:tcPr>
           <w:p>
             <w:r>
@@ -30615,7 +30607,7 @@
         </w:tc>
         <w:tc>
           <w:tcPr>
-            <w:tcW w:type="dxa" w:w="864"/>
+            <w:tcW w:type="dxa" w:w="1141"/>
           </w:tcPr>
           <w:p>
             <w:r>
@@ -30628,7 +30620,7 @@
         </w:tc>
         <w:tc>
           <w:tcPr>
-            <w:tcW w:type="dxa" w:w="864"/>
+            <w:tcW w:type="dxa" w:w="1141"/>
           </w:tcPr>
           <w:p>
             <w:r>
@@ -30641,7 +30633,7 @@
         </w:tc>
         <w:tc>
           <w:tcPr>
-            <w:tcW w:type="dxa" w:w="864"/>
+            <w:tcW w:type="dxa" w:w="1141"/>
           </w:tcPr>
           <w:p>
             <w:r>
@@ -30654,7 +30646,7 @@
         </w:tc>
         <w:tc>
           <w:tcPr>
-            <w:tcW w:type="dxa" w:w="864"/>
+            <w:tcW w:type="dxa" w:w="1141"/>
           </w:tcPr>
           <w:p>
             <w:r>
@@ -30667,7 +30659,7 @@
         </w:tc>
         <w:tc>
           <w:tcPr>
-            <w:tcW w:type="dxa" w:w="864"/>
+            <w:tcW w:type="dxa" w:w="1141"/>
           </w:tcPr>
           <w:p>
             <w:r>
@@ -30680,7 +30672,7 @@
         </w:tc>
         <w:tc>
           <w:tcPr>
-            <w:tcW w:type="dxa" w:w="864"/>
+            <w:tcW w:type="dxa" w:w="1141"/>
           </w:tcPr>
           <w:p>
             <w:r>
@@ -30693,7 +30685,7 @@
         </w:tc>
         <w:tc>
           <w:tcPr>
-            <w:tcW w:type="dxa" w:w="864"/>
+            <w:tcW w:type="dxa" w:w="1141"/>
           </w:tcPr>
           <w:p>
             <w:r>
@@ -30708,7 +30700,7 @@
       <w:tr>
         <w:tc>
           <w:tcPr>
-            <w:tcW w:type="dxa" w:w="864"/>
+            <w:tcW w:type="dxa" w:w="1141"/>
           </w:tcPr>
           <w:p>
             <w:r>
@@ -30721,7 +30713,7 @@
         </w:tc>
         <w:tc>
           <w:tcPr>
-            <w:tcW w:type="dxa" w:w="864"/>
+            <w:tcW w:type="dxa" w:w="1141"/>
           </w:tcPr>
           <w:p>
             <w:r>
@@ -30734,7 +30726,7 @@
         </w:tc>
         <w:tc>
           <w:tcPr>
-            <w:tcW w:type="dxa" w:w="864"/>
+            <w:tcW w:type="dxa" w:w="1141"/>
           </w:tcPr>
           <w:p>
             <w:r>
@@ -30747,7 +30739,7 @@
         </w:tc>
         <w:tc>
           <w:tcPr>
-            <w:tcW w:type="dxa" w:w="864"/>
+            <w:tcW w:type="dxa" w:w="1141"/>
           </w:tcPr>
           <w:p>
             <w:r>
@@ -30760,7 +30752,7 @@
         </w:tc>
         <w:tc>
           <w:tcPr>
-            <w:tcW w:type="dxa" w:w="864"/>
+            <w:tcW w:type="dxa" w:w="1141"/>
           </w:tcPr>
           <w:p>
             <w:r>
@@ -30773,7 +30765,7 @@
         </w:tc>
         <w:tc>
           <w:tcPr>
-            <w:tcW w:type="dxa" w:w="864"/>
+            <w:tcW w:type="dxa" w:w="1141"/>
           </w:tcPr>
           <w:p>
             <w:r>
@@ -30786,7 +30778,7 @@
         </w:tc>
         <w:tc>
           <w:tcPr>
-            <w:tcW w:type="dxa" w:w="864"/>
+            <w:tcW w:type="dxa" w:w="1141"/>
           </w:tcPr>
           <w:p>
             <w:r>
@@ -30799,7 +30791,7 @@
         </w:tc>
         <w:tc>
           <w:tcPr>
-            <w:tcW w:type="dxa" w:w="864"/>
+            <w:tcW w:type="dxa" w:w="1141"/>
           </w:tcPr>
           <w:p>
             <w:r>
@@ -30812,7 +30804,7 @@
         </w:tc>
         <w:tc>
           <w:tcPr>
-            <w:tcW w:type="dxa" w:w="864"/>
+            <w:tcW w:type="dxa" w:w="1141"/>
           </w:tcPr>
           <w:p>
             <w:r>
@@ -30825,7 +30817,7 @@
         </w:tc>
         <w:tc>
           <w:tcPr>
-            <w:tcW w:type="dxa" w:w="864"/>
+            <w:tcW w:type="dxa" w:w="1141"/>
           </w:tcPr>
           <w:p>
             <w:r>
@@ -30838,7 +30830,7 @@
         </w:tc>
         <w:tc>
           <w:tcPr>
-            <w:tcW w:type="dxa" w:w="864"/>
+            <w:tcW w:type="dxa" w:w="1141"/>
           </w:tcPr>
           <w:p>
             <w:r>
@@ -30851,7 +30843,7 @@
         </w:tc>
         <w:tc>
           <w:tcPr>
-            <w:tcW w:type="dxa" w:w="864"/>
+            <w:tcW w:type="dxa" w:w="1141"/>
           </w:tcPr>
           <w:p>
             <w:r>
@@ -30864,7 +30856,7 @@
         </w:tc>
         <w:tc>
           <w:tcPr>
-            <w:tcW w:type="dxa" w:w="864"/>
+            <w:tcW w:type="dxa" w:w="1141"/>
           </w:tcPr>
           <w:p>
             <w:r>
@@ -30879,7 +30871,7 @@
       <w:tr>
         <w:tc>
           <w:tcPr>
-            <w:tcW w:type="dxa" w:w="864"/>
+            <w:tcW w:type="dxa" w:w="1141"/>
           </w:tcPr>
           <w:p>
             <w:r>
@@ -30892,7 +30884,7 @@
         </w:tc>
         <w:tc>
           <w:tcPr>
-            <w:tcW w:type="dxa" w:w="864"/>
+            <w:tcW w:type="dxa" w:w="1141"/>
           </w:tcPr>
           <w:p>
             <w:r>
@@ -30905,7 +30897,7 @@
         </w:tc>
         <w:tc>
           <w:tcPr>
-            <w:tcW w:type="dxa" w:w="864"/>
+            <w:tcW w:type="dxa" w:w="1141"/>
           </w:tcPr>
           <w:p>
             <w:r>
@@ -30918,7 +30910,7 @@
         </w:tc>
         <w:tc>
           <w:tcPr>
-            <w:tcW w:type="dxa" w:w="864"/>
+            <w:tcW w:type="dxa" w:w="1141"/>
           </w:tcPr>
           <w:p>
             <w:r>
@@ -30931,7 +30923,7 @@
         </w:tc>
         <w:tc>
           <w:tcPr>
-            <w:tcW w:type="dxa" w:w="864"/>
+            <w:tcW w:type="dxa" w:w="1141"/>
           </w:tcPr>
           <w:p>
             <w:r>
@@ -30944,7 +30936,7 @@
         </w:tc>
         <w:tc>
           <w:tcPr>
-            <w:tcW w:type="dxa" w:w="864"/>
+            <w:tcW w:type="dxa" w:w="1141"/>
           </w:tcPr>
           <w:p>
             <w:r>
@@ -30957,7 +30949,7 @@
         </w:tc>
         <w:tc>
           <w:tcPr>
-            <w:tcW w:type="dxa" w:w="864"/>
+            <w:tcW w:type="dxa" w:w="1141"/>
           </w:tcPr>
           <w:p>
             <w:r>
@@ -30970,7 +30962,7 @@
         </w:tc>
         <w:tc>
           <w:tcPr>
-            <w:tcW w:type="dxa" w:w="864"/>
+            <w:tcW w:type="dxa" w:w="1141"/>
           </w:tcPr>
           <w:p>
             <w:r>
@@ -30983,7 +30975,7 @@
         </w:tc>
         <w:tc>
           <w:tcPr>
-            <w:tcW w:type="dxa" w:w="864"/>
+            <w:tcW w:type="dxa" w:w="1141"/>
           </w:tcPr>
           <w:p>
             <w:r>
@@ -30996,7 +30988,7 @@
         </w:tc>
         <w:tc>
           <w:tcPr>
-            <w:tcW w:type="dxa" w:w="864"/>
+            <w:tcW w:type="dxa" w:w="1141"/>
           </w:tcPr>
           <w:p>
             <w:r>
@@ -31009,7 +31001,7 @@
         </w:tc>
         <w:tc>
           <w:tcPr>
-            <w:tcW w:type="dxa" w:w="864"/>
+            <w:tcW w:type="dxa" w:w="1141"/>
           </w:tcPr>
           <w:p>
             <w:r>
@@ -31022,7 +31014,7 @@
         </w:tc>
         <w:tc>
           <w:tcPr>
-            <w:tcW w:type="dxa" w:w="864"/>
+            <w:tcW w:type="dxa" w:w="1141"/>
           </w:tcPr>
           <w:p>
             <w:r>
@@ -31035,7 +31027,7 @@
         </w:tc>
         <w:tc>
           <w:tcPr>
-            <w:tcW w:type="dxa" w:w="864"/>
+            <w:tcW w:type="dxa" w:w="1141"/>
           </w:tcPr>
           <w:p>
             <w:r>
@@ -31050,7 +31042,7 @@
       <w:tr>
         <w:tc>
           <w:tcPr>
-            <w:tcW w:type="dxa" w:w="864"/>
+            <w:tcW w:type="dxa" w:w="1141"/>
           </w:tcPr>
           <w:p>
             <w:r>
@@ -31063,7 +31055,7 @@
         </w:tc>
         <w:tc>
           <w:tcPr>
-            <w:tcW w:type="dxa" w:w="864"/>
+            <w:tcW w:type="dxa" w:w="1141"/>
           </w:tcPr>
           <w:p>
             <w:r>
@@ -31076,7 +31068,7 @@
         </w:tc>
         <w:tc>
           <w:tcPr>
-            <w:tcW w:type="dxa" w:w="864"/>
+            <w:tcW w:type="dxa" w:w="1141"/>
           </w:tcPr>
           <w:p>
             <w:r>
@@ -31089,7 +31081,7 @@
         </w:tc>
         <w:tc>
           <w:tcPr>
-            <w:tcW w:type="dxa" w:w="864"/>
+            <w:tcW w:type="dxa" w:w="1141"/>
           </w:tcPr>
           <w:p>
             <w:r>
@@ -31102,7 +31094,7 @@
         </w:tc>
         <w:tc>
           <w:tcPr>
-            <w:tcW w:type="dxa" w:w="864"/>
+            <w:tcW w:type="dxa" w:w="1141"/>
           </w:tcPr>
           <w:p>
             <w:r>
@@ -31115,7 +31107,7 @@
         </w:tc>
         <w:tc>
           <w:tcPr>
-            <w:tcW w:type="dxa" w:w="864"/>
+            <w:tcW w:type="dxa" w:w="1141"/>
           </w:tcPr>
           <w:p>
             <w:r>
@@ -31128,7 +31120,7 @@
         </w:tc>
         <w:tc>
           <w:tcPr>
-            <w:tcW w:type="dxa" w:w="864"/>
+            <w:tcW w:type="dxa" w:w="1141"/>
           </w:tcPr>
           <w:p>
             <w:r>
@@ -31141,7 +31133,7 @@
         </w:tc>
         <w:tc>
           <w:tcPr>
-            <w:tcW w:type="dxa" w:w="864"/>
+            <w:tcW w:type="dxa" w:w="1141"/>
           </w:tcPr>
           <w:p>
             <w:r>
@@ -31154,7 +31146,7 @@
         </w:tc>
         <w:tc>
           <w:tcPr>
-            <w:tcW w:type="dxa" w:w="864"/>
+            <w:tcW w:type="dxa" w:w="1141"/>
           </w:tcPr>
           <w:p>
             <w:r>
@@ -31167,7 +31159,7 @@
         </w:tc>
         <w:tc>
           <w:tcPr>
-            <w:tcW w:type="dxa" w:w="864"/>
+            <w:tcW w:type="dxa" w:w="1141"/>
           </w:tcPr>
           <w:p>
             <w:r>
@@ -31180,7 +31172,7 @@
         </w:tc>
         <w:tc>
           <w:tcPr>
-            <w:tcW w:type="dxa" w:w="864"/>
+            <w:tcW w:type="dxa" w:w="1141"/>
           </w:tcPr>
           <w:p>
             <w:r>
@@ -31193,7 +31185,7 @@
         </w:tc>
         <w:tc>
           <w:tcPr>
-            <w:tcW w:type="dxa" w:w="864"/>
+            <w:tcW w:type="dxa" w:w="1141"/>
           </w:tcPr>
           <w:p>
             <w:r>
@@ -31206,7 +31198,7 @@
         </w:tc>
         <w:tc>
           <w:tcPr>
-            <w:tcW w:type="dxa" w:w="864"/>
+            <w:tcW w:type="dxa" w:w="1141"/>
           </w:tcPr>
           <w:p>
             <w:r>
@@ -31221,7 +31213,7 @@
       <w:tr>
         <w:tc>
           <w:tcPr>
-            <w:tcW w:type="dxa" w:w="864"/>
+            <w:tcW w:type="dxa" w:w="1141"/>
           </w:tcPr>
           <w:p>
             <w:r>
@@ -31234,7 +31226,7 @@
         </w:tc>
         <w:tc>
           <w:tcPr>
-            <w:tcW w:type="dxa" w:w="864"/>
+            <w:tcW w:type="dxa" w:w="1141"/>
           </w:tcPr>
           <w:p>
             <w:r>
@@ -31247,7 +31239,7 @@
         </w:tc>
         <w:tc>
           <w:tcPr>
-            <w:tcW w:type="dxa" w:w="864"/>
+            <w:tcW w:type="dxa" w:w="1141"/>
           </w:tcPr>
           <w:p>
             <w:r>
@@ -31260,7 +31252,7 @@
         </w:tc>
         <w:tc>
           <w:tcPr>
-            <w:tcW w:type="dxa" w:w="864"/>
+            <w:tcW w:type="dxa" w:w="1141"/>
           </w:tcPr>
           <w:p>
             <w:r>
@@ -31273,7 +31265,7 @@
         </w:tc>
         <w:tc>
           <w:tcPr>
-            <w:tcW w:type="dxa" w:w="864"/>
+            <w:tcW w:type="dxa" w:w="1141"/>
           </w:tcPr>
           <w:p>
             <w:r>
@@ -31286,7 +31278,7 @@
         </w:tc>
         <w:tc>
           <w:tcPr>
-            <w:tcW w:type="dxa" w:w="864"/>
+            <w:tcW w:type="dxa" w:w="1141"/>
           </w:tcPr>
           <w:p>
             <w:r>
@@ -31299,7 +31291,7 @@
         </w:tc>
         <w:tc>
           <w:tcPr>
-            <w:tcW w:type="dxa" w:w="864"/>
+            <w:tcW w:type="dxa" w:w="1141"/>
           </w:tcPr>
           <w:p>
             <w:r>
@@ -31312,7 +31304,7 @@
         </w:tc>
         <w:tc>
           <w:tcPr>
-            <w:tcW w:type="dxa" w:w="864"/>
+            <w:tcW w:type="dxa" w:w="1141"/>
           </w:tcPr>
           <w:p>
             <w:r>
@@ -31325,7 +31317,7 @@
         </w:tc>
         <w:tc>
           <w:tcPr>
-            <w:tcW w:type="dxa" w:w="864"/>
+            <w:tcW w:type="dxa" w:w="1141"/>
           </w:tcPr>
           <w:p>
             <w:r>
@@ -31338,7 +31330,7 @@
         </w:tc>
         <w:tc>
           <w:tcPr>
-            <w:tcW w:type="dxa" w:w="864"/>
+            <w:tcW w:type="dxa" w:w="1141"/>
           </w:tcPr>
           <w:p>
             <w:r>
@@ -31351,7 +31343,7 @@
         </w:tc>
         <w:tc>
           <w:tcPr>
-            <w:tcW w:type="dxa" w:w="864"/>
+            <w:tcW w:type="dxa" w:w="1141"/>
           </w:tcPr>
           <w:p>
             <w:r>
@@ -31364,7 +31356,7 @@
         </w:tc>
         <w:tc>
           <w:tcPr>
-            <w:tcW w:type="dxa" w:w="864"/>
+            <w:tcW w:type="dxa" w:w="1141"/>
           </w:tcPr>
           <w:p>
             <w:r>
@@ -31377,7 +31369,7 @@
         </w:tc>
         <w:tc>
           <w:tcPr>
-            <w:tcW w:type="dxa" w:w="864"/>
+            <w:tcW w:type="dxa" w:w="1141"/>
           </w:tcPr>
           <w:p>
             <w:r>
@@ -31392,7 +31384,7 @@
       <w:tr>
         <w:tc>
           <w:tcPr>
-            <w:tcW w:type="dxa" w:w="864"/>
+            <w:tcW w:type="dxa" w:w="1141"/>
           </w:tcPr>
           <w:p>
             <w:r>
@@ -31405,7 +31397,7 @@
         </w:tc>
         <w:tc>
           <w:tcPr>
-            <w:tcW w:type="dxa" w:w="864"/>
+            <w:tcW w:type="dxa" w:w="1141"/>
           </w:tcPr>
           <w:p>
             <w:r>
@@ -31418,7 +31410,7 @@
         </w:tc>
         <w:tc>
           <w:tcPr>
-            <w:tcW w:type="dxa" w:w="864"/>
+            <w:tcW w:type="dxa" w:w="1141"/>
           </w:tcPr>
           <w:p>
             <w:r>
@@ -31431,7 +31423,7 @@
         </w:tc>
         <w:tc>
           <w:tcPr>
-            <w:tcW w:type="dxa" w:w="864"/>
+            <w:tcW w:type="dxa" w:w="1141"/>
           </w:tcPr>
           <w:p>
             <w:r>
@@ -31444,7 +31436,7 @@
         </w:tc>
         <w:tc>
           <w:tcPr>
-            <w:tcW w:type="dxa" w:w="864"/>
+            <w:tcW w:type="dxa" w:w="1141"/>
           </w:tcPr>
           <w:p>
             <w:r>
@@ -31457,7 +31449,7 @@
         </w:tc>
         <w:tc>
           <w:tcPr>
-            <w:tcW w:type="dxa" w:w="864"/>
+            <w:tcW w:type="dxa" w:w="1141"/>
           </w:tcPr>
           <w:p>
             <w:r>
@@ -31470,7 +31462,7 @@
         </w:tc>
         <w:tc>
           <w:tcPr>
-            <w:tcW w:type="dxa" w:w="864"/>
+            <w:tcW w:type="dxa" w:w="1141"/>
           </w:tcPr>
           <w:p>
             <w:r>
@@ -31483,7 +31475,7 @@
         </w:tc>
         <w:tc>
           <w:tcPr>
-            <w:tcW w:type="dxa" w:w="864"/>
+            <w:tcW w:type="dxa" w:w="1141"/>
           </w:tcPr>
           <w:p>
             <w:r>
@@ -31496,7 +31488,7 @@
         </w:tc>
         <w:tc>
           <w:tcPr>
-            <w:tcW w:type="dxa" w:w="864"/>
+            <w:tcW w:type="dxa" w:w="1141"/>
           </w:tcPr>
           <w:p>
             <w:r>
@@ -31509,7 +31501,7 @@
         </w:tc>
         <w:tc>
           <w:tcPr>
-            <w:tcW w:type="dxa" w:w="864"/>
+            <w:tcW w:type="dxa" w:w="1141"/>
           </w:tcPr>
           <w:p>
             <w:r>
@@ -31522,7 +31514,7 @@
         </w:tc>
         <w:tc>
           <w:tcPr>
-            <w:tcW w:type="dxa" w:w="864"/>
+            <w:tcW w:type="dxa" w:w="1141"/>
           </w:tcPr>
           <w:p>
             <w:r>
@@ -31535,7 +31527,7 @@
         </w:tc>
         <w:tc>
           <w:tcPr>
-            <w:tcW w:type="dxa" w:w="864"/>
+            <w:tcW w:type="dxa" w:w="1141"/>
           </w:tcPr>
           <w:p>
             <w:r>
@@ -31548,7 +31540,7 @@
         </w:tc>
         <w:tc>
           <w:tcPr>
-            <w:tcW w:type="dxa" w:w="864"/>
+            <w:tcW w:type="dxa" w:w="1141"/>
           </w:tcPr>
           <w:p>
             <w:r>
@@ -31563,7 +31555,7 @@
       <w:tr>
         <w:tc>
           <w:tcPr>
-            <w:tcW w:type="dxa" w:w="864"/>
+            <w:tcW w:type="dxa" w:w="1141"/>
           </w:tcPr>
           <w:p>
             <w:r>
@@ -31576,7 +31568,7 @@
         </w:tc>
         <w:tc>
           <w:tcPr>
-            <w:tcW w:type="dxa" w:w="864"/>
+            <w:tcW w:type="dxa" w:w="1141"/>
           </w:tcPr>
           <w:p>
             <w:r>
@@ -31589,7 +31581,7 @@
         </w:tc>
         <w:tc>
           <w:tcPr>
-            <w:tcW w:type="dxa" w:w="864"/>
+            <w:tcW w:type="dxa" w:w="1141"/>
           </w:tcPr>
           <w:p>
             <w:r>
@@ -31602,7 +31594,7 @@
         </w:tc>
         <w:tc>
           <w:tcPr>
-            <w:tcW w:type="dxa" w:w="864"/>
+            <w:tcW w:type="dxa" w:w="1141"/>
           </w:tcPr>
           <w:p>
             <w:r>
@@ -31615,7 +31607,7 @@
         </w:tc>
         <w:tc>
           <w:tcPr>
-            <w:tcW w:type="dxa" w:w="864"/>
+            <w:tcW w:type="dxa" w:w="1141"/>
           </w:tcPr>
           <w:p>
             <w:r>
@@ -31628,7 +31620,7 @@
         </w:tc>
         <w:tc>
           <w:tcPr>
-            <w:tcW w:type="dxa" w:w="864"/>
+            <w:tcW w:type="dxa" w:w="1141"/>
           </w:tcPr>
           <w:p>
             <w:r>
@@ -31641,7 +31633,7 @@
         </w:tc>
         <w:tc>
           <w:tcPr>
-            <w:tcW w:type="dxa" w:w="864"/>
+            <w:tcW w:type="dxa" w:w="1141"/>
           </w:tcPr>
           <w:p>
             <w:r>
@@ -31654,7 +31646,7 @@
         </w:tc>
         <w:tc>
           <w:tcPr>
-            <w:tcW w:type="dxa" w:w="864"/>
+            <w:tcW w:type="dxa" w:w="1141"/>
           </w:tcPr>
           <w:p>
             <w:r>
@@ -31667,7 +31659,7 @@
         </w:tc>
         <w:tc>
           <w:tcPr>
-            <w:tcW w:type="dxa" w:w="864"/>
+            <w:tcW w:type="dxa" w:w="1141"/>
           </w:tcPr>
           <w:p>
             <w:r>
@@ -31680,7 +31672,7 @@
         </w:tc>
         <w:tc>
           <w:tcPr>
-            <w:tcW w:type="dxa" w:w="864"/>
+            <w:tcW w:type="dxa" w:w="1141"/>
           </w:tcPr>
           <w:p>
             <w:r>
@@ -31693,7 +31685,7 @@
         </w:tc>
         <w:tc>
           <w:tcPr>
-            <w:tcW w:type="dxa" w:w="864"/>
+            <w:tcW w:type="dxa" w:w="1141"/>
           </w:tcPr>
           <w:p>
             <w:r>
@@ -31706,7 +31698,7 @@
         </w:tc>
         <w:tc>
           <w:tcPr>
-            <w:tcW w:type="dxa" w:w="864"/>
+            <w:tcW w:type="dxa" w:w="1141"/>
           </w:tcPr>
           <w:p>
             <w:r>
@@ -31719,7 +31711,7 @@
         </w:tc>
         <w:tc>
           <w:tcPr>
-            <w:tcW w:type="dxa" w:w="864"/>
+            <w:tcW w:type="dxa" w:w="1141"/>
           </w:tcPr>
           <w:p>
             <w:r>
@@ -31734,7 +31726,7 @@
       <w:tr>
         <w:tc>
           <w:tcPr>
-            <w:tcW w:type="dxa" w:w="864"/>
+            <w:tcW w:type="dxa" w:w="1141"/>
           </w:tcPr>
           <w:p>
             <w:r>
@@ -31747,7 +31739,7 @@
         </w:tc>
         <w:tc>
           <w:tcPr>
-            <w:tcW w:type="dxa" w:w="864"/>
+            <w:tcW w:type="dxa" w:w="1141"/>
           </w:tcPr>
           <w:p>
             <w:r>
@@ -31760,7 +31752,7 @@
         </w:tc>
         <w:tc>
           <w:tcPr>
-            <w:tcW w:type="dxa" w:w="864"/>
+            <w:tcW w:type="dxa" w:w="1141"/>
           </w:tcPr>
           <w:p>
             <w:r>
@@ -31773,7 +31765,7 @@
         </w:tc>
         <w:tc>
           <w:tcPr>
-            <w:tcW w:type="dxa" w:w="864"/>
+            <w:tcW w:type="dxa" w:w="1141"/>
           </w:tcPr>
           <w:p>
             <w:r>
@@ -31786,7 +31778,7 @@
         </w:tc>
         <w:tc>
           <w:tcPr>
-            <w:tcW w:type="dxa" w:w="864"/>
+            <w:tcW w:type="dxa" w:w="1141"/>
           </w:tcPr>
           <w:p>
             <w:r>
@@ -31799,7 +31791,7 @@
         </w:tc>
         <w:tc>
           <w:tcPr>
-            <w:tcW w:type="dxa" w:w="864"/>
+            <w:tcW w:type="dxa" w:w="1141"/>
           </w:tcPr>
           <w:p>
             <w:r>
@@ -31812,7 +31804,7 @@
         </w:tc>
         <w:tc>
           <w:tcPr>
-            <w:tcW w:type="dxa" w:w="864"/>
+            <w:tcW w:type="dxa" w:w="1141"/>
           </w:tcPr>
           <w:p>
             <w:r>
@@ -31825,7 +31817,7 @@
         </w:tc>
         <w:tc>
           <w:tcPr>
-            <w:tcW w:type="dxa" w:w="864"/>
+            <w:tcW w:type="dxa" w:w="1141"/>
           </w:tcPr>
           <w:p>
             <w:r>
@@ -31838,7 +31830,7 @@
         </w:tc>
         <w:tc>
           <w:tcPr>
-            <w:tcW w:type="dxa" w:w="864"/>
+            <w:tcW w:type="dxa" w:w="1141"/>
           </w:tcPr>
           <w:p>
             <w:r>
@@ -31851,7 +31843,7 @@
         </w:tc>
         <w:tc>
           <w:tcPr>
-            <w:tcW w:type="dxa" w:w="864"/>
+            <w:tcW w:type="dxa" w:w="1141"/>
           </w:tcPr>
           <w:p>
             <w:r>
@@ -31864,7 +31856,7 @@
         </w:tc>
         <w:tc>
           <w:tcPr>
-            <w:tcW w:type="dxa" w:w="864"/>
+            <w:tcW w:type="dxa" w:w="1141"/>
           </w:tcPr>
           <w:p>
             <w:r>
@@ -31877,7 +31869,7 @@
         </w:tc>
         <w:tc>
           <w:tcPr>
-            <w:tcW w:type="dxa" w:w="864"/>
+            <w:tcW w:type="dxa" w:w="1141"/>
           </w:tcPr>
           <w:p>
             <w:r>
@@ -31890,7 +31882,7 @@
         </w:tc>
         <w:tc>
           <w:tcPr>
-            <w:tcW w:type="dxa" w:w="864"/>
+            <w:tcW w:type="dxa" w:w="1141"/>
           </w:tcPr>
           <w:p>
             <w:r>
@@ -31905,7 +31897,7 @@
       <w:tr>
         <w:tc>
           <w:tcPr>
-            <w:tcW w:type="dxa" w:w="864"/>
+            <w:tcW w:type="dxa" w:w="1141"/>
           </w:tcPr>
           <w:p>
             <w:r>
@@ -31918,7 +31910,7 @@
         </w:tc>
         <w:tc>
           <w:tcPr>
-            <w:tcW w:type="dxa" w:w="864"/>
+            <w:tcW w:type="dxa" w:w="1141"/>
           </w:tcPr>
           <w:p>
             <w:r>
@@ -31931,7 +31923,7 @@
         </w:tc>
         <w:tc>
           <w:tcPr>
-            <w:tcW w:type="dxa" w:w="864"/>
+            <w:tcW w:type="dxa" w:w="1141"/>
           </w:tcPr>
           <w:p>
             <w:r>
@@ -31944,7 +31936,7 @@
         </w:tc>
         <w:tc>
           <w:tcPr>
-            <w:tcW w:type="dxa" w:w="864"/>
+            <w:tcW w:type="dxa" w:w="1141"/>
           </w:tcPr>
           <w:p>
             <w:r>
@@ -31957,7 +31949,7 @@
         </w:tc>
         <w:tc>
           <w:tcPr>
-            <w:tcW w:type="dxa" w:w="864"/>
+            <w:tcW w:type="dxa" w:w="1141"/>
           </w:tcPr>
           <w:p>
             <w:r>
@@ -31970,7 +31962,7 @@
         </w:tc>
         <w:tc>
           <w:tcPr>
-            <w:tcW w:type="dxa" w:w="864"/>
+            <w:tcW w:type="dxa" w:w="1141"/>
           </w:tcPr>
           <w:p>
             <w:r>
@@ -31983,7 +31975,7 @@
         </w:tc>
         <w:tc>
           <w:tcPr>
-            <w:tcW w:type="dxa" w:w="864"/>
+            <w:tcW w:type="dxa" w:w="1141"/>
           </w:tcPr>
           <w:p>
             <w:r>
@@ -31996,7 +31988,7 @@
         </w:tc>
         <w:tc>
           <w:tcPr>
-            <w:tcW w:type="dxa" w:w="864"/>
+            <w:tcW w:type="dxa" w:w="1141"/>
           </w:tcPr>
           <w:p>
             <w:r>
@@ -32009,7 +32001,7 @@
         </w:tc>
         <w:tc>
           <w:tcPr>
-            <w:tcW w:type="dxa" w:w="864"/>
+            <w:tcW w:type="dxa" w:w="1141"/>
           </w:tcPr>
           <w:p>
             <w:r>
@@ -32022,7 +32014,7 @@
         </w:tc>
         <w:tc>
           <w:tcPr>
-            <w:tcW w:type="dxa" w:w="864"/>
+            <w:tcW w:type="dxa" w:w="1141"/>
           </w:tcPr>
           <w:p>
             <w:r>
@@ -32035,7 +32027,7 @@
         </w:tc>
         <w:tc>
           <w:tcPr>
-            <w:tcW w:type="dxa" w:w="864"/>
+            <w:tcW w:type="dxa" w:w="1141"/>
           </w:tcPr>
           <w:p>
             <w:r>
@@ -32048,7 +32040,7 @@
         </w:tc>
         <w:tc>
           <w:tcPr>
-            <w:tcW w:type="dxa" w:w="864"/>
+            <w:tcW w:type="dxa" w:w="1141"/>
           </w:tcPr>
           <w:p>
             <w:r>
@@ -32061,7 +32053,7 @@
         </w:tc>
         <w:tc>
           <w:tcPr>
-            <w:tcW w:type="dxa" w:w="864"/>
+            <w:tcW w:type="dxa" w:w="1141"/>
           </w:tcPr>
           <w:p>
             <w:r>
@@ -32076,7 +32068,7 @@
       <w:tr>
         <w:tc>
           <w:tcPr>
-            <w:tcW w:type="dxa" w:w="864"/>
+            <w:tcW w:type="dxa" w:w="1141"/>
           </w:tcPr>
           <w:p>
             <w:r>
@@ -32089,7 +32081,7 @@
         </w:tc>
         <w:tc>
           <w:tcPr>
-            <w:tcW w:type="dxa" w:w="864"/>
+            <w:tcW w:type="dxa" w:w="1141"/>
           </w:tcPr>
           <w:p>
             <w:r>
@@ -32102,7 +32094,7 @@
         </w:tc>
         <w:tc>
           <w:tcPr>
-            <w:tcW w:type="dxa" w:w="864"/>
+            <w:tcW w:type="dxa" w:w="1141"/>
           </w:tcPr>
           <w:p>
             <w:r>
@@ -32115,7 +32107,7 @@
         </w:tc>
         <w:tc>
           <w:tcPr>
-            <w:tcW w:type="dxa" w:w="864"/>
+            <w:tcW w:type="dxa" w:w="1141"/>
           </w:tcPr>
           <w:p>
             <w:r>
@@ -32128,7 +32120,7 @@
         </w:tc>
         <w:tc>
           <w:tcPr>
-            <w:tcW w:type="dxa" w:w="864"/>
+            <w:tcW w:type="dxa" w:w="1141"/>
           </w:tcPr>
           <w:p>
             <w:r>
@@ -32141,7 +32133,7 @@
         </w:tc>
         <w:tc>
           <w:tcPr>
-            <w:tcW w:type="dxa" w:w="864"/>
+            <w:tcW w:type="dxa" w:w="1141"/>
           </w:tcPr>
           <w:p>
             <w:r>
@@ -32154,7 +32146,7 @@
         </w:tc>
         <w:tc>
           <w:tcPr>
-            <w:tcW w:type="dxa" w:w="864"/>
+            <w:tcW w:type="dxa" w:w="1141"/>
           </w:tcPr>
           <w:p>
             <w:r>
@@ -32167,7 +32159,7 @@
         </w:tc>
         <w:tc>
           <w:tcPr>
-            <w:tcW w:type="dxa" w:w="864"/>
+            <w:tcW w:type="dxa" w:w="1141"/>
           </w:tcPr>
           <w:p>
             <w:r>
@@ -32180,7 +32172,7 @@
         </w:tc>
         <w:tc>
           <w:tcPr>
-            <w:tcW w:type="dxa" w:w="864"/>
+            <w:tcW w:type="dxa" w:w="1141"/>
           </w:tcPr>
           <w:p>
             <w:r>
@@ -32193,7 +32185,7 @@
         </w:tc>
         <w:tc>
           <w:tcPr>
-            <w:tcW w:type="dxa" w:w="864"/>
+            <w:tcW w:type="dxa" w:w="1141"/>
           </w:tcPr>
           <w:p>
             <w:r>
@@ -32206,7 +32198,7 @@
         </w:tc>
         <w:tc>
           <w:tcPr>
-            <w:tcW w:type="dxa" w:w="864"/>
+            <w:tcW w:type="dxa" w:w="1141"/>
           </w:tcPr>
           <w:p>
             <w:r>
@@ -32219,7 +32211,7 @@
         </w:tc>
         <w:tc>
           <w:tcPr>
-            <w:tcW w:type="dxa" w:w="864"/>
+            <w:tcW w:type="dxa" w:w="1141"/>
           </w:tcPr>
           <w:p>
             <w:r>
@@ -32232,7 +32224,7 @@
         </w:tc>
         <w:tc>
           <w:tcPr>
-            <w:tcW w:type="dxa" w:w="864"/>
+            <w:tcW w:type="dxa" w:w="1141"/>
           </w:tcPr>
           <w:p>
             <w:r>
@@ -32247,7 +32239,7 @@
       <w:tr>
         <w:tc>
           <w:tcPr>
-            <w:tcW w:type="dxa" w:w="864"/>
+            <w:tcW w:type="dxa" w:w="1141"/>
           </w:tcPr>
           <w:p>
             <w:r>
@@ -32260,7 +32252,7 @@
         </w:tc>
         <w:tc>
           <w:tcPr>
-            <w:tcW w:type="dxa" w:w="864"/>
+            <w:tcW w:type="dxa" w:w="1141"/>
           </w:tcPr>
           <w:p>
             <w:r>
@@ -32273,7 +32265,7 @@
         </w:tc>
         <w:tc>
           <w:tcPr>
-            <w:tcW w:type="dxa" w:w="864"/>
+            <w:tcW w:type="dxa" w:w="1141"/>
           </w:tcPr>
           <w:p>
             <w:r>
@@ -32286,7 +32278,7 @@
         </w:tc>
         <w:tc>
           <w:tcPr>
-            <w:tcW w:type="dxa" w:w="864"/>
+            <w:tcW w:type="dxa" w:w="1141"/>
           </w:tcPr>
           <w:p>
             <w:r>
@@ -32299,7 +32291,7 @@
         </w:tc>
         <w:tc>
           <w:tcPr>
-            <w:tcW w:type="dxa" w:w="864"/>
+            <w:tcW w:type="dxa" w:w="1141"/>
           </w:tcPr>
           <w:p>
             <w:r>
@@ -32312,7 +32304,7 @@
         </w:tc>
         <w:tc>
           <w:tcPr>
-            <w:tcW w:type="dxa" w:w="864"/>
+            <w:tcW w:type="dxa" w:w="1141"/>
           </w:tcPr>
           <w:p>
             <w:r>
@@ -32325,7 +32317,7 @@
         </w:tc>
         <w:tc>
           <w:tcPr>
-            <w:tcW w:type="dxa" w:w="864"/>
+            <w:tcW w:type="dxa" w:w="1141"/>
           </w:tcPr>
           <w:p>
             <w:r>
@@ -32338,7 +32330,7 @@
         </w:tc>
         <w:tc>
           <w:tcPr>
-            <w:tcW w:type="dxa" w:w="864"/>
+            <w:tcW w:type="dxa" w:w="1141"/>
           </w:tcPr>
           <w:p>
             <w:r>
@@ -32351,7 +32343,7 @@
         </w:tc>
         <w:tc>
           <w:tcPr>
-            <w:tcW w:type="dxa" w:w="864"/>
+            <w:tcW w:type="dxa" w:w="1141"/>
           </w:tcPr>
           <w:p>
             <w:r>
@@ -32364,7 +32356,7 @@
         </w:tc>
         <w:tc>
           <w:tcPr>
-            <w:tcW w:type="dxa" w:w="864"/>
+            <w:tcW w:type="dxa" w:w="1141"/>
           </w:tcPr>
           <w:p>
             <w:r>
@@ -32377,7 +32369,7 @@
         </w:tc>
         <w:tc>
           <w:tcPr>
-            <w:tcW w:type="dxa" w:w="864"/>
+            <w:tcW w:type="dxa" w:w="1141"/>
           </w:tcPr>
           <w:p>
             <w:r>
@@ -32390,7 +32382,7 @@
         </w:tc>
         <w:tc>
           <w:tcPr>
-            <w:tcW w:type="dxa" w:w="864"/>
+            <w:tcW w:type="dxa" w:w="1141"/>
           </w:tcPr>
           <w:p>
             <w:r>
@@ -32403,7 +32395,7 @@
         </w:tc>
         <w:tc>
           <w:tcPr>
-            <w:tcW w:type="dxa" w:w="864"/>
+            <w:tcW w:type="dxa" w:w="1141"/>
           </w:tcPr>
           <w:p>
             <w:r>
@@ -32418,7 +32410,7 @@
       <w:tr>
         <w:tc>
           <w:tcPr>
-            <w:tcW w:type="dxa" w:w="864"/>
+            <w:tcW w:type="dxa" w:w="1141"/>
           </w:tcPr>
           <w:p>
             <w:r>
@@ -32431,7 +32423,7 @@
         </w:tc>
         <w:tc>
           <w:tcPr>
-            <w:tcW w:type="dxa" w:w="864"/>
+            <w:tcW w:type="dxa" w:w="1141"/>
           </w:tcPr>
           <w:p>
             <w:r>
@@ -32444,7 +32436,7 @@
         </w:tc>
         <w:tc>
           <w:tcPr>
-            <w:tcW w:type="dxa" w:w="864"/>
+            <w:tcW w:type="dxa" w:w="1141"/>
           </w:tcPr>
           <w:p>
             <w:r>
@@ -32457,7 +32449,7 @@
         </w:tc>
         <w:tc>
           <w:tcPr>
-            <w:tcW w:type="dxa" w:w="864"/>
+            <w:tcW w:type="dxa" w:w="1141"/>
           </w:tcPr>
           <w:p>
             <w:r>
@@ -32470,7 +32462,7 @@
         </w:tc>
         <w:tc>
           <w:tcPr>
-            <w:tcW w:type="dxa" w:w="864"/>
+            <w:tcW w:type="dxa" w:w="1141"/>
           </w:tcPr>
           <w:p>
             <w:r>
@@ -32483,7 +32475,7 @@
         </w:tc>
         <w:tc>
           <w:tcPr>
-            <w:tcW w:type="dxa" w:w="864"/>
+            <w:tcW w:type="dxa" w:w="1141"/>
           </w:tcPr>
           <w:p>
             <w:r>
@@ -32496,7 +32488,7 @@
         </w:tc>
         <w:tc>
           <w:tcPr>
-            <w:tcW w:type="dxa" w:w="864"/>
+            <w:tcW w:type="dxa" w:w="1141"/>
           </w:tcPr>
           <w:p>
             <w:r>
@@ -32509,7 +32501,7 @@
         </w:tc>
         <w:tc>
           <w:tcPr>
-            <w:tcW w:type="dxa" w:w="864"/>
+            <w:tcW w:type="dxa" w:w="1141"/>
           </w:tcPr>
           <w:p>
             <w:r>
@@ -32522,7 +32514,7 @@
         </w:tc>
         <w:tc>
           <w:tcPr>
-            <w:tcW w:type="dxa" w:w="864"/>
+            <w:tcW w:type="dxa" w:w="1141"/>
           </w:tcPr>
           <w:p>
             <w:r>
@@ -32535,7 +32527,7 @@
         </w:tc>
         <w:tc>
           <w:tcPr>
-            <w:tcW w:type="dxa" w:w="864"/>
+            <w:tcW w:type="dxa" w:w="1141"/>
           </w:tcPr>
           <w:p>
             <w:r>
@@ -32548,7 +32540,7 @@
         </w:tc>
         <w:tc>
           <w:tcPr>
-            <w:tcW w:type="dxa" w:w="864"/>
+            <w:tcW w:type="dxa" w:w="1141"/>
           </w:tcPr>
           <w:p>
             <w:r>
@@ -32561,7 +32553,7 @@
         </w:tc>
         <w:tc>
           <w:tcPr>
-            <w:tcW w:type="dxa" w:w="864"/>
+            <w:tcW w:type="dxa" w:w="1141"/>
           </w:tcPr>
           <w:p>
             <w:r>
@@ -32574,7 +32566,7 @@
         </w:tc>
         <w:tc>
           <w:tcPr>
-            <w:tcW w:type="dxa" w:w="864"/>
+            <w:tcW w:type="dxa" w:w="1141"/>
           </w:tcPr>
           <w:p>
             <w:r>
@@ -32589,7 +32581,7 @@
       <w:tr>
         <w:tc>
           <w:tcPr>
-            <w:tcW w:type="dxa" w:w="864"/>
+            <w:tcW w:type="dxa" w:w="1141"/>
           </w:tcPr>
           <w:p>
             <w:r>
@@ -32602,7 +32594,7 @@
         </w:tc>
         <w:tc>
           <w:tcPr>
-            <w:tcW w:type="dxa" w:w="864"/>
+            <w:tcW w:type="dxa" w:w="1141"/>
           </w:tcPr>
           <w:p>
             <w:r>
@@ -32615,7 +32607,7 @@
         </w:tc>
         <w:tc>
           <w:tcPr>
-            <w:tcW w:type="dxa" w:w="864"/>
+            <w:tcW w:type="dxa" w:w="1141"/>
           </w:tcPr>
           <w:p>
             <w:r>
@@ -32628,7 +32620,7 @@
         </w:tc>
         <w:tc>
           <w:tcPr>
-            <w:tcW w:type="dxa" w:w="864"/>
+            <w:tcW w:type="dxa" w:w="1141"/>
           </w:tcPr>
           <w:p>
             <w:r>
@@ -32641,7 +32633,7 @@
         </w:tc>
         <w:tc>
           <w:tcPr>
-            <w:tcW w:type="dxa" w:w="864"/>
+            <w:tcW w:type="dxa" w:w="1141"/>
           </w:tcPr>
           <w:p>
             <w:r>
@@ -32654,7 +32646,7 @@
         </w:tc>
         <w:tc>
           <w:tcPr>
-            <w:tcW w:type="dxa" w:w="864"/>
+            <w:tcW w:type="dxa" w:w="1141"/>
           </w:tcPr>
           <w:p>
             <w:r>
@@ -32667,7 +32659,7 @@
         </w:tc>
         <w:tc>
           <w:tcPr>
-            <w:tcW w:type="dxa" w:w="864"/>
+            <w:tcW w:type="dxa" w:w="1141"/>
           </w:tcPr>
           <w:p>
             <w:r>
@@ -32680,7 +32672,7 @@
         </w:tc>
         <w:tc>
           <w:tcPr>
-            <w:tcW w:type="dxa" w:w="864"/>
+            <w:tcW w:type="dxa" w:w="1141"/>
           </w:tcPr>
           <w:p>
             <w:r>
@@ -32693,7 +32685,7 @@
         </w:tc>
         <w:tc>
           <w:tcPr>
-            <w:tcW w:type="dxa" w:w="864"/>
+            <w:tcW w:type="dxa" w:w="1141"/>
           </w:tcPr>
           <w:p>
             <w:r>
@@ -32706,7 +32698,7 @@
         </w:tc>
         <w:tc>
           <w:tcPr>
-            <w:tcW w:type="dxa" w:w="864"/>
+            <w:tcW w:type="dxa" w:w="1141"/>
           </w:tcPr>
           <w:p>
             <w:r>
@@ -32719,7 +32711,7 @@
         </w:tc>
         <w:tc>
           <w:tcPr>
-            <w:tcW w:type="dxa" w:w="864"/>
+            <w:tcW w:type="dxa" w:w="1141"/>
           </w:tcPr>
           <w:p>
             <w:r>
@@ -32732,7 +32724,7 @@
         </w:tc>
         <w:tc>
           <w:tcPr>
-            <w:tcW w:type="dxa" w:w="864"/>
+            <w:tcW w:type="dxa" w:w="1141"/>
           </w:tcPr>
           <w:p>
             <w:r>
@@ -32745,7 +32737,7 @@
         </w:tc>
         <w:tc>
           <w:tcPr>
-            <w:tcW w:type="dxa" w:w="864"/>
+            <w:tcW w:type="dxa" w:w="1141"/>
           </w:tcPr>
           <w:p>
             <w:r>
@@ -32760,7 +32752,7 @@
       <w:tr>
         <w:tc>
           <w:tcPr>
-            <w:tcW w:type="dxa" w:w="864"/>
+            <w:tcW w:type="dxa" w:w="1141"/>
           </w:tcPr>
           <w:p>
             <w:r>
@@ -32773,7 +32765,7 @@
         </w:tc>
         <w:tc>
           <w:tcPr>
-            <w:tcW w:type="dxa" w:w="864"/>
+            <w:tcW w:type="dxa" w:w="1141"/>
           </w:tcPr>
           <w:p>
             <w:r>
@@ -32786,7 +32778,7 @@
         </w:tc>
         <w:tc>
           <w:tcPr>
-            <w:tcW w:type="dxa" w:w="864"/>
+            <w:tcW w:type="dxa" w:w="1141"/>
           </w:tcPr>
           <w:p>
             <w:r>
@@ -32799,7 +32791,7 @@
         </w:tc>
         <w:tc>
           <w:tcPr>
-            <w:tcW w:type="dxa" w:w="864"/>
+            <w:tcW w:type="dxa" w:w="1141"/>
           </w:tcPr>
           <w:p>
             <w:r>
@@ -32812,7 +32804,7 @@
         </w:tc>
         <w:tc>
           <w:tcPr>
-            <w:tcW w:type="dxa" w:w="864"/>
+            <w:tcW w:type="dxa" w:w="1141"/>
           </w:tcPr>
           <w:p>
             <w:r>
@@ -32825,7 +32817,7 @@
         </w:tc>
         <w:tc>
           <w:tcPr>
-            <w:tcW w:type="dxa" w:w="864"/>
+            <w:tcW w:type="dxa" w:w="1141"/>
           </w:tcPr>
           <w:p>
             <w:r>
@@ -32838,7 +32830,7 @@
         </w:tc>
         <w:tc>
           <w:tcPr>
-            <w:tcW w:type="dxa" w:w="864"/>
+            <w:tcW w:type="dxa" w:w="1141"/>
           </w:tcPr>
           <w:p>
             <w:r>
@@ -32851,7 +32843,7 @@
         </w:tc>
         <w:tc>
           <w:tcPr>
-            <w:tcW w:type="dxa" w:w="864"/>
+            <w:tcW w:type="dxa" w:w="1141"/>
           </w:tcPr>
           <w:p>
             <w:r>
@@ -32864,7 +32856,7 @@
         </w:tc>
         <w:tc>
           <w:tcPr>
-            <w:tcW w:type="dxa" w:w="864"/>
+            <w:tcW w:type="dxa" w:w="1141"/>
           </w:tcPr>
           <w:p>
             <w:r>
@@ -32877,7 +32869,7 @@
         </w:tc>
         <w:tc>
           <w:tcPr>
-            <w:tcW w:type="dxa" w:w="864"/>
+            <w:tcW w:type="dxa" w:w="1141"/>
           </w:tcPr>
           <w:p>
             <w:r>
@@ -32890,7 +32882,7 @@
         </w:tc>
         <w:tc>
           <w:tcPr>
-            <w:tcW w:type="dxa" w:w="864"/>
+            <w:tcW w:type="dxa" w:w="1141"/>
           </w:tcPr>
           <w:p>
             <w:r>
@@ -32903,7 +32895,7 @@
         </w:tc>
         <w:tc>
           <w:tcPr>
-            <w:tcW w:type="dxa" w:w="864"/>
+            <w:tcW w:type="dxa" w:w="1141"/>
           </w:tcPr>
           <w:p>
             <w:r>
@@ -32916,7 +32908,7 @@
         </w:tc>
         <w:tc>
           <w:tcPr>
-            <w:tcW w:type="dxa" w:w="864"/>
+            <w:tcW w:type="dxa" w:w="1141"/>
           </w:tcPr>
           <w:p>
             <w:r>
@@ -32931,7 +32923,7 @@
       <w:tr>
         <w:tc>
           <w:tcPr>
-            <w:tcW w:type="dxa" w:w="864"/>
+            <w:tcW w:type="dxa" w:w="1141"/>
           </w:tcPr>
           <w:p>
             <w:r>
@@ -32944,7 +32936,7 @@
         </w:tc>
         <w:tc>
           <w:tcPr>
-            <w:tcW w:type="dxa" w:w="864"/>
+            <w:tcW w:type="dxa" w:w="1141"/>
           </w:tcPr>
           <w:p>
             <w:r>
@@ -32957,7 +32949,7 @@
         </w:tc>
         <w:tc>
           <w:tcPr>
-            <w:tcW w:type="dxa" w:w="864"/>
+            <w:tcW w:type="dxa" w:w="1141"/>
           </w:tcPr>
           <w:p>
             <w:r>
@@ -32970,7 +32962,7 @@
         </w:tc>
         <w:tc>
           <w:tcPr>
-            <w:tcW w:type="dxa" w:w="864"/>
+            <w:tcW w:type="dxa" w:w="1141"/>
           </w:tcPr>
           <w:p>
             <w:r>
@@ -32983,7 +32975,7 @@
         </w:tc>
         <w:tc>
           <w:tcPr>
-            <w:tcW w:type="dxa" w:w="864"/>
+            <w:tcW w:type="dxa" w:w="1141"/>
           </w:tcPr>
           <w:p>
             <w:r>
@@ -32996,7 +32988,7 @@
         </w:tc>
         <w:tc>
           <w:tcPr>
-            <w:tcW w:type="dxa" w:w="864"/>
+            <w:tcW w:type="dxa" w:w="1141"/>
           </w:tcPr>
           <w:p>
             <w:r>
@@ -33009,7 +33001,7 @@
         </w:tc>
         <w:tc>
           <w:tcPr>
-            <w:tcW w:type="dxa" w:w="864"/>
+            <w:tcW w:type="dxa" w:w="1141"/>
           </w:tcPr>
           <w:p>
             <w:r>
@@ -33022,7 +33014,7 @@
         </w:tc>
         <w:tc>
           <w:tcPr>
-            <w:tcW w:type="dxa" w:w="864"/>
+            <w:tcW w:type="dxa" w:w="1141"/>
           </w:tcPr>
           <w:p>
             <w:r>
@@ -33035,7 +33027,7 @@
         </w:tc>
         <w:tc>
           <w:tcPr>
-            <w:tcW w:type="dxa" w:w="864"/>
+            <w:tcW w:type="dxa" w:w="1141"/>
           </w:tcPr>
           <w:p>
             <w:r>
@@ -33048,7 +33040,7 @@
         </w:tc>
         <w:tc>
           <w:tcPr>
-            <w:tcW w:type="dxa" w:w="864"/>
+            <w:tcW w:type="dxa" w:w="1141"/>
           </w:tcPr>
           <w:p>
             <w:r>
@@ -33061,7 +33053,7 @@
         </w:tc>
         <w:tc>
           <w:tcPr>
-            <w:tcW w:type="dxa" w:w="864"/>
+            <w:tcW w:type="dxa" w:w="1141"/>
           </w:tcPr>
           <w:p>
             <w:r>
@@ -33074,7 +33066,7 @@
         </w:tc>
         <w:tc>
           <w:tcPr>
-            <w:tcW w:type="dxa" w:w="864"/>
+            <w:tcW w:type="dxa" w:w="1141"/>
           </w:tcPr>
           <w:p>
             <w:r>
@@ -33087,7 +33079,7 @@
         </w:tc>
         <w:tc>
           <w:tcPr>
-            <w:tcW w:type="dxa" w:w="864"/>
+            <w:tcW w:type="dxa" w:w="1141"/>
           </w:tcPr>
           <w:p>
             <w:r>
@@ -33102,7 +33094,7 @@
       <w:tr>
         <w:tc>
           <w:tcPr>
-            <w:tcW w:type="dxa" w:w="864"/>
+            <w:tcW w:type="dxa" w:w="1141"/>
           </w:tcPr>
           <w:p>
             <w:r>
@@ -33115,7 +33107,7 @@
         </w:tc>
         <w:tc>
           <w:tcPr>
-            <w:tcW w:type="dxa" w:w="864"/>
+            <w:tcW w:type="dxa" w:w="1141"/>
           </w:tcPr>
           <w:p>
             <w:r>
@@ -33128,7 +33120,7 @@
         </w:tc>
         <w:tc>
           <w:tcPr>
-            <w:tcW w:type="dxa" w:w="864"/>
+            <w:tcW w:type="dxa" w:w="1141"/>
           </w:tcPr>
           <w:p>
             <w:r>
@@ -33141,7 +33133,7 @@
         </w:tc>
         <w:tc>
           <w:tcPr>
-            <w:tcW w:type="dxa" w:w="864"/>
+            <w:tcW w:type="dxa" w:w="1141"/>
           </w:tcPr>
           <w:p>
             <w:r>
@@ -33154,7 +33146,7 @@
         </w:tc>
         <w:tc>
           <w:tcPr>
-            <w:tcW w:type="dxa" w:w="864"/>
+            <w:tcW w:type="dxa" w:w="1141"/>
           </w:tcPr>
           <w:p>
             <w:r>
@@ -33167,7 +33159,7 @@
         </w:tc>
         <w:tc>
           <w:tcPr>
-            <w:tcW w:type="dxa" w:w="864"/>
+            <w:tcW w:type="dxa" w:w="1141"/>
           </w:tcPr>
           <w:p>
             <w:r>
@@ -33180,7 +33172,7 @@
         </w:tc>
         <w:tc>
           <w:tcPr>
-            <w:tcW w:type="dxa" w:w="864"/>
+            <w:tcW w:type="dxa" w:w="1141"/>
           </w:tcPr>
           <w:p>
             <w:r>
@@ -33193,7 +33185,7 @@
         </w:tc>
         <w:tc>
           <w:tcPr>
-            <w:tcW w:type="dxa" w:w="864"/>
+            <w:tcW w:type="dxa" w:w="1141"/>
           </w:tcPr>
           <w:p>
             <w:r>
@@ -33206,7 +33198,7 @@
         </w:tc>
         <w:tc>
           <w:tcPr>
-            <w:tcW w:type="dxa" w:w="864"/>
+            <w:tcW w:type="dxa" w:w="1141"/>
           </w:tcPr>
           <w:p>
             <w:r>
@@ -33219,7 +33211,7 @@
         </w:tc>
         <w:tc>
           <w:tcPr>
-            <w:tcW w:type="dxa" w:w="864"/>
+            <w:tcW w:type="dxa" w:w="1141"/>
           </w:tcPr>
           <w:p>
             <w:r>
@@ -33232,7 +33224,7 @@
         </w:tc>
         <w:tc>
           <w:tcPr>
-            <w:tcW w:type="dxa" w:w="864"/>
+            <w:tcW w:type="dxa" w:w="1141"/>
           </w:tcPr>
           <w:p>
             <w:r>
@@ -33245,7 +33237,7 @@
         </w:tc>
         <w:tc>
           <w:tcPr>
-            <w:tcW w:type="dxa" w:w="864"/>
+            <w:tcW w:type="dxa" w:w="1141"/>
           </w:tcPr>
           <w:p>
             <w:r>
@@ -33258,7 +33250,7 @@
         </w:tc>
         <w:tc>
           <w:tcPr>
-            <w:tcW w:type="dxa" w:w="864"/>
+            <w:tcW w:type="dxa" w:w="1141"/>
           </w:tcPr>
           <w:p>
             <w:r>
@@ -33273,7 +33265,7 @@
       <w:tr>
         <w:tc>
           <w:tcPr>
-            <w:tcW w:type="dxa" w:w="864"/>
+            <w:tcW w:type="dxa" w:w="1141"/>
           </w:tcPr>
           <w:p>
             <w:r>
@@ -33286,7 +33278,7 @@
         </w:tc>
         <w:tc>
           <w:tcPr>
-            <w:tcW w:type="dxa" w:w="864"/>
+            <w:tcW w:type="dxa" w:w="1141"/>
           </w:tcPr>
           <w:p>
             <w:r>
@@ -33299,7 +33291,7 @@
         </w:tc>
         <w:tc>
           <w:tcPr>
-            <w:tcW w:type="dxa" w:w="864"/>
+            <w:tcW w:type="dxa" w:w="1141"/>
           </w:tcPr>
           <w:p>
             <w:r>
@@ -33312,7 +33304,7 @@
         </w:tc>
         <w:tc>
           <w:tcPr>
-            <w:tcW w:type="dxa" w:w="864"/>
+            <w:tcW w:type="dxa" w:w="1141"/>
           </w:tcPr>
           <w:p>
             <w:r>
@@ -33325,7 +33317,7 @@
         </w:tc>
         <w:tc>
           <w:tcPr>
-            <w:tcW w:type="dxa" w:w="864"/>
+            <w:tcW w:type="dxa" w:w="1141"/>
           </w:tcPr>
           <w:p>
             <w:r>
@@ -33338,7 +33330,7 @@
         </w:tc>
         <w:tc>
           <w:tcPr>
-            <w:tcW w:type="dxa" w:w="864"/>
+            <w:tcW w:type="dxa" w:w="1141"/>
           </w:tcPr>
           <w:p>
             <w:r>
@@ -33351,7 +33343,7 @@
         </w:tc>
         <w:tc>
           <w:tcPr>
-            <w:tcW w:type="dxa" w:w="864"/>
+            <w:tcW w:type="dxa" w:w="1141"/>
           </w:tcPr>
           <w:p>
             <w:r>
@@ -33364,7 +33356,7 @@
         </w:tc>
         <w:tc>
           <w:tcPr>
-            <w:tcW w:type="dxa" w:w="864"/>
+            <w:tcW w:type="dxa" w:w="1141"/>
           </w:tcPr>
           <w:p>
             <w:r>
@@ -33377,7 +33369,7 @@
         </w:tc>
         <w:tc>
           <w:tcPr>
-            <w:tcW w:type="dxa" w:w="864"/>
+            <w:tcW w:type="dxa" w:w="1141"/>
           </w:tcPr>
           <w:p>
             <w:r>
@@ -33390,7 +33382,7 @@
         </w:tc>
         <w:tc>
           <w:tcPr>
-            <w:tcW w:type="dxa" w:w="864"/>
+            <w:tcW w:type="dxa" w:w="1141"/>
           </w:tcPr>
           <w:p>
             <w:r>
@@ -33403,7 +33395,7 @@
         </w:tc>
         <w:tc>
           <w:tcPr>
-            <w:tcW w:type="dxa" w:w="864"/>
+            <w:tcW w:type="dxa" w:w="1141"/>
           </w:tcPr>
           <w:p>
             <w:r>
@@ -33416,7 +33408,7 @@
         </w:tc>
         <w:tc>
           <w:tcPr>
-            <w:tcW w:type="dxa" w:w="864"/>
+            <w:tcW w:type="dxa" w:w="1141"/>
           </w:tcPr>
           <w:p>
             <w:r>
@@ -33429,7 +33421,7 @@
         </w:tc>
         <w:tc>
           <w:tcPr>
-            <w:tcW w:type="dxa" w:w="864"/>
+            <w:tcW w:type="dxa" w:w="1141"/>
           </w:tcPr>
           <w:p>
             <w:r>
@@ -33444,7 +33436,7 @@
       <w:tr>
         <w:tc>
           <w:tcPr>
-            <w:tcW w:type="dxa" w:w="864"/>
+            <w:tcW w:type="dxa" w:w="1141"/>
           </w:tcPr>
           <w:p>
             <w:r>
@@ -33457,7 +33449,7 @@
         </w:tc>
         <w:tc>
           <w:tcPr>
-            <w:tcW w:type="dxa" w:w="864"/>
+            <w:tcW w:type="dxa" w:w="1141"/>
           </w:tcPr>
           <w:p>
             <w:r>
@@ -33470,7 +33462,7 @@
         </w:tc>
         <w:tc>
           <w:tcPr>
-            <w:tcW w:type="dxa" w:w="864"/>
+            <w:tcW w:type="dxa" w:w="1141"/>
           </w:tcPr>
           <w:p>
             <w:r>
@@ -33483,7 +33475,7 @@
         </w:tc>
         <w:tc>
           <w:tcPr>
-            <w:tcW w:type="dxa" w:w="864"/>
+            <w:tcW w:type="dxa" w:w="1141"/>
           </w:tcPr>
           <w:p>
             <w:r>
@@ -33496,7 +33488,7 @@
         </w:tc>
         <w:tc>
           <w:tcPr>
-            <w:tcW w:type="dxa" w:w="864"/>
+            <w:tcW w:type="dxa" w:w="1141"/>
           </w:tcPr>
           <w:p>
             <w:r>
@@ -33509,7 +33501,7 @@
         </w:tc>
         <w:tc>
           <w:tcPr>
-            <w:tcW w:type="dxa" w:w="864"/>
+            <w:tcW w:type="dxa" w:w="1141"/>
           </w:tcPr>
           <w:p>
             <w:r>
@@ -33522,7 +33514,7 @@
         </w:tc>
         <w:tc>
           <w:tcPr>
-            <w:tcW w:type="dxa" w:w="864"/>
+            <w:tcW w:type="dxa" w:w="1141"/>
           </w:tcPr>
           <w:p>
             <w:r>
@@ -33535,7 +33527,7 @@
         </w:tc>
         <w:tc>
           <w:tcPr>
-            <w:tcW w:type="dxa" w:w="864"/>
+            <w:tcW w:type="dxa" w:w="1141"/>
           </w:tcPr>
           <w:p>
             <w:r>
@@ -33548,7 +33540,7 @@
         </w:tc>
         <w:tc>
           <w:tcPr>
-            <w:tcW w:type="dxa" w:w="864"/>
+            <w:tcW w:type="dxa" w:w="1141"/>
           </w:tcPr>
           <w:p>
             <w:r>
@@ -33561,7 +33553,7 @@
         </w:tc>
         <w:tc>
           <w:tcPr>
-            <w:tcW w:type="dxa" w:w="864"/>
+            <w:tcW w:type="dxa" w:w="1141"/>
           </w:tcPr>
           <w:p>
             <w:r>
@@ -33574,7 +33566,7 @@
         </w:tc>
         <w:tc>
           <w:tcPr>
-            <w:tcW w:type="dxa" w:w="864"/>
+            <w:tcW w:type="dxa" w:w="1141"/>
           </w:tcPr>
           <w:p>
             <w:r>
@@ -33587,7 +33579,7 @@
         </w:tc>
         <w:tc>
           <w:tcPr>
-            <w:tcW w:type="dxa" w:w="864"/>
+            <w:tcW w:type="dxa" w:w="1141"/>
           </w:tcPr>
           <w:p>
             <w:r>
@@ -33600,7 +33592,7 @@
         </w:tc>
         <w:tc>
           <w:tcPr>
-            <w:tcW w:type="dxa" w:w="864"/>
+            <w:tcW w:type="dxa" w:w="1141"/>
           </w:tcPr>
           <w:p>
             <w:r>
@@ -33615,7 +33607,7 @@
       <w:tr>
         <w:tc>
           <w:tcPr>
-            <w:tcW w:type="dxa" w:w="864"/>
+            <w:tcW w:type="dxa" w:w="1141"/>
           </w:tcPr>
           <w:p>
             <w:r>
@@ -33628,7 +33620,7 @@
         </w:tc>
         <w:tc>
           <w:tcPr>
-            <w:tcW w:type="dxa" w:w="864"/>
+            <w:tcW w:type="dxa" w:w="1141"/>
           </w:tcPr>
           <w:p>
             <w:r>
@@ -33641,7 +33633,7 @@
         </w:tc>
         <w:tc>
           <w:tcPr>
-            <w:tcW w:type="dxa" w:w="864"/>
+            <w:tcW w:type="dxa" w:w="1141"/>
           </w:tcPr>
           <w:p>
             <w:r>
@@ -33654,7 +33646,7 @@
         </w:tc>
         <w:tc>
           <w:tcPr>
-            <w:tcW w:type="dxa" w:w="864"/>
+            <w:tcW w:type="dxa" w:w="1141"/>
           </w:tcPr>
           <w:p>
             <w:r>
@@ -33667,7 +33659,7 @@
         </w:tc>
         <w:tc>
           <w:tcPr>
-            <w:tcW w:type="dxa" w:w="864"/>
+            <w:tcW w:type="dxa" w:w="1141"/>
           </w:tcPr>
           <w:p>
             <w:r>
@@ -33680,7 +33672,7 @@
         </w:tc>
         <w:tc>
           <w:tcPr>
-            <w:tcW w:type="dxa" w:w="864"/>
+            <w:tcW w:type="dxa" w:w="1141"/>
           </w:tcPr>
           <w:p>
             <w:r>
@@ -33693,7 +33685,7 @@
         </w:tc>
         <w:tc>
           <w:tcPr>
-            <w:tcW w:type="dxa" w:w="864"/>
+            <w:tcW w:type="dxa" w:w="1141"/>
           </w:tcPr>
           <w:p>
             <w:r>
@@ -33706,7 +33698,7 @@
         </w:tc>
         <w:tc>
           <w:tcPr>
-            <w:tcW w:type="dxa" w:w="864"/>
+            <w:tcW w:type="dxa" w:w="1141"/>
           </w:tcPr>
           <w:p>
             <w:r>
@@ -33719,7 +33711,7 @@
         </w:tc>
         <w:tc>
           <w:tcPr>
-            <w:tcW w:type="dxa" w:w="864"/>
+            <w:tcW w:type="dxa" w:w="1141"/>
           </w:tcPr>
           <w:p>
             <w:r>
@@ -33732,7 +33724,7 @@
         </w:tc>
         <w:tc>
           <w:tcPr>
-            <w:tcW w:type="dxa" w:w="864"/>
+            <w:tcW w:type="dxa" w:w="1141"/>
           </w:tcPr>
           <w:p>
             <w:r>
@@ -33745,7 +33737,7 @@
         </w:tc>
         <w:tc>
           <w:tcPr>
-            <w:tcW w:type="dxa" w:w="864"/>
+            <w:tcW w:type="dxa" w:w="1141"/>
           </w:tcPr>
           <w:p>
             <w:r>
@@ -33758,7 +33750,7 @@
         </w:tc>
         <w:tc>
           <w:tcPr>
-            <w:tcW w:type="dxa" w:w="864"/>
+            <w:tcW w:type="dxa" w:w="1141"/>
           </w:tcPr>
           <w:p>
             <w:r>
@@ -33771,7 +33763,7 @@
         </w:tc>
         <w:tc>
           <w:tcPr>
-            <w:tcW w:type="dxa" w:w="864"/>
+            <w:tcW w:type="dxa" w:w="1141"/>
           </w:tcPr>
           <w:p>
             <w:r>
@@ -33786,7 +33778,7 @@
       <w:tr>
         <w:tc>
           <w:tcPr>
-            <w:tcW w:type="dxa" w:w="864"/>
+            <w:tcW w:type="dxa" w:w="1141"/>
           </w:tcPr>
           <w:p>
             <w:r>
@@ -33799,7 +33791,7 @@
         </w:tc>
         <w:tc>
           <w:tcPr>
-            <w:tcW w:type="dxa" w:w="864"/>
+            <w:tcW w:type="dxa" w:w="1141"/>
           </w:tcPr>
           <w:p>
             <w:r>
@@ -33812,7 +33804,7 @@
         </w:tc>
         <w:tc>
           <w:tcPr>
-            <w:tcW w:type="dxa" w:w="864"/>
+            <w:tcW w:type="dxa" w:w="1141"/>
           </w:tcPr>
           <w:p>
             <w:r>
@@ -33825,7 +33817,7 @@
         </w:tc>
         <w:tc>
           <w:tcPr>
-            <w:tcW w:type="dxa" w:w="864"/>
+            <w:tcW w:type="dxa" w:w="1141"/>
           </w:tcPr>
           <w:p>
             <w:r>
@@ -33838,7 +33830,7 @@
         </w:tc>
         <w:tc>
           <w:tcPr>
-            <w:tcW w:type="dxa" w:w="864"/>
+            <w:tcW w:type="dxa" w:w="1141"/>
           </w:tcPr>
           <w:p>
             <w:r>
@@ -33851,7 +33843,7 @@
         </w:tc>
         <w:tc>
           <w:tcPr>
-            <w:tcW w:type="dxa" w:w="864"/>
+            <w:tcW w:type="dxa" w:w="1141"/>
           </w:tcPr>
           <w:p>
             <w:r>
@@ -33864,7 +33856,7 @@
         </w:tc>
         <w:tc>
           <w:tcPr>
-            <w:tcW w:type="dxa" w:w="864"/>
+            <w:tcW w:type="dxa" w:w="1141"/>
           </w:tcPr>
           <w:p>
             <w:r>
@@ -33877,7 +33869,7 @@
         </w:tc>
         <w:tc>
           <w:tcPr>
-            <w:tcW w:type="dxa" w:w="864"/>
+            <w:tcW w:type="dxa" w:w="1141"/>
           </w:tcPr>
           <w:p>
             <w:r>
@@ -33890,7 +33882,7 @@
         </w:tc>
         <w:tc>
           <w:tcPr>
-            <w:tcW w:type="dxa" w:w="864"/>
+            <w:tcW w:type="dxa" w:w="1141"/>
           </w:tcPr>
           <w:p>
             <w:r>
@@ -33903,7 +33895,7 @@
         </w:tc>
         <w:tc>
           <w:tcPr>
-            <w:tcW w:type="dxa" w:w="864"/>
+            <w:tcW w:type="dxa" w:w="1141"/>
           </w:tcPr>
           <w:p>
             <w:r>
@@ -33916,7 +33908,7 @@
         </w:tc>
         <w:tc>
           <w:tcPr>
-            <w:tcW w:type="dxa" w:w="864"/>
+            <w:tcW w:type="dxa" w:w="1141"/>
           </w:tcPr>
           <w:p>
             <w:r>
@@ -33929,7 +33921,7 @@
         </w:tc>
         <w:tc>
           <w:tcPr>
-            <w:tcW w:type="dxa" w:w="864"/>
+            <w:tcW w:type="dxa" w:w="1141"/>
           </w:tcPr>
           <w:p>
             <w:r>
@@ -33942,7 +33934,7 @@
         </w:tc>
         <w:tc>
           <w:tcPr>
-            <w:tcW w:type="dxa" w:w="864"/>
+            <w:tcW w:type="dxa" w:w="1141"/>
           </w:tcPr>
           <w:p>
             <w:r>
@@ -33969,7 +33961,7 @@
       </w:r>
     </w:p>
     <w:sectPr>
-      <w:pgSz w:w="12240" w:h="15840" w:orient="landscape"/>
+      <w:pgSz w:w="15840" w:h="12240" w:orient="landscape"/>
       <w:pgMar w:top="576" w:right="504" w:bottom="576" w:left="504" w:header="259" w:footer="259" w:gutter="0"/>
       <w:cols w:space="720"/>
       <w:docGrid w:linePitch="360"/>

--- a/ACPOS_STR-01_WORKSPACE_MOTHER_BASIC_DESIGN_TECH_PURPLE_v1.0.docx
+++ b/ACPOS_STR-01_WORKSPACE_MOTHER_BASIC_DESIGN_TECH_PURPLE_v1.0.docx
@@ -24481,10 +24481,7 @@
           </w:tcPr>
           <w:p>
             <w:r>
-              <w:rPr>
-                <w:sz w:val="10"/>
-              </w:rPr>
-              <w:t>—</w:t>
+              <w:t>getConversationAttachmentContext</w:t>
             </w:r>
           </w:p>
         </w:tc>
@@ -33886,10 +33883,7 @@
           </w:tcPr>
           <w:p>
             <w:r>
-              <w:rPr>
-                <w:sz w:val="10"/>
-              </w:rPr>
-              <w:t>—</w:t>
+              <w:t>getStrategicConversationProjection</w:t>
             </w:r>
           </w:p>
         </w:tc>
@@ -33960,9 +33954,406 @@
         <w:t>The exact control denominator above is the only construction denominator for this page. Components/fields/visual IDs are not counted as additional controls. Existing source UIDs are preserved. A control classified UI_LOCAL_EXACT MUST NOT create a server write. A control classified SPEC_EXACT_RUNTIME_BLOCKED / NOT_EXECUTED MUST remain disabled or fail-closed until its runtime evidence exists.</w:t>
       </w:r>
     </w:p>
+    <w:p>
+      <w:pPr>
+        <w:sectPr>
+          <w:pgSz w:w="15840" w:h="12240" w:orient="landscape"/>
+          <w:pgMar w:top="576" w:right="504" w:bottom="576" w:left="504" w:header="259" w:footer="259" w:gutter="0"/>
+          <w:cols w:space="720"/>
+          <w:docGrid w:linePitch="360"/>
+        </w:sectPr>
+      </w:pPr>
+    </w:p>
+    <w:p>
+      <w:pPr>
+        <w:pStyle w:val="Heading1"/>
+      </w:pPr>
+      <w:r>
+        <w:t>Batch 16 · Operation / Runtime Owner Binding Ledger</w:t>
+      </w:r>
+    </w:p>
+    <w:p>
+      <w:r>
+        <w:rPr>
+          <w:b/>
+        </w:rPr>
+        <w:t xml:space="preserve">[ACPOS-20260921-BATCH-16-OPERATION-OWNER-CONTRACT-CLOSURE-V1::PAGE::STR-01] </w:t>
+      </w:r>
+      <w:r>
+        <w:t>The existing product-control registry cells above are updated only for the exact fields authorized by the matching Canonical Owner contract. No Method/Path is invented and no Runtime/Production execution is claimed.</w:t>
+      </w:r>
+    </w:p>
+    <w:tbl>
+      <w:tblPr>
+        <w:tblStyle w:val="TableGrid"/>
+        <w:tblW w:type="auto" w:w="0"/>
+        <w:tblLook w:firstColumn="1" w:firstRow="1" w:lastColumn="0" w:lastRow="0" w:noHBand="0" w:noVBand="1" w:val="04A0"/>
+      </w:tblPr>
+      <w:tblGrid>
+        <w:gridCol w:w="1633"/>
+        <w:gridCol w:w="1633"/>
+        <w:gridCol w:w="1633"/>
+        <w:gridCol w:w="1633"/>
+        <w:gridCol w:w="1633"/>
+        <w:gridCol w:w="1633"/>
+        <w:gridCol w:w="1633"/>
+      </w:tblGrid>
+      <w:tr>
+        <w:trPr>
+          <w:tblHeader w:val="true"/>
+        </w:trPr>
+        <w:tc>
+          <w:tcPr>
+            <w:tcW w:type="dxa" w:w="1633"/>
+            <w:shd w:fill="EDE9FE"/>
+          </w:tcPr>
+          <w:p>
+            <w:pPr>
+              <w:spacing w:before="0" w:after="0"/>
+            </w:pPr>
+            <w:r>
+              <w:rPr>
+                <w:sz w:val="8"/>
+              </w:rPr>
+              <w:t>Target UID</w:t>
+            </w:r>
+          </w:p>
+        </w:tc>
+        <w:tc>
+          <w:tcPr>
+            <w:tcW w:type="dxa" w:w="1633"/>
+            <w:shd w:fill="EDE9FE"/>
+          </w:tcPr>
+          <w:p>
+            <w:pPr>
+              <w:spacing w:before="0" w:after="0"/>
+            </w:pPr>
+            <w:r>
+              <w:rPr>
+                <w:sz w:val="8"/>
+              </w:rPr>
+              <w:t>Closed Field(s)</w:t>
+            </w:r>
+          </w:p>
+        </w:tc>
+        <w:tc>
+          <w:tcPr>
+            <w:tcW w:type="dxa" w:w="1633"/>
+            <w:shd w:fill="EDE9FE"/>
+          </w:tcPr>
+          <w:p>
+            <w:pPr>
+              <w:spacing w:before="0" w:after="0"/>
+            </w:pPr>
+            <w:r>
+              <w:rPr>
+                <w:sz w:val="8"/>
+              </w:rPr>
+              <w:t>Operation</w:t>
+            </w:r>
+          </w:p>
+        </w:tc>
+        <w:tc>
+          <w:tcPr>
+            <w:tcW w:type="dxa" w:w="1633"/>
+            <w:shd w:fill="EDE9FE"/>
+          </w:tcPr>
+          <w:p>
+            <w:pPr>
+              <w:spacing w:before="0" w:after="0"/>
+            </w:pPr>
+            <w:r>
+              <w:rPr>
+                <w:sz w:val="8"/>
+              </w:rPr>
+              <w:t>Runtime Owner</w:t>
+            </w:r>
+          </w:p>
+        </w:tc>
+        <w:tc>
+          <w:tcPr>
+            <w:tcW w:type="dxa" w:w="1633"/>
+            <w:shd w:fill="EDE9FE"/>
+          </w:tcPr>
+          <w:p>
+            <w:pPr>
+              <w:spacing w:before="0" w:after="0"/>
+            </w:pPr>
+            <w:r>
+              <w:rPr>
+                <w:sz w:val="8"/>
+              </w:rPr>
+              <w:t>Runtime Status</w:t>
+            </w:r>
+          </w:p>
+        </w:tc>
+        <w:tc>
+          <w:tcPr>
+            <w:tcW w:type="dxa" w:w="1633"/>
+            <w:shd w:fill="EDE9FE"/>
+          </w:tcPr>
+          <w:p>
+            <w:pPr>
+              <w:spacing w:before="0" w:after="0"/>
+            </w:pPr>
+            <w:r>
+              <w:rPr>
+                <w:sz w:val="8"/>
+              </w:rPr>
+              <w:t>Existing Method / Path</w:t>
+            </w:r>
+          </w:p>
+        </w:tc>
+        <w:tc>
+          <w:tcPr>
+            <w:tcW w:type="dxa" w:w="1633"/>
+            <w:shd w:fill="EDE9FE"/>
+          </w:tcPr>
+          <w:p>
+            <w:pPr>
+              <w:spacing w:before="0" w:after="0"/>
+            </w:pPr>
+            <w:r>
+              <w:rPr>
+                <w:sz w:val="8"/>
+              </w:rPr>
+              <w:t>Result</w:t>
+            </w:r>
+          </w:p>
+        </w:tc>
+      </w:tr>
+      <w:tr>
+        <w:tc>
+          <w:tcPr>
+            <w:tcW w:type="dxa" w:w="1633"/>
+          </w:tcPr>
+          <w:p>
+            <w:pPr>
+              <w:spacing w:before="0" w:after="0"/>
+            </w:pPr>
+            <w:r>
+              <w:rPr>
+                <w:sz w:val="8"/>
+              </w:rPr>
+              <w:t>STR-01-BTN-ATTACH</w:t>
+            </w:r>
+          </w:p>
+        </w:tc>
+        <w:tc>
+          <w:tcPr>
+            <w:tcW w:type="dxa" w:w="1633"/>
+          </w:tcPr>
+          <w:p>
+            <w:pPr>
+              <w:spacing w:before="0" w:after="0"/>
+            </w:pPr>
+            <w:r>
+              <w:rPr>
+                <w:sz w:val="8"/>
+              </w:rPr>
+              <w:t>operation</w:t>
+            </w:r>
+          </w:p>
+        </w:tc>
+        <w:tc>
+          <w:tcPr>
+            <w:tcW w:type="dxa" w:w="1633"/>
+          </w:tcPr>
+          <w:p>
+            <w:pPr>
+              <w:spacing w:before="0" w:after="0"/>
+            </w:pPr>
+            <w:r>
+              <w:rPr>
+                <w:sz w:val="8"/>
+              </w:rPr>
+              <w:t>getConversationAttachmentContext</w:t>
+            </w:r>
+          </w:p>
+        </w:tc>
+        <w:tc>
+          <w:tcPr>
+            <w:tcW w:type="dxa" w:w="1633"/>
+          </w:tcPr>
+          <w:p>
+            <w:pPr>
+              <w:spacing w:before="0" w:after="0"/>
+            </w:pPr>
+            <w:r>
+              <w:rPr>
+                <w:sz w:val="8"/>
+              </w:rPr>
+              <w:t>STR-01 / shared registered service</w:t>
+            </w:r>
+          </w:p>
+        </w:tc>
+        <w:tc>
+          <w:tcPr>
+            <w:tcW w:type="dxa" w:w="1633"/>
+          </w:tcPr>
+          <w:p>
+            <w:pPr>
+              <w:spacing w:before="0" w:after="0"/>
+            </w:pPr>
+            <w:r>
+              <w:rPr>
+                <w:sz w:val="8"/>
+              </w:rPr>
+              <w:t>READ_EXACT</w:t>
+            </w:r>
+          </w:p>
+        </w:tc>
+        <w:tc>
+          <w:tcPr>
+            <w:tcW w:type="dxa" w:w="1633"/>
+          </w:tcPr>
+          <w:p>
+            <w:pPr>
+              <w:spacing w:before="0" w:after="0"/>
+            </w:pPr>
+            <w:r>
+              <w:rPr>
+                <w:sz w:val="8"/>
+              </w:rPr>
+              <w:t>—</w:t>
+            </w:r>
+          </w:p>
+        </w:tc>
+        <w:tc>
+          <w:tcPr>
+            <w:tcW w:type="dxa" w:w="1633"/>
+          </w:tcPr>
+          <w:p>
+            <w:pPr>
+              <w:spacing w:before="0" w:after="0"/>
+            </w:pPr>
+            <w:r>
+              <w:rPr>
+                <w:sz w:val="8"/>
+              </w:rPr>
+              <w:t>BOUND_BY_BATCH_16</w:t>
+            </w:r>
+          </w:p>
+        </w:tc>
+      </w:tr>
+      <w:tr>
+        <w:tc>
+          <w:tcPr>
+            <w:tcW w:type="dxa" w:w="1633"/>
+          </w:tcPr>
+          <w:p>
+            <w:pPr>
+              <w:spacing w:before="0" w:after="0"/>
+            </w:pPr>
+            <w:r>
+              <w:rPr>
+                <w:sz w:val="8"/>
+              </w:rPr>
+              <w:t>STR-01-VIEW-CONVERSATION</w:t>
+            </w:r>
+          </w:p>
+        </w:tc>
+        <w:tc>
+          <w:tcPr>
+            <w:tcW w:type="dxa" w:w="1633"/>
+          </w:tcPr>
+          <w:p>
+            <w:pPr>
+              <w:spacing w:before="0" w:after="0"/>
+            </w:pPr>
+            <w:r>
+              <w:rPr>
+                <w:sz w:val="8"/>
+              </w:rPr>
+              <w:t>operation</w:t>
+            </w:r>
+          </w:p>
+        </w:tc>
+        <w:tc>
+          <w:tcPr>
+            <w:tcW w:type="dxa" w:w="1633"/>
+          </w:tcPr>
+          <w:p>
+            <w:pPr>
+              <w:spacing w:before="0" w:after="0"/>
+            </w:pPr>
+            <w:r>
+              <w:rPr>
+                <w:sz w:val="8"/>
+              </w:rPr>
+              <w:t>getStrategicConversationProjection</w:t>
+            </w:r>
+          </w:p>
+        </w:tc>
+        <w:tc>
+          <w:tcPr>
+            <w:tcW w:type="dxa" w:w="1633"/>
+          </w:tcPr>
+          <w:p>
+            <w:pPr>
+              <w:spacing w:before="0" w:after="0"/>
+            </w:pPr>
+            <w:r>
+              <w:rPr>
+                <w:sz w:val="8"/>
+              </w:rPr>
+              <w:t>STR-01 / shared registered service</w:t>
+            </w:r>
+          </w:p>
+        </w:tc>
+        <w:tc>
+          <w:tcPr>
+            <w:tcW w:type="dxa" w:w="1633"/>
+          </w:tcPr>
+          <w:p>
+            <w:pPr>
+              <w:spacing w:before="0" w:after="0"/>
+            </w:pPr>
+            <w:r>
+              <w:rPr>
+                <w:sz w:val="8"/>
+              </w:rPr>
+              <w:t>READ_EXACT</w:t>
+            </w:r>
+          </w:p>
+        </w:tc>
+        <w:tc>
+          <w:tcPr>
+            <w:tcW w:type="dxa" w:w="1633"/>
+          </w:tcPr>
+          <w:p>
+            <w:pPr>
+              <w:spacing w:before="0" w:after="0"/>
+            </w:pPr>
+            <w:r>
+              <w:rPr>
+                <w:sz w:val="8"/>
+              </w:rPr>
+              <w:t>—</w:t>
+            </w:r>
+          </w:p>
+        </w:tc>
+        <w:tc>
+          <w:tcPr>
+            <w:tcW w:type="dxa" w:w="1633"/>
+          </w:tcPr>
+          <w:p>
+            <w:pPr>
+              <w:spacing w:before="0" w:after="0"/>
+            </w:pPr>
+            <w:r>
+              <w:rPr>
+                <w:sz w:val="8"/>
+              </w:rPr>
+              <w:t>BOUND_BY_BATCH_16</w:t>
+            </w:r>
+          </w:p>
+        </w:tc>
+      </w:tr>
+    </w:tbl>
     <w:sectPr>
-      <w:pgSz w:w="15840" w:h="12240" w:orient="landscape"/>
-      <w:pgMar w:top="576" w:right="504" w:bottom="576" w:left="504" w:header="259" w:footer="259" w:gutter="0"/>
+      <w:pgSz w:w="12240" w:h="15840" w:orient="landscape"/>
+      <w:pgMar w:top="475" w:right="403" w:bottom="475" w:left="403" w:header="259" w:footer="259" w:gutter="0"/>
       <w:cols w:space="720"/>
       <w:docGrid w:linePitch="360"/>
     </w:sectPr>

--- a/ACPOS_STR-01_WORKSPACE_MOTHER_BASIC_DESIGN_TECH_PURPLE_v1.0.docx
+++ b/ACPOS_STR-01_WORKSPACE_MOTHER_BASIC_DESIGN_TECH_PURPLE_v1.0.docx
@@ -25175,10 +25175,7 @@
           </w:tcPr>
           <w:p>
             <w:r>
-              <w:rPr>
-                <w:sz w:val="10"/>
-              </w:rPr>
-              <w:t>—</w:t>
+              <w:t>POST /v1/conversations/{CONVERSATION_ID}/messages</w:t>
             </w:r>
           </w:p>
         </w:tc>
@@ -25346,10 +25343,7 @@
           </w:tcPr>
           <w:p>
             <w:r>
-              <w:rPr>
-                <w:sz w:val="10"/>
-              </w:rPr>
-              <w:t>—</w:t>
+              <w:t>POST /v1/conversations/{CONVERSATION_ID}/generation/stop</w:t>
             </w:r>
           </w:p>
         </w:tc>
@@ -32015,10 +32009,7 @@
           </w:tcPr>
           <w:p>
             <w:r>
-              <w:rPr>
-                <w:sz w:val="10"/>
-              </w:rPr>
-              <w:t>—</w:t>
+              <w:t>POST /v1/conversations/{CONVERSATION_ID}/messages</w:t>
             </w:r>
           </w:p>
         </w:tc>
@@ -34351,8 +34342,453 @@
         </w:tc>
       </w:tr>
     </w:tbl>
+    <w:p>
+      <w:pPr>
+        <w:sectPr>
+          <w:pgSz w:w="12240" w:h="15840" w:orient="landscape"/>
+          <w:pgMar w:top="475" w:right="403" w:bottom="475" w:left="403" w:header="259" w:footer="259" w:gutter="0"/>
+          <w:cols w:space="720"/>
+          <w:docGrid w:linePitch="360"/>
+        </w:sectPr>
+      </w:pPr>
+    </w:p>
+    <w:p>
+      <w:pPr>
+        <w:pStyle w:val="Heading1"/>
+      </w:pPr>
+      <w:r>
+        <w:t>Batch 25 · Strong Exact Relation Binding Ledger</w:t>
+      </w:r>
+    </w:p>
+    <w:p>
+      <w:r>
+        <w:rPr>
+          <w:b/>
+        </w:rPr>
+        <w:t xml:space="preserve">[ACPOS-20260922-BATCH-25-STRONG-EXACT-RELATION-REMEDIATION-V1::PAGE::STR-01] </w:t>
+      </w:r>
+      <w:r>
+        <w:t>Only same Canonical Owner + same Operation + identical Runtime Status relations are materialized. No shared-Gate inference, label matching, blocked-source promotion, or cross-owner transfer is permitted.</w:t>
+      </w:r>
+    </w:p>
+    <w:tbl>
+      <w:tblPr>
+        <w:tblStyle w:val="TableGrid"/>
+        <w:tblW w:type="auto" w:w="0"/>
+        <w:tblLook w:firstColumn="1" w:firstRow="1" w:lastColumn="0" w:lastRow="0" w:noHBand="0" w:noVBand="1" w:val="04A0"/>
+      </w:tblPr>
+      <w:tblGrid>
+        <w:gridCol w:w="2506"/>
+        <w:gridCol w:w="2506"/>
+        <w:gridCol w:w="2506"/>
+        <w:gridCol w:w="2506"/>
+        <w:gridCol w:w="2506"/>
+        <w:gridCol w:w="2506"/>
+      </w:tblGrid>
+      <w:tr>
+        <w:trPr>
+          <w:tblHeader w:val="true"/>
+        </w:trPr>
+        <w:tc>
+          <w:tcPr>
+            <w:tcW w:type="dxa" w:w="2506"/>
+            <w:shd w:fill="EDE9FE"/>
+          </w:tcPr>
+          <w:p>
+            <w:pPr>
+              <w:spacing w:before="0" w:after="0"/>
+            </w:pPr>
+            <w:r>
+              <w:rPr>
+                <w:sz w:val="8"/>
+              </w:rPr>
+              <w:t>Control UID</w:t>
+            </w:r>
+          </w:p>
+        </w:tc>
+        <w:tc>
+          <w:tcPr>
+            <w:tcW w:type="dxa" w:w="2506"/>
+            <w:shd w:fill="EDE9FE"/>
+          </w:tcPr>
+          <w:p>
+            <w:pPr>
+              <w:spacing w:before="0" w:after="0"/>
+            </w:pPr>
+            <w:r>
+              <w:rPr>
+                <w:sz w:val="8"/>
+              </w:rPr>
+              <w:t>Field</w:t>
+            </w:r>
+          </w:p>
+        </w:tc>
+        <w:tc>
+          <w:tcPr>
+            <w:tcW w:type="dxa" w:w="2506"/>
+            <w:shd w:fill="EDE9FE"/>
+          </w:tcPr>
+          <w:p>
+            <w:pPr>
+              <w:spacing w:before="0" w:after="0"/>
+            </w:pPr>
+            <w:r>
+              <w:rPr>
+                <w:sz w:val="8"/>
+              </w:rPr>
+              <w:t>Operation</w:t>
+            </w:r>
+          </w:p>
+        </w:tc>
+        <w:tc>
+          <w:tcPr>
+            <w:tcW w:type="dxa" w:w="2506"/>
+            <w:shd w:fill="EDE9FE"/>
+          </w:tcPr>
+          <w:p>
+            <w:pPr>
+              <w:spacing w:before="0" w:after="0"/>
+            </w:pPr>
+            <w:r>
+              <w:rPr>
+                <w:sz w:val="8"/>
+              </w:rPr>
+              <w:t>Runtime Status</w:t>
+            </w:r>
+          </w:p>
+        </w:tc>
+        <w:tc>
+          <w:tcPr>
+            <w:tcW w:type="dxa" w:w="2506"/>
+            <w:shd w:fill="EDE9FE"/>
+          </w:tcPr>
+          <w:p>
+            <w:pPr>
+              <w:spacing w:before="0" w:after="0"/>
+            </w:pPr>
+            <w:r>
+              <w:rPr>
+                <w:sz w:val="8"/>
+              </w:rPr>
+              <w:t>Bound Value</w:t>
+            </w:r>
+          </w:p>
+        </w:tc>
+        <w:tc>
+          <w:tcPr>
+            <w:tcW w:type="dxa" w:w="2506"/>
+            <w:shd w:fill="EDE9FE"/>
+          </w:tcPr>
+          <w:p>
+            <w:pPr>
+              <w:spacing w:before="0" w:after="0"/>
+            </w:pPr>
+            <w:r>
+              <w:rPr>
+                <w:sz w:val="8"/>
+              </w:rPr>
+              <w:t>Result</w:t>
+            </w:r>
+          </w:p>
+        </w:tc>
+      </w:tr>
+      <w:tr>
+        <w:tc>
+          <w:tcPr>
+            <w:tcW w:type="dxa" w:w="2506"/>
+          </w:tcPr>
+          <w:p>
+            <w:pPr>
+              <w:spacing w:before="0" w:after="0"/>
+            </w:pPr>
+            <w:r>
+              <w:rPr>
+                <w:sz w:val="8"/>
+              </w:rPr>
+              <w:t>STR-01-BTN-SEND</w:t>
+            </w:r>
+          </w:p>
+        </w:tc>
+        <w:tc>
+          <w:tcPr>
+            <w:tcW w:type="dxa" w:w="2506"/>
+          </w:tcPr>
+          <w:p>
+            <w:pPr>
+              <w:spacing w:before="0" w:after="0"/>
+            </w:pPr>
+            <w:r>
+              <w:rPr>
+                <w:sz w:val="8"/>
+              </w:rPr>
+              <w:t>method_path</w:t>
+            </w:r>
+          </w:p>
+        </w:tc>
+        <w:tc>
+          <w:tcPr>
+            <w:tcW w:type="dxa" w:w="2506"/>
+          </w:tcPr>
+          <w:p>
+            <w:pPr>
+              <w:spacing w:before="0" w:after="0"/>
+            </w:pPr>
+            <w:r>
+              <w:rPr>
+                <w:sz w:val="8"/>
+              </w:rPr>
+              <w:t>sendConversationMessage</w:t>
+            </w:r>
+          </w:p>
+        </w:tc>
+        <w:tc>
+          <w:tcPr>
+            <w:tcW w:type="dxa" w:w="2506"/>
+          </w:tcPr>
+          <w:p>
+            <w:pPr>
+              <w:spacing w:before="0" w:after="0"/>
+            </w:pPr>
+            <w:r>
+              <w:rPr>
+                <w:sz w:val="8"/>
+              </w:rPr>
+              <w:t>EFFECTFUL_EXACT</w:t>
+            </w:r>
+          </w:p>
+        </w:tc>
+        <w:tc>
+          <w:tcPr>
+            <w:tcW w:type="dxa" w:w="2506"/>
+          </w:tcPr>
+          <w:p>
+            <w:pPr>
+              <w:spacing w:before="0" w:after="0"/>
+            </w:pPr>
+            <w:r>
+              <w:rPr>
+                <w:sz w:val="8"/>
+              </w:rPr>
+              <w:t>POST /v1/conversations/{CONVERSATION_ID}/messages</w:t>
+            </w:r>
+          </w:p>
+        </w:tc>
+        <w:tc>
+          <w:tcPr>
+            <w:tcW w:type="dxa" w:w="2506"/>
+          </w:tcPr>
+          <w:p>
+            <w:pPr>
+              <w:spacing w:before="0" w:after="0"/>
+            </w:pPr>
+            <w:r>
+              <w:rPr>
+                <w:sz w:val="8"/>
+              </w:rPr>
+              <w:t>STRONG_EXACT_RELATION_BOUND</w:t>
+            </w:r>
+          </w:p>
+        </w:tc>
+      </w:tr>
+      <w:tr>
+        <w:tc>
+          <w:tcPr>
+            <w:tcW w:type="dxa" w:w="2506"/>
+          </w:tcPr>
+          <w:p>
+            <w:pPr>
+              <w:spacing w:before="0" w:after="0"/>
+            </w:pPr>
+            <w:r>
+              <w:rPr>
+                <w:sz w:val="8"/>
+              </w:rPr>
+              <w:t>STR-01-BTN-STOP</w:t>
+            </w:r>
+          </w:p>
+        </w:tc>
+        <w:tc>
+          <w:tcPr>
+            <w:tcW w:type="dxa" w:w="2506"/>
+          </w:tcPr>
+          <w:p>
+            <w:pPr>
+              <w:spacing w:before="0" w:after="0"/>
+            </w:pPr>
+            <w:r>
+              <w:rPr>
+                <w:sz w:val="8"/>
+              </w:rPr>
+              <w:t>method_path</w:t>
+            </w:r>
+          </w:p>
+        </w:tc>
+        <w:tc>
+          <w:tcPr>
+            <w:tcW w:type="dxa" w:w="2506"/>
+          </w:tcPr>
+          <w:p>
+            <w:pPr>
+              <w:spacing w:before="0" w:after="0"/>
+            </w:pPr>
+            <w:r>
+              <w:rPr>
+                <w:sz w:val="8"/>
+              </w:rPr>
+              <w:t>stopConversationGeneration</w:t>
+            </w:r>
+          </w:p>
+        </w:tc>
+        <w:tc>
+          <w:tcPr>
+            <w:tcW w:type="dxa" w:w="2506"/>
+          </w:tcPr>
+          <w:p>
+            <w:pPr>
+              <w:spacing w:before="0" w:after="0"/>
+            </w:pPr>
+            <w:r>
+              <w:rPr>
+                <w:sz w:val="8"/>
+              </w:rPr>
+              <w:t>EFFECTFUL_EXACT</w:t>
+            </w:r>
+          </w:p>
+        </w:tc>
+        <w:tc>
+          <w:tcPr>
+            <w:tcW w:type="dxa" w:w="2506"/>
+          </w:tcPr>
+          <w:p>
+            <w:pPr>
+              <w:spacing w:before="0" w:after="0"/>
+            </w:pPr>
+            <w:r>
+              <w:rPr>
+                <w:sz w:val="8"/>
+              </w:rPr>
+              <w:t>POST /v1/conversations/{CONVERSATION_ID}/generation/stop</w:t>
+            </w:r>
+          </w:p>
+        </w:tc>
+        <w:tc>
+          <w:tcPr>
+            <w:tcW w:type="dxa" w:w="2506"/>
+          </w:tcPr>
+          <w:p>
+            <w:pPr>
+              <w:spacing w:before="0" w:after="0"/>
+            </w:pPr>
+            <w:r>
+              <w:rPr>
+                <w:sz w:val="8"/>
+              </w:rPr>
+              <w:t>STRONG_EXACT_RELATION_BOUND</w:t>
+            </w:r>
+          </w:p>
+        </w:tc>
+      </w:tr>
+      <w:tr>
+        <w:tc>
+          <w:tcPr>
+            <w:tcW w:type="dxa" w:w="2506"/>
+          </w:tcPr>
+          <w:p>
+            <w:pPr>
+              <w:spacing w:before="0" w:after="0"/>
+            </w:pPr>
+            <w:r>
+              <w:rPr>
+                <w:sz w:val="8"/>
+              </w:rPr>
+              <w:t>STR-01-INP-MESSAGE</w:t>
+            </w:r>
+          </w:p>
+        </w:tc>
+        <w:tc>
+          <w:tcPr>
+            <w:tcW w:type="dxa" w:w="2506"/>
+          </w:tcPr>
+          <w:p>
+            <w:pPr>
+              <w:spacing w:before="0" w:after="0"/>
+            </w:pPr>
+            <w:r>
+              <w:rPr>
+                <w:sz w:val="8"/>
+              </w:rPr>
+              <w:t>method_path</w:t>
+            </w:r>
+          </w:p>
+        </w:tc>
+        <w:tc>
+          <w:tcPr>
+            <w:tcW w:type="dxa" w:w="2506"/>
+          </w:tcPr>
+          <w:p>
+            <w:pPr>
+              <w:spacing w:before="0" w:after="0"/>
+            </w:pPr>
+            <w:r>
+              <w:rPr>
+                <w:sz w:val="8"/>
+              </w:rPr>
+              <w:t>sendConversationMessage</w:t>
+            </w:r>
+          </w:p>
+        </w:tc>
+        <w:tc>
+          <w:tcPr>
+            <w:tcW w:type="dxa" w:w="2506"/>
+          </w:tcPr>
+          <w:p>
+            <w:pPr>
+              <w:spacing w:before="0" w:after="0"/>
+            </w:pPr>
+            <w:r>
+              <w:rPr>
+                <w:sz w:val="8"/>
+              </w:rPr>
+              <w:t>EFFECTFUL_EXACT</w:t>
+            </w:r>
+          </w:p>
+        </w:tc>
+        <w:tc>
+          <w:tcPr>
+            <w:tcW w:type="dxa" w:w="2506"/>
+          </w:tcPr>
+          <w:p>
+            <w:pPr>
+              <w:spacing w:before="0" w:after="0"/>
+            </w:pPr>
+            <w:r>
+              <w:rPr>
+                <w:sz w:val="8"/>
+              </w:rPr>
+              <w:t>POST /v1/conversations/{CONVERSATION_ID}/messages</w:t>
+            </w:r>
+          </w:p>
+        </w:tc>
+        <w:tc>
+          <w:tcPr>
+            <w:tcW w:type="dxa" w:w="2506"/>
+          </w:tcPr>
+          <w:p>
+            <w:pPr>
+              <w:spacing w:before="0" w:after="0"/>
+            </w:pPr>
+            <w:r>
+              <w:rPr>
+                <w:sz w:val="8"/>
+              </w:rPr>
+              <w:t>STRONG_EXACT_RELATION_BOUND</w:t>
+            </w:r>
+          </w:p>
+        </w:tc>
+      </w:tr>
+    </w:tbl>
     <w:sectPr>
-      <w:pgSz w:w="12240" w:h="15840" w:orient="landscape"/>
+      <w:pgSz w:w="15840" w:h="12240" w:orient="landscape"/>
       <w:pgMar w:top="475" w:right="403" w:bottom="475" w:left="403" w:header="259" w:footer="259" w:gutter="0"/>
       <w:cols w:space="720"/>
       <w:docGrid w:linePitch="360"/>

--- a/ACPOS_STR-01_WORKSPACE_MOTHER_BASIC_DESIGN_TECH_PURPLE_v1.0.docx
+++ b/ACPOS_STR-01_WORKSPACE_MOTHER_BASIC_DESIGN_TECH_PURPLE_v1.0.docx
@@ -24297,10 +24297,7 @@
           </w:tcPr>
           <w:p>
             <w:r>
-              <w:rPr>
-                <w:sz w:val="10"/>
-              </w:rPr>
-              <w:t>—</w:t>
+              <w:t>AdoptAsContextCandidateRequest</w:t>
             </w:r>
           </w:p>
         </w:tc>
@@ -24323,10 +24320,7 @@
           </w:tcPr>
           <w:p>
             <w:r>
-              <w:rPr>
-                <w:sz w:val="10"/>
-              </w:rPr>
-              <w:t>—</w:t>
+              <w:t>POST /v1/state-commands/strategycandidate/adoptascontextcandidate</w:t>
             </w:r>
           </w:p>
         </w:tc>
@@ -24807,6 +24801,52 @@
           </w:tcPr>
           <w:p>
             <w:r>
+              <w:t>No-form read contract</w:t>
+            </w:r>
+          </w:p>
+        </w:tc>
+        <w:tc>
+          <w:tcPr>
+            <w:tcW w:type="dxa" w:w="1141"/>
+          </w:tcPr>
+          <w:p>
+            <w:r>
+              <w:rPr>
+                <w:sz w:val="10"/>
+              </w:rPr>
+              <w:t>compareCandidates</w:t>
+            </w:r>
+          </w:p>
+        </w:tc>
+        <w:tc>
+          <w:tcPr>
+            <w:tcW w:type="dxa" w:w="1141"/>
+          </w:tcPr>
+          <w:p>
+            <w:r>
+              <w:t>GET /v1/candidates/compare</w:t>
+            </w:r>
+          </w:p>
+        </w:tc>
+        <w:tc>
+          <w:tcPr>
+            <w:tcW w:type="dxa" w:w="1141"/>
+          </w:tcPr>
+          <w:p>
+            <w:r>
+              <w:rPr>
+                <w:sz w:val="10"/>
+              </w:rPr>
+              <w:t>STR-01 / shared registered service</w:t>
+            </w:r>
+          </w:p>
+        </w:tc>
+        <w:tc>
+          <w:tcPr>
+            <w:tcW w:type="dxa" w:w="1141"/>
+          </w:tcPr>
+          <w:p>
+            <w:r>
               <w:rPr>
                 <w:sz w:val="10"/>
               </w:rPr>
@@ -24820,62 +24860,7 @@
           </w:tcPr>
           <w:p>
             <w:r>
-              <w:rPr>
-                <w:sz w:val="10"/>
-              </w:rPr>
-              <w:t>compareCandidates</w:t>
-            </w:r>
-          </w:p>
-        </w:tc>
-        <w:tc>
-          <w:tcPr>
-            <w:tcW w:type="dxa" w:w="1141"/>
-          </w:tcPr>
-          <w:p>
-            <w:r>
-              <w:rPr>
-                <w:sz w:val="10"/>
-              </w:rPr>
-              <w:t>—</w:t>
-            </w:r>
-          </w:p>
-        </w:tc>
-        <w:tc>
-          <w:tcPr>
-            <w:tcW w:type="dxa" w:w="1141"/>
-          </w:tcPr>
-          <w:p>
-            <w:r>
-              <w:rPr>
-                <w:sz w:val="10"/>
-              </w:rPr>
-              <w:t>STR-01 / shared registered service</w:t>
-            </w:r>
-          </w:p>
-        </w:tc>
-        <w:tc>
-          <w:tcPr>
-            <w:tcW w:type="dxa" w:w="1141"/>
-          </w:tcPr>
-          <w:p>
-            <w:r>
-              <w:rPr>
-                <w:sz w:val="10"/>
-              </w:rPr>
-              <w:t>—</w:t>
-            </w:r>
-          </w:p>
-        </w:tc>
-        <w:tc>
-          <w:tcPr>
-            <w:tcW w:type="dxa" w:w="1141"/>
-          </w:tcPr>
-          <w:p>
-            <w:r>
-              <w:rPr>
-                <w:sz w:val="10"/>
-              </w:rPr>
-              <w:t>EFFECTFUL_EXACT</w:t>
+              <w:t>READ_EXACT</w:t>
             </w:r>
           </w:p>
         </w:tc>
@@ -33519,6 +33504,52 @@
           </w:tcPr>
           <w:p>
             <w:r>
+              <w:t>No-form read contract</w:t>
+            </w:r>
+          </w:p>
+        </w:tc>
+        <w:tc>
+          <w:tcPr>
+            <w:tcW w:type="dxa" w:w="1141"/>
+          </w:tcPr>
+          <w:p>
+            <w:r>
+              <w:rPr>
+                <w:sz w:val="10"/>
+              </w:rPr>
+              <w:t>compareCandidates</w:t>
+            </w:r>
+          </w:p>
+        </w:tc>
+        <w:tc>
+          <w:tcPr>
+            <w:tcW w:type="dxa" w:w="1141"/>
+          </w:tcPr>
+          <w:p>
+            <w:r>
+              <w:t>GET /v1/candidates/compare</w:t>
+            </w:r>
+          </w:p>
+        </w:tc>
+        <w:tc>
+          <w:tcPr>
+            <w:tcW w:type="dxa" w:w="1141"/>
+          </w:tcPr>
+          <w:p>
+            <w:r>
+              <w:rPr>
+                <w:sz w:val="10"/>
+              </w:rPr>
+              <w:t>STR-01 / shared registered service</w:t>
+            </w:r>
+          </w:p>
+        </w:tc>
+        <w:tc>
+          <w:tcPr>
+            <w:tcW w:type="dxa" w:w="1141"/>
+          </w:tcPr>
+          <w:p>
+            <w:r>
               <w:rPr>
                 <w:sz w:val="10"/>
               </w:rPr>
@@ -33532,62 +33563,7 @@
           </w:tcPr>
           <w:p>
             <w:r>
-              <w:rPr>
-                <w:sz w:val="10"/>
-              </w:rPr>
-              <w:t>compareCandidates</w:t>
-            </w:r>
-          </w:p>
-        </w:tc>
-        <w:tc>
-          <w:tcPr>
-            <w:tcW w:type="dxa" w:w="1141"/>
-          </w:tcPr>
-          <w:p>
-            <w:r>
-              <w:rPr>
-                <w:sz w:val="10"/>
-              </w:rPr>
-              <w:t>—</w:t>
-            </w:r>
-          </w:p>
-        </w:tc>
-        <w:tc>
-          <w:tcPr>
-            <w:tcW w:type="dxa" w:w="1141"/>
-          </w:tcPr>
-          <w:p>
-            <w:r>
-              <w:rPr>
-                <w:sz w:val="10"/>
-              </w:rPr>
-              <w:t>STR-01 / shared registered service</w:t>
-            </w:r>
-          </w:p>
-        </w:tc>
-        <w:tc>
-          <w:tcPr>
-            <w:tcW w:type="dxa" w:w="1141"/>
-          </w:tcPr>
-          <w:p>
-            <w:r>
-              <w:rPr>
-                <w:sz w:val="10"/>
-              </w:rPr>
-              <w:t>—</w:t>
-            </w:r>
-          </w:p>
-        </w:tc>
-        <w:tc>
-          <w:tcPr>
-            <w:tcW w:type="dxa" w:w="1141"/>
-          </w:tcPr>
-          <w:p>
-            <w:r>
-              <w:rPr>
-                <w:sz w:val="10"/>
-              </w:rPr>
-              <w:t>EFFECTFUL_EXACT</w:t>
+              <w:t>READ_EXACT</w:t>
             </w:r>
           </w:p>
         </w:tc>
@@ -34787,8 +34763,387 @@
         </w:tc>
       </w:tr>
     </w:tbl>
+    <w:p>
+      <w:pPr>
+        <w:sectPr>
+          <w:pgSz w:w="15840" w:h="12240" w:orient="landscape"/>
+          <w:pgMar w:top="475" w:right="403" w:bottom="475" w:left="403" w:header="259" w:footer="259" w:gutter="0"/>
+          <w:cols w:space="720"/>
+          <w:docGrid w:linePitch="360"/>
+        </w:sectPr>
+      </w:pPr>
+    </w:p>
+    <w:p>
+      <w:pPr>
+        <w:pStyle w:val="Heading1"/>
+      </w:pPr>
+      <w:r>
+        <w:t>Batch 27 · Canonical Contract Reconciliation Ledger</w:t>
+      </w:r>
+    </w:p>
+    <w:p>
+      <w:r>
+        <w:rPr>
+          <w:b/>
+        </w:rPr>
+        <w:t xml:space="preserve">[ACPOS-20260922-BATCH-27-CANONICAL-CONTRACT-RECONCILIATION-V1::PAGE::STR-01] </w:t>
+      </w:r>
+      <w:r>
+        <w:t>Bindings below are synchronized from the matching Canonical Owner amendment. Read-only controls do not acquire a Persistence Owner. Runtime execution remains outside this Word evidence.</w:t>
+      </w:r>
+    </w:p>
+    <w:tbl>
+      <w:tblPr>
+        <w:tblStyle w:val="TableGrid"/>
+        <w:tblW w:type="auto" w:w="0"/>
+        <w:tblLook w:firstColumn="1" w:firstRow="1" w:lastColumn="0" w:lastRow="0" w:noHBand="0" w:noVBand="1" w:val="04A0"/>
+      </w:tblPr>
+      <w:tblGrid>
+        <w:gridCol w:w="2287"/>
+        <w:gridCol w:w="2287"/>
+        <w:gridCol w:w="2287"/>
+        <w:gridCol w:w="2287"/>
+        <w:gridCol w:w="2287"/>
+      </w:tblGrid>
+      <w:tr>
+        <w:trPr>
+          <w:tblHeader w:val="true"/>
+        </w:trPr>
+        <w:tc>
+          <w:tcPr>
+            <w:tcW w:type="dxa" w:w="2287"/>
+            <w:shd w:fill="EDE9FE"/>
+          </w:tcPr>
+          <w:p>
+            <w:pPr>
+              <w:spacing w:before="0" w:after="0"/>
+            </w:pPr>
+            <w:r>
+              <w:rPr>
+                <w:sz w:val="8"/>
+              </w:rPr>
+              <w:t>Control UID</w:t>
+            </w:r>
+          </w:p>
+        </w:tc>
+        <w:tc>
+          <w:tcPr>
+            <w:tcW w:type="dxa" w:w="2287"/>
+            <w:shd w:fill="EDE9FE"/>
+          </w:tcPr>
+          <w:p>
+            <w:pPr>
+              <w:spacing w:before="0" w:after="0"/>
+            </w:pPr>
+            <w:r>
+              <w:rPr>
+                <w:sz w:val="8"/>
+              </w:rPr>
+              <w:t>Operation</w:t>
+            </w:r>
+          </w:p>
+        </w:tc>
+        <w:tc>
+          <w:tcPr>
+            <w:tcW w:type="dxa" w:w="2287"/>
+            <w:shd w:fill="EDE9FE"/>
+          </w:tcPr>
+          <w:p>
+            <w:pPr>
+              <w:spacing w:before="0" w:after="0"/>
+            </w:pPr>
+            <w:r>
+              <w:rPr>
+                <w:sz w:val="8"/>
+              </w:rPr>
+              <w:t>Runtime Status</w:t>
+            </w:r>
+          </w:p>
+        </w:tc>
+        <w:tc>
+          <w:tcPr>
+            <w:tcW w:type="dxa" w:w="2287"/>
+            <w:shd w:fill="EDE9FE"/>
+          </w:tcPr>
+          <w:p>
+            <w:pPr>
+              <w:spacing w:before="0" w:after="0"/>
+            </w:pPr>
+            <w:r>
+              <w:rPr>
+                <w:sz w:val="8"/>
+              </w:rPr>
+              <w:t>Method / Path</w:t>
+            </w:r>
+          </w:p>
+        </w:tc>
+        <w:tc>
+          <w:tcPr>
+            <w:tcW w:type="dxa" w:w="2287"/>
+            <w:shd w:fill="EDE9FE"/>
+          </w:tcPr>
+          <w:p>
+            <w:pPr>
+              <w:spacing w:before="0" w:after="0"/>
+            </w:pPr>
+            <w:r>
+              <w:rPr>
+                <w:sz w:val="8"/>
+              </w:rPr>
+              <w:t>Result</w:t>
+            </w:r>
+          </w:p>
+        </w:tc>
+      </w:tr>
+      <w:tr>
+        <w:tc>
+          <w:tcPr>
+            <w:tcW w:type="dxa" w:w="2287"/>
+          </w:tcPr>
+          <w:p>
+            <w:pPr>
+              <w:spacing w:before="0" w:after="0"/>
+            </w:pPr>
+            <w:r>
+              <w:rPr>
+                <w:sz w:val="8"/>
+              </w:rPr>
+              <w:t>STR-01-TBL-COMPARE</w:t>
+            </w:r>
+          </w:p>
+        </w:tc>
+        <w:tc>
+          <w:tcPr>
+            <w:tcW w:type="dxa" w:w="2287"/>
+          </w:tcPr>
+          <w:p>
+            <w:pPr>
+              <w:spacing w:before="0" w:after="0"/>
+            </w:pPr>
+            <w:r>
+              <w:rPr>
+                <w:sz w:val="8"/>
+              </w:rPr>
+              <w:t>compareCandidates</w:t>
+            </w:r>
+          </w:p>
+        </w:tc>
+        <w:tc>
+          <w:tcPr>
+            <w:tcW w:type="dxa" w:w="2287"/>
+          </w:tcPr>
+          <w:p>
+            <w:pPr>
+              <w:spacing w:before="0" w:after="0"/>
+            </w:pPr>
+            <w:r>
+              <w:rPr>
+                <w:sz w:val="8"/>
+              </w:rPr>
+              <w:t>READ_EXACT</w:t>
+            </w:r>
+          </w:p>
+        </w:tc>
+        <w:tc>
+          <w:tcPr>
+            <w:tcW w:type="dxa" w:w="2287"/>
+          </w:tcPr>
+          <w:p>
+            <w:pPr>
+              <w:spacing w:before="0" w:after="0"/>
+            </w:pPr>
+            <w:r>
+              <w:rPr>
+                <w:sz w:val="8"/>
+              </w:rPr>
+              <w:t>GET /v1/candidates/compare</w:t>
+            </w:r>
+          </w:p>
+        </w:tc>
+        <w:tc>
+          <w:tcPr>
+            <w:tcW w:type="dxa" w:w="2287"/>
+          </w:tcPr>
+          <w:p>
+            <w:pPr>
+              <w:spacing w:before="0" w:after="0"/>
+            </w:pPr>
+            <w:r>
+              <w:rPr>
+                <w:sz w:val="8"/>
+              </w:rPr>
+              <w:t>No-form read; persistence owner non-applicable</w:t>
+            </w:r>
+          </w:p>
+        </w:tc>
+      </w:tr>
+      <w:tr>
+        <w:tc>
+          <w:tcPr>
+            <w:tcW w:type="dxa" w:w="2287"/>
+          </w:tcPr>
+          <w:p>
+            <w:pPr>
+              <w:spacing w:before="0" w:after="0"/>
+            </w:pPr>
+            <w:r>
+              <w:rPr>
+                <w:sz w:val="8"/>
+              </w:rPr>
+              <w:t>STR-01-BTN-COMPARE</w:t>
+            </w:r>
+          </w:p>
+        </w:tc>
+        <w:tc>
+          <w:tcPr>
+            <w:tcW w:type="dxa" w:w="2287"/>
+          </w:tcPr>
+          <w:p>
+            <w:pPr>
+              <w:spacing w:before="0" w:after="0"/>
+            </w:pPr>
+            <w:r>
+              <w:rPr>
+                <w:sz w:val="8"/>
+              </w:rPr>
+              <w:t>compareCandidates</w:t>
+            </w:r>
+          </w:p>
+        </w:tc>
+        <w:tc>
+          <w:tcPr>
+            <w:tcW w:type="dxa" w:w="2287"/>
+          </w:tcPr>
+          <w:p>
+            <w:pPr>
+              <w:spacing w:before="0" w:after="0"/>
+            </w:pPr>
+            <w:r>
+              <w:rPr>
+                <w:sz w:val="8"/>
+              </w:rPr>
+              <w:t>READ_EXACT</w:t>
+            </w:r>
+          </w:p>
+        </w:tc>
+        <w:tc>
+          <w:tcPr>
+            <w:tcW w:type="dxa" w:w="2287"/>
+          </w:tcPr>
+          <w:p>
+            <w:pPr>
+              <w:spacing w:before="0" w:after="0"/>
+            </w:pPr>
+            <w:r>
+              <w:rPr>
+                <w:sz w:val="8"/>
+              </w:rPr>
+              <w:t>GET /v1/candidates/compare</w:t>
+            </w:r>
+          </w:p>
+        </w:tc>
+        <w:tc>
+          <w:tcPr>
+            <w:tcW w:type="dxa" w:w="2287"/>
+          </w:tcPr>
+          <w:p>
+            <w:pPr>
+              <w:spacing w:before="0" w:after="0"/>
+            </w:pPr>
+            <w:r>
+              <w:rPr>
+                <w:sz w:val="8"/>
+              </w:rPr>
+              <w:t>No-form read; persistence owner non-applicable</w:t>
+            </w:r>
+          </w:p>
+        </w:tc>
+      </w:tr>
+      <w:tr>
+        <w:tc>
+          <w:tcPr>
+            <w:tcW w:type="dxa" w:w="2287"/>
+          </w:tcPr>
+          <w:p>
+            <w:pPr>
+              <w:spacing w:before="0" w:after="0"/>
+            </w:pPr>
+            <w:r>
+              <w:rPr>
+                <w:sz w:val="8"/>
+              </w:rPr>
+              <w:t>STR-01-BTN-ADOPT</w:t>
+            </w:r>
+          </w:p>
+        </w:tc>
+        <w:tc>
+          <w:tcPr>
+            <w:tcW w:type="dxa" w:w="2287"/>
+          </w:tcPr>
+          <w:p>
+            <w:pPr>
+              <w:spacing w:before="0" w:after="0"/>
+            </w:pPr>
+            <w:r>
+              <w:rPr>
+                <w:sz w:val="8"/>
+              </w:rPr>
+              <w:t>adoptAsContextCandidate</w:t>
+            </w:r>
+          </w:p>
+        </w:tc>
+        <w:tc>
+          <w:tcPr>
+            <w:tcW w:type="dxa" w:w="2287"/>
+          </w:tcPr>
+          <w:p>
+            <w:pPr>
+              <w:spacing w:before="0" w:after="0"/>
+            </w:pPr>
+            <w:r>
+              <w:rPr>
+                <w:sz w:val="8"/>
+              </w:rPr>
+              <w:t>EFFECTFUL_EXACT</w:t>
+            </w:r>
+          </w:p>
+        </w:tc>
+        <w:tc>
+          <w:tcPr>
+            <w:tcW w:type="dxa" w:w="2287"/>
+          </w:tcPr>
+          <w:p>
+            <w:pPr>
+              <w:spacing w:before="0" w:after="0"/>
+            </w:pPr>
+            <w:r>
+              <w:rPr>
+                <w:sz w:val="8"/>
+              </w:rPr>
+              <w:t>POST /v1/state-commands/strategycandidate/adoptascontextcandidate</w:t>
+            </w:r>
+          </w:p>
+        </w:tc>
+        <w:tc>
+          <w:tcPr>
+            <w:tcW w:type="dxa" w:w="2287"/>
+          </w:tcPr>
+          <w:p>
+            <w:pPr>
+              <w:spacing w:before="0" w:after="0"/>
+            </w:pPr>
+            <w:r>
+              <w:rPr>
+                <w:sz w:val="8"/>
+              </w:rPr>
+              <w:t>Payload=AdoptAsContextCandidateRequest</w:t>
+            </w:r>
+          </w:p>
+        </w:tc>
+      </w:tr>
+    </w:tbl>
     <w:sectPr>
-      <w:pgSz w:w="15840" w:h="12240" w:orient="landscape"/>
+      <w:pgSz w:w="12240" w:h="15840" w:orient="landscape"/>
       <w:pgMar w:top="475" w:right="403" w:bottom="475" w:left="403" w:header="259" w:footer="259" w:gutter="0"/>
       <w:cols w:space="720"/>
       <w:docGrid w:linePitch="360"/>

--- a/ACPOS_STR-01_WORKSPACE_MOTHER_BASIC_DESIGN_TECH_PURPLE_v1.0.docx
+++ b/ACPOS_STR-01_WORKSPACE_MOTHER_BASIC_DESIGN_TECH_PURPLE_v1.0.docx
@@ -24485,10 +24485,7 @@
           </w:tcPr>
           <w:p>
             <w:r>
-              <w:rPr>
-                <w:sz w:val="10"/>
-              </w:rPr>
-              <w:t>—</w:t>
+              <w:t>GET /v1/conversations/{CONVERSATION_ID}/attachments/{ATTACHMENT_ID}/context</w:t>
             </w:r>
           </w:p>
         </w:tc>
@@ -25134,10 +25131,7 @@
           </w:tcPr>
           <w:p>
             <w:r>
-              <w:rPr>
-                <w:sz w:val="10"/>
-              </w:rPr>
-              <w:t>—</w:t>
+              <w:t>SendConversationMessageRequest</w:t>
             </w:r>
           </w:p>
         </w:tc>
@@ -25183,10 +25177,7 @@
           </w:tcPr>
           <w:p>
             <w:r>
-              <w:rPr>
-                <w:sz w:val="10"/>
-              </w:rPr>
-              <w:t>—</w:t>
+              <w:t>Shared Conversation Core / ConversationMessage + ConversationContextBinding</w:t>
             </w:r>
           </w:p>
         </w:tc>
@@ -25302,10 +25293,7 @@
           </w:tcPr>
           <w:p>
             <w:r>
-              <w:rPr>
-                <w:sz w:val="10"/>
-              </w:rPr>
-              <w:t>—</w:t>
+              <w:t>StopConversationGenerationRequest</w:t>
             </w:r>
           </w:p>
         </w:tc>
@@ -25351,10 +25339,7 @@
           </w:tcPr>
           <w:p>
             <w:r>
-              <w:rPr>
-                <w:sz w:val="10"/>
-              </w:rPr>
-              <w:t>—</w:t>
+              <w:t>ACPOS-AI-03 Runtime Job + ACPOS-AI-02 ConversationAuditEnvelope</w:t>
             </w:r>
           </w:p>
         </w:tc>
@@ -31968,10 +31953,7 @@
           </w:tcPr>
           <w:p>
             <w:r>
-              <w:rPr>
-                <w:sz w:val="10"/>
-              </w:rPr>
-              <w:t>—</w:t>
+              <w:t>SendConversationMessageRequest</w:t>
             </w:r>
           </w:p>
         </w:tc>
@@ -32017,10 +31999,7 @@
           </w:tcPr>
           <w:p>
             <w:r>
-              <w:rPr>
-                <w:sz w:val="10"/>
-              </w:rPr>
-              <w:t>—</w:t>
+              <w:t>Shared Conversation Core / ConversationMessage + ConversationContextBinding</w:t>
             </w:r>
           </w:p>
         </w:tc>
@@ -33860,10 +33839,7 @@
           </w:tcPr>
           <w:p>
             <w:r>
-              <w:rPr>
-                <w:sz w:val="10"/>
-              </w:rPr>
-              <w:t>—</w:t>
+              <w:t>GET /v1/conversations/{CONVERSATION_ID}/projections/strategy</w:t>
             </w:r>
           </w:p>
         </w:tc>
@@ -35142,8 +35118,649 @@
         </w:tc>
       </w:tr>
     </w:tbl>
+    <w:p>
+      <w:pPr>
+        <w:sectPr>
+          <w:pgSz w:w="12240" w:h="15840" w:orient="landscape"/>
+          <w:pgMar w:top="475" w:right="403" w:bottom="475" w:left="403" w:header="259" w:footer="259" w:gutter="0"/>
+          <w:cols w:space="720"/>
+          <w:docGrid w:linePitch="360"/>
+        </w:sectPr>
+      </w:pPr>
+    </w:p>
+    <w:p>
+      <w:pPr>
+        <w:pStyle w:val="Heading1"/>
+      </w:pPr>
+      <w:r>
+        <w:t>Batch 36 · Shared Conversation Core Contract Binding Ledger</w:t>
+      </w:r>
+    </w:p>
+    <w:p>
+      <w:r>
+        <w:rPr>
+          <w:b/>
+        </w:rPr>
+        <w:t xml:space="preserve">[ACPOS-20260922-BATCH-36-SYSTEM02-CANONICAL-CONTRACT-REMEDIATION-V1::PAGE::STR-01] </w:t>
+      </w:r>
+      <w:r>
+        <w:t>Only the fields listed in the Current 324-cell denominator are synchronized. Existing Action/Gate/Permission/Operation/Runtime Owner/Runtime Status values remain unchanged.</w:t>
+      </w:r>
+    </w:p>
+    <w:tbl>
+      <w:tblPr>
+        <w:tblStyle w:val="TableGrid"/>
+        <w:tblW w:type="auto" w:w="0"/>
+        <w:tblLook w:firstColumn="1" w:firstRow="1" w:lastColumn="0" w:lastRow="0" w:noHBand="0" w:noVBand="1" w:val="04A0"/>
+      </w:tblPr>
+      <w:tblGrid>
+        <w:gridCol w:w="2506"/>
+        <w:gridCol w:w="2506"/>
+        <w:gridCol w:w="2506"/>
+        <w:gridCol w:w="2506"/>
+        <w:gridCol w:w="2506"/>
+        <w:gridCol w:w="2506"/>
+      </w:tblGrid>
+      <w:tr>
+        <w:trPr>
+          <w:tblHeader w:val="true"/>
+        </w:trPr>
+        <w:tc>
+          <w:tcPr>
+            <w:tcW w:type="dxa" w:w="2506"/>
+            <w:shd w:fill="EDE9FE"/>
+          </w:tcPr>
+          <w:p>
+            <w:pPr>
+              <w:spacing w:before="0" w:after="0"/>
+            </w:pPr>
+            <w:r>
+              <w:rPr>
+                <w:sz w:val="7"/>
+              </w:rPr>
+              <w:t>Control UID</w:t>
+            </w:r>
+          </w:p>
+        </w:tc>
+        <w:tc>
+          <w:tcPr>
+            <w:tcW w:type="dxa" w:w="2506"/>
+            <w:shd w:fill="EDE9FE"/>
+          </w:tcPr>
+          <w:p>
+            <w:pPr>
+              <w:spacing w:before="0" w:after="0"/>
+            </w:pPr>
+            <w:r>
+              <w:rPr>
+                <w:sz w:val="7"/>
+              </w:rPr>
+              <w:t>Operation</w:t>
+            </w:r>
+          </w:p>
+        </w:tc>
+        <w:tc>
+          <w:tcPr>
+            <w:tcW w:type="dxa" w:w="2506"/>
+            <w:shd w:fill="EDE9FE"/>
+          </w:tcPr>
+          <w:p>
+            <w:pPr>
+              <w:spacing w:before="0" w:after="0"/>
+            </w:pPr>
+            <w:r>
+              <w:rPr>
+                <w:sz w:val="7"/>
+              </w:rPr>
+              <w:t>Fields Closed</w:t>
+            </w:r>
+          </w:p>
+        </w:tc>
+        <w:tc>
+          <w:tcPr>
+            <w:tcW w:type="dxa" w:w="2506"/>
+            <w:shd w:fill="EDE9FE"/>
+          </w:tcPr>
+          <w:p>
+            <w:pPr>
+              <w:spacing w:before="0" w:after="0"/>
+            </w:pPr>
+            <w:r>
+              <w:rPr>
+                <w:sz w:val="7"/>
+              </w:rPr>
+              <w:t>Method / Path</w:t>
+            </w:r>
+          </w:p>
+        </w:tc>
+        <w:tc>
+          <w:tcPr>
+            <w:tcW w:type="dxa" w:w="2506"/>
+            <w:shd w:fill="EDE9FE"/>
+          </w:tcPr>
+          <w:p>
+            <w:pPr>
+              <w:spacing w:before="0" w:after="0"/>
+            </w:pPr>
+            <w:r>
+              <w:rPr>
+                <w:sz w:val="7"/>
+              </w:rPr>
+              <w:t>Payload / Schema</w:t>
+            </w:r>
+          </w:p>
+        </w:tc>
+        <w:tc>
+          <w:tcPr>
+            <w:tcW w:type="dxa" w:w="2506"/>
+            <w:shd w:fill="EDE9FE"/>
+          </w:tcPr>
+          <w:p>
+            <w:pPr>
+              <w:spacing w:before="0" w:after="0"/>
+            </w:pPr>
+            <w:r>
+              <w:rPr>
+                <w:sz w:val="7"/>
+              </w:rPr>
+              <w:t>Persistence Owner</w:t>
+            </w:r>
+          </w:p>
+        </w:tc>
+      </w:tr>
+      <w:tr>
+        <w:tc>
+          <w:tcPr>
+            <w:tcW w:type="dxa" w:w="2506"/>
+          </w:tcPr>
+          <w:p>
+            <w:pPr>
+              <w:spacing w:before="0" w:after="0"/>
+            </w:pPr>
+            <w:r>
+              <w:rPr>
+                <w:sz w:val="7"/>
+              </w:rPr>
+              <w:t>STR-01-VIEW-CONVERSATION</w:t>
+            </w:r>
+          </w:p>
+        </w:tc>
+        <w:tc>
+          <w:tcPr>
+            <w:tcW w:type="dxa" w:w="2506"/>
+          </w:tcPr>
+          <w:p>
+            <w:pPr>
+              <w:spacing w:before="0" w:after="0"/>
+            </w:pPr>
+            <w:r>
+              <w:rPr>
+                <w:sz w:val="7"/>
+              </w:rPr>
+              <w:t>getStrategicConversationProjection</w:t>
+            </w:r>
+          </w:p>
+        </w:tc>
+        <w:tc>
+          <w:tcPr>
+            <w:tcW w:type="dxa" w:w="2506"/>
+          </w:tcPr>
+          <w:p>
+            <w:pPr>
+              <w:spacing w:before="0" w:after="0"/>
+            </w:pPr>
+            <w:r>
+              <w:rPr>
+                <w:sz w:val="7"/>
+              </w:rPr>
+              <w:t>method_path</w:t>
+            </w:r>
+          </w:p>
+        </w:tc>
+        <w:tc>
+          <w:tcPr>
+            <w:tcW w:type="dxa" w:w="2506"/>
+          </w:tcPr>
+          <w:p>
+            <w:pPr>
+              <w:spacing w:before="0" w:after="0"/>
+            </w:pPr>
+            <w:r>
+              <w:rPr>
+                <w:sz w:val="7"/>
+              </w:rPr>
+              <w:t>GET /v1/conversations/{CONVERSATION_ID}/projections/strategy</w:t>
+            </w:r>
+          </w:p>
+        </w:tc>
+        <w:tc>
+          <w:tcPr>
+            <w:tcW w:type="dxa" w:w="2506"/>
+          </w:tcPr>
+          <w:p>
+            <w:pPr>
+              <w:spacing w:before="0" w:after="0"/>
+            </w:pPr>
+            <w:r>
+              <w:rPr>
+                <w:sz w:val="7"/>
+              </w:rPr>
+              <w:t>N/A</w:t>
+            </w:r>
+          </w:p>
+        </w:tc>
+        <w:tc>
+          <w:tcPr>
+            <w:tcW w:type="dxa" w:w="2506"/>
+          </w:tcPr>
+          <w:p>
+            <w:pPr>
+              <w:spacing w:before="0" w:after="0"/>
+            </w:pPr>
+            <w:r>
+              <w:rPr>
+                <w:sz w:val="7"/>
+              </w:rPr>
+              <w:t>N/A</w:t>
+            </w:r>
+          </w:p>
+        </w:tc>
+      </w:tr>
+      <w:tr>
+        <w:tc>
+          <w:tcPr>
+            <w:tcW w:type="dxa" w:w="2506"/>
+          </w:tcPr>
+          <w:p>
+            <w:pPr>
+              <w:spacing w:before="0" w:after="0"/>
+            </w:pPr>
+            <w:r>
+              <w:rPr>
+                <w:sz w:val="7"/>
+              </w:rPr>
+              <w:t>STR-01-BTN-ATTACH</w:t>
+            </w:r>
+          </w:p>
+        </w:tc>
+        <w:tc>
+          <w:tcPr>
+            <w:tcW w:type="dxa" w:w="2506"/>
+          </w:tcPr>
+          <w:p>
+            <w:pPr>
+              <w:spacing w:before="0" w:after="0"/>
+            </w:pPr>
+            <w:r>
+              <w:rPr>
+                <w:sz w:val="7"/>
+              </w:rPr>
+              <w:t>getConversationAttachmentContext</w:t>
+            </w:r>
+          </w:p>
+        </w:tc>
+        <w:tc>
+          <w:tcPr>
+            <w:tcW w:type="dxa" w:w="2506"/>
+          </w:tcPr>
+          <w:p>
+            <w:pPr>
+              <w:spacing w:before="0" w:after="0"/>
+            </w:pPr>
+            <w:r>
+              <w:rPr>
+                <w:sz w:val="7"/>
+              </w:rPr>
+              <w:t>method_path</w:t>
+            </w:r>
+          </w:p>
+        </w:tc>
+        <w:tc>
+          <w:tcPr>
+            <w:tcW w:type="dxa" w:w="2506"/>
+          </w:tcPr>
+          <w:p>
+            <w:pPr>
+              <w:spacing w:before="0" w:after="0"/>
+            </w:pPr>
+            <w:r>
+              <w:rPr>
+                <w:sz w:val="7"/>
+              </w:rPr>
+              <w:t>GET /v1/conversations/{CONVERSATION_ID}/attachments/{ATTACHMENT_ID}/context</w:t>
+            </w:r>
+          </w:p>
+        </w:tc>
+        <w:tc>
+          <w:tcPr>
+            <w:tcW w:type="dxa" w:w="2506"/>
+          </w:tcPr>
+          <w:p>
+            <w:pPr>
+              <w:spacing w:before="0" w:after="0"/>
+            </w:pPr>
+            <w:r>
+              <w:rPr>
+                <w:sz w:val="7"/>
+              </w:rPr>
+              <w:t>N/A</w:t>
+            </w:r>
+          </w:p>
+        </w:tc>
+        <w:tc>
+          <w:tcPr>
+            <w:tcW w:type="dxa" w:w="2506"/>
+          </w:tcPr>
+          <w:p>
+            <w:pPr>
+              <w:spacing w:before="0" w:after="0"/>
+            </w:pPr>
+            <w:r>
+              <w:rPr>
+                <w:sz w:val="7"/>
+              </w:rPr>
+              <w:t>N/A</w:t>
+            </w:r>
+          </w:p>
+        </w:tc>
+      </w:tr>
+      <w:tr>
+        <w:tc>
+          <w:tcPr>
+            <w:tcW w:type="dxa" w:w="2506"/>
+          </w:tcPr>
+          <w:p>
+            <w:pPr>
+              <w:spacing w:before="0" w:after="0"/>
+            </w:pPr>
+            <w:r>
+              <w:rPr>
+                <w:sz w:val="7"/>
+              </w:rPr>
+              <w:t>STR-01-INP-MESSAGE</w:t>
+            </w:r>
+          </w:p>
+        </w:tc>
+        <w:tc>
+          <w:tcPr>
+            <w:tcW w:type="dxa" w:w="2506"/>
+          </w:tcPr>
+          <w:p>
+            <w:pPr>
+              <w:spacing w:before="0" w:after="0"/>
+            </w:pPr>
+            <w:r>
+              <w:rPr>
+                <w:sz w:val="7"/>
+              </w:rPr>
+              <w:t>sendConversationMessage</w:t>
+            </w:r>
+          </w:p>
+        </w:tc>
+        <w:tc>
+          <w:tcPr>
+            <w:tcW w:type="dxa" w:w="2506"/>
+          </w:tcPr>
+          <w:p>
+            <w:pPr>
+              <w:spacing w:before="0" w:after="0"/>
+            </w:pPr>
+            <w:r>
+              <w:rPr>
+                <w:sz w:val="7"/>
+              </w:rPr>
+              <w:t>payload_schema, persistence_owner</w:t>
+            </w:r>
+          </w:p>
+        </w:tc>
+        <w:tc>
+          <w:tcPr>
+            <w:tcW w:type="dxa" w:w="2506"/>
+          </w:tcPr>
+          <w:p>
+            <w:pPr>
+              <w:spacing w:before="0" w:after="0"/>
+            </w:pPr>
+            <w:r>
+              <w:rPr>
+                <w:sz w:val="7"/>
+              </w:rPr>
+              <w:t>POST /v1/conversations/{CONVERSATION_ID}/messages</w:t>
+            </w:r>
+          </w:p>
+        </w:tc>
+        <w:tc>
+          <w:tcPr>
+            <w:tcW w:type="dxa" w:w="2506"/>
+          </w:tcPr>
+          <w:p>
+            <w:pPr>
+              <w:spacing w:before="0" w:after="0"/>
+            </w:pPr>
+            <w:r>
+              <w:rPr>
+                <w:sz w:val="7"/>
+              </w:rPr>
+              <w:t>SendConversationMessageRequest</w:t>
+            </w:r>
+          </w:p>
+        </w:tc>
+        <w:tc>
+          <w:tcPr>
+            <w:tcW w:type="dxa" w:w="2506"/>
+          </w:tcPr>
+          <w:p>
+            <w:pPr>
+              <w:spacing w:before="0" w:after="0"/>
+            </w:pPr>
+            <w:r>
+              <w:rPr>
+                <w:sz w:val="7"/>
+              </w:rPr>
+              <w:t>Shared Conversation Core / ConversationMessage + ConversationContextBinding</w:t>
+            </w:r>
+          </w:p>
+        </w:tc>
+      </w:tr>
+      <w:tr>
+        <w:tc>
+          <w:tcPr>
+            <w:tcW w:type="dxa" w:w="2506"/>
+          </w:tcPr>
+          <w:p>
+            <w:pPr>
+              <w:spacing w:before="0" w:after="0"/>
+            </w:pPr>
+            <w:r>
+              <w:rPr>
+                <w:sz w:val="7"/>
+              </w:rPr>
+              <w:t>STR-01-BTN-SEND</w:t>
+            </w:r>
+          </w:p>
+        </w:tc>
+        <w:tc>
+          <w:tcPr>
+            <w:tcW w:type="dxa" w:w="2506"/>
+          </w:tcPr>
+          <w:p>
+            <w:pPr>
+              <w:spacing w:before="0" w:after="0"/>
+            </w:pPr>
+            <w:r>
+              <w:rPr>
+                <w:sz w:val="7"/>
+              </w:rPr>
+              <w:t>sendConversationMessage</w:t>
+            </w:r>
+          </w:p>
+        </w:tc>
+        <w:tc>
+          <w:tcPr>
+            <w:tcW w:type="dxa" w:w="2506"/>
+          </w:tcPr>
+          <w:p>
+            <w:pPr>
+              <w:spacing w:before="0" w:after="0"/>
+            </w:pPr>
+            <w:r>
+              <w:rPr>
+                <w:sz w:val="7"/>
+              </w:rPr>
+              <w:t>payload_schema, persistence_owner</w:t>
+            </w:r>
+          </w:p>
+        </w:tc>
+        <w:tc>
+          <w:tcPr>
+            <w:tcW w:type="dxa" w:w="2506"/>
+          </w:tcPr>
+          <w:p>
+            <w:pPr>
+              <w:spacing w:before="0" w:after="0"/>
+            </w:pPr>
+            <w:r>
+              <w:rPr>
+                <w:sz w:val="7"/>
+              </w:rPr>
+              <w:t>POST /v1/conversations/{CONVERSATION_ID}/messages</w:t>
+            </w:r>
+          </w:p>
+        </w:tc>
+        <w:tc>
+          <w:tcPr>
+            <w:tcW w:type="dxa" w:w="2506"/>
+          </w:tcPr>
+          <w:p>
+            <w:pPr>
+              <w:spacing w:before="0" w:after="0"/>
+            </w:pPr>
+            <w:r>
+              <w:rPr>
+                <w:sz w:val="7"/>
+              </w:rPr>
+              <w:t>SendConversationMessageRequest</w:t>
+            </w:r>
+          </w:p>
+        </w:tc>
+        <w:tc>
+          <w:tcPr>
+            <w:tcW w:type="dxa" w:w="2506"/>
+          </w:tcPr>
+          <w:p>
+            <w:pPr>
+              <w:spacing w:before="0" w:after="0"/>
+            </w:pPr>
+            <w:r>
+              <w:rPr>
+                <w:sz w:val="7"/>
+              </w:rPr>
+              <w:t>Shared Conversation Core / ConversationMessage + ConversationContextBinding</w:t>
+            </w:r>
+          </w:p>
+        </w:tc>
+      </w:tr>
+      <w:tr>
+        <w:tc>
+          <w:tcPr>
+            <w:tcW w:type="dxa" w:w="2506"/>
+          </w:tcPr>
+          <w:p>
+            <w:pPr>
+              <w:spacing w:before="0" w:after="0"/>
+            </w:pPr>
+            <w:r>
+              <w:rPr>
+                <w:sz w:val="7"/>
+              </w:rPr>
+              <w:t>STR-01-BTN-STOP</w:t>
+            </w:r>
+          </w:p>
+        </w:tc>
+        <w:tc>
+          <w:tcPr>
+            <w:tcW w:type="dxa" w:w="2506"/>
+          </w:tcPr>
+          <w:p>
+            <w:pPr>
+              <w:spacing w:before="0" w:after="0"/>
+            </w:pPr>
+            <w:r>
+              <w:rPr>
+                <w:sz w:val="7"/>
+              </w:rPr>
+              <w:t>stopConversationGeneration</w:t>
+            </w:r>
+          </w:p>
+        </w:tc>
+        <w:tc>
+          <w:tcPr>
+            <w:tcW w:type="dxa" w:w="2506"/>
+          </w:tcPr>
+          <w:p>
+            <w:pPr>
+              <w:spacing w:before="0" w:after="0"/>
+            </w:pPr>
+            <w:r>
+              <w:rPr>
+                <w:sz w:val="7"/>
+              </w:rPr>
+              <w:t>payload_schema, persistence_owner</w:t>
+            </w:r>
+          </w:p>
+        </w:tc>
+        <w:tc>
+          <w:tcPr>
+            <w:tcW w:type="dxa" w:w="2506"/>
+          </w:tcPr>
+          <w:p>
+            <w:pPr>
+              <w:spacing w:before="0" w:after="0"/>
+            </w:pPr>
+            <w:r>
+              <w:rPr>
+                <w:sz w:val="7"/>
+              </w:rPr>
+              <w:t>POST /v1/conversations/{CONVERSATION_ID}/generation/stop</w:t>
+            </w:r>
+          </w:p>
+        </w:tc>
+        <w:tc>
+          <w:tcPr>
+            <w:tcW w:type="dxa" w:w="2506"/>
+          </w:tcPr>
+          <w:p>
+            <w:pPr>
+              <w:spacing w:before="0" w:after="0"/>
+            </w:pPr>
+            <w:r>
+              <w:rPr>
+                <w:sz w:val="7"/>
+              </w:rPr>
+              <w:t>StopConversationGenerationRequest</w:t>
+            </w:r>
+          </w:p>
+        </w:tc>
+        <w:tc>
+          <w:tcPr>
+            <w:tcW w:type="dxa" w:w="2506"/>
+          </w:tcPr>
+          <w:p>
+            <w:pPr>
+              <w:spacing w:before="0" w:after="0"/>
+            </w:pPr>
+            <w:r>
+              <w:rPr>
+                <w:sz w:val="7"/>
+              </w:rPr>
+              <w:t>ACPOS-AI-03 Runtime Job + ACPOS-AI-02 ConversationAuditEnvelope</w:t>
+            </w:r>
+          </w:p>
+        </w:tc>
+      </w:tr>
+    </w:tbl>
     <w:sectPr>
-      <w:pgSz w:w="12240" w:h="15840" w:orient="landscape"/>
+      <w:pgSz w:w="15840" w:h="12240" w:orient="landscape"/>
       <w:pgMar w:top="475" w:right="403" w:bottom="475" w:left="403" w:header="259" w:footer="259" w:gutter="0"/>
       <w:cols w:space="720"/>
       <w:docGrid w:linePitch="360"/>

--- a/ACPOS_STR-01_WORKSPACE_MOTHER_BASIC_DESIGN_TECH_PURPLE_v1.0.docx
+++ b/ACPOS_STR-01_WORKSPACE_MOTHER_BASIC_DESIGN_TECH_PURPLE_v1.0.docx
@@ -24343,10 +24343,7 @@
           </w:tcPr>
           <w:p>
             <w:r>
-              <w:rPr>
-                <w:sz w:val="10"/>
-              </w:rPr>
-              <w:t>—</w:t>
+              <w:t>AI-01 Context Owner / Governed Strategy Context Adoption Link + System 08 Audit</w:t>
             </w:r>
           </w:p>
         </w:tc>
@@ -25455,10 +25452,7 @@
           </w:tcPr>
           <w:p>
             <w:r>
-              <w:rPr>
-                <w:sz w:val="10"/>
-              </w:rPr>
-              <w:t>—</w:t>
+              <w:t>SubmitStrategyReviewRequest</w:t>
             </w:r>
           </w:p>
         </w:tc>
@@ -25481,10 +25475,7 @@
           </w:tcPr>
           <w:p>
             <w:r>
-              <w:rPr>
-                <w:sz w:val="10"/>
-              </w:rPr>
-              <w:t>—</w:t>
+              <w:t>POST /v1/state-commands/strategycandidate/submitstrategyreview</w:t>
             </w:r>
           </w:p>
         </w:tc>
@@ -25507,10 +25498,7 @@
           </w:tcPr>
           <w:p>
             <w:r>
-              <w:rPr>
-                <w:sz w:val="10"/>
-              </w:rPr>
-              <w:t>—</w:t>
+              <w:t>System 08 / StrategyCandidate + Review State/Audit</w:t>
             </w:r>
           </w:p>
         </w:tc>
@@ -35759,8 +35747,355 @@
         </w:tc>
       </w:tr>
     </w:tbl>
+    <w:p>
+      <w:pPr>
+        <w:sectPr>
+          <w:pgSz w:w="15840" w:h="12240" w:orient="landscape"/>
+          <w:pgMar w:top="475" w:right="403" w:bottom="475" w:left="403" w:header="259" w:footer="259" w:gutter="0"/>
+          <w:cols w:space="720"/>
+          <w:docGrid w:linePitch="360"/>
+        </w:sectPr>
+      </w:pPr>
+    </w:p>
+    <w:p>
+      <w:pPr>
+        <w:pStyle w:val="Heading1"/>
+      </w:pPr>
+      <w:r>
+        <w:t>Batch 43 · STR-01 Strategy Contract Binding Ledger</w:t>
+      </w:r>
+    </w:p>
+    <w:p>
+      <w:r>
+        <w:rPr>
+          <w:b/>
+        </w:rPr>
+        <w:t xml:space="preserve">[ACPOS-20260922-BATCH-43-SYSTEM08-STRATEGY-CONTRACT-REMEDIATION-V1::PAGE::STR-01] </w:t>
+      </w:r>
+      <w:r>
+        <w:t>Review submission is a governed request to enter REVIEW_REQUIRED, never an approval. Context adoption requires prior human review and persists through AI-01 Context authority plus System 08 audit linkage; Strategy does not create a second Context Engine.</w:t>
+      </w:r>
+    </w:p>
+    <w:tbl>
+      <w:tblPr>
+        <w:tblStyle w:val="TableGrid"/>
+        <w:tblW w:type="auto" w:w="0"/>
+        <w:tblLook w:firstColumn="1" w:firstRow="1" w:lastColumn="0" w:lastRow="0" w:noHBand="0" w:noVBand="1" w:val="04A0"/>
+      </w:tblPr>
+      <w:tblGrid>
+        <w:gridCol w:w="1906"/>
+        <w:gridCol w:w="1906"/>
+        <w:gridCol w:w="1906"/>
+        <w:gridCol w:w="1906"/>
+        <w:gridCol w:w="1906"/>
+        <w:gridCol w:w="1906"/>
+      </w:tblGrid>
+      <w:tr>
+        <w:trPr>
+          <w:tblHeader w:val="true"/>
+        </w:trPr>
+        <w:tc>
+          <w:tcPr>
+            <w:tcW w:type="dxa" w:w="1906"/>
+            <w:shd w:fill="EDE9FE"/>
+          </w:tcPr>
+          <w:p>
+            <w:pPr>
+              <w:spacing w:before="0" w:after="0"/>
+            </w:pPr>
+            <w:r>
+              <w:rPr>
+                <w:sz w:val="7"/>
+              </w:rPr>
+              <w:t>Control UID</w:t>
+            </w:r>
+          </w:p>
+        </w:tc>
+        <w:tc>
+          <w:tcPr>
+            <w:tcW w:type="dxa" w:w="1906"/>
+            <w:shd w:fill="EDE9FE"/>
+          </w:tcPr>
+          <w:p>
+            <w:pPr>
+              <w:spacing w:before="0" w:after="0"/>
+            </w:pPr>
+            <w:r>
+              <w:rPr>
+                <w:sz w:val="7"/>
+              </w:rPr>
+              <w:t>Operation</w:t>
+            </w:r>
+          </w:p>
+        </w:tc>
+        <w:tc>
+          <w:tcPr>
+            <w:tcW w:type="dxa" w:w="1906"/>
+            <w:shd w:fill="EDE9FE"/>
+          </w:tcPr>
+          <w:p>
+            <w:pPr>
+              <w:spacing w:before="0" w:after="0"/>
+            </w:pPr>
+            <w:r>
+              <w:rPr>
+                <w:sz w:val="7"/>
+              </w:rPr>
+              <w:t>Method / Path</w:t>
+            </w:r>
+          </w:p>
+        </w:tc>
+        <w:tc>
+          <w:tcPr>
+            <w:tcW w:type="dxa" w:w="1906"/>
+            <w:shd w:fill="EDE9FE"/>
+          </w:tcPr>
+          <w:p>
+            <w:pPr>
+              <w:spacing w:before="0" w:after="0"/>
+            </w:pPr>
+            <w:r>
+              <w:rPr>
+                <w:sz w:val="7"/>
+              </w:rPr>
+              <w:t>Payload / Schema</w:t>
+            </w:r>
+          </w:p>
+        </w:tc>
+        <w:tc>
+          <w:tcPr>
+            <w:tcW w:type="dxa" w:w="1906"/>
+            <w:shd w:fill="EDE9FE"/>
+          </w:tcPr>
+          <w:p>
+            <w:pPr>
+              <w:spacing w:before="0" w:after="0"/>
+            </w:pPr>
+            <w:r>
+              <w:rPr>
+                <w:sz w:val="7"/>
+              </w:rPr>
+              <w:t>Persistence Owner</w:t>
+            </w:r>
+          </w:p>
+        </w:tc>
+        <w:tc>
+          <w:tcPr>
+            <w:tcW w:type="dxa" w:w="1906"/>
+            <w:shd w:fill="EDE9FE"/>
+          </w:tcPr>
+          <w:p>
+            <w:pPr>
+              <w:spacing w:before="0" w:after="0"/>
+            </w:pPr>
+            <w:r>
+              <w:rPr>
+                <w:sz w:val="7"/>
+              </w:rPr>
+              <w:t>Semantics</w:t>
+            </w:r>
+          </w:p>
+        </w:tc>
+      </w:tr>
+      <w:tr>
+        <w:tc>
+          <w:tcPr>
+            <w:tcW w:type="dxa" w:w="1906"/>
+          </w:tcPr>
+          <w:p>
+            <w:pPr>
+              <w:spacing w:before="0" w:after="0"/>
+            </w:pPr>
+            <w:r>
+              <w:rPr>
+                <w:sz w:val="7"/>
+              </w:rPr>
+              <w:t>STR-01-BTN-SUBMIT-REVIEW</w:t>
+            </w:r>
+          </w:p>
+        </w:tc>
+        <w:tc>
+          <w:tcPr>
+            <w:tcW w:type="dxa" w:w="1906"/>
+          </w:tcPr>
+          <w:p>
+            <w:pPr>
+              <w:spacing w:before="0" w:after="0"/>
+            </w:pPr>
+            <w:r>
+              <w:rPr>
+                <w:sz w:val="7"/>
+              </w:rPr>
+              <w:t>submitStrategyReview</w:t>
+            </w:r>
+          </w:p>
+        </w:tc>
+        <w:tc>
+          <w:tcPr>
+            <w:tcW w:type="dxa" w:w="1906"/>
+          </w:tcPr>
+          <w:p>
+            <w:pPr>
+              <w:spacing w:before="0" w:after="0"/>
+            </w:pPr>
+            <w:r>
+              <w:rPr>
+                <w:sz w:val="7"/>
+              </w:rPr>
+              <w:t>POST /v1/state-commands/strategycandidate/submitstrategyreview</w:t>
+            </w:r>
+          </w:p>
+        </w:tc>
+        <w:tc>
+          <w:tcPr>
+            <w:tcW w:type="dxa" w:w="1906"/>
+          </w:tcPr>
+          <w:p>
+            <w:pPr>
+              <w:spacing w:before="0" w:after="0"/>
+            </w:pPr>
+            <w:r>
+              <w:rPr>
+                <w:sz w:val="7"/>
+              </w:rPr>
+              <w:t>SubmitStrategyReviewRequest</w:t>
+            </w:r>
+          </w:p>
+        </w:tc>
+        <w:tc>
+          <w:tcPr>
+            <w:tcW w:type="dxa" w:w="1906"/>
+          </w:tcPr>
+          <w:p>
+            <w:pPr>
+              <w:spacing w:before="0" w:after="0"/>
+            </w:pPr>
+            <w:r>
+              <w:rPr>
+                <w:sz w:val="7"/>
+              </w:rPr>
+              <w:t>System 08 / StrategyCandidate + Review State/Audit</w:t>
+            </w:r>
+          </w:p>
+        </w:tc>
+        <w:tc>
+          <w:tcPr>
+            <w:tcW w:type="dxa" w:w="1906"/>
+          </w:tcPr>
+          <w:p>
+            <w:pPr>
+              <w:spacing w:before="0" w:after="0"/>
+            </w:pPr>
+            <w:r>
+              <w:rPr>
+                <w:sz w:val="7"/>
+              </w:rPr>
+              <w:t>CANDIDATE_READY→REVIEW_REQUIRED requires exact candidate, expected_version, review permission and evidence; submission creates/updates governed review-request state only and must not create an approval decision.</w:t>
+            </w:r>
+          </w:p>
+        </w:tc>
+      </w:tr>
+      <w:tr>
+        <w:tc>
+          <w:tcPr>
+            <w:tcW w:type="dxa" w:w="1906"/>
+          </w:tcPr>
+          <w:p>
+            <w:pPr>
+              <w:spacing w:before="0" w:after="0"/>
+            </w:pPr>
+            <w:r>
+              <w:rPr>
+                <w:sz w:val="7"/>
+              </w:rPr>
+              <w:t>STR-01-BTN-ADOPT</w:t>
+            </w:r>
+          </w:p>
+        </w:tc>
+        <w:tc>
+          <w:tcPr>
+            <w:tcW w:type="dxa" w:w="1906"/>
+          </w:tcPr>
+          <w:p>
+            <w:pPr>
+              <w:spacing w:before="0" w:after="0"/>
+            </w:pPr>
+            <w:r>
+              <w:rPr>
+                <w:sz w:val="7"/>
+              </w:rPr>
+              <w:t>adoptAsContextCandidate</w:t>
+            </w:r>
+          </w:p>
+        </w:tc>
+        <w:tc>
+          <w:tcPr>
+            <w:tcW w:type="dxa" w:w="1906"/>
+          </w:tcPr>
+          <w:p>
+            <w:pPr>
+              <w:spacing w:before="0" w:after="0"/>
+            </w:pPr>
+            <w:r>
+              <w:rPr>
+                <w:sz w:val="7"/>
+              </w:rPr>
+              <w:t>UNCHANGED</w:t>
+            </w:r>
+          </w:p>
+        </w:tc>
+        <w:tc>
+          <w:tcPr>
+            <w:tcW w:type="dxa" w:w="1906"/>
+          </w:tcPr>
+          <w:p>
+            <w:pPr>
+              <w:spacing w:before="0" w:after="0"/>
+            </w:pPr>
+            <w:r>
+              <w:rPr>
+                <w:sz w:val="7"/>
+              </w:rPr>
+              <w:t>UNCHANGED</w:t>
+            </w:r>
+          </w:p>
+        </w:tc>
+        <w:tc>
+          <w:tcPr>
+            <w:tcW w:type="dxa" w:w="1906"/>
+          </w:tcPr>
+          <w:p>
+            <w:pPr>
+              <w:spacing w:before="0" w:after="0"/>
+            </w:pPr>
+            <w:r>
+              <w:rPr>
+                <w:sz w:val="7"/>
+              </w:rPr>
+              <w:t>AI-01 Context Owner / Governed Strategy Context Adoption Link + System 08 Audit</w:t>
+            </w:r>
+          </w:p>
+        </w:tc>
+        <w:tc>
+          <w:tcPr>
+            <w:tcW w:type="dxa" w:w="1906"/>
+          </w:tcPr>
+          <w:p>
+            <w:pPr>
+              <w:spacing w:before="0" w:after="0"/>
+            </w:pPr>
+            <w:r>
+              <w:rPr>
+                <w:sz w:val="7"/>
+              </w:rPr>
+              <w:t>Adopt-as-context occurs only after human review/decision evidence and does not execute an owner module. Context authority remains AI-01; System 08 preserves candidate/decision/audit linkage without creating a second Context Engine.</w:t>
+            </w:r>
+          </w:p>
+        </w:tc>
+      </w:tr>
+    </w:tbl>
     <w:sectPr>
-      <w:pgSz w:w="15840" w:h="12240" w:orient="landscape"/>
+      <w:pgSz w:w="12240" w:h="15840" w:orient="landscape"/>
       <w:pgMar w:top="475" w:right="403" w:bottom="475" w:left="403" w:header="259" w:footer="259" w:gutter="0"/>
       <w:cols w:space="720"/>
       <w:docGrid w:linePitch="360"/>

--- a/ACPOS_STR-01_WORKSPACE_MOTHER_BASIC_DESIGN_TECH_PURPLE_v1.0.docx
+++ b/ACPOS_STR-01_WORKSPACE_MOTHER_BASIC_DESIGN_TECH_PURPLE_v1.0.docx
@@ -11254,15 +11254,16 @@
             <w:pPr>
               <w:spacing w:after="0" w:before="0"/>
             </w:pPr>
-            <w:r/>
-            <w:r>
-              <w:rPr>
-                <w:rFonts w:ascii="Noto Sans CJK TC" w:hAnsi="Noto Sans CJK TC" w:eastAsia="Noto Sans CJK TC"/>
-                <w:b w:val="0"/>
-                <w:color w:val="29243A"/>
-                <w:sz w:val="10"/>
-              </w:rPr>
-              <w:t>STR-01-ACT-NOOP</w:t>
+            <w:r>
+              <w:t>—</w:t>
+            </w:r>
+            <w:r>
+              <w:rPr>
+                <w:rFonts w:ascii="Noto Sans CJK TC" w:hAnsi="Noto Sans CJK TC" w:eastAsia="Noto Sans CJK TC"/>
+                <w:b w:val="0"/>
+                <w:color w:val="29243A"/>
+                <w:sz w:val="10"/>
+              </w:rPr>
             </w:r>
           </w:p>
         </w:tc>
@@ -11382,15 +11383,16 @@
             <w:pPr>
               <w:spacing w:after="0" w:before="0"/>
             </w:pPr>
-            <w:r/>
-            <w:r>
-              <w:rPr>
-                <w:rFonts w:ascii="Noto Sans CJK TC" w:hAnsi="Noto Sans CJK TC" w:eastAsia="Noto Sans CJK TC"/>
-                <w:b w:val="0"/>
-                <w:color w:val="29243A"/>
-                <w:sz w:val="10"/>
-              </w:rPr>
-              <w:t>STR-01-ACT-NOOP</w:t>
+            <w:r>
+              <w:t>—</w:t>
+            </w:r>
+            <w:r>
+              <w:rPr>
+                <w:rFonts w:ascii="Noto Sans CJK TC" w:hAnsi="Noto Sans CJK TC" w:eastAsia="Noto Sans CJK TC"/>
+                <w:b w:val="0"/>
+                <w:color w:val="29243A"/>
+                <w:sz w:val="10"/>
+              </w:rPr>
             </w:r>
           </w:p>
         </w:tc>
@@ -24423,7 +24425,7 @@
               <w:rPr>
                 <w:sz w:val="10"/>
               </w:rPr>
-              <w:t>STR-01-ACT-NOOP</w:t>
+              <w:t>—</w:t>
             </w:r>
           </w:p>
         </w:tc>
@@ -33768,7 +33770,7 @@
               <w:rPr>
                 <w:sz w:val="10"/>
               </w:rPr>
-              <w:t>STR-01-ACT-NOOP</w:t>
+              <w:t>—</w:t>
             </w:r>
           </w:p>
         </w:tc>

--- a/ACPOS_STR-01_WORKSPACE_MOTHER_BASIC_DESIGN_TECH_PURPLE_v1.0.docx
+++ b/ACPOS_STR-01_WORKSPACE_MOTHER_BASIC_DESIGN_TECH_PURPLE_v1.0.docx
@@ -36091,6 +36091,2954 @@
                 <w:sz w:val="7"/>
               </w:rPr>
               <w:t>Adopt-as-context occurs only after human review/decision evidence and does not execute an owner module. Context authority remains AI-01; System 08 preserves candidate/decision/audit linkage without creating a second Context Engine.</w:t>
+            </w:r>
+          </w:p>
+        </w:tc>
+      </w:tr>
+    </w:tbl>
+    <w:p>
+      <w:r>
+        <w:br w:type="page"/>
+      </w:r>
+    </w:p>
+    <w:p>
+      <w:pPr>
+        <w:pStyle w:val="Heading2"/>
+      </w:pPr>
+      <w:r>
+        <w:t>Canonical Business Entity Operation Applicability Matrix / 業務實體操作適用性矩陣</w:t>
+      </w:r>
+    </w:p>
+    <w:p>
+      <w:r>
+        <w:t>Authority: Current Word design + Mother §71 bounded completion. 本矩陣只正規化既有行為與目前未授權行為；不得據此新增 Business Entity、Operation、Runtime 或 API。 Current tree: b2f81b20322dd9e9268001126b07931b437e27df.</w:t>
+      </w:r>
+    </w:p>
+    <w:tbl>
+      <w:tblPr>
+        <w:tblStyle w:val="TableGrid"/>
+        <w:tblW w:type="auto" w:w="0"/>
+        <w:tblLook w:firstColumn="1" w:firstRow="1" w:lastColumn="0" w:lastRow="0" w:noHBand="0" w:noVBand="1" w:val="04A0"/>
+      </w:tblPr>
+      <w:tblGrid>
+        <w:gridCol w:w="2858"/>
+        <w:gridCol w:w="2858"/>
+        <w:gridCol w:w="2858"/>
+        <w:gridCol w:w="2858"/>
+      </w:tblGrid>
+      <w:tr>
+        <w:trPr>
+          <w:tblHeader w:val="true"/>
+        </w:trPr>
+        <w:tc>
+          <w:tcPr>
+            <w:tcW w:type="dxa" w:w="2858"/>
+          </w:tcPr>
+          <w:p>
+            <w:r/>
+            <w:r>
+              <w:rPr>
+                <w:b/>
+                <w:sz w:val="14"/>
+              </w:rPr>
+              <w:t>Entity</w:t>
+            </w:r>
+          </w:p>
+        </w:tc>
+        <w:tc>
+          <w:tcPr>
+            <w:tcW w:type="dxa" w:w="2858"/>
+          </w:tcPr>
+          <w:p>
+            <w:r/>
+            <w:r>
+              <w:rPr>
+                <w:b/>
+                <w:sz w:val="14"/>
+              </w:rPr>
+              <w:t>Operation</w:t>
+            </w:r>
+          </w:p>
+        </w:tc>
+        <w:tc>
+          <w:tcPr>
+            <w:tcW w:type="dxa" w:w="2858"/>
+          </w:tcPr>
+          <w:p>
+            <w:r/>
+            <w:r>
+              <w:rPr>
+                <w:b/>
+                <w:sz w:val="14"/>
+              </w:rPr>
+              <w:t>Applicability</w:t>
+            </w:r>
+          </w:p>
+        </w:tc>
+        <w:tc>
+          <w:tcPr>
+            <w:tcW w:type="dxa" w:w="2858"/>
+          </w:tcPr>
+          <w:p>
+            <w:r/>
+            <w:r>
+              <w:rPr>
+                <w:b/>
+                <w:sz w:val="14"/>
+              </w:rPr>
+              <w:t>Authority Evidence</w:t>
+            </w:r>
+          </w:p>
+        </w:tc>
+      </w:tr>
+      <w:tr>
+        <w:tc>
+          <w:tcPr>
+            <w:tcW w:type="dxa" w:w="2858"/>
+          </w:tcPr>
+          <w:p>
+            <w:r/>
+            <w:r>
+              <w:rPr>
+                <w:b w:val="0"/>
+                <w:sz w:val="14"/>
+              </w:rPr>
+              <w:t>StrategyCandidate</w:t>
+            </w:r>
+          </w:p>
+        </w:tc>
+        <w:tc>
+          <w:tcPr>
+            <w:tcW w:type="dxa" w:w="2858"/>
+          </w:tcPr>
+          <w:p>
+            <w:r/>
+            <w:r>
+              <w:rPr>
+                <w:b w:val="0"/>
+                <w:sz w:val="14"/>
+              </w:rPr>
+              <w:t>ARCHIVE_OR_DELETE</w:t>
+            </w:r>
+          </w:p>
+        </w:tc>
+        <w:tc>
+          <w:tcPr>
+            <w:tcW w:type="dxa" w:w="2858"/>
+          </w:tcPr>
+          <w:p>
+            <w:r/>
+            <w:r>
+              <w:rPr>
+                <w:b w:val="0"/>
+                <w:sz w:val="14"/>
+              </w:rPr>
+              <w:t>NOT_APPLICABLE</w:t>
+            </w:r>
+          </w:p>
+        </w:tc>
+        <w:tc>
+          <w:tcPr>
+            <w:tcW w:type="dxa" w:w="2858"/>
+          </w:tcPr>
+          <w:p>
+            <w:r/>
+            <w:r>
+              <w:rPr>
+                <w:b w:val="0"/>
+                <w:sz w:val="14"/>
+              </w:rPr>
+              <w:t>Current exact tree b2f81b20322dd9e9268001126b07931b437e27df: zero entity-bound operation evidence for this entity/operation. Mother §71 forbids speculative CRUD/sibling-feature expansion; current revision authorizes no new behavior.</w:t>
+            </w:r>
+          </w:p>
+        </w:tc>
+      </w:tr>
+      <w:tr>
+        <w:tc>
+          <w:tcPr>
+            <w:tcW w:type="dxa" w:w="2858"/>
+          </w:tcPr>
+          <w:p>
+            <w:r/>
+            <w:r>
+              <w:rPr>
+                <w:b w:val="0"/>
+                <w:sz w:val="14"/>
+              </w:rPr>
+              <w:t>StrategyCandidate</w:t>
+            </w:r>
+          </w:p>
+        </w:tc>
+        <w:tc>
+          <w:tcPr>
+            <w:tcW w:type="dxa" w:w="2858"/>
+          </w:tcPr>
+          <w:p>
+            <w:r/>
+            <w:r>
+              <w:rPr>
+                <w:b w:val="0"/>
+                <w:sz w:val="14"/>
+              </w:rPr>
+              <w:t>AUDIT</w:t>
+            </w:r>
+          </w:p>
+        </w:tc>
+        <w:tc>
+          <w:tcPr>
+            <w:tcW w:type="dxa" w:w="2858"/>
+          </w:tcPr>
+          <w:p>
+            <w:r/>
+            <w:r>
+              <w:rPr>
+                <w:b w:val="0"/>
+                <w:sz w:val="14"/>
+              </w:rPr>
+              <w:t>NOT_APPLICABLE</w:t>
+            </w:r>
+          </w:p>
+        </w:tc>
+        <w:tc>
+          <w:tcPr>
+            <w:tcW w:type="dxa" w:w="2858"/>
+          </w:tcPr>
+          <w:p>
+            <w:r/>
+            <w:r>
+              <w:rPr>
+                <w:b w:val="0"/>
+                <w:sz w:val="14"/>
+              </w:rPr>
+              <w:t>Current exact tree b2f81b20322dd9e9268001126b07931b437e27df: zero entity-bound operation evidence for this entity/operation. Mother §71 forbids speculative CRUD/sibling-feature expansion; current revision authorizes no new behavior.</w:t>
+            </w:r>
+          </w:p>
+        </w:tc>
+      </w:tr>
+      <w:tr>
+        <w:tc>
+          <w:tcPr>
+            <w:tcW w:type="dxa" w:w="2858"/>
+          </w:tcPr>
+          <w:p>
+            <w:r/>
+            <w:r>
+              <w:rPr>
+                <w:b w:val="0"/>
+                <w:sz w:val="14"/>
+              </w:rPr>
+              <w:t>StrategyCandidate</w:t>
+            </w:r>
+          </w:p>
+        </w:tc>
+        <w:tc>
+          <w:tcPr>
+            <w:tcW w:type="dxa" w:w="2858"/>
+          </w:tcPr>
+          <w:p>
+            <w:r/>
+            <w:r>
+              <w:rPr>
+                <w:b w:val="0"/>
+                <w:sz w:val="14"/>
+              </w:rPr>
+              <w:t>CATEGORY_OR_GROUP_BIND</w:t>
+            </w:r>
+          </w:p>
+        </w:tc>
+        <w:tc>
+          <w:tcPr>
+            <w:tcW w:type="dxa" w:w="2858"/>
+          </w:tcPr>
+          <w:p>
+            <w:r/>
+            <w:r>
+              <w:rPr>
+                <w:b w:val="0"/>
+                <w:sz w:val="14"/>
+              </w:rPr>
+              <w:t>NOT_APPLICABLE</w:t>
+            </w:r>
+          </w:p>
+        </w:tc>
+        <w:tc>
+          <w:tcPr>
+            <w:tcW w:type="dxa" w:w="2858"/>
+          </w:tcPr>
+          <w:p>
+            <w:r/>
+            <w:r>
+              <w:rPr>
+                <w:b w:val="0"/>
+                <w:sz w:val="14"/>
+              </w:rPr>
+              <w:t>Current exact tree b2f81b20322dd9e9268001126b07931b437e27df: zero entity-bound operation evidence for this entity/operation. Mother §71 forbids speculative CRUD/sibling-feature expansion; current revision authorizes no new behavior.</w:t>
+            </w:r>
+          </w:p>
+        </w:tc>
+      </w:tr>
+      <w:tr>
+        <w:tc>
+          <w:tcPr>
+            <w:tcW w:type="dxa" w:w="2858"/>
+          </w:tcPr>
+          <w:p>
+            <w:r/>
+            <w:r>
+              <w:rPr>
+                <w:b w:val="0"/>
+                <w:sz w:val="14"/>
+              </w:rPr>
+              <w:t>StrategyCandidate</w:t>
+            </w:r>
+          </w:p>
+        </w:tc>
+        <w:tc>
+          <w:tcPr>
+            <w:tcW w:type="dxa" w:w="2858"/>
+          </w:tcPr>
+          <w:p>
+            <w:r/>
+            <w:r>
+              <w:rPr>
+                <w:b w:val="0"/>
+                <w:sz w:val="14"/>
+              </w:rPr>
+              <w:t>CONFIRM_OR_APPROVE</w:t>
+            </w:r>
+          </w:p>
+        </w:tc>
+        <w:tc>
+          <w:tcPr>
+            <w:tcW w:type="dxa" w:w="2858"/>
+          </w:tcPr>
+          <w:p>
+            <w:r/>
+            <w:r>
+              <w:rPr>
+                <w:b w:val="0"/>
+                <w:sz w:val="14"/>
+              </w:rPr>
+              <w:t>NOT_APPLICABLE</w:t>
+            </w:r>
+          </w:p>
+        </w:tc>
+        <w:tc>
+          <w:tcPr>
+            <w:tcW w:type="dxa" w:w="2858"/>
+          </w:tcPr>
+          <w:p>
+            <w:r/>
+            <w:r>
+              <w:rPr>
+                <w:b w:val="0"/>
+                <w:sz w:val="14"/>
+              </w:rPr>
+              <w:t>Current exact tree b2f81b20322dd9e9268001126b07931b437e27df: zero entity-bound operation evidence for this entity/operation. Mother §71 forbids speculative CRUD/sibling-feature expansion; current revision authorizes no new behavior.</w:t>
+            </w:r>
+          </w:p>
+        </w:tc>
+      </w:tr>
+      <w:tr>
+        <w:tc>
+          <w:tcPr>
+            <w:tcW w:type="dxa" w:w="2858"/>
+          </w:tcPr>
+          <w:p>
+            <w:r/>
+            <w:r>
+              <w:rPr>
+                <w:b w:val="0"/>
+                <w:sz w:val="14"/>
+              </w:rPr>
+              <w:t>StrategyCandidate</w:t>
+            </w:r>
+          </w:p>
+        </w:tc>
+        <w:tc>
+          <w:tcPr>
+            <w:tcW w:type="dxa" w:w="2858"/>
+          </w:tcPr>
+          <w:p>
+            <w:r/>
+            <w:r>
+              <w:rPr>
+                <w:b w:val="0"/>
+                <w:sz w:val="14"/>
+              </w:rPr>
+              <w:t>CREATE</w:t>
+            </w:r>
+          </w:p>
+        </w:tc>
+        <w:tc>
+          <w:tcPr>
+            <w:tcW w:type="dxa" w:w="2858"/>
+          </w:tcPr>
+          <w:p>
+            <w:r/>
+            <w:r>
+              <w:rPr>
+                <w:b w:val="0"/>
+                <w:sz w:val="14"/>
+              </w:rPr>
+              <w:t>NOT_APPLICABLE</w:t>
+            </w:r>
+          </w:p>
+        </w:tc>
+        <w:tc>
+          <w:tcPr>
+            <w:tcW w:type="dxa" w:w="2858"/>
+          </w:tcPr>
+          <w:p>
+            <w:r/>
+            <w:r>
+              <w:rPr>
+                <w:b w:val="0"/>
+                <w:sz w:val="14"/>
+              </w:rPr>
+              <w:t>Current exact tree b2f81b20322dd9e9268001126b07931b437e27df: zero entity-bound operation evidence for this entity/operation. Mother §71 forbids speculative CRUD/sibling-feature expansion; current revision authorizes no new behavior.</w:t>
+            </w:r>
+          </w:p>
+        </w:tc>
+      </w:tr>
+      <w:tr>
+        <w:tc>
+          <w:tcPr>
+            <w:tcW w:type="dxa" w:w="2858"/>
+          </w:tcPr>
+          <w:p>
+            <w:r/>
+            <w:r>
+              <w:rPr>
+                <w:b w:val="0"/>
+                <w:sz w:val="14"/>
+              </w:rPr>
+              <w:t>StrategyCandidate</w:t>
+            </w:r>
+          </w:p>
+        </w:tc>
+        <w:tc>
+          <w:tcPr>
+            <w:tcW w:type="dxa" w:w="2858"/>
+          </w:tcPr>
+          <w:p>
+            <w:r/>
+            <w:r>
+              <w:rPr>
+                <w:b w:val="0"/>
+                <w:sz w:val="14"/>
+              </w:rPr>
+              <w:t>CREATION_MODE</w:t>
+            </w:r>
+          </w:p>
+        </w:tc>
+        <w:tc>
+          <w:tcPr>
+            <w:tcW w:type="dxa" w:w="2858"/>
+          </w:tcPr>
+          <w:p>
+            <w:r/>
+            <w:r>
+              <w:rPr>
+                <w:b w:val="0"/>
+                <w:sz w:val="14"/>
+              </w:rPr>
+              <w:t>NOT_APPLICABLE</w:t>
+            </w:r>
+          </w:p>
+        </w:tc>
+        <w:tc>
+          <w:tcPr>
+            <w:tcW w:type="dxa" w:w="2858"/>
+          </w:tcPr>
+          <w:p>
+            <w:r/>
+            <w:r>
+              <w:rPr>
+                <w:b w:val="0"/>
+                <w:sz w:val="14"/>
+              </w:rPr>
+              <w:t>Current exact tree b2f81b20322dd9e9268001126b07931b437e27df: zero entity-bound operation evidence for this entity/operation. Mother §71 forbids speculative CRUD/sibling-feature expansion; current revision authorizes no new behavior.</w:t>
+            </w:r>
+          </w:p>
+        </w:tc>
+      </w:tr>
+      <w:tr>
+        <w:tc>
+          <w:tcPr>
+            <w:tcW w:type="dxa" w:w="2858"/>
+          </w:tcPr>
+          <w:p>
+            <w:r/>
+            <w:r>
+              <w:rPr>
+                <w:b w:val="0"/>
+                <w:sz w:val="14"/>
+              </w:rPr>
+              <w:t>StrategyCandidate</w:t>
+            </w:r>
+          </w:p>
+        </w:tc>
+        <w:tc>
+          <w:tcPr>
+            <w:tcW w:type="dxa" w:w="2858"/>
+          </w:tcPr>
+          <w:p>
+            <w:r/>
+            <w:r>
+              <w:rPr>
+                <w:b w:val="0"/>
+                <w:sz w:val="14"/>
+              </w:rPr>
+              <w:t>DEPENDENCY_IMPACT</w:t>
+            </w:r>
+          </w:p>
+        </w:tc>
+        <w:tc>
+          <w:tcPr>
+            <w:tcW w:type="dxa" w:w="2858"/>
+          </w:tcPr>
+          <w:p>
+            <w:r/>
+            <w:r>
+              <w:rPr>
+                <w:b w:val="0"/>
+                <w:sz w:val="14"/>
+              </w:rPr>
+              <w:t>NOT_APPLICABLE</w:t>
+            </w:r>
+          </w:p>
+        </w:tc>
+        <w:tc>
+          <w:tcPr>
+            <w:tcW w:type="dxa" w:w="2858"/>
+          </w:tcPr>
+          <w:p>
+            <w:r/>
+            <w:r>
+              <w:rPr>
+                <w:b w:val="0"/>
+                <w:sz w:val="14"/>
+              </w:rPr>
+              <w:t>Current exact tree b2f81b20322dd9e9268001126b07931b437e27df: zero entity-bound operation evidence for this entity/operation. Mother §71 forbids speculative CRUD/sibling-feature expansion; current revision authorizes no new behavior.</w:t>
+            </w:r>
+          </w:p>
+        </w:tc>
+      </w:tr>
+      <w:tr>
+        <w:tc>
+          <w:tcPr>
+            <w:tcW w:type="dxa" w:w="2858"/>
+          </w:tcPr>
+          <w:p>
+            <w:r/>
+            <w:r>
+              <w:rPr>
+                <w:b w:val="0"/>
+                <w:sz w:val="14"/>
+              </w:rPr>
+              <w:t>StrategyCandidate</w:t>
+            </w:r>
+          </w:p>
+        </w:tc>
+        <w:tc>
+          <w:tcPr>
+            <w:tcW w:type="dxa" w:w="2858"/>
+          </w:tcPr>
+          <w:p>
+            <w:r/>
+            <w:r>
+              <w:rPr>
+                <w:b w:val="0"/>
+                <w:sz w:val="14"/>
+              </w:rPr>
+              <w:t>DISCOVER_OR_LIST</w:t>
+            </w:r>
+          </w:p>
+        </w:tc>
+        <w:tc>
+          <w:tcPr>
+            <w:tcW w:type="dxa" w:w="2858"/>
+          </w:tcPr>
+          <w:p>
+            <w:r/>
+            <w:r>
+              <w:rPr>
+                <w:b w:val="0"/>
+                <w:sz w:val="14"/>
+              </w:rPr>
+              <w:t>NOT_APPLICABLE</w:t>
+            </w:r>
+          </w:p>
+        </w:tc>
+        <w:tc>
+          <w:tcPr>
+            <w:tcW w:type="dxa" w:w="2858"/>
+          </w:tcPr>
+          <w:p>
+            <w:r/>
+            <w:r>
+              <w:rPr>
+                <w:b w:val="0"/>
+                <w:sz w:val="14"/>
+              </w:rPr>
+              <w:t>Current exact tree b2f81b20322dd9e9268001126b07931b437e27df: zero entity-bound operation evidence for this entity/operation. Mother §71 forbids speculative CRUD/sibling-feature expansion; current revision authorizes no new behavior.</w:t>
+            </w:r>
+          </w:p>
+        </w:tc>
+      </w:tr>
+      <w:tr>
+        <w:tc>
+          <w:tcPr>
+            <w:tcW w:type="dxa" w:w="2858"/>
+          </w:tcPr>
+          <w:p>
+            <w:r/>
+            <w:r>
+              <w:rPr>
+                <w:b w:val="0"/>
+                <w:sz w:val="14"/>
+              </w:rPr>
+              <w:t>StrategyCandidate</w:t>
+            </w:r>
+          </w:p>
+        </w:tc>
+        <w:tc>
+          <w:tcPr>
+            <w:tcW w:type="dxa" w:w="2858"/>
+          </w:tcPr>
+          <w:p>
+            <w:r/>
+            <w:r>
+              <w:rPr>
+                <w:b w:val="0"/>
+                <w:sz w:val="14"/>
+              </w:rPr>
+              <w:t>DRAFT</w:t>
+            </w:r>
+          </w:p>
+        </w:tc>
+        <w:tc>
+          <w:tcPr>
+            <w:tcW w:type="dxa" w:w="2858"/>
+          </w:tcPr>
+          <w:p>
+            <w:r/>
+            <w:r>
+              <w:rPr>
+                <w:b w:val="0"/>
+                <w:sz w:val="14"/>
+              </w:rPr>
+              <w:t>NOT_APPLICABLE</w:t>
+            </w:r>
+          </w:p>
+        </w:tc>
+        <w:tc>
+          <w:tcPr>
+            <w:tcW w:type="dxa" w:w="2858"/>
+          </w:tcPr>
+          <w:p>
+            <w:r/>
+            <w:r>
+              <w:rPr>
+                <w:b w:val="0"/>
+                <w:sz w:val="14"/>
+              </w:rPr>
+              <w:t>Current exact tree b2f81b20322dd9e9268001126b07931b437e27df: zero entity-bound operation evidence for this entity/operation. Mother §71 forbids speculative CRUD/sibling-feature expansion; current revision authorizes no new behavior.</w:t>
+            </w:r>
+          </w:p>
+        </w:tc>
+      </w:tr>
+      <w:tr>
+        <w:tc>
+          <w:tcPr>
+            <w:tcW w:type="dxa" w:w="2858"/>
+          </w:tcPr>
+          <w:p>
+            <w:r/>
+            <w:r>
+              <w:rPr>
+                <w:b w:val="0"/>
+                <w:sz w:val="14"/>
+              </w:rPr>
+              <w:t>StrategyCandidate</w:t>
+            </w:r>
+          </w:p>
+        </w:tc>
+        <w:tc>
+          <w:tcPr>
+            <w:tcW w:type="dxa" w:w="2858"/>
+          </w:tcPr>
+          <w:p>
+            <w:r/>
+            <w:r>
+              <w:rPr>
+                <w:b w:val="0"/>
+                <w:sz w:val="14"/>
+              </w:rPr>
+              <w:t>EDIT</w:t>
+            </w:r>
+          </w:p>
+        </w:tc>
+        <w:tc>
+          <w:tcPr>
+            <w:tcW w:type="dxa" w:w="2858"/>
+          </w:tcPr>
+          <w:p>
+            <w:r/>
+            <w:r>
+              <w:rPr>
+                <w:b w:val="0"/>
+                <w:sz w:val="14"/>
+              </w:rPr>
+              <w:t>NOT_APPLICABLE</w:t>
+            </w:r>
+          </w:p>
+        </w:tc>
+        <w:tc>
+          <w:tcPr>
+            <w:tcW w:type="dxa" w:w="2858"/>
+          </w:tcPr>
+          <w:p>
+            <w:r/>
+            <w:r>
+              <w:rPr>
+                <w:b w:val="0"/>
+                <w:sz w:val="14"/>
+              </w:rPr>
+              <w:t>Current exact tree b2f81b20322dd9e9268001126b07931b437e27df: zero entity-bound operation evidence for this entity/operation. Mother §71 forbids speculative CRUD/sibling-feature expansion; current revision authorizes no new behavior.</w:t>
+            </w:r>
+          </w:p>
+        </w:tc>
+      </w:tr>
+      <w:tr>
+        <w:tc>
+          <w:tcPr>
+            <w:tcW w:type="dxa" w:w="2858"/>
+          </w:tcPr>
+          <w:p>
+            <w:r/>
+            <w:r>
+              <w:rPr>
+                <w:b w:val="0"/>
+                <w:sz w:val="14"/>
+              </w:rPr>
+              <w:t>StrategyCandidate</w:t>
+            </w:r>
+          </w:p>
+        </w:tc>
+        <w:tc>
+          <w:tcPr>
+            <w:tcW w:type="dxa" w:w="2858"/>
+          </w:tcPr>
+          <w:p>
+            <w:r/>
+            <w:r>
+              <w:rPr>
+                <w:b w:val="0"/>
+                <w:sz w:val="14"/>
+              </w:rPr>
+              <w:t>ERROR_RECOVERY</w:t>
+            </w:r>
+          </w:p>
+        </w:tc>
+        <w:tc>
+          <w:tcPr>
+            <w:tcW w:type="dxa" w:w="2858"/>
+          </w:tcPr>
+          <w:p>
+            <w:r/>
+            <w:r>
+              <w:rPr>
+                <w:b w:val="0"/>
+                <w:sz w:val="14"/>
+              </w:rPr>
+              <w:t>NOT_APPLICABLE</w:t>
+            </w:r>
+          </w:p>
+        </w:tc>
+        <w:tc>
+          <w:tcPr>
+            <w:tcW w:type="dxa" w:w="2858"/>
+          </w:tcPr>
+          <w:p>
+            <w:r/>
+            <w:r>
+              <w:rPr>
+                <w:b w:val="0"/>
+                <w:sz w:val="14"/>
+              </w:rPr>
+              <w:t>Current exact tree b2f81b20322dd9e9268001126b07931b437e27df: zero entity-bound operation evidence for this entity/operation. Mother §71 forbids speculative CRUD/sibling-feature expansion; current revision authorizes no new behavior.</w:t>
+            </w:r>
+          </w:p>
+        </w:tc>
+      </w:tr>
+      <w:tr>
+        <w:tc>
+          <w:tcPr>
+            <w:tcW w:type="dxa" w:w="2858"/>
+          </w:tcPr>
+          <w:p>
+            <w:r/>
+            <w:r>
+              <w:rPr>
+                <w:b w:val="0"/>
+                <w:sz w:val="14"/>
+              </w:rPr>
+              <w:t>StrategyCandidate</w:t>
+            </w:r>
+          </w:p>
+        </w:tc>
+        <w:tc>
+          <w:tcPr>
+            <w:tcW w:type="dxa" w:w="2858"/>
+          </w:tcPr>
+          <w:p>
+            <w:r/>
+            <w:r>
+              <w:rPr>
+                <w:b w:val="0"/>
+                <w:sz w:val="14"/>
+              </w:rPr>
+              <w:t>LOCK_OR_UNLOCK</w:t>
+            </w:r>
+          </w:p>
+        </w:tc>
+        <w:tc>
+          <w:tcPr>
+            <w:tcW w:type="dxa" w:w="2858"/>
+          </w:tcPr>
+          <w:p>
+            <w:r/>
+            <w:r>
+              <w:rPr>
+                <w:b w:val="0"/>
+                <w:sz w:val="14"/>
+              </w:rPr>
+              <w:t>NOT_APPLICABLE</w:t>
+            </w:r>
+          </w:p>
+        </w:tc>
+        <w:tc>
+          <w:tcPr>
+            <w:tcW w:type="dxa" w:w="2858"/>
+          </w:tcPr>
+          <w:p>
+            <w:r/>
+            <w:r>
+              <w:rPr>
+                <w:b w:val="0"/>
+                <w:sz w:val="14"/>
+              </w:rPr>
+              <w:t>Current exact tree b2f81b20322dd9e9268001126b07931b437e27df: zero entity-bound operation evidence for this entity/operation. Mother §71 forbids speculative CRUD/sibling-feature expansion; current revision authorizes no new behavior.</w:t>
+            </w:r>
+          </w:p>
+        </w:tc>
+      </w:tr>
+      <w:tr>
+        <w:tc>
+          <w:tcPr>
+            <w:tcW w:type="dxa" w:w="2858"/>
+          </w:tcPr>
+          <w:p>
+            <w:r/>
+            <w:r>
+              <w:rPr>
+                <w:b w:val="0"/>
+                <w:sz w:val="14"/>
+              </w:rPr>
+              <w:t>StrategyCandidate</w:t>
+            </w:r>
+          </w:p>
+        </w:tc>
+        <w:tc>
+          <w:tcPr>
+            <w:tcW w:type="dxa" w:w="2858"/>
+          </w:tcPr>
+          <w:p>
+            <w:r/>
+            <w:r>
+              <w:rPr>
+                <w:b w:val="0"/>
+                <w:sz w:val="14"/>
+              </w:rPr>
+              <w:t>MOVE_OR_REPARENT</w:t>
+            </w:r>
+          </w:p>
+        </w:tc>
+        <w:tc>
+          <w:tcPr>
+            <w:tcW w:type="dxa" w:w="2858"/>
+          </w:tcPr>
+          <w:p>
+            <w:r/>
+            <w:r>
+              <w:rPr>
+                <w:b w:val="0"/>
+                <w:sz w:val="14"/>
+              </w:rPr>
+              <w:t>NOT_APPLICABLE</w:t>
+            </w:r>
+          </w:p>
+        </w:tc>
+        <w:tc>
+          <w:tcPr>
+            <w:tcW w:type="dxa" w:w="2858"/>
+          </w:tcPr>
+          <w:p>
+            <w:r/>
+            <w:r>
+              <w:rPr>
+                <w:b w:val="0"/>
+                <w:sz w:val="14"/>
+              </w:rPr>
+              <w:t>Current exact tree b2f81b20322dd9e9268001126b07931b437e27df: zero entity-bound operation evidence for this entity/operation. Mother §71 forbids speculative CRUD/sibling-feature expansion; current revision authorizes no new behavior.</w:t>
+            </w:r>
+          </w:p>
+        </w:tc>
+      </w:tr>
+      <w:tr>
+        <w:tc>
+          <w:tcPr>
+            <w:tcW w:type="dxa" w:w="2858"/>
+          </w:tcPr>
+          <w:p>
+            <w:r/>
+            <w:r>
+              <w:rPr>
+                <w:b w:val="0"/>
+                <w:sz w:val="14"/>
+              </w:rPr>
+              <w:t>StrategyCandidate</w:t>
+            </w:r>
+          </w:p>
+        </w:tc>
+        <w:tc>
+          <w:tcPr>
+            <w:tcW w:type="dxa" w:w="2858"/>
+          </w:tcPr>
+          <w:p>
+            <w:r/>
+            <w:r>
+              <w:rPr>
+                <w:b w:val="0"/>
+                <w:sz w:val="14"/>
+              </w:rPr>
+              <w:t>NEXT_STEP</w:t>
+            </w:r>
+          </w:p>
+        </w:tc>
+        <w:tc>
+          <w:tcPr>
+            <w:tcW w:type="dxa" w:w="2858"/>
+          </w:tcPr>
+          <w:p>
+            <w:r/>
+            <w:r>
+              <w:rPr>
+                <w:b w:val="0"/>
+                <w:sz w:val="14"/>
+              </w:rPr>
+              <w:t>NOT_APPLICABLE</w:t>
+            </w:r>
+          </w:p>
+        </w:tc>
+        <w:tc>
+          <w:tcPr>
+            <w:tcW w:type="dxa" w:w="2858"/>
+          </w:tcPr>
+          <w:p>
+            <w:r/>
+            <w:r>
+              <w:rPr>
+                <w:b w:val="0"/>
+                <w:sz w:val="14"/>
+              </w:rPr>
+              <w:t>Current exact tree b2f81b20322dd9e9268001126b07931b437e27df: zero entity-bound operation evidence for this entity/operation. Mother §71 forbids speculative CRUD/sibling-feature expansion; current revision authorizes no new behavior.</w:t>
+            </w:r>
+          </w:p>
+        </w:tc>
+      </w:tr>
+      <w:tr>
+        <w:tc>
+          <w:tcPr>
+            <w:tcW w:type="dxa" w:w="2858"/>
+          </w:tcPr>
+          <w:p>
+            <w:r/>
+            <w:r>
+              <w:rPr>
+                <w:b w:val="0"/>
+                <w:sz w:val="14"/>
+              </w:rPr>
+              <w:t>StrategyCandidate</w:t>
+            </w:r>
+          </w:p>
+        </w:tc>
+        <w:tc>
+          <w:tcPr>
+            <w:tcW w:type="dxa" w:w="2858"/>
+          </w:tcPr>
+          <w:p>
+            <w:r/>
+            <w:r>
+              <w:rPr>
+                <w:b w:val="0"/>
+                <w:sz w:val="14"/>
+              </w:rPr>
+              <w:t>PARENT_BIND</w:t>
+            </w:r>
+          </w:p>
+        </w:tc>
+        <w:tc>
+          <w:tcPr>
+            <w:tcW w:type="dxa" w:w="2858"/>
+          </w:tcPr>
+          <w:p>
+            <w:r/>
+            <w:r>
+              <w:rPr>
+                <w:b w:val="0"/>
+                <w:sz w:val="14"/>
+              </w:rPr>
+              <w:t>NOT_APPLICABLE</w:t>
+            </w:r>
+          </w:p>
+        </w:tc>
+        <w:tc>
+          <w:tcPr>
+            <w:tcW w:type="dxa" w:w="2858"/>
+          </w:tcPr>
+          <w:p>
+            <w:r/>
+            <w:r>
+              <w:rPr>
+                <w:b w:val="0"/>
+                <w:sz w:val="14"/>
+              </w:rPr>
+              <w:t>Current exact tree b2f81b20322dd9e9268001126b07931b437e27df: zero entity-bound operation evidence for this entity/operation. Mother §71 forbids speculative CRUD/sibling-feature expansion; current revision authorizes no new behavior.</w:t>
+            </w:r>
+          </w:p>
+        </w:tc>
+      </w:tr>
+      <w:tr>
+        <w:tc>
+          <w:tcPr>
+            <w:tcW w:type="dxa" w:w="2858"/>
+          </w:tcPr>
+          <w:p>
+            <w:r/>
+            <w:r>
+              <w:rPr>
+                <w:b w:val="0"/>
+                <w:sz w:val="14"/>
+              </w:rPr>
+              <w:t>StrategyCandidate</w:t>
+            </w:r>
+          </w:p>
+        </w:tc>
+        <w:tc>
+          <w:tcPr>
+            <w:tcW w:type="dxa" w:w="2858"/>
+          </w:tcPr>
+          <w:p>
+            <w:r/>
+            <w:r>
+              <w:rPr>
+                <w:b w:val="0"/>
+                <w:sz w:val="14"/>
+              </w:rPr>
+              <w:t>REORDER</w:t>
+            </w:r>
+          </w:p>
+        </w:tc>
+        <w:tc>
+          <w:tcPr>
+            <w:tcW w:type="dxa" w:w="2858"/>
+          </w:tcPr>
+          <w:p>
+            <w:r/>
+            <w:r>
+              <w:rPr>
+                <w:b w:val="0"/>
+                <w:sz w:val="14"/>
+              </w:rPr>
+              <w:t>NOT_APPLICABLE</w:t>
+            </w:r>
+          </w:p>
+        </w:tc>
+        <w:tc>
+          <w:tcPr>
+            <w:tcW w:type="dxa" w:w="2858"/>
+          </w:tcPr>
+          <w:p>
+            <w:r/>
+            <w:r>
+              <w:rPr>
+                <w:b w:val="0"/>
+                <w:sz w:val="14"/>
+              </w:rPr>
+              <w:t>Current exact tree b2f81b20322dd9e9268001126b07931b437e27df: zero entity-bound operation evidence for this entity/operation. Mother §71 forbids speculative CRUD/sibling-feature expansion; current revision authorizes no new behavior.</w:t>
+            </w:r>
+          </w:p>
+        </w:tc>
+      </w:tr>
+      <w:tr>
+        <w:tc>
+          <w:tcPr>
+            <w:tcW w:type="dxa" w:w="2858"/>
+          </w:tcPr>
+          <w:p>
+            <w:r/>
+            <w:r>
+              <w:rPr>
+                <w:b w:val="0"/>
+                <w:sz w:val="14"/>
+              </w:rPr>
+              <w:t>StrategyCandidate</w:t>
+            </w:r>
+          </w:p>
+        </w:tc>
+        <w:tc>
+          <w:tcPr>
+            <w:tcW w:type="dxa" w:w="2858"/>
+          </w:tcPr>
+          <w:p>
+            <w:r/>
+            <w:r>
+              <w:rPr>
+                <w:b w:val="0"/>
+                <w:sz w:val="14"/>
+              </w:rPr>
+              <w:t>RESTORE</w:t>
+            </w:r>
+          </w:p>
+        </w:tc>
+        <w:tc>
+          <w:tcPr>
+            <w:tcW w:type="dxa" w:w="2858"/>
+          </w:tcPr>
+          <w:p>
+            <w:r/>
+            <w:r>
+              <w:rPr>
+                <w:b w:val="0"/>
+                <w:sz w:val="14"/>
+              </w:rPr>
+              <w:t>NOT_APPLICABLE</w:t>
+            </w:r>
+          </w:p>
+        </w:tc>
+        <w:tc>
+          <w:tcPr>
+            <w:tcW w:type="dxa" w:w="2858"/>
+          </w:tcPr>
+          <w:p>
+            <w:r/>
+            <w:r>
+              <w:rPr>
+                <w:b w:val="0"/>
+                <w:sz w:val="14"/>
+              </w:rPr>
+              <w:t>Current exact tree b2f81b20322dd9e9268001126b07931b437e27df: zero entity-bound operation evidence for this entity/operation. Mother §71 forbids speculative CRUD/sibling-feature expansion; current revision authorizes no new behavior.</w:t>
+            </w:r>
+          </w:p>
+        </w:tc>
+      </w:tr>
+      <w:tr>
+        <w:tc>
+          <w:tcPr>
+            <w:tcW w:type="dxa" w:w="2858"/>
+          </w:tcPr>
+          <w:p>
+            <w:r/>
+            <w:r>
+              <w:rPr>
+                <w:b w:val="0"/>
+                <w:sz w:val="14"/>
+              </w:rPr>
+              <w:t>StrategyCandidate</w:t>
+            </w:r>
+          </w:p>
+        </w:tc>
+        <w:tc>
+          <w:tcPr>
+            <w:tcW w:type="dxa" w:w="2858"/>
+          </w:tcPr>
+          <w:p>
+            <w:r/>
+            <w:r>
+              <w:rPr>
+                <w:b w:val="0"/>
+                <w:sz w:val="14"/>
+              </w:rPr>
+              <w:t>RESUME</w:t>
+            </w:r>
+          </w:p>
+        </w:tc>
+        <w:tc>
+          <w:tcPr>
+            <w:tcW w:type="dxa" w:w="2858"/>
+          </w:tcPr>
+          <w:p>
+            <w:r/>
+            <w:r>
+              <w:rPr>
+                <w:b w:val="0"/>
+                <w:sz w:val="14"/>
+              </w:rPr>
+              <w:t>NOT_APPLICABLE</w:t>
+            </w:r>
+          </w:p>
+        </w:tc>
+        <w:tc>
+          <w:tcPr>
+            <w:tcW w:type="dxa" w:w="2858"/>
+          </w:tcPr>
+          <w:p>
+            <w:r/>
+            <w:r>
+              <w:rPr>
+                <w:b w:val="0"/>
+                <w:sz w:val="14"/>
+              </w:rPr>
+              <w:t>Current exact tree b2f81b20322dd9e9268001126b07931b437e27df: zero entity-bound operation evidence for this entity/operation. Mother §71 forbids speculative CRUD/sibling-feature expansion; current revision authorizes no new behavior.</w:t>
+            </w:r>
+          </w:p>
+        </w:tc>
+      </w:tr>
+      <w:tr>
+        <w:tc>
+          <w:tcPr>
+            <w:tcW w:type="dxa" w:w="2858"/>
+          </w:tcPr>
+          <w:p>
+            <w:r/>
+            <w:r>
+              <w:rPr>
+                <w:b w:val="0"/>
+                <w:sz w:val="14"/>
+              </w:rPr>
+              <w:t>StrategyCandidate</w:t>
+            </w:r>
+          </w:p>
+        </w:tc>
+        <w:tc>
+          <w:tcPr>
+            <w:tcW w:type="dxa" w:w="2858"/>
+          </w:tcPr>
+          <w:p>
+            <w:r/>
+            <w:r>
+              <w:rPr>
+                <w:b w:val="0"/>
+                <w:sz w:val="14"/>
+              </w:rPr>
+              <w:t>REVISE</w:t>
+            </w:r>
+          </w:p>
+        </w:tc>
+        <w:tc>
+          <w:tcPr>
+            <w:tcW w:type="dxa" w:w="2858"/>
+          </w:tcPr>
+          <w:p>
+            <w:r/>
+            <w:r>
+              <w:rPr>
+                <w:b w:val="0"/>
+                <w:sz w:val="14"/>
+              </w:rPr>
+              <w:t>NOT_APPLICABLE</w:t>
+            </w:r>
+          </w:p>
+        </w:tc>
+        <w:tc>
+          <w:tcPr>
+            <w:tcW w:type="dxa" w:w="2858"/>
+          </w:tcPr>
+          <w:p>
+            <w:r/>
+            <w:r>
+              <w:rPr>
+                <w:b w:val="0"/>
+                <w:sz w:val="14"/>
+              </w:rPr>
+              <w:t>Current exact tree b2f81b20322dd9e9268001126b07931b437e27df: zero entity-bound operation evidence for this entity/operation. Mother §71 forbids speculative CRUD/sibling-feature expansion; current revision authorizes no new behavior.</w:t>
+            </w:r>
+          </w:p>
+        </w:tc>
+      </w:tr>
+      <w:tr>
+        <w:tc>
+          <w:tcPr>
+            <w:tcW w:type="dxa" w:w="2858"/>
+          </w:tcPr>
+          <w:p>
+            <w:r/>
+            <w:r>
+              <w:rPr>
+                <w:b w:val="0"/>
+                <w:sz w:val="14"/>
+              </w:rPr>
+              <w:t>StrategyCandidate</w:t>
+            </w:r>
+          </w:p>
+        </w:tc>
+        <w:tc>
+          <w:tcPr>
+            <w:tcW w:type="dxa" w:w="2858"/>
+          </w:tcPr>
+          <w:p>
+            <w:r/>
+            <w:r>
+              <w:rPr>
+                <w:b w:val="0"/>
+                <w:sz w:val="14"/>
+              </w:rPr>
+              <w:t>SAVE</w:t>
+            </w:r>
+          </w:p>
+        </w:tc>
+        <w:tc>
+          <w:tcPr>
+            <w:tcW w:type="dxa" w:w="2858"/>
+          </w:tcPr>
+          <w:p>
+            <w:r/>
+            <w:r>
+              <w:rPr>
+                <w:b w:val="0"/>
+                <w:sz w:val="14"/>
+              </w:rPr>
+              <w:t>NOT_APPLICABLE</w:t>
+            </w:r>
+          </w:p>
+        </w:tc>
+        <w:tc>
+          <w:tcPr>
+            <w:tcW w:type="dxa" w:w="2858"/>
+          </w:tcPr>
+          <w:p>
+            <w:r/>
+            <w:r>
+              <w:rPr>
+                <w:b w:val="0"/>
+                <w:sz w:val="14"/>
+              </w:rPr>
+              <w:t>Current exact tree b2f81b20322dd9e9268001126b07931b437e27df: zero entity-bound operation evidence for this entity/operation. Mother §71 forbids speculative CRUD/sibling-feature expansion; current revision authorizes no new behavior.</w:t>
+            </w:r>
+          </w:p>
+        </w:tc>
+      </w:tr>
+      <w:tr>
+        <w:tc>
+          <w:tcPr>
+            <w:tcW w:type="dxa" w:w="2858"/>
+          </w:tcPr>
+          <w:p>
+            <w:r/>
+            <w:r>
+              <w:rPr>
+                <w:b w:val="0"/>
+                <w:sz w:val="14"/>
+              </w:rPr>
+              <w:t>StrategyCandidate</w:t>
+            </w:r>
+          </w:p>
+        </w:tc>
+        <w:tc>
+          <w:tcPr>
+            <w:tcW w:type="dxa" w:w="2858"/>
+          </w:tcPr>
+          <w:p>
+            <w:r/>
+            <w:r>
+              <w:rPr>
+                <w:b w:val="0"/>
+                <w:sz w:val="14"/>
+              </w:rPr>
+              <w:t>SELECT_OR_OPEN</w:t>
+            </w:r>
+          </w:p>
+        </w:tc>
+        <w:tc>
+          <w:tcPr>
+            <w:tcW w:type="dxa" w:w="2858"/>
+          </w:tcPr>
+          <w:p>
+            <w:r/>
+            <w:r>
+              <w:rPr>
+                <w:b w:val="0"/>
+                <w:sz w:val="14"/>
+              </w:rPr>
+              <w:t>NOT_APPLICABLE</w:t>
+            </w:r>
+          </w:p>
+        </w:tc>
+        <w:tc>
+          <w:tcPr>
+            <w:tcW w:type="dxa" w:w="2858"/>
+          </w:tcPr>
+          <w:p>
+            <w:r/>
+            <w:r>
+              <w:rPr>
+                <w:b w:val="0"/>
+                <w:sz w:val="14"/>
+              </w:rPr>
+              <w:t>Current exact tree b2f81b20322dd9e9268001126b07931b437e27df: zero entity-bound operation evidence for this entity/operation. Mother §71 forbids speculative CRUD/sibling-feature expansion; current revision authorizes no new behavior.</w:t>
+            </w:r>
+          </w:p>
+        </w:tc>
+      </w:tr>
+      <w:tr>
+        <w:tc>
+          <w:tcPr>
+            <w:tcW w:type="dxa" w:w="2858"/>
+          </w:tcPr>
+          <w:p>
+            <w:r/>
+            <w:r>
+              <w:rPr>
+                <w:b w:val="0"/>
+                <w:sz w:val="14"/>
+              </w:rPr>
+              <w:t>StrategyCandidate</w:t>
+            </w:r>
+          </w:p>
+        </w:tc>
+        <w:tc>
+          <w:tcPr>
+            <w:tcW w:type="dxa" w:w="2858"/>
+          </w:tcPr>
+          <w:p>
+            <w:r/>
+            <w:r>
+              <w:rPr>
+                <w:b w:val="0"/>
+                <w:sz w:val="14"/>
+              </w:rPr>
+              <w:t>VALIDATE</w:t>
+            </w:r>
+          </w:p>
+        </w:tc>
+        <w:tc>
+          <w:tcPr>
+            <w:tcW w:type="dxa" w:w="2858"/>
+          </w:tcPr>
+          <w:p>
+            <w:r/>
+            <w:r>
+              <w:rPr>
+                <w:b w:val="0"/>
+                <w:sz w:val="14"/>
+              </w:rPr>
+              <w:t>NOT_APPLICABLE</w:t>
+            </w:r>
+          </w:p>
+        </w:tc>
+        <w:tc>
+          <w:tcPr>
+            <w:tcW w:type="dxa" w:w="2858"/>
+          </w:tcPr>
+          <w:p>
+            <w:r/>
+            <w:r>
+              <w:rPr>
+                <w:b w:val="0"/>
+                <w:sz w:val="14"/>
+              </w:rPr>
+              <w:t>Current exact tree b2f81b20322dd9e9268001126b07931b437e27df: zero entity-bound operation evidence for this entity/operation. Mother §71 forbids speculative CRUD/sibling-feature expansion; current revision authorizes no new behavior.</w:t>
+            </w:r>
+          </w:p>
+        </w:tc>
+      </w:tr>
+      <w:tr>
+        <w:tc>
+          <w:tcPr>
+            <w:tcW w:type="dxa" w:w="2858"/>
+          </w:tcPr>
+          <w:p>
+            <w:r/>
+            <w:r>
+              <w:rPr>
+                <w:b w:val="0"/>
+                <w:sz w:val="14"/>
+              </w:rPr>
+              <w:t>StrategyCandidate</w:t>
+            </w:r>
+          </w:p>
+        </w:tc>
+        <w:tc>
+          <w:tcPr>
+            <w:tcW w:type="dxa" w:w="2858"/>
+          </w:tcPr>
+          <w:p>
+            <w:r/>
+            <w:r>
+              <w:rPr>
+                <w:b w:val="0"/>
+                <w:sz w:val="14"/>
+              </w:rPr>
+              <w:t>VERSION</w:t>
+            </w:r>
+          </w:p>
+        </w:tc>
+        <w:tc>
+          <w:tcPr>
+            <w:tcW w:type="dxa" w:w="2858"/>
+          </w:tcPr>
+          <w:p>
+            <w:r/>
+            <w:r>
+              <w:rPr>
+                <w:b w:val="0"/>
+                <w:sz w:val="14"/>
+              </w:rPr>
+              <w:t>NOT_APPLICABLE</w:t>
+            </w:r>
+          </w:p>
+        </w:tc>
+        <w:tc>
+          <w:tcPr>
+            <w:tcW w:type="dxa" w:w="2858"/>
+          </w:tcPr>
+          <w:p>
+            <w:r/>
+            <w:r>
+              <w:rPr>
+                <w:b w:val="0"/>
+                <w:sz w:val="14"/>
+              </w:rPr>
+              <w:t>Current exact tree b2f81b20322dd9e9268001126b07931b437e27df: zero entity-bound operation evidence for this entity/operation. Mother §71 forbids speculative CRUD/sibling-feature expansion; current revision authorizes no new behavior.</w:t>
+            </w:r>
+          </w:p>
+        </w:tc>
+      </w:tr>
+      <w:tr>
+        <w:tc>
+          <w:tcPr>
+            <w:tcW w:type="dxa" w:w="2858"/>
+          </w:tcPr>
+          <w:p>
+            <w:r/>
+            <w:r>
+              <w:rPr>
+                <w:b w:val="0"/>
+                <w:sz w:val="14"/>
+              </w:rPr>
+              <w:t>StrategyDecisionLedgerEntry</w:t>
+            </w:r>
+          </w:p>
+        </w:tc>
+        <w:tc>
+          <w:tcPr>
+            <w:tcW w:type="dxa" w:w="2858"/>
+          </w:tcPr>
+          <w:p>
+            <w:r/>
+            <w:r>
+              <w:rPr>
+                <w:b w:val="0"/>
+                <w:sz w:val="14"/>
+              </w:rPr>
+              <w:t>ARCHIVE_OR_DELETE</w:t>
+            </w:r>
+          </w:p>
+        </w:tc>
+        <w:tc>
+          <w:tcPr>
+            <w:tcW w:type="dxa" w:w="2858"/>
+          </w:tcPr>
+          <w:p>
+            <w:r/>
+            <w:r>
+              <w:rPr>
+                <w:b w:val="0"/>
+                <w:sz w:val="14"/>
+              </w:rPr>
+              <w:t>NOT_APPLICABLE</w:t>
+            </w:r>
+          </w:p>
+        </w:tc>
+        <w:tc>
+          <w:tcPr>
+            <w:tcW w:type="dxa" w:w="2858"/>
+          </w:tcPr>
+          <w:p>
+            <w:r/>
+            <w:r>
+              <w:rPr>
+                <w:b w:val="0"/>
+                <w:sz w:val="14"/>
+              </w:rPr>
+              <w:t>Current exact tree b2f81b20322dd9e9268001126b07931b437e27df: zero entity-bound operation evidence for this entity/operation. Mother §71 forbids speculative CRUD/sibling-feature expansion; current revision authorizes no new behavior.</w:t>
+            </w:r>
+          </w:p>
+        </w:tc>
+      </w:tr>
+      <w:tr>
+        <w:tc>
+          <w:tcPr>
+            <w:tcW w:type="dxa" w:w="2858"/>
+          </w:tcPr>
+          <w:p>
+            <w:r/>
+            <w:r>
+              <w:rPr>
+                <w:b w:val="0"/>
+                <w:sz w:val="14"/>
+              </w:rPr>
+              <w:t>StrategyDecisionLedgerEntry</w:t>
+            </w:r>
+          </w:p>
+        </w:tc>
+        <w:tc>
+          <w:tcPr>
+            <w:tcW w:type="dxa" w:w="2858"/>
+          </w:tcPr>
+          <w:p>
+            <w:r/>
+            <w:r>
+              <w:rPr>
+                <w:b w:val="0"/>
+                <w:sz w:val="14"/>
+              </w:rPr>
+              <w:t>AUDIT</w:t>
+            </w:r>
+          </w:p>
+        </w:tc>
+        <w:tc>
+          <w:tcPr>
+            <w:tcW w:type="dxa" w:w="2858"/>
+          </w:tcPr>
+          <w:p>
+            <w:r/>
+            <w:r>
+              <w:rPr>
+                <w:b w:val="0"/>
+                <w:sz w:val="14"/>
+              </w:rPr>
+              <w:t>NOT_APPLICABLE</w:t>
+            </w:r>
+          </w:p>
+        </w:tc>
+        <w:tc>
+          <w:tcPr>
+            <w:tcW w:type="dxa" w:w="2858"/>
+          </w:tcPr>
+          <w:p>
+            <w:r/>
+            <w:r>
+              <w:rPr>
+                <w:b w:val="0"/>
+                <w:sz w:val="14"/>
+              </w:rPr>
+              <w:t>Current exact tree b2f81b20322dd9e9268001126b07931b437e27df: zero entity-bound operation evidence for this entity/operation. Mother §71 forbids speculative CRUD/sibling-feature expansion; current revision authorizes no new behavior.</w:t>
+            </w:r>
+          </w:p>
+        </w:tc>
+      </w:tr>
+      <w:tr>
+        <w:tc>
+          <w:tcPr>
+            <w:tcW w:type="dxa" w:w="2858"/>
+          </w:tcPr>
+          <w:p>
+            <w:r/>
+            <w:r>
+              <w:rPr>
+                <w:b w:val="0"/>
+                <w:sz w:val="14"/>
+              </w:rPr>
+              <w:t>StrategyDecisionLedgerEntry</w:t>
+            </w:r>
+          </w:p>
+        </w:tc>
+        <w:tc>
+          <w:tcPr>
+            <w:tcW w:type="dxa" w:w="2858"/>
+          </w:tcPr>
+          <w:p>
+            <w:r/>
+            <w:r>
+              <w:rPr>
+                <w:b w:val="0"/>
+                <w:sz w:val="14"/>
+              </w:rPr>
+              <w:t>CATEGORY_OR_GROUP_BIND</w:t>
+            </w:r>
+          </w:p>
+        </w:tc>
+        <w:tc>
+          <w:tcPr>
+            <w:tcW w:type="dxa" w:w="2858"/>
+          </w:tcPr>
+          <w:p>
+            <w:r/>
+            <w:r>
+              <w:rPr>
+                <w:b w:val="0"/>
+                <w:sz w:val="14"/>
+              </w:rPr>
+              <w:t>NOT_APPLICABLE</w:t>
+            </w:r>
+          </w:p>
+        </w:tc>
+        <w:tc>
+          <w:tcPr>
+            <w:tcW w:type="dxa" w:w="2858"/>
+          </w:tcPr>
+          <w:p>
+            <w:r/>
+            <w:r>
+              <w:rPr>
+                <w:b w:val="0"/>
+                <w:sz w:val="14"/>
+              </w:rPr>
+              <w:t>Current exact tree b2f81b20322dd9e9268001126b07931b437e27df: zero entity-bound operation evidence for this entity/operation. Mother §71 forbids speculative CRUD/sibling-feature expansion; current revision authorizes no new behavior.</w:t>
+            </w:r>
+          </w:p>
+        </w:tc>
+      </w:tr>
+      <w:tr>
+        <w:tc>
+          <w:tcPr>
+            <w:tcW w:type="dxa" w:w="2858"/>
+          </w:tcPr>
+          <w:p>
+            <w:r/>
+            <w:r>
+              <w:rPr>
+                <w:b w:val="0"/>
+                <w:sz w:val="14"/>
+              </w:rPr>
+              <w:t>StrategyDecisionLedgerEntry</w:t>
+            </w:r>
+          </w:p>
+        </w:tc>
+        <w:tc>
+          <w:tcPr>
+            <w:tcW w:type="dxa" w:w="2858"/>
+          </w:tcPr>
+          <w:p>
+            <w:r/>
+            <w:r>
+              <w:rPr>
+                <w:b w:val="0"/>
+                <w:sz w:val="14"/>
+              </w:rPr>
+              <w:t>CONFIRM_OR_APPROVE</w:t>
+            </w:r>
+          </w:p>
+        </w:tc>
+        <w:tc>
+          <w:tcPr>
+            <w:tcW w:type="dxa" w:w="2858"/>
+          </w:tcPr>
+          <w:p>
+            <w:r/>
+            <w:r>
+              <w:rPr>
+                <w:b w:val="0"/>
+                <w:sz w:val="14"/>
+              </w:rPr>
+              <w:t>NOT_APPLICABLE</w:t>
+            </w:r>
+          </w:p>
+        </w:tc>
+        <w:tc>
+          <w:tcPr>
+            <w:tcW w:type="dxa" w:w="2858"/>
+          </w:tcPr>
+          <w:p>
+            <w:r/>
+            <w:r>
+              <w:rPr>
+                <w:b w:val="0"/>
+                <w:sz w:val="14"/>
+              </w:rPr>
+              <w:t>Current exact tree b2f81b20322dd9e9268001126b07931b437e27df: zero entity-bound operation evidence for this entity/operation. Mother §71 forbids speculative CRUD/sibling-feature expansion; current revision authorizes no new behavior.</w:t>
+            </w:r>
+          </w:p>
+        </w:tc>
+      </w:tr>
+      <w:tr>
+        <w:tc>
+          <w:tcPr>
+            <w:tcW w:type="dxa" w:w="2858"/>
+          </w:tcPr>
+          <w:p>
+            <w:r/>
+            <w:r>
+              <w:rPr>
+                <w:b w:val="0"/>
+                <w:sz w:val="14"/>
+              </w:rPr>
+              <w:t>StrategyDecisionLedgerEntry</w:t>
+            </w:r>
+          </w:p>
+        </w:tc>
+        <w:tc>
+          <w:tcPr>
+            <w:tcW w:type="dxa" w:w="2858"/>
+          </w:tcPr>
+          <w:p>
+            <w:r/>
+            <w:r>
+              <w:rPr>
+                <w:b w:val="0"/>
+                <w:sz w:val="14"/>
+              </w:rPr>
+              <w:t>CREATE</w:t>
+            </w:r>
+          </w:p>
+        </w:tc>
+        <w:tc>
+          <w:tcPr>
+            <w:tcW w:type="dxa" w:w="2858"/>
+          </w:tcPr>
+          <w:p>
+            <w:r/>
+            <w:r>
+              <w:rPr>
+                <w:b w:val="0"/>
+                <w:sz w:val="14"/>
+              </w:rPr>
+              <w:t>NOT_APPLICABLE</w:t>
+            </w:r>
+          </w:p>
+        </w:tc>
+        <w:tc>
+          <w:tcPr>
+            <w:tcW w:type="dxa" w:w="2858"/>
+          </w:tcPr>
+          <w:p>
+            <w:r/>
+            <w:r>
+              <w:rPr>
+                <w:b w:val="0"/>
+                <w:sz w:val="14"/>
+              </w:rPr>
+              <w:t>Current exact tree b2f81b20322dd9e9268001126b07931b437e27df: zero entity-bound operation evidence for this entity/operation. Mother §71 forbids speculative CRUD/sibling-feature expansion; current revision authorizes no new behavior.</w:t>
+            </w:r>
+          </w:p>
+        </w:tc>
+      </w:tr>
+      <w:tr>
+        <w:tc>
+          <w:tcPr>
+            <w:tcW w:type="dxa" w:w="2858"/>
+          </w:tcPr>
+          <w:p>
+            <w:r/>
+            <w:r>
+              <w:rPr>
+                <w:b w:val="0"/>
+                <w:sz w:val="14"/>
+              </w:rPr>
+              <w:t>StrategyDecisionLedgerEntry</w:t>
+            </w:r>
+          </w:p>
+        </w:tc>
+        <w:tc>
+          <w:tcPr>
+            <w:tcW w:type="dxa" w:w="2858"/>
+          </w:tcPr>
+          <w:p>
+            <w:r/>
+            <w:r>
+              <w:rPr>
+                <w:b w:val="0"/>
+                <w:sz w:val="14"/>
+              </w:rPr>
+              <w:t>CREATION_MODE</w:t>
+            </w:r>
+          </w:p>
+        </w:tc>
+        <w:tc>
+          <w:tcPr>
+            <w:tcW w:type="dxa" w:w="2858"/>
+          </w:tcPr>
+          <w:p>
+            <w:r/>
+            <w:r>
+              <w:rPr>
+                <w:b w:val="0"/>
+                <w:sz w:val="14"/>
+              </w:rPr>
+              <w:t>NOT_APPLICABLE</w:t>
+            </w:r>
+          </w:p>
+        </w:tc>
+        <w:tc>
+          <w:tcPr>
+            <w:tcW w:type="dxa" w:w="2858"/>
+          </w:tcPr>
+          <w:p>
+            <w:r/>
+            <w:r>
+              <w:rPr>
+                <w:b w:val="0"/>
+                <w:sz w:val="14"/>
+              </w:rPr>
+              <w:t>Current exact tree b2f81b20322dd9e9268001126b07931b437e27df: zero entity-bound operation evidence for this entity/operation. Mother §71 forbids speculative CRUD/sibling-feature expansion; current revision authorizes no new behavior.</w:t>
+            </w:r>
+          </w:p>
+        </w:tc>
+      </w:tr>
+      <w:tr>
+        <w:tc>
+          <w:tcPr>
+            <w:tcW w:type="dxa" w:w="2858"/>
+          </w:tcPr>
+          <w:p>
+            <w:r/>
+            <w:r>
+              <w:rPr>
+                <w:b w:val="0"/>
+                <w:sz w:val="14"/>
+              </w:rPr>
+              <w:t>StrategyDecisionLedgerEntry</w:t>
+            </w:r>
+          </w:p>
+        </w:tc>
+        <w:tc>
+          <w:tcPr>
+            <w:tcW w:type="dxa" w:w="2858"/>
+          </w:tcPr>
+          <w:p>
+            <w:r/>
+            <w:r>
+              <w:rPr>
+                <w:b w:val="0"/>
+                <w:sz w:val="14"/>
+              </w:rPr>
+              <w:t>DEPENDENCY_IMPACT</w:t>
+            </w:r>
+          </w:p>
+        </w:tc>
+        <w:tc>
+          <w:tcPr>
+            <w:tcW w:type="dxa" w:w="2858"/>
+          </w:tcPr>
+          <w:p>
+            <w:r/>
+            <w:r>
+              <w:rPr>
+                <w:b w:val="0"/>
+                <w:sz w:val="14"/>
+              </w:rPr>
+              <w:t>NOT_APPLICABLE</w:t>
+            </w:r>
+          </w:p>
+        </w:tc>
+        <w:tc>
+          <w:tcPr>
+            <w:tcW w:type="dxa" w:w="2858"/>
+          </w:tcPr>
+          <w:p>
+            <w:r/>
+            <w:r>
+              <w:rPr>
+                <w:b w:val="0"/>
+                <w:sz w:val="14"/>
+              </w:rPr>
+              <w:t>Current exact tree b2f81b20322dd9e9268001126b07931b437e27df: zero entity-bound operation evidence for this entity/operation. Mother §71 forbids speculative CRUD/sibling-feature expansion; current revision authorizes no new behavior.</w:t>
+            </w:r>
+          </w:p>
+        </w:tc>
+      </w:tr>
+      <w:tr>
+        <w:tc>
+          <w:tcPr>
+            <w:tcW w:type="dxa" w:w="2858"/>
+          </w:tcPr>
+          <w:p>
+            <w:r/>
+            <w:r>
+              <w:rPr>
+                <w:b w:val="0"/>
+                <w:sz w:val="14"/>
+              </w:rPr>
+              <w:t>StrategyDecisionLedgerEntry</w:t>
+            </w:r>
+          </w:p>
+        </w:tc>
+        <w:tc>
+          <w:tcPr>
+            <w:tcW w:type="dxa" w:w="2858"/>
+          </w:tcPr>
+          <w:p>
+            <w:r/>
+            <w:r>
+              <w:rPr>
+                <w:b w:val="0"/>
+                <w:sz w:val="14"/>
+              </w:rPr>
+              <w:t>DISCOVER_OR_LIST</w:t>
+            </w:r>
+          </w:p>
+        </w:tc>
+        <w:tc>
+          <w:tcPr>
+            <w:tcW w:type="dxa" w:w="2858"/>
+          </w:tcPr>
+          <w:p>
+            <w:r/>
+            <w:r>
+              <w:rPr>
+                <w:b w:val="0"/>
+                <w:sz w:val="14"/>
+              </w:rPr>
+              <w:t>NOT_APPLICABLE</w:t>
+            </w:r>
+          </w:p>
+        </w:tc>
+        <w:tc>
+          <w:tcPr>
+            <w:tcW w:type="dxa" w:w="2858"/>
+          </w:tcPr>
+          <w:p>
+            <w:r/>
+            <w:r>
+              <w:rPr>
+                <w:b w:val="0"/>
+                <w:sz w:val="14"/>
+              </w:rPr>
+              <w:t>Current exact tree b2f81b20322dd9e9268001126b07931b437e27df: zero entity-bound operation evidence for this entity/operation. Mother §71 forbids speculative CRUD/sibling-feature expansion; current revision authorizes no new behavior.</w:t>
+            </w:r>
+          </w:p>
+        </w:tc>
+      </w:tr>
+      <w:tr>
+        <w:tc>
+          <w:tcPr>
+            <w:tcW w:type="dxa" w:w="2858"/>
+          </w:tcPr>
+          <w:p>
+            <w:r/>
+            <w:r>
+              <w:rPr>
+                <w:b w:val="0"/>
+                <w:sz w:val="14"/>
+              </w:rPr>
+              <w:t>StrategyDecisionLedgerEntry</w:t>
+            </w:r>
+          </w:p>
+        </w:tc>
+        <w:tc>
+          <w:tcPr>
+            <w:tcW w:type="dxa" w:w="2858"/>
+          </w:tcPr>
+          <w:p>
+            <w:r/>
+            <w:r>
+              <w:rPr>
+                <w:b w:val="0"/>
+                <w:sz w:val="14"/>
+              </w:rPr>
+              <w:t>DRAFT</w:t>
+            </w:r>
+          </w:p>
+        </w:tc>
+        <w:tc>
+          <w:tcPr>
+            <w:tcW w:type="dxa" w:w="2858"/>
+          </w:tcPr>
+          <w:p>
+            <w:r/>
+            <w:r>
+              <w:rPr>
+                <w:b w:val="0"/>
+                <w:sz w:val="14"/>
+              </w:rPr>
+              <w:t>NOT_APPLICABLE</w:t>
+            </w:r>
+          </w:p>
+        </w:tc>
+        <w:tc>
+          <w:tcPr>
+            <w:tcW w:type="dxa" w:w="2858"/>
+          </w:tcPr>
+          <w:p>
+            <w:r/>
+            <w:r>
+              <w:rPr>
+                <w:b w:val="0"/>
+                <w:sz w:val="14"/>
+              </w:rPr>
+              <w:t>Current exact tree b2f81b20322dd9e9268001126b07931b437e27df: zero entity-bound operation evidence for this entity/operation. Mother §71 forbids speculative CRUD/sibling-feature expansion; current revision authorizes no new behavior.</w:t>
+            </w:r>
+          </w:p>
+        </w:tc>
+      </w:tr>
+      <w:tr>
+        <w:tc>
+          <w:tcPr>
+            <w:tcW w:type="dxa" w:w="2858"/>
+          </w:tcPr>
+          <w:p>
+            <w:r/>
+            <w:r>
+              <w:rPr>
+                <w:b w:val="0"/>
+                <w:sz w:val="14"/>
+              </w:rPr>
+              <w:t>StrategyDecisionLedgerEntry</w:t>
+            </w:r>
+          </w:p>
+        </w:tc>
+        <w:tc>
+          <w:tcPr>
+            <w:tcW w:type="dxa" w:w="2858"/>
+          </w:tcPr>
+          <w:p>
+            <w:r/>
+            <w:r>
+              <w:rPr>
+                <w:b w:val="0"/>
+                <w:sz w:val="14"/>
+              </w:rPr>
+              <w:t>EDIT</w:t>
+            </w:r>
+          </w:p>
+        </w:tc>
+        <w:tc>
+          <w:tcPr>
+            <w:tcW w:type="dxa" w:w="2858"/>
+          </w:tcPr>
+          <w:p>
+            <w:r/>
+            <w:r>
+              <w:rPr>
+                <w:b w:val="0"/>
+                <w:sz w:val="14"/>
+              </w:rPr>
+              <w:t>NOT_APPLICABLE</w:t>
+            </w:r>
+          </w:p>
+        </w:tc>
+        <w:tc>
+          <w:tcPr>
+            <w:tcW w:type="dxa" w:w="2858"/>
+          </w:tcPr>
+          <w:p>
+            <w:r/>
+            <w:r>
+              <w:rPr>
+                <w:b w:val="0"/>
+                <w:sz w:val="14"/>
+              </w:rPr>
+              <w:t>Current exact tree b2f81b20322dd9e9268001126b07931b437e27df: zero entity-bound operation evidence for this entity/operation. Mother §71 forbids speculative CRUD/sibling-feature expansion; current revision authorizes no new behavior.</w:t>
+            </w:r>
+          </w:p>
+        </w:tc>
+      </w:tr>
+      <w:tr>
+        <w:tc>
+          <w:tcPr>
+            <w:tcW w:type="dxa" w:w="2858"/>
+          </w:tcPr>
+          <w:p>
+            <w:r/>
+            <w:r>
+              <w:rPr>
+                <w:b w:val="0"/>
+                <w:sz w:val="14"/>
+              </w:rPr>
+              <w:t>StrategyDecisionLedgerEntry</w:t>
+            </w:r>
+          </w:p>
+        </w:tc>
+        <w:tc>
+          <w:tcPr>
+            <w:tcW w:type="dxa" w:w="2858"/>
+          </w:tcPr>
+          <w:p>
+            <w:r/>
+            <w:r>
+              <w:rPr>
+                <w:b w:val="0"/>
+                <w:sz w:val="14"/>
+              </w:rPr>
+              <w:t>ERROR_RECOVERY</w:t>
+            </w:r>
+          </w:p>
+        </w:tc>
+        <w:tc>
+          <w:tcPr>
+            <w:tcW w:type="dxa" w:w="2858"/>
+          </w:tcPr>
+          <w:p>
+            <w:r/>
+            <w:r>
+              <w:rPr>
+                <w:b w:val="0"/>
+                <w:sz w:val="14"/>
+              </w:rPr>
+              <w:t>NOT_APPLICABLE</w:t>
+            </w:r>
+          </w:p>
+        </w:tc>
+        <w:tc>
+          <w:tcPr>
+            <w:tcW w:type="dxa" w:w="2858"/>
+          </w:tcPr>
+          <w:p>
+            <w:r/>
+            <w:r>
+              <w:rPr>
+                <w:b w:val="0"/>
+                <w:sz w:val="14"/>
+              </w:rPr>
+              <w:t>Current exact tree b2f81b20322dd9e9268001126b07931b437e27df: zero entity-bound operation evidence for this entity/operation. Mother §71 forbids speculative CRUD/sibling-feature expansion; current revision authorizes no new behavior.</w:t>
+            </w:r>
+          </w:p>
+        </w:tc>
+      </w:tr>
+      <w:tr>
+        <w:tc>
+          <w:tcPr>
+            <w:tcW w:type="dxa" w:w="2858"/>
+          </w:tcPr>
+          <w:p>
+            <w:r/>
+            <w:r>
+              <w:rPr>
+                <w:b w:val="0"/>
+                <w:sz w:val="14"/>
+              </w:rPr>
+              <w:t>StrategyDecisionLedgerEntry</w:t>
+            </w:r>
+          </w:p>
+        </w:tc>
+        <w:tc>
+          <w:tcPr>
+            <w:tcW w:type="dxa" w:w="2858"/>
+          </w:tcPr>
+          <w:p>
+            <w:r/>
+            <w:r>
+              <w:rPr>
+                <w:b w:val="0"/>
+                <w:sz w:val="14"/>
+              </w:rPr>
+              <w:t>LOCK_OR_UNLOCK</w:t>
+            </w:r>
+          </w:p>
+        </w:tc>
+        <w:tc>
+          <w:tcPr>
+            <w:tcW w:type="dxa" w:w="2858"/>
+          </w:tcPr>
+          <w:p>
+            <w:r/>
+            <w:r>
+              <w:rPr>
+                <w:b w:val="0"/>
+                <w:sz w:val="14"/>
+              </w:rPr>
+              <w:t>NOT_APPLICABLE</w:t>
+            </w:r>
+          </w:p>
+        </w:tc>
+        <w:tc>
+          <w:tcPr>
+            <w:tcW w:type="dxa" w:w="2858"/>
+          </w:tcPr>
+          <w:p>
+            <w:r/>
+            <w:r>
+              <w:rPr>
+                <w:b w:val="0"/>
+                <w:sz w:val="14"/>
+              </w:rPr>
+              <w:t>Current exact tree b2f81b20322dd9e9268001126b07931b437e27df: zero entity-bound operation evidence for this entity/operation. Mother §71 forbids speculative CRUD/sibling-feature expansion; current revision authorizes no new behavior.</w:t>
+            </w:r>
+          </w:p>
+        </w:tc>
+      </w:tr>
+      <w:tr>
+        <w:tc>
+          <w:tcPr>
+            <w:tcW w:type="dxa" w:w="2858"/>
+          </w:tcPr>
+          <w:p>
+            <w:r/>
+            <w:r>
+              <w:rPr>
+                <w:b w:val="0"/>
+                <w:sz w:val="14"/>
+              </w:rPr>
+              <w:t>StrategyDecisionLedgerEntry</w:t>
+            </w:r>
+          </w:p>
+        </w:tc>
+        <w:tc>
+          <w:tcPr>
+            <w:tcW w:type="dxa" w:w="2858"/>
+          </w:tcPr>
+          <w:p>
+            <w:r/>
+            <w:r>
+              <w:rPr>
+                <w:b w:val="0"/>
+                <w:sz w:val="14"/>
+              </w:rPr>
+              <w:t>MOVE_OR_REPARENT</w:t>
+            </w:r>
+          </w:p>
+        </w:tc>
+        <w:tc>
+          <w:tcPr>
+            <w:tcW w:type="dxa" w:w="2858"/>
+          </w:tcPr>
+          <w:p>
+            <w:r/>
+            <w:r>
+              <w:rPr>
+                <w:b w:val="0"/>
+                <w:sz w:val="14"/>
+              </w:rPr>
+              <w:t>NOT_APPLICABLE</w:t>
+            </w:r>
+          </w:p>
+        </w:tc>
+        <w:tc>
+          <w:tcPr>
+            <w:tcW w:type="dxa" w:w="2858"/>
+          </w:tcPr>
+          <w:p>
+            <w:r/>
+            <w:r>
+              <w:rPr>
+                <w:b w:val="0"/>
+                <w:sz w:val="14"/>
+              </w:rPr>
+              <w:t>Current exact tree b2f81b20322dd9e9268001126b07931b437e27df: zero entity-bound operation evidence for this entity/operation. Mother §71 forbids speculative CRUD/sibling-feature expansion; current revision authorizes no new behavior.</w:t>
+            </w:r>
+          </w:p>
+        </w:tc>
+      </w:tr>
+      <w:tr>
+        <w:tc>
+          <w:tcPr>
+            <w:tcW w:type="dxa" w:w="2858"/>
+          </w:tcPr>
+          <w:p>
+            <w:r/>
+            <w:r>
+              <w:rPr>
+                <w:b w:val="0"/>
+                <w:sz w:val="14"/>
+              </w:rPr>
+              <w:t>StrategyDecisionLedgerEntry</w:t>
+            </w:r>
+          </w:p>
+        </w:tc>
+        <w:tc>
+          <w:tcPr>
+            <w:tcW w:type="dxa" w:w="2858"/>
+          </w:tcPr>
+          <w:p>
+            <w:r/>
+            <w:r>
+              <w:rPr>
+                <w:b w:val="0"/>
+                <w:sz w:val="14"/>
+              </w:rPr>
+              <w:t>NEXT_STEP</w:t>
+            </w:r>
+          </w:p>
+        </w:tc>
+        <w:tc>
+          <w:tcPr>
+            <w:tcW w:type="dxa" w:w="2858"/>
+          </w:tcPr>
+          <w:p>
+            <w:r/>
+            <w:r>
+              <w:rPr>
+                <w:b w:val="0"/>
+                <w:sz w:val="14"/>
+              </w:rPr>
+              <w:t>NOT_APPLICABLE</w:t>
+            </w:r>
+          </w:p>
+        </w:tc>
+        <w:tc>
+          <w:tcPr>
+            <w:tcW w:type="dxa" w:w="2858"/>
+          </w:tcPr>
+          <w:p>
+            <w:r/>
+            <w:r>
+              <w:rPr>
+                <w:b w:val="0"/>
+                <w:sz w:val="14"/>
+              </w:rPr>
+              <w:t>Current exact tree b2f81b20322dd9e9268001126b07931b437e27df: zero entity-bound operation evidence for this entity/operation. Mother §71 forbids speculative CRUD/sibling-feature expansion; current revision authorizes no new behavior.</w:t>
+            </w:r>
+          </w:p>
+        </w:tc>
+      </w:tr>
+      <w:tr>
+        <w:tc>
+          <w:tcPr>
+            <w:tcW w:type="dxa" w:w="2858"/>
+          </w:tcPr>
+          <w:p>
+            <w:r/>
+            <w:r>
+              <w:rPr>
+                <w:b w:val="0"/>
+                <w:sz w:val="14"/>
+              </w:rPr>
+              <w:t>StrategyDecisionLedgerEntry</w:t>
+            </w:r>
+          </w:p>
+        </w:tc>
+        <w:tc>
+          <w:tcPr>
+            <w:tcW w:type="dxa" w:w="2858"/>
+          </w:tcPr>
+          <w:p>
+            <w:r/>
+            <w:r>
+              <w:rPr>
+                <w:b w:val="0"/>
+                <w:sz w:val="14"/>
+              </w:rPr>
+              <w:t>PARENT_BIND</w:t>
+            </w:r>
+          </w:p>
+        </w:tc>
+        <w:tc>
+          <w:tcPr>
+            <w:tcW w:type="dxa" w:w="2858"/>
+          </w:tcPr>
+          <w:p>
+            <w:r/>
+            <w:r>
+              <w:rPr>
+                <w:b w:val="0"/>
+                <w:sz w:val="14"/>
+              </w:rPr>
+              <w:t>NOT_APPLICABLE</w:t>
+            </w:r>
+          </w:p>
+        </w:tc>
+        <w:tc>
+          <w:tcPr>
+            <w:tcW w:type="dxa" w:w="2858"/>
+          </w:tcPr>
+          <w:p>
+            <w:r/>
+            <w:r>
+              <w:rPr>
+                <w:b w:val="0"/>
+                <w:sz w:val="14"/>
+              </w:rPr>
+              <w:t>Current exact tree b2f81b20322dd9e9268001126b07931b437e27df: zero entity-bound operation evidence for this entity/operation. Mother §71 forbids speculative CRUD/sibling-feature expansion; current revision authorizes no new behavior.</w:t>
+            </w:r>
+          </w:p>
+        </w:tc>
+      </w:tr>
+      <w:tr>
+        <w:tc>
+          <w:tcPr>
+            <w:tcW w:type="dxa" w:w="2858"/>
+          </w:tcPr>
+          <w:p>
+            <w:r/>
+            <w:r>
+              <w:rPr>
+                <w:b w:val="0"/>
+                <w:sz w:val="14"/>
+              </w:rPr>
+              <w:t>StrategyDecisionLedgerEntry</w:t>
+            </w:r>
+          </w:p>
+        </w:tc>
+        <w:tc>
+          <w:tcPr>
+            <w:tcW w:type="dxa" w:w="2858"/>
+          </w:tcPr>
+          <w:p>
+            <w:r/>
+            <w:r>
+              <w:rPr>
+                <w:b w:val="0"/>
+                <w:sz w:val="14"/>
+              </w:rPr>
+              <w:t>REORDER</w:t>
+            </w:r>
+          </w:p>
+        </w:tc>
+        <w:tc>
+          <w:tcPr>
+            <w:tcW w:type="dxa" w:w="2858"/>
+          </w:tcPr>
+          <w:p>
+            <w:r/>
+            <w:r>
+              <w:rPr>
+                <w:b w:val="0"/>
+                <w:sz w:val="14"/>
+              </w:rPr>
+              <w:t>NOT_APPLICABLE</w:t>
+            </w:r>
+          </w:p>
+        </w:tc>
+        <w:tc>
+          <w:tcPr>
+            <w:tcW w:type="dxa" w:w="2858"/>
+          </w:tcPr>
+          <w:p>
+            <w:r/>
+            <w:r>
+              <w:rPr>
+                <w:b w:val="0"/>
+                <w:sz w:val="14"/>
+              </w:rPr>
+              <w:t>Current exact tree b2f81b20322dd9e9268001126b07931b437e27df: zero entity-bound operation evidence for this entity/operation. Mother §71 forbids speculative CRUD/sibling-feature expansion; current revision authorizes no new behavior.</w:t>
+            </w:r>
+          </w:p>
+        </w:tc>
+      </w:tr>
+      <w:tr>
+        <w:tc>
+          <w:tcPr>
+            <w:tcW w:type="dxa" w:w="2858"/>
+          </w:tcPr>
+          <w:p>
+            <w:r/>
+            <w:r>
+              <w:rPr>
+                <w:b w:val="0"/>
+                <w:sz w:val="14"/>
+              </w:rPr>
+              <w:t>StrategyDecisionLedgerEntry</w:t>
+            </w:r>
+          </w:p>
+        </w:tc>
+        <w:tc>
+          <w:tcPr>
+            <w:tcW w:type="dxa" w:w="2858"/>
+          </w:tcPr>
+          <w:p>
+            <w:r/>
+            <w:r>
+              <w:rPr>
+                <w:b w:val="0"/>
+                <w:sz w:val="14"/>
+              </w:rPr>
+              <w:t>RESTORE</w:t>
+            </w:r>
+          </w:p>
+        </w:tc>
+        <w:tc>
+          <w:tcPr>
+            <w:tcW w:type="dxa" w:w="2858"/>
+          </w:tcPr>
+          <w:p>
+            <w:r/>
+            <w:r>
+              <w:rPr>
+                <w:b w:val="0"/>
+                <w:sz w:val="14"/>
+              </w:rPr>
+              <w:t>NOT_APPLICABLE</w:t>
+            </w:r>
+          </w:p>
+        </w:tc>
+        <w:tc>
+          <w:tcPr>
+            <w:tcW w:type="dxa" w:w="2858"/>
+          </w:tcPr>
+          <w:p>
+            <w:r/>
+            <w:r>
+              <w:rPr>
+                <w:b w:val="0"/>
+                <w:sz w:val="14"/>
+              </w:rPr>
+              <w:t>Current exact tree b2f81b20322dd9e9268001126b07931b437e27df: zero entity-bound operation evidence for this entity/operation. Mother §71 forbids speculative CRUD/sibling-feature expansion; current revision authorizes no new behavior.</w:t>
+            </w:r>
+          </w:p>
+        </w:tc>
+      </w:tr>
+      <w:tr>
+        <w:tc>
+          <w:tcPr>
+            <w:tcW w:type="dxa" w:w="2858"/>
+          </w:tcPr>
+          <w:p>
+            <w:r/>
+            <w:r>
+              <w:rPr>
+                <w:b w:val="0"/>
+                <w:sz w:val="14"/>
+              </w:rPr>
+              <w:t>StrategyDecisionLedgerEntry</w:t>
+            </w:r>
+          </w:p>
+        </w:tc>
+        <w:tc>
+          <w:tcPr>
+            <w:tcW w:type="dxa" w:w="2858"/>
+          </w:tcPr>
+          <w:p>
+            <w:r/>
+            <w:r>
+              <w:rPr>
+                <w:b w:val="0"/>
+                <w:sz w:val="14"/>
+              </w:rPr>
+              <w:t>RESUME</w:t>
+            </w:r>
+          </w:p>
+        </w:tc>
+        <w:tc>
+          <w:tcPr>
+            <w:tcW w:type="dxa" w:w="2858"/>
+          </w:tcPr>
+          <w:p>
+            <w:r/>
+            <w:r>
+              <w:rPr>
+                <w:b w:val="0"/>
+                <w:sz w:val="14"/>
+              </w:rPr>
+              <w:t>NOT_APPLICABLE</w:t>
+            </w:r>
+          </w:p>
+        </w:tc>
+        <w:tc>
+          <w:tcPr>
+            <w:tcW w:type="dxa" w:w="2858"/>
+          </w:tcPr>
+          <w:p>
+            <w:r/>
+            <w:r>
+              <w:rPr>
+                <w:b w:val="0"/>
+                <w:sz w:val="14"/>
+              </w:rPr>
+              <w:t>Current exact tree b2f81b20322dd9e9268001126b07931b437e27df: zero entity-bound operation evidence for this entity/operation. Mother §71 forbids speculative CRUD/sibling-feature expansion; current revision authorizes no new behavior.</w:t>
+            </w:r>
+          </w:p>
+        </w:tc>
+      </w:tr>
+      <w:tr>
+        <w:tc>
+          <w:tcPr>
+            <w:tcW w:type="dxa" w:w="2858"/>
+          </w:tcPr>
+          <w:p>
+            <w:r/>
+            <w:r>
+              <w:rPr>
+                <w:b w:val="0"/>
+                <w:sz w:val="14"/>
+              </w:rPr>
+              <w:t>StrategyDecisionLedgerEntry</w:t>
+            </w:r>
+          </w:p>
+        </w:tc>
+        <w:tc>
+          <w:tcPr>
+            <w:tcW w:type="dxa" w:w="2858"/>
+          </w:tcPr>
+          <w:p>
+            <w:r/>
+            <w:r>
+              <w:rPr>
+                <w:b w:val="0"/>
+                <w:sz w:val="14"/>
+              </w:rPr>
+              <w:t>REVISE</w:t>
+            </w:r>
+          </w:p>
+        </w:tc>
+        <w:tc>
+          <w:tcPr>
+            <w:tcW w:type="dxa" w:w="2858"/>
+          </w:tcPr>
+          <w:p>
+            <w:r/>
+            <w:r>
+              <w:rPr>
+                <w:b w:val="0"/>
+                <w:sz w:val="14"/>
+              </w:rPr>
+              <w:t>NOT_APPLICABLE</w:t>
+            </w:r>
+          </w:p>
+        </w:tc>
+        <w:tc>
+          <w:tcPr>
+            <w:tcW w:type="dxa" w:w="2858"/>
+          </w:tcPr>
+          <w:p>
+            <w:r/>
+            <w:r>
+              <w:rPr>
+                <w:b w:val="0"/>
+                <w:sz w:val="14"/>
+              </w:rPr>
+              <w:t>Current exact tree b2f81b20322dd9e9268001126b07931b437e27df: zero entity-bound operation evidence for this entity/operation. Mother §71 forbids speculative CRUD/sibling-feature expansion; current revision authorizes no new behavior.</w:t>
+            </w:r>
+          </w:p>
+        </w:tc>
+      </w:tr>
+      <w:tr>
+        <w:tc>
+          <w:tcPr>
+            <w:tcW w:type="dxa" w:w="2858"/>
+          </w:tcPr>
+          <w:p>
+            <w:r/>
+            <w:r>
+              <w:rPr>
+                <w:b w:val="0"/>
+                <w:sz w:val="14"/>
+              </w:rPr>
+              <w:t>StrategyDecisionLedgerEntry</w:t>
+            </w:r>
+          </w:p>
+        </w:tc>
+        <w:tc>
+          <w:tcPr>
+            <w:tcW w:type="dxa" w:w="2858"/>
+          </w:tcPr>
+          <w:p>
+            <w:r/>
+            <w:r>
+              <w:rPr>
+                <w:b w:val="0"/>
+                <w:sz w:val="14"/>
+              </w:rPr>
+              <w:t>SAVE</w:t>
+            </w:r>
+          </w:p>
+        </w:tc>
+        <w:tc>
+          <w:tcPr>
+            <w:tcW w:type="dxa" w:w="2858"/>
+          </w:tcPr>
+          <w:p>
+            <w:r/>
+            <w:r>
+              <w:rPr>
+                <w:b w:val="0"/>
+                <w:sz w:val="14"/>
+              </w:rPr>
+              <w:t>NOT_APPLICABLE</w:t>
+            </w:r>
+          </w:p>
+        </w:tc>
+        <w:tc>
+          <w:tcPr>
+            <w:tcW w:type="dxa" w:w="2858"/>
+          </w:tcPr>
+          <w:p>
+            <w:r/>
+            <w:r>
+              <w:rPr>
+                <w:b w:val="0"/>
+                <w:sz w:val="14"/>
+              </w:rPr>
+              <w:t>Current exact tree b2f81b20322dd9e9268001126b07931b437e27df: zero entity-bound operation evidence for this entity/operation. Mother §71 forbids speculative CRUD/sibling-feature expansion; current revision authorizes no new behavior.</w:t>
+            </w:r>
+          </w:p>
+        </w:tc>
+      </w:tr>
+      <w:tr>
+        <w:tc>
+          <w:tcPr>
+            <w:tcW w:type="dxa" w:w="2858"/>
+          </w:tcPr>
+          <w:p>
+            <w:r/>
+            <w:r>
+              <w:rPr>
+                <w:b w:val="0"/>
+                <w:sz w:val="14"/>
+              </w:rPr>
+              <w:t>StrategyDecisionLedgerEntry</w:t>
+            </w:r>
+          </w:p>
+        </w:tc>
+        <w:tc>
+          <w:tcPr>
+            <w:tcW w:type="dxa" w:w="2858"/>
+          </w:tcPr>
+          <w:p>
+            <w:r/>
+            <w:r>
+              <w:rPr>
+                <w:b w:val="0"/>
+                <w:sz w:val="14"/>
+              </w:rPr>
+              <w:t>SELECT_OR_OPEN</w:t>
+            </w:r>
+          </w:p>
+        </w:tc>
+        <w:tc>
+          <w:tcPr>
+            <w:tcW w:type="dxa" w:w="2858"/>
+          </w:tcPr>
+          <w:p>
+            <w:r/>
+            <w:r>
+              <w:rPr>
+                <w:b w:val="0"/>
+                <w:sz w:val="14"/>
+              </w:rPr>
+              <w:t>NOT_APPLICABLE</w:t>
+            </w:r>
+          </w:p>
+        </w:tc>
+        <w:tc>
+          <w:tcPr>
+            <w:tcW w:type="dxa" w:w="2858"/>
+          </w:tcPr>
+          <w:p>
+            <w:r/>
+            <w:r>
+              <w:rPr>
+                <w:b w:val="0"/>
+                <w:sz w:val="14"/>
+              </w:rPr>
+              <w:t>Current exact tree b2f81b20322dd9e9268001126b07931b437e27df: zero entity-bound operation evidence for this entity/operation. Mother §71 forbids speculative CRUD/sibling-feature expansion; current revision authorizes no new behavior.</w:t>
+            </w:r>
+          </w:p>
+        </w:tc>
+      </w:tr>
+      <w:tr>
+        <w:tc>
+          <w:tcPr>
+            <w:tcW w:type="dxa" w:w="2858"/>
+          </w:tcPr>
+          <w:p>
+            <w:r/>
+            <w:r>
+              <w:rPr>
+                <w:b w:val="0"/>
+                <w:sz w:val="14"/>
+              </w:rPr>
+              <w:t>StrategyDecisionLedgerEntry</w:t>
+            </w:r>
+          </w:p>
+        </w:tc>
+        <w:tc>
+          <w:tcPr>
+            <w:tcW w:type="dxa" w:w="2858"/>
+          </w:tcPr>
+          <w:p>
+            <w:r/>
+            <w:r>
+              <w:rPr>
+                <w:b w:val="0"/>
+                <w:sz w:val="14"/>
+              </w:rPr>
+              <w:t>VALIDATE</w:t>
+            </w:r>
+          </w:p>
+        </w:tc>
+        <w:tc>
+          <w:tcPr>
+            <w:tcW w:type="dxa" w:w="2858"/>
+          </w:tcPr>
+          <w:p>
+            <w:r/>
+            <w:r>
+              <w:rPr>
+                <w:b w:val="0"/>
+                <w:sz w:val="14"/>
+              </w:rPr>
+              <w:t>NOT_APPLICABLE</w:t>
+            </w:r>
+          </w:p>
+        </w:tc>
+        <w:tc>
+          <w:tcPr>
+            <w:tcW w:type="dxa" w:w="2858"/>
+          </w:tcPr>
+          <w:p>
+            <w:r/>
+            <w:r>
+              <w:rPr>
+                <w:b w:val="0"/>
+                <w:sz w:val="14"/>
+              </w:rPr>
+              <w:t>Current exact tree b2f81b20322dd9e9268001126b07931b437e27df: zero entity-bound operation evidence for this entity/operation. Mother §71 forbids speculative CRUD/sibling-feature expansion; current revision authorizes no new behavior.</w:t>
+            </w:r>
+          </w:p>
+        </w:tc>
+      </w:tr>
+      <w:tr>
+        <w:tc>
+          <w:tcPr>
+            <w:tcW w:type="dxa" w:w="2858"/>
+          </w:tcPr>
+          <w:p>
+            <w:r/>
+            <w:r>
+              <w:rPr>
+                <w:b w:val="0"/>
+                <w:sz w:val="14"/>
+              </w:rPr>
+              <w:t>StrategyDecisionLedgerEntry</w:t>
+            </w:r>
+          </w:p>
+        </w:tc>
+        <w:tc>
+          <w:tcPr>
+            <w:tcW w:type="dxa" w:w="2858"/>
+          </w:tcPr>
+          <w:p>
+            <w:r/>
+            <w:r>
+              <w:rPr>
+                <w:b w:val="0"/>
+                <w:sz w:val="14"/>
+              </w:rPr>
+              <w:t>VERSION</w:t>
+            </w:r>
+          </w:p>
+        </w:tc>
+        <w:tc>
+          <w:tcPr>
+            <w:tcW w:type="dxa" w:w="2858"/>
+          </w:tcPr>
+          <w:p>
+            <w:r/>
+            <w:r>
+              <w:rPr>
+                <w:b w:val="0"/>
+                <w:sz w:val="14"/>
+              </w:rPr>
+              <w:t>NOT_APPLICABLE</w:t>
+            </w:r>
+          </w:p>
+        </w:tc>
+        <w:tc>
+          <w:tcPr>
+            <w:tcW w:type="dxa" w:w="2858"/>
+          </w:tcPr>
+          <w:p>
+            <w:r/>
+            <w:r>
+              <w:rPr>
+                <w:b w:val="0"/>
+                <w:sz w:val="14"/>
+              </w:rPr>
+              <w:t>Current exact tree b2f81b20322dd9e9268001126b07931b437e27df: zero entity-bound operation evidence for this entity/operation. Mother §71 forbids speculative CRUD/sibling-feature expansion; current revision authorizes no new behavior.</w:t>
             </w:r>
           </w:p>
         </w:tc>

--- a/ACPOS_STR-01_WORKSPACE_MOTHER_BASIC_DESIGN_TECH_PURPLE_v1.0.docx
+++ b/ACPOS_STR-01_WORKSPACE_MOTHER_BASIC_DESIGN_TECH_PURPLE_v1.0.docx
@@ -39039,6 +39039,271 @@
                 <w:sz w:val="14"/>
               </w:rPr>
               <w:t>Current exact tree b2f81b20322dd9e9268001126b07931b437e27df: zero entity-bound operation evidence for this entity/operation. Mother §71 forbids speculative CRUD/sibling-feature expansion; current revision authorizes no new behavior.</w:t>
+            </w:r>
+          </w:p>
+        </w:tc>
+      </w:tr>
+    </w:tbl>
+    <w:p>
+      <w:r>
+        <w:br w:type="page"/>
+      </w:r>
+    </w:p>
+    <w:p>
+      <w:pPr>
+        <w:pStyle w:val="Heading1"/>
+      </w:pPr>
+      <w:r>
+        <w:t>Mother Planning / Basic Design Closure Annex｜規劃設計規範閉環補充</w:t>
+      </w:r>
+    </w:p>
+    <w:p>
+      <w:r>
+        <w:t>[ACPOS-20260922-PLANNING-DESIGN-CLOSURE-ANNEX-V1]</w:t>
+      </w:r>
+      <w:r>
+        <w:t xml:space="preserve"> 本附錄只補規劃／基本設計規範缺口；原頁面既有功能、Owner、Operation、Permission、Entity、Visual 與跨頁 Authority 仍為同一 Canonical Owner。不得由本附錄發明 Runtime/API/DB/Provider 行為，也不得建立第二套平行規範。</w:t>
+      </w:r>
+    </w:p>
+    <w:p>
+      <w:pPr>
+        <w:pStyle w:val="Heading2"/>
+      </w:pPr>
+      <w:r>
+        <w:t>Requirement Definition Gate Closure｜需求定義補齊</w:t>
+      </w:r>
+    </w:p>
+    <w:p>
+      <w:r>
+        <w:t>[ACPOS-DESIGN-CLOSURE:STR-01:REQUIREMENTS]</w:t>
+      </w:r>
+    </w:p>
+    <w:tbl>
+      <w:tblPr>
+        <w:tblStyle w:val="TableGrid"/>
+        <w:tblW w:type="auto" w:w="0"/>
+        <w:tblLook w:firstColumn="1" w:firstRow="1" w:lastColumn="0" w:lastRow="0" w:noHBand="0" w:noVBand="1" w:val="04A0"/>
+      </w:tblPr>
+      <w:tblGrid>
+        <w:gridCol w:w="5717"/>
+        <w:gridCol w:w="5717"/>
+      </w:tblGrid>
+      <w:tr>
+        <w:tc>
+          <w:tcPr>
+            <w:tcW w:type="dxa" w:w="5717"/>
+          </w:tcPr>
+          <w:p>
+            <w:r>
+              <w:t>Design Item / 設計項目</w:t>
+            </w:r>
+          </w:p>
+        </w:tc>
+        <w:tc>
+          <w:tcPr>
+            <w:tcW w:type="dxa" w:w="5717"/>
+          </w:tcPr>
+          <w:p>
+            <w:r>
+              <w:t>Canonical Planning Design Contract / 正式規劃設計契約</w:t>
+            </w:r>
+          </w:p>
+        </w:tc>
+      </w:tr>
+      <w:tr>
+        <w:tc>
+          <w:tcPr>
+            <w:tcW w:type="dxa" w:w="5717"/>
+          </w:tcPr>
+          <w:p>
+            <w:r>
+              <w:t>Project Scope</w:t>
+            </w:r>
+          </w:p>
+        </w:tc>
+        <w:tc>
+          <w:tcPr>
+            <w:tcW w:type="dxa" w:w="5717"/>
+          </w:tcPr>
+          <w:p>
+            <w:r>
+              <w:t>STR-01／戰略工作區 current Word planning/basic-design scope；僅補設計規範，不改變已存在產品 Authority。</w:t>
+            </w:r>
+          </w:p>
+        </w:tc>
+      </w:tr>
+      <w:tr>
+        <w:tc>
+          <w:tcPr>
+            <w:tcW w:type="dxa" w:w="5717"/>
+          </w:tcPr>
+          <w:p>
+            <w:r>
+              <w:t>Business Goal</w:t>
+            </w:r>
+          </w:p>
+        </w:tc>
+        <w:tc>
+          <w:tcPr>
+            <w:tcW w:type="dxa" w:w="5717"/>
+          </w:tcPr>
+          <w:p>
+            <w:r>
+              <w:t>在同一 Strategy Workspace 保留 topic/context/conversation continuity，讓受權限控制的使用者完成 TEXT_CHAT 型策略討論、分析、建議與決策支援。</w:t>
+            </w:r>
+          </w:p>
+        </w:tc>
+      </w:tr>
+      <w:tr>
+        <w:tc>
+          <w:tcPr>
+            <w:tcW w:type="dxa" w:w="5717"/>
+          </w:tcPr>
+          <w:p>
+            <w:r>
+              <w:t>Target User / Role Definition</w:t>
+            </w:r>
+          </w:p>
+        </w:tc>
+        <w:tc>
+          <w:tcPr>
+            <w:tcW w:type="dxa" w:w="5717"/>
+          </w:tcPr>
+          <w:p>
+            <w:r>
+              <w:t>具 STR-01 戰略工作區與對話權限的內部策略使用者／決策參與者。</w:t>
+            </w:r>
+          </w:p>
+        </w:tc>
+      </w:tr>
+      <w:tr>
+        <w:tc>
+          <w:tcPr>
+            <w:tcW w:type="dxa" w:w="5717"/>
+          </w:tcPr>
+          <w:p>
+            <w:r>
+              <w:t>Functional Requirements</w:t>
+            </w:r>
+          </w:p>
+        </w:tc>
+        <w:tc>
+          <w:tcPr>
+            <w:tcW w:type="dxa" w:w="5717"/>
+          </w:tcPr>
+          <w:p>
+            <w:r>
+              <w:t>建立或恢復策略 context、TEXT_CHAT 對話、引用 evidence/context、查看分析與 recommendation、形成決策支援／resource proposal／feedback 並安全 handoff。</w:t>
+            </w:r>
+          </w:p>
+        </w:tc>
+      </w:tr>
+      <w:tr>
+        <w:tc>
+          <w:tcPr>
+            <w:tcW w:type="dxa" w:w="5717"/>
+          </w:tcPr>
+          <w:p>
+            <w:r>
+              <w:t>Non-functional Requirements</w:t>
+            </w:r>
+          </w:p>
+        </w:tc>
+        <w:tc>
+          <w:tcPr>
+            <w:tcW w:type="dxa" w:w="5717"/>
+          </w:tcPr>
+          <w:p>
+            <w:r>
+              <w:t>Conversation/thread continuity、Exact context fingerprint、Audit、Fail Closed、不得將 Assistant output 自動視為 Human approval。</w:t>
+            </w:r>
+          </w:p>
+        </w:tc>
+      </w:tr>
+      <w:tr>
+        <w:tc>
+          <w:tcPr>
+            <w:tcW w:type="dxa" w:w="5717"/>
+          </w:tcPr>
+          <w:p>
+            <w:r>
+              <w:t>Out-of-Scope Definition</w:t>
+            </w:r>
+          </w:p>
+        </w:tc>
+        <w:tc>
+          <w:tcPr>
+            <w:tcW w:type="dxa" w:w="5717"/>
+          </w:tcPr>
+          <w:p>
+            <w:r>
+              <w:t>禁止建立第二 Conversation Core、禁止繞過 Human Decision/Approval、禁止為缺失能力發明新的 runtime/provider。</w:t>
+            </w:r>
+          </w:p>
+        </w:tc>
+      </w:tr>
+      <w:tr>
+        <w:tc>
+          <w:tcPr>
+            <w:tcW w:type="dxa" w:w="5717"/>
+          </w:tcPr>
+          <w:p>
+            <w:r>
+              <w:t>Glossary</w:t>
+            </w:r>
+          </w:p>
+        </w:tc>
+        <w:tc>
+          <w:tcPr>
+            <w:tcW w:type="dxa" w:w="5717"/>
+          </w:tcPr>
+          <w:p>
+            <w:r>
+              <w:t>STR-01 使用本文既有 Entity / Operation / State / Owner / Evidence / Version 名詞；同義詞不得建立第二 identity。</w:t>
+            </w:r>
+          </w:p>
+        </w:tc>
+      </w:tr>
+      <w:tr>
+        <w:tc>
+          <w:tcPr>
+            <w:tcW w:type="dxa" w:w="5717"/>
+          </w:tcPr>
+          <w:p>
+            <w:r>
+              <w:t>Naming Registry Initial State</w:t>
+            </w:r>
+          </w:p>
+        </w:tc>
+        <w:tc>
+          <w:tcPr>
+            <w:tcW w:type="dxa" w:w="5717"/>
+          </w:tcPr>
+          <w:p>
+            <w:r>
+              <w:t>Page UID=STR-01；Owner File=ACPOS_STR-01_WORKSPACE_MOTHER_BASIC_DESIGN_TECH_PURPLE_v1.0.docx；Current canonical filename only；禁止 copy/backup/alternate owner。</w:t>
+            </w:r>
+          </w:p>
+        </w:tc>
+      </w:tr>
+      <w:tr>
+        <w:tc>
+          <w:tcPr>
+            <w:tcW w:type="dxa" w:w="5717"/>
+          </w:tcPr>
+          <w:p>
+            <w:r>
+              <w:t>Authority</w:t>
+            </w:r>
+          </w:p>
+        </w:tc>
+        <w:tc>
+          <w:tcPr>
+            <w:tcW w:type="dxa" w:w="5717"/>
+          </w:tcPr>
+          <w:p>
+            <w:r>
+              <w:t>Current STR-01 Word + Mother 01→04；缺產品選擇時 BLOCK，不由本附錄猜測。</w:t>
             </w:r>
           </w:p>
         </w:tc>
